--- a/python/python7_data_structure.docx
+++ b/python/python7_data_structure.docx
@@ -6,6 +6,7 @@
       <w:pPr>
         <w:jc w:val="center"/>
         <w:rPr>
+          <w:rFonts w:ascii="Carlito" w:hAnsi="Carlito" w:cs="Carlito"/>
           <w:b/>
           <w:bCs/>
           <w:sz w:val="44"/>
@@ -14,6 +15,7 @@
       </w:pPr>
       <w:r>
         <w:rPr>
+          <w:rFonts w:ascii="Carlito" w:hAnsi="Carlito" w:cs="Carlito"/>
           <w:b/>
           <w:bCs/>
           <w:sz w:val="44"/>
@@ -26,20 +28,23 @@
       <w:pPr>
         <w:jc w:val="both"/>
         <w:rPr>
-          <w:sz w:val="36"/>
-          <w:szCs w:val="36"/>
-        </w:rPr>
-      </w:pPr>
-    </w:p>
-    <w:p>
-      <w:pPr>
-        <w:rPr>
-          <w:sz w:val="36"/>
-          <w:szCs w:val="36"/>
-        </w:rPr>
-      </w:pPr>
-      <w:r>
-        <w:rPr>
+          <w:rFonts w:ascii="Carlito" w:hAnsi="Carlito" w:cs="Carlito"/>
+          <w:sz w:val="36"/>
+          <w:szCs w:val="36"/>
+        </w:rPr>
+      </w:pPr>
+    </w:p>
+    <w:p>
+      <w:pPr>
+        <w:rPr>
+          <w:rFonts w:ascii="Carlito" w:hAnsi="Carlito" w:cs="Carlito"/>
+          <w:sz w:val="36"/>
+          <w:szCs w:val="36"/>
+        </w:rPr>
+      </w:pPr>
+      <w:r>
+        <w:rPr>
+          <w:rFonts w:ascii="Carlito" w:hAnsi="Carlito" w:cs="Carlito"/>
           <w:sz w:val="36"/>
           <w:szCs w:val="36"/>
         </w:rPr>
@@ -50,14 +55,16 @@
       <w:pPr>
         <w:jc w:val="both"/>
         <w:rPr>
-          <w:b/>
-          <w:bCs/>
-          <w:sz w:val="36"/>
-          <w:szCs w:val="36"/>
-        </w:rPr>
-      </w:pPr>
-      <w:r>
-        <w:rPr>
+          <w:rFonts w:ascii="Carlito" w:hAnsi="Carlito" w:cs="Carlito"/>
+          <w:b/>
+          <w:bCs/>
+          <w:sz w:val="36"/>
+          <w:szCs w:val="36"/>
+        </w:rPr>
+      </w:pPr>
+      <w:r>
+        <w:rPr>
+          <w:rFonts w:ascii="Carlito" w:hAnsi="Carlito" w:cs="Carlito"/>
           <w:b/>
           <w:bCs/>
           <w:sz w:val="36"/>
@@ -71,14 +78,16 @@
       <w:pPr>
         <w:jc w:val="both"/>
         <w:rPr>
-          <w:b/>
-          <w:bCs/>
-          <w:sz w:val="36"/>
-          <w:szCs w:val="36"/>
-        </w:rPr>
-      </w:pPr>
-      <w:r>
-        <w:rPr>
+          <w:rFonts w:ascii="Carlito" w:hAnsi="Carlito" w:cs="Carlito"/>
+          <w:b/>
+          <w:bCs/>
+          <w:sz w:val="36"/>
+          <w:szCs w:val="36"/>
+        </w:rPr>
+      </w:pPr>
+      <w:r>
+        <w:rPr>
+          <w:rFonts w:ascii="Carlito" w:hAnsi="Carlito" w:cs="Carlito"/>
           <w:b/>
           <w:bCs/>
           <w:sz w:val="36"/>
@@ -91,12 +100,14 @@
       <w:pPr>
         <w:jc w:val="both"/>
         <w:rPr>
-          <w:sz w:val="36"/>
-          <w:szCs w:val="36"/>
-        </w:rPr>
-      </w:pPr>
-      <w:r>
-        <w:rPr>
+          <w:rFonts w:ascii="Carlito" w:hAnsi="Carlito" w:cs="Carlito"/>
+          <w:sz w:val="36"/>
+          <w:szCs w:val="36"/>
+        </w:rPr>
+      </w:pPr>
+      <w:r>
+        <w:rPr>
+          <w:rFonts w:ascii="Carlito" w:hAnsi="Carlito" w:cs="Carlito"/>
           <w:sz w:val="36"/>
           <w:szCs w:val="36"/>
         </w:rPr>
@@ -107,12 +118,14 @@
       <w:pPr>
         <w:jc w:val="both"/>
         <w:rPr>
-          <w:sz w:val="36"/>
-          <w:szCs w:val="36"/>
-        </w:rPr>
-      </w:pPr>
-      <w:r>
-        <w:rPr>
+          <w:rFonts w:ascii="Carlito" w:hAnsi="Carlito" w:cs="Carlito"/>
+          <w:sz w:val="36"/>
+          <w:szCs w:val="36"/>
+        </w:rPr>
+      </w:pPr>
+      <w:r>
+        <w:rPr>
+          <w:rFonts w:ascii="Carlito" w:hAnsi="Carlito" w:cs="Carlito"/>
           <w:sz w:val="36"/>
           <w:szCs w:val="36"/>
         </w:rPr>
@@ -123,12 +136,14 @@
       <w:pPr>
         <w:jc w:val="both"/>
         <w:rPr>
-          <w:sz w:val="36"/>
-          <w:szCs w:val="36"/>
-        </w:rPr>
-      </w:pPr>
-      <w:r>
-        <w:rPr>
+          <w:rFonts w:ascii="Carlito" w:hAnsi="Carlito" w:cs="Carlito"/>
+          <w:sz w:val="36"/>
+          <w:szCs w:val="36"/>
+        </w:rPr>
+      </w:pPr>
+      <w:r>
+        <w:rPr>
+          <w:rFonts w:ascii="Carlito" w:hAnsi="Carlito" w:cs="Carlito"/>
           <w:sz w:val="36"/>
           <w:szCs w:val="36"/>
         </w:rPr>
@@ -136,6 +151,7 @@
       </w:r>
       <w:r>
         <w:rPr>
+          <w:rFonts w:ascii="Carlito" w:hAnsi="Carlito" w:cs="Carlito"/>
           <w:sz w:val="36"/>
           <w:szCs w:val="36"/>
         </w:rPr>
@@ -143,6 +159,7 @@
       </w:r>
       <w:r>
         <w:rPr>
+          <w:rFonts w:ascii="Carlito" w:hAnsi="Carlito" w:cs="Carlito"/>
           <w:sz w:val="36"/>
           <w:szCs w:val="36"/>
         </w:rPr>
@@ -153,12 +170,14 @@
       <w:pPr>
         <w:jc w:val="both"/>
         <w:rPr>
-          <w:sz w:val="36"/>
-          <w:szCs w:val="36"/>
-        </w:rPr>
-      </w:pPr>
-      <w:r>
-        <w:rPr>
+          <w:rFonts w:ascii="Carlito" w:hAnsi="Carlito" w:cs="Carlito"/>
+          <w:sz w:val="36"/>
+          <w:szCs w:val="36"/>
+        </w:rPr>
+      </w:pPr>
+      <w:r>
+        <w:rPr>
+          <w:rFonts w:ascii="Carlito" w:hAnsi="Carlito" w:cs="Carlito"/>
           <w:sz w:val="36"/>
           <w:szCs w:val="36"/>
         </w:rPr>
@@ -169,12 +188,14 @@
       <w:pPr>
         <w:jc w:val="both"/>
         <w:rPr>
-          <w:sz w:val="36"/>
-          <w:szCs w:val="36"/>
-        </w:rPr>
-      </w:pPr>
-      <w:r>
-        <w:rPr>
+          <w:rFonts w:ascii="Carlito" w:hAnsi="Carlito" w:cs="Carlito"/>
+          <w:sz w:val="36"/>
+          <w:szCs w:val="36"/>
+        </w:rPr>
+      </w:pPr>
+      <w:r>
+        <w:rPr>
+          <w:rFonts w:ascii="Carlito" w:hAnsi="Carlito" w:cs="Carlito"/>
           <w:sz w:val="36"/>
           <w:szCs w:val="36"/>
         </w:rPr>
@@ -185,12 +206,14 @@
       <w:pPr>
         <w:jc w:val="both"/>
         <w:rPr>
-          <w:sz w:val="36"/>
-          <w:szCs w:val="36"/>
-        </w:rPr>
-      </w:pPr>
-      <w:r>
-        <w:rPr>
+          <w:rFonts w:ascii="Carlito" w:hAnsi="Carlito" w:cs="Carlito"/>
+          <w:sz w:val="36"/>
+          <w:szCs w:val="36"/>
+        </w:rPr>
+      </w:pPr>
+      <w:r>
+        <w:rPr>
+          <w:rFonts w:ascii="Carlito" w:hAnsi="Carlito" w:cs="Carlito"/>
           <w:sz w:val="36"/>
           <w:szCs w:val="36"/>
         </w:rPr>
@@ -201,12 +224,14 @@
       <w:pPr>
         <w:jc w:val="both"/>
         <w:rPr>
-          <w:sz w:val="36"/>
-          <w:szCs w:val="36"/>
-        </w:rPr>
-      </w:pPr>
-      <w:r>
-        <w:rPr>
+          <w:rFonts w:ascii="Carlito" w:hAnsi="Carlito" w:cs="Carlito"/>
+          <w:sz w:val="36"/>
+          <w:szCs w:val="36"/>
+        </w:rPr>
+      </w:pPr>
+      <w:r>
+        <w:rPr>
+          <w:rFonts w:ascii="Carlito" w:hAnsi="Carlito" w:cs="Carlito"/>
           <w:sz w:val="36"/>
           <w:szCs w:val="36"/>
         </w:rPr>
@@ -217,12 +242,14 @@
       <w:pPr>
         <w:jc w:val="both"/>
         <w:rPr>
-          <w:sz w:val="36"/>
-          <w:szCs w:val="36"/>
-        </w:rPr>
-      </w:pPr>
-      <w:r>
-        <w:rPr>
+          <w:rFonts w:ascii="Carlito" w:hAnsi="Carlito" w:cs="Carlito"/>
+          <w:sz w:val="36"/>
+          <w:szCs w:val="36"/>
+        </w:rPr>
+      </w:pPr>
+      <w:r>
+        <w:rPr>
+          <w:rFonts w:ascii="Carlito" w:hAnsi="Carlito" w:cs="Carlito"/>
           <w:sz w:val="36"/>
           <w:szCs w:val="36"/>
         </w:rPr>
@@ -233,12 +260,14 @@
       <w:pPr>
         <w:jc w:val="both"/>
         <w:rPr>
-          <w:sz w:val="36"/>
-          <w:szCs w:val="36"/>
-        </w:rPr>
-      </w:pPr>
-      <w:r>
-        <w:rPr>
+          <w:rFonts w:ascii="Carlito" w:hAnsi="Carlito" w:cs="Carlito"/>
+          <w:sz w:val="36"/>
+          <w:szCs w:val="36"/>
+        </w:rPr>
+      </w:pPr>
+      <w:r>
+        <w:rPr>
+          <w:rFonts w:ascii="Carlito" w:hAnsi="Carlito" w:cs="Carlito"/>
           <w:sz w:val="36"/>
           <w:szCs w:val="36"/>
         </w:rPr>
@@ -246,6 +275,7 @@
       </w:r>
       <w:r>
         <w:rPr>
+          <w:rFonts w:ascii="Carlito" w:hAnsi="Carlito" w:cs="Carlito"/>
           <w:sz w:val="36"/>
           <w:szCs w:val="36"/>
         </w:rPr>
@@ -254,6 +284,7 @@
       </w:r>
       <w:r>
         <w:rPr>
+          <w:rFonts w:ascii="Carlito" w:hAnsi="Carlito" w:cs="Carlito"/>
           <w:sz w:val="36"/>
           <w:szCs w:val="36"/>
         </w:rPr>
@@ -262,6 +293,7 @@
       </w:r>
       <w:r>
         <w:rPr>
+          <w:rFonts w:ascii="Carlito" w:hAnsi="Carlito" w:cs="Carlito"/>
           <w:sz w:val="36"/>
           <w:szCs w:val="36"/>
         </w:rPr>
@@ -269,6 +301,7 @@
       </w:r>
       <w:r>
         <w:rPr>
+          <w:rFonts w:ascii="Carlito" w:hAnsi="Carlito" w:cs="Carlito"/>
           <w:sz w:val="36"/>
           <w:szCs w:val="36"/>
         </w:rPr>
@@ -277,6 +310,7 @@
       </w:r>
       <w:r>
         <w:rPr>
+          <w:rFonts w:ascii="Carlito" w:hAnsi="Carlito" w:cs="Carlito"/>
           <w:sz w:val="36"/>
           <w:szCs w:val="36"/>
         </w:rPr>
@@ -285,6 +319,7 @@
       </w:r>
       <w:r>
         <w:rPr>
+          <w:rFonts w:ascii="Carlito" w:hAnsi="Carlito" w:cs="Carlito"/>
           <w:sz w:val="36"/>
           <w:szCs w:val="36"/>
         </w:rPr>
@@ -293,6 +328,7 @@
       </w:r>
       <w:r>
         <w:rPr>
+          <w:rFonts w:ascii="Carlito" w:hAnsi="Carlito" w:cs="Carlito"/>
           <w:sz w:val="36"/>
           <w:szCs w:val="36"/>
         </w:rPr>
@@ -300,6 +336,7 @@
       </w:r>
       <w:r>
         <w:rPr>
+          <w:rFonts w:ascii="Carlito" w:hAnsi="Carlito" w:cs="Carlito"/>
           <w:sz w:val="36"/>
           <w:szCs w:val="36"/>
         </w:rPr>
@@ -308,6 +345,7 @@
       </w:r>
       <w:r>
         <w:rPr>
+          <w:rFonts w:ascii="Carlito" w:hAnsi="Carlito" w:cs="Carlito"/>
           <w:sz w:val="36"/>
           <w:szCs w:val="36"/>
         </w:rPr>
@@ -316,6 +354,7 @@
       </w:r>
       <w:r>
         <w:rPr>
+          <w:rFonts w:ascii="Carlito" w:hAnsi="Carlito" w:cs="Carlito"/>
           <w:sz w:val="36"/>
           <w:szCs w:val="36"/>
         </w:rPr>
@@ -356,6 +395,7 @@
               <w:spacing w:after="160" w:line="278" w:lineRule="auto"/>
               <w:jc w:val="both"/>
               <w:rPr>
+                <w:rFonts w:ascii="Carlito" w:hAnsi="Carlito" w:cs="Carlito"/>
                 <w:sz w:val="36"/>
                 <w:szCs w:val="36"/>
               </w:rPr>
@@ -377,6 +417,7 @@
               <w:spacing w:after="160" w:line="278" w:lineRule="auto"/>
               <w:jc w:val="both"/>
               <w:rPr>
+                <w:rFonts w:ascii="Carlito" w:hAnsi="Carlito" w:cs="Carlito"/>
                 <w:sz w:val="36"/>
                 <w:szCs w:val="36"/>
               </w:rPr>
@@ -398,6 +439,7 @@
               <w:spacing w:after="160" w:line="278" w:lineRule="auto"/>
               <w:jc w:val="both"/>
               <w:rPr>
+                <w:rFonts w:ascii="Carlito" w:hAnsi="Carlito" w:cs="Carlito"/>
                 <w:sz w:val="36"/>
                 <w:szCs w:val="36"/>
               </w:rPr>
@@ -419,6 +461,7 @@
               <w:spacing w:after="160" w:line="278" w:lineRule="auto"/>
               <w:jc w:val="both"/>
               <w:rPr>
+                <w:rFonts w:ascii="Carlito" w:hAnsi="Carlito" w:cs="Carlito"/>
                 <w:sz w:val="36"/>
                 <w:szCs w:val="36"/>
               </w:rPr>
@@ -440,6 +483,7 @@
               <w:spacing w:after="160" w:line="278" w:lineRule="auto"/>
               <w:jc w:val="both"/>
               <w:rPr>
+                <w:rFonts w:ascii="Carlito" w:hAnsi="Carlito" w:cs="Carlito"/>
                 <w:sz w:val="36"/>
                 <w:szCs w:val="36"/>
               </w:rPr>
@@ -461,6 +505,7 @@
               <w:spacing w:after="160" w:line="278" w:lineRule="auto"/>
               <w:jc w:val="both"/>
               <w:rPr>
+                <w:rFonts w:ascii="Carlito" w:hAnsi="Carlito" w:cs="Carlito"/>
                 <w:sz w:val="36"/>
                 <w:szCs w:val="36"/>
               </w:rPr>
@@ -482,6 +527,7 @@
               <w:spacing w:after="160" w:line="278" w:lineRule="auto"/>
               <w:jc w:val="both"/>
               <w:rPr>
+                <w:rFonts w:ascii="Carlito" w:hAnsi="Carlito" w:cs="Carlito"/>
                 <w:sz w:val="36"/>
                 <w:szCs w:val="36"/>
               </w:rPr>
@@ -503,6 +549,7 @@
               <w:spacing w:after="160" w:line="278" w:lineRule="auto"/>
               <w:jc w:val="both"/>
               <w:rPr>
+                <w:rFonts w:ascii="Carlito" w:hAnsi="Carlito" w:cs="Carlito"/>
                 <w:sz w:val="36"/>
                 <w:szCs w:val="36"/>
               </w:rPr>
@@ -515,12 +562,14 @@
       <w:pPr>
         <w:jc w:val="both"/>
         <w:rPr>
-          <w:sz w:val="36"/>
-          <w:szCs w:val="36"/>
-        </w:rPr>
-      </w:pPr>
-      <w:r>
-        <w:rPr>
+          <w:rFonts w:ascii="Carlito" w:hAnsi="Carlito" w:cs="Carlito"/>
+          <w:sz w:val="36"/>
+          <w:szCs w:val="36"/>
+        </w:rPr>
+      </w:pPr>
+      <w:r>
+        <w:rPr>
+          <w:rFonts w:ascii="Carlito" w:hAnsi="Carlito" w:cs="Carlito"/>
           <w:sz w:val="36"/>
           <w:szCs w:val="36"/>
         </w:rPr>
@@ -529,6 +578,7 @@
       </w:r>
       <w:r>
         <w:rPr>
+          <w:rFonts w:ascii="Carlito" w:hAnsi="Carlito" w:cs="Carlito"/>
           <w:sz w:val="36"/>
           <w:szCs w:val="36"/>
         </w:rPr>
@@ -537,6 +587,7 @@
       </w:r>
       <w:r>
         <w:rPr>
+          <w:rFonts w:ascii="Carlito" w:hAnsi="Carlito" w:cs="Carlito"/>
           <w:sz w:val="36"/>
           <w:szCs w:val="36"/>
         </w:rPr>
@@ -545,6 +596,7 @@
       </w:r>
       <w:r>
         <w:rPr>
+          <w:rFonts w:ascii="Carlito" w:hAnsi="Carlito" w:cs="Carlito"/>
           <w:sz w:val="36"/>
           <w:szCs w:val="36"/>
         </w:rPr>
@@ -553,6 +605,7 @@
       </w:r>
       <w:r>
         <w:rPr>
+          <w:rFonts w:ascii="Carlito" w:hAnsi="Carlito" w:cs="Carlito"/>
           <w:sz w:val="36"/>
           <w:szCs w:val="36"/>
         </w:rPr>
@@ -564,12 +617,14 @@
       <w:pPr>
         <w:jc w:val="both"/>
         <w:rPr>
-          <w:sz w:val="36"/>
-          <w:szCs w:val="36"/>
-        </w:rPr>
-      </w:pPr>
-      <w:r>
-        <w:rPr>
+          <w:rFonts w:ascii="Carlito" w:hAnsi="Carlito" w:cs="Carlito"/>
+          <w:sz w:val="36"/>
+          <w:szCs w:val="36"/>
+        </w:rPr>
+      </w:pPr>
+      <w:r>
+        <w:rPr>
+          <w:rFonts w:ascii="Carlito" w:hAnsi="Carlito" w:cs="Carlito"/>
           <w:sz w:val="36"/>
           <w:szCs w:val="36"/>
         </w:rPr>
@@ -580,12 +635,14 @@
       <w:pPr>
         <w:jc w:val="both"/>
         <w:rPr>
-          <w:sz w:val="36"/>
-          <w:szCs w:val="36"/>
-        </w:rPr>
-      </w:pPr>
-      <w:r>
-        <w:rPr>
+          <w:rFonts w:ascii="Carlito" w:hAnsi="Carlito" w:cs="Carlito"/>
+          <w:sz w:val="36"/>
+          <w:szCs w:val="36"/>
+        </w:rPr>
+      </w:pPr>
+      <w:r>
+        <w:rPr>
+          <w:rFonts w:ascii="Carlito" w:hAnsi="Carlito" w:cs="Carlito"/>
           <w:sz w:val="36"/>
           <w:szCs w:val="36"/>
         </w:rPr>
@@ -596,21 +653,23 @@
       <w:pPr>
         <w:jc w:val="both"/>
         <w:rPr>
-          <w:sz w:val="36"/>
-          <w:szCs w:val="36"/>
-        </w:rPr>
-      </w:pPr>
-      <w:r>
-        <w:rPr>
-          <w:sz w:val="36"/>
-          <w:szCs w:val="36"/>
-        </w:rPr>
-        <w:lastRenderedPageBreak/>
+          <w:rFonts w:ascii="Carlito" w:hAnsi="Carlito" w:cs="Carlito"/>
+          <w:sz w:val="36"/>
+          <w:szCs w:val="36"/>
+        </w:rPr>
+      </w:pPr>
+      <w:r>
+        <w:rPr>
+          <w:rFonts w:ascii="Carlito" w:hAnsi="Carlito" w:cs="Carlito"/>
+          <w:sz w:val="36"/>
+          <w:szCs w:val="36"/>
+        </w:rPr>
         <w:tab/>
         <w:t xml:space="preserve">&amp;a </w:t>
       </w:r>
       <w:r>
         <w:rPr>
+          <w:rFonts w:ascii="Carlito" w:hAnsi="Carlito" w:cs="Carlito"/>
           <w:sz w:val="36"/>
           <w:szCs w:val="36"/>
         </w:rPr>
@@ -618,6 +677,7 @@
       </w:r>
       <w:r>
         <w:rPr>
+          <w:rFonts w:ascii="Carlito" w:hAnsi="Carlito" w:cs="Carlito"/>
           <w:sz w:val="36"/>
           <w:szCs w:val="36"/>
         </w:rPr>
@@ -625,6 +685,7 @@
       </w:r>
       <w:r>
         <w:rPr>
+          <w:rFonts w:ascii="Carlito" w:hAnsi="Carlito" w:cs="Carlito"/>
           <w:sz w:val="36"/>
           <w:szCs w:val="36"/>
         </w:rPr>
@@ -633,6 +694,7 @@
       </w:r>
       <w:r>
         <w:rPr>
+          <w:rFonts w:ascii="Carlito" w:hAnsi="Carlito" w:cs="Carlito"/>
           <w:sz w:val="36"/>
           <w:szCs w:val="36"/>
         </w:rPr>
@@ -640,6 +702,7 @@
       </w:r>
       <w:r>
         <w:rPr>
+          <w:rFonts w:ascii="Carlito" w:hAnsi="Carlito" w:cs="Carlito"/>
           <w:sz w:val="36"/>
           <w:szCs w:val="36"/>
         </w:rPr>
@@ -647,6 +710,7 @@
       </w:r>
       <w:r>
         <w:rPr>
+          <w:rFonts w:ascii="Carlito" w:hAnsi="Carlito" w:cs="Carlito"/>
           <w:sz w:val="36"/>
           <w:szCs w:val="36"/>
         </w:rPr>
@@ -655,6 +719,7 @@
       </w:r>
       <w:r>
         <w:rPr>
+          <w:rFonts w:ascii="Carlito" w:hAnsi="Carlito" w:cs="Carlito"/>
           <w:sz w:val="36"/>
           <w:szCs w:val="36"/>
         </w:rPr>
@@ -662,6 +727,7 @@
       </w:r>
       <w:r>
         <w:rPr>
+          <w:rFonts w:ascii="Carlito" w:hAnsi="Carlito" w:cs="Carlito"/>
           <w:sz w:val="36"/>
           <w:szCs w:val="36"/>
         </w:rPr>
@@ -672,25 +738,28 @@
       <w:pPr>
         <w:jc w:val="both"/>
         <w:rPr>
-          <w:b/>
-          <w:bCs/>
-          <w:sz w:val="36"/>
-          <w:szCs w:val="36"/>
-        </w:rPr>
-      </w:pPr>
-    </w:p>
-    <w:p>
-      <w:pPr>
-        <w:jc w:val="both"/>
-        <w:rPr>
-          <w:b/>
-          <w:bCs/>
-          <w:sz w:val="36"/>
-          <w:szCs w:val="36"/>
-        </w:rPr>
-      </w:pPr>
-      <w:r>
-        <w:rPr>
+          <w:rFonts w:ascii="Carlito" w:hAnsi="Carlito" w:cs="Carlito"/>
+          <w:b/>
+          <w:bCs/>
+          <w:sz w:val="36"/>
+          <w:szCs w:val="36"/>
+        </w:rPr>
+      </w:pPr>
+    </w:p>
+    <w:p>
+      <w:pPr>
+        <w:jc w:val="both"/>
+        <w:rPr>
+          <w:rFonts w:ascii="Carlito" w:hAnsi="Carlito" w:cs="Carlito"/>
+          <w:b/>
+          <w:bCs/>
+          <w:sz w:val="36"/>
+          <w:szCs w:val="36"/>
+        </w:rPr>
+      </w:pPr>
+      <w:r>
+        <w:rPr>
+          <w:rFonts w:ascii="Carlito" w:hAnsi="Carlito" w:cs="Carlito"/>
           <w:b/>
           <w:bCs/>
           <w:sz w:val="36"/>
@@ -703,12 +772,14 @@
       <w:pPr>
         <w:jc w:val="both"/>
         <w:rPr>
-          <w:sz w:val="36"/>
-          <w:szCs w:val="36"/>
-        </w:rPr>
-      </w:pPr>
-      <w:r>
-        <w:rPr>
+          <w:rFonts w:ascii="Carlito" w:hAnsi="Carlito" w:cs="Carlito"/>
+          <w:sz w:val="36"/>
+          <w:szCs w:val="36"/>
+        </w:rPr>
+      </w:pPr>
+      <w:r>
+        <w:rPr>
+          <w:rFonts w:ascii="Carlito" w:hAnsi="Carlito" w:cs="Carlito"/>
           <w:sz w:val="36"/>
           <w:szCs w:val="36"/>
         </w:rPr>
@@ -716,6 +787,7 @@
       </w:r>
       <w:r>
         <w:rPr>
+          <w:rFonts w:ascii="Carlito" w:hAnsi="Carlito" w:cs="Carlito"/>
           <w:sz w:val="36"/>
           <w:szCs w:val="36"/>
         </w:rPr>
@@ -723,6 +795,7 @@
       </w:r>
       <w:r>
         <w:rPr>
+          <w:rFonts w:ascii="Carlito" w:hAnsi="Carlito" w:cs="Carlito"/>
           <w:b/>
           <w:bCs/>
           <w:sz w:val="36"/>
@@ -732,6 +805,7 @@
       </w:r>
       <w:r>
         <w:rPr>
+          <w:rFonts w:ascii="Carlito" w:hAnsi="Carlito" w:cs="Carlito"/>
           <w:sz w:val="36"/>
           <w:szCs w:val="36"/>
         </w:rPr>
@@ -739,6 +813,7 @@
       </w:r>
       <w:r>
         <w:rPr>
+          <w:rFonts w:ascii="Carlito" w:hAnsi="Carlito" w:cs="Carlito"/>
           <w:b/>
           <w:bCs/>
           <w:sz w:val="36"/>
@@ -748,6 +823,7 @@
       </w:r>
       <w:r>
         <w:rPr>
+          <w:rFonts w:ascii="Carlito" w:hAnsi="Carlito" w:cs="Carlito"/>
           <w:sz w:val="36"/>
           <w:szCs w:val="36"/>
         </w:rPr>
@@ -755,6 +831,7 @@
       </w:r>
       <w:r>
         <w:rPr>
+          <w:rFonts w:ascii="Carlito" w:hAnsi="Carlito" w:cs="Carlito"/>
           <w:sz w:val="36"/>
           <w:szCs w:val="36"/>
         </w:rPr>
@@ -762,6 +839,7 @@
       </w:r>
       <w:r>
         <w:rPr>
+          <w:rFonts w:ascii="Carlito" w:hAnsi="Carlito" w:cs="Carlito"/>
           <w:b/>
           <w:bCs/>
           <w:sz w:val="36"/>
@@ -771,6 +849,7 @@
       </w:r>
       <w:r>
         <w:rPr>
+          <w:rFonts w:ascii="Carlito" w:hAnsi="Carlito" w:cs="Carlito"/>
           <w:sz w:val="36"/>
           <w:szCs w:val="36"/>
         </w:rPr>
@@ -778,6 +857,7 @@
       </w:r>
       <w:r>
         <w:rPr>
+          <w:rFonts w:ascii="Carlito" w:hAnsi="Carlito" w:cs="Carlito"/>
           <w:sz w:val="36"/>
           <w:szCs w:val="36"/>
         </w:rPr>
@@ -785,6 +865,7 @@
       </w:r>
       <w:r>
         <w:rPr>
+          <w:rFonts w:ascii="Carlito" w:hAnsi="Carlito" w:cs="Carlito"/>
           <w:sz w:val="36"/>
           <w:szCs w:val="36"/>
         </w:rPr>
@@ -792,6 +873,7 @@
       </w:r>
       <w:r>
         <w:rPr>
+          <w:rFonts w:ascii="Carlito" w:hAnsi="Carlito" w:cs="Carlito"/>
           <w:b/>
           <w:bCs/>
           <w:sz w:val="36"/>
@@ -801,6 +883,7 @@
       </w:r>
       <w:r>
         <w:rPr>
+          <w:rFonts w:ascii="Carlito" w:hAnsi="Carlito" w:cs="Carlito"/>
           <w:sz w:val="36"/>
           <w:szCs w:val="36"/>
         </w:rPr>
@@ -808,6 +891,7 @@
       </w:r>
       <w:r>
         <w:rPr>
+          <w:rFonts w:ascii="Carlito" w:hAnsi="Carlito" w:cs="Carlito"/>
           <w:b/>
           <w:bCs/>
           <w:sz w:val="36"/>
@@ -817,6 +901,7 @@
       </w:r>
       <w:r>
         <w:rPr>
+          <w:rFonts w:ascii="Carlito" w:hAnsi="Carlito" w:cs="Carlito"/>
           <w:sz w:val="36"/>
           <w:szCs w:val="36"/>
         </w:rPr>
@@ -824,6 +909,7 @@
       </w:r>
       <w:r>
         <w:rPr>
+          <w:rFonts w:ascii="Carlito" w:hAnsi="Carlito" w:cs="Carlito"/>
           <w:b/>
           <w:bCs/>
           <w:sz w:val="36"/>
@@ -833,6 +919,7 @@
       </w:r>
       <w:r>
         <w:rPr>
+          <w:rFonts w:ascii="Carlito" w:hAnsi="Carlito" w:cs="Carlito"/>
           <w:sz w:val="36"/>
           <w:szCs w:val="36"/>
         </w:rPr>
@@ -840,6 +927,7 @@
       </w:r>
       <w:r>
         <w:rPr>
+          <w:rFonts w:ascii="Carlito" w:hAnsi="Carlito" w:cs="Carlito"/>
           <w:b/>
           <w:bCs/>
           <w:sz w:val="36"/>
@@ -849,6 +937,7 @@
       </w:r>
       <w:r>
         <w:rPr>
+          <w:rFonts w:ascii="Carlito" w:hAnsi="Carlito" w:cs="Carlito"/>
           <w:sz w:val="36"/>
           <w:szCs w:val="36"/>
         </w:rPr>
@@ -856,6 +945,7 @@
       </w:r>
       <w:r>
         <w:rPr>
+          <w:rFonts w:ascii="Carlito" w:hAnsi="Carlito" w:cs="Carlito"/>
           <w:b/>
           <w:bCs/>
           <w:sz w:val="36"/>
@@ -865,6 +955,7 @@
       </w:r>
       <w:r>
         <w:rPr>
+          <w:rFonts w:ascii="Carlito" w:hAnsi="Carlito" w:cs="Carlito"/>
           <w:sz w:val="36"/>
           <w:szCs w:val="36"/>
         </w:rPr>
@@ -872,6 +963,7 @@
       </w:r>
       <w:r>
         <w:rPr>
+          <w:rFonts w:ascii="Carlito" w:hAnsi="Carlito" w:cs="Carlito"/>
           <w:b/>
           <w:bCs/>
           <w:sz w:val="36"/>
@@ -881,6 +973,7 @@
       </w:r>
       <w:r>
         <w:rPr>
+          <w:rFonts w:ascii="Carlito" w:hAnsi="Carlito" w:cs="Carlito"/>
           <w:sz w:val="36"/>
           <w:szCs w:val="36"/>
         </w:rPr>
@@ -888,6 +981,7 @@
       </w:r>
       <w:r>
         <w:rPr>
+          <w:rFonts w:ascii="Carlito" w:hAnsi="Carlito" w:cs="Carlito"/>
           <w:b/>
           <w:bCs/>
           <w:sz w:val="36"/>
@@ -897,6 +991,7 @@
       </w:r>
       <w:r>
         <w:rPr>
+          <w:rFonts w:ascii="Carlito" w:hAnsi="Carlito" w:cs="Carlito"/>
           <w:sz w:val="36"/>
           <w:szCs w:val="36"/>
         </w:rPr>
@@ -907,12 +1002,14 @@
       <w:pPr>
         <w:jc w:val="both"/>
         <w:rPr>
-          <w:sz w:val="36"/>
-          <w:szCs w:val="36"/>
-        </w:rPr>
-      </w:pPr>
-      <w:r>
-        <w:rPr>
+          <w:rFonts w:ascii="Carlito" w:hAnsi="Carlito" w:cs="Carlito"/>
+          <w:sz w:val="36"/>
+          <w:szCs w:val="36"/>
+        </w:rPr>
+      </w:pPr>
+      <w:r>
+        <w:rPr>
+          <w:rFonts w:ascii="Carlito" w:hAnsi="Carlito" w:cs="Carlito"/>
           <w:sz w:val="36"/>
           <w:szCs w:val="36"/>
         </w:rPr>
@@ -920,6 +1017,7 @@
       </w:r>
       <w:r>
         <w:rPr>
+          <w:rFonts w:ascii="Carlito" w:hAnsi="Carlito" w:cs="Carlito"/>
           <w:sz w:val="36"/>
           <w:szCs w:val="36"/>
         </w:rPr>
@@ -927,6 +1025,7 @@
       </w:r>
       <w:r>
         <w:rPr>
+          <w:rFonts w:ascii="Carlito" w:hAnsi="Carlito" w:cs="Carlito"/>
           <w:sz w:val="36"/>
           <w:szCs w:val="36"/>
         </w:rPr>
@@ -934,6 +1033,7 @@
       </w:r>
       <w:r>
         <w:rPr>
+          <w:rFonts w:ascii="Carlito" w:hAnsi="Carlito" w:cs="Carlito"/>
           <w:sz w:val="36"/>
           <w:szCs w:val="36"/>
         </w:rPr>
@@ -941,6 +1041,7 @@
       </w:r>
       <w:r>
         <w:rPr>
+          <w:rFonts w:ascii="Carlito" w:hAnsi="Carlito" w:cs="Carlito"/>
           <w:b/>
           <w:bCs/>
           <w:sz w:val="36"/>
@@ -950,6 +1051,7 @@
       </w:r>
       <w:r>
         <w:rPr>
+          <w:rFonts w:ascii="Carlito" w:hAnsi="Carlito" w:cs="Carlito"/>
           <w:sz w:val="36"/>
           <w:szCs w:val="36"/>
         </w:rPr>
@@ -957,6 +1059,7 @@
       </w:r>
       <w:r>
         <w:rPr>
+          <w:rFonts w:ascii="Carlito" w:hAnsi="Carlito" w:cs="Carlito"/>
           <w:sz w:val="36"/>
           <w:szCs w:val="36"/>
         </w:rPr>
@@ -964,6 +1067,7 @@
       </w:r>
       <w:r>
         <w:rPr>
+          <w:rFonts w:ascii="Carlito" w:hAnsi="Carlito" w:cs="Carlito"/>
           <w:b/>
           <w:bCs/>
           <w:sz w:val="36"/>
@@ -973,6 +1077,7 @@
       </w:r>
       <w:r>
         <w:rPr>
+          <w:rFonts w:ascii="Carlito" w:hAnsi="Carlito" w:cs="Carlito"/>
           <w:sz w:val="36"/>
           <w:szCs w:val="36"/>
         </w:rPr>
@@ -980,6 +1085,7 @@
       </w:r>
       <w:r>
         <w:rPr>
+          <w:rFonts w:ascii="Carlito" w:hAnsi="Carlito" w:cs="Carlito"/>
           <w:b/>
           <w:bCs/>
           <w:sz w:val="36"/>
@@ -989,6 +1095,7 @@
       </w:r>
       <w:r>
         <w:rPr>
+          <w:rFonts w:ascii="Carlito" w:hAnsi="Carlito" w:cs="Carlito"/>
           <w:sz w:val="36"/>
           <w:szCs w:val="36"/>
         </w:rPr>
@@ -996,6 +1103,7 @@
       </w:r>
       <w:r>
         <w:rPr>
+          <w:rFonts w:ascii="Carlito" w:hAnsi="Carlito" w:cs="Carlito"/>
           <w:sz w:val="36"/>
           <w:szCs w:val="36"/>
         </w:rPr>
@@ -1003,6 +1111,7 @@
       </w:r>
       <w:r>
         <w:rPr>
+          <w:rFonts w:ascii="Carlito" w:hAnsi="Carlito" w:cs="Carlito"/>
           <w:b/>
           <w:bCs/>
           <w:sz w:val="36"/>
@@ -1012,6 +1121,7 @@
       </w:r>
       <w:r>
         <w:rPr>
+          <w:rFonts w:ascii="Carlito" w:hAnsi="Carlito" w:cs="Carlito"/>
           <w:sz w:val="36"/>
           <w:szCs w:val="36"/>
         </w:rPr>
@@ -1022,15 +1132,17 @@
       <w:pPr>
         <w:jc w:val="both"/>
         <w:rPr>
-          <w:b/>
-          <w:bCs/>
-          <w:color w:val="D86DCB" w:themeColor="accent5" w:themeTint="99"/>
-          <w:sz w:val="36"/>
-          <w:szCs w:val="36"/>
-        </w:rPr>
-      </w:pPr>
-      <w:r>
-        <w:rPr>
+          <w:rFonts w:ascii="Carlito" w:hAnsi="Carlito" w:cs="Carlito"/>
+          <w:b/>
+          <w:bCs/>
+          <w:color w:val="D86DCB" w:themeColor="accent5" w:themeTint="99"/>
+          <w:sz w:val="36"/>
+          <w:szCs w:val="36"/>
+        </w:rPr>
+      </w:pPr>
+      <w:r>
+        <w:rPr>
+          <w:rFonts w:ascii="Carlito" w:hAnsi="Carlito" w:cs="Carlito"/>
           <w:b/>
           <w:bCs/>
           <w:color w:val="D86DCB" w:themeColor="accent5" w:themeTint="99"/>
@@ -1044,15 +1156,17 @@
       <w:pPr>
         <w:jc w:val="both"/>
         <w:rPr>
-          <w:b/>
-          <w:bCs/>
-          <w:color w:val="D86DCB" w:themeColor="accent5" w:themeTint="99"/>
-          <w:sz w:val="36"/>
-          <w:szCs w:val="36"/>
-        </w:rPr>
-      </w:pPr>
-      <w:r>
-        <w:rPr>
+          <w:rFonts w:ascii="Carlito" w:hAnsi="Carlito" w:cs="Carlito"/>
+          <w:b/>
+          <w:bCs/>
+          <w:color w:val="D86DCB" w:themeColor="accent5" w:themeTint="99"/>
+          <w:sz w:val="36"/>
+          <w:szCs w:val="36"/>
+        </w:rPr>
+      </w:pPr>
+      <w:r>
+        <w:rPr>
+          <w:rFonts w:ascii="Carlito" w:hAnsi="Carlito" w:cs="Carlito"/>
           <w:b/>
           <w:bCs/>
           <w:color w:val="D86DCB" w:themeColor="accent5" w:themeTint="99"/>
@@ -1066,15 +1180,17 @@
       <w:pPr>
         <w:jc w:val="both"/>
         <w:rPr>
-          <w:b/>
-          <w:bCs/>
-          <w:color w:val="D86DCB" w:themeColor="accent5" w:themeTint="99"/>
-          <w:sz w:val="36"/>
-          <w:szCs w:val="36"/>
-        </w:rPr>
-      </w:pPr>
-      <w:r>
-        <w:rPr>
+          <w:rFonts w:ascii="Carlito" w:hAnsi="Carlito" w:cs="Carlito"/>
+          <w:b/>
+          <w:bCs/>
+          <w:color w:val="D86DCB" w:themeColor="accent5" w:themeTint="99"/>
+          <w:sz w:val="36"/>
+          <w:szCs w:val="36"/>
+        </w:rPr>
+      </w:pPr>
+      <w:r>
+        <w:rPr>
+          <w:rFonts w:ascii="Carlito" w:hAnsi="Carlito" w:cs="Carlito"/>
           <w:b/>
           <w:bCs/>
           <w:color w:val="D86DCB" w:themeColor="accent5" w:themeTint="99"/>
@@ -1088,15 +1204,17 @@
       <w:pPr>
         <w:jc w:val="both"/>
         <w:rPr>
-          <w:b/>
-          <w:bCs/>
-          <w:color w:val="D86DCB" w:themeColor="accent5" w:themeTint="99"/>
-          <w:sz w:val="36"/>
-          <w:szCs w:val="36"/>
-        </w:rPr>
-      </w:pPr>
-      <w:r>
-        <w:rPr>
+          <w:rFonts w:ascii="Carlito" w:hAnsi="Carlito" w:cs="Carlito"/>
+          <w:b/>
+          <w:bCs/>
+          <w:color w:val="D86DCB" w:themeColor="accent5" w:themeTint="99"/>
+          <w:sz w:val="36"/>
+          <w:szCs w:val="36"/>
+        </w:rPr>
+      </w:pPr>
+      <w:r>
+        <w:rPr>
+          <w:rFonts w:ascii="Carlito" w:hAnsi="Carlito" w:cs="Carlito"/>
           <w:b/>
           <w:bCs/>
           <w:color w:val="D86DCB" w:themeColor="accent5" w:themeTint="99"/>
@@ -1110,15 +1228,17 @@
       <w:pPr>
         <w:jc w:val="both"/>
         <w:rPr>
-          <w:b/>
-          <w:bCs/>
-          <w:color w:val="D86DCB" w:themeColor="accent5" w:themeTint="99"/>
-          <w:sz w:val="36"/>
-          <w:szCs w:val="36"/>
-        </w:rPr>
-      </w:pPr>
-      <w:r>
-        <w:rPr>
+          <w:rFonts w:ascii="Carlito" w:hAnsi="Carlito" w:cs="Carlito"/>
+          <w:b/>
+          <w:bCs/>
+          <w:color w:val="D86DCB" w:themeColor="accent5" w:themeTint="99"/>
+          <w:sz w:val="36"/>
+          <w:szCs w:val="36"/>
+        </w:rPr>
+      </w:pPr>
+      <w:r>
+        <w:rPr>
+          <w:rFonts w:ascii="Carlito" w:hAnsi="Carlito" w:cs="Carlito"/>
           <w:b/>
           <w:bCs/>
           <w:color w:val="D86DCB" w:themeColor="accent5" w:themeTint="99"/>
@@ -1132,15 +1252,17 @@
       <w:pPr>
         <w:jc w:val="both"/>
         <w:rPr>
-          <w:b/>
-          <w:bCs/>
-          <w:color w:val="D86DCB" w:themeColor="accent5" w:themeTint="99"/>
-          <w:sz w:val="36"/>
-          <w:szCs w:val="36"/>
-        </w:rPr>
-      </w:pPr>
-      <w:r>
-        <w:rPr>
+          <w:rFonts w:ascii="Carlito" w:hAnsi="Carlito" w:cs="Carlito"/>
+          <w:b/>
+          <w:bCs/>
+          <w:color w:val="D86DCB" w:themeColor="accent5" w:themeTint="99"/>
+          <w:sz w:val="36"/>
+          <w:szCs w:val="36"/>
+        </w:rPr>
+      </w:pPr>
+      <w:r>
+        <w:rPr>
+          <w:rFonts w:ascii="Carlito" w:hAnsi="Carlito" w:cs="Carlito"/>
           <w:b/>
           <w:bCs/>
           <w:color w:val="D86DCB" w:themeColor="accent5" w:themeTint="99"/>
@@ -1154,15 +1276,17 @@
       <w:pPr>
         <w:jc w:val="both"/>
         <w:rPr>
-          <w:b/>
-          <w:bCs/>
-          <w:color w:val="D86DCB" w:themeColor="accent5" w:themeTint="99"/>
-          <w:sz w:val="36"/>
-          <w:szCs w:val="36"/>
-        </w:rPr>
-      </w:pPr>
-      <w:r>
-        <w:rPr>
+          <w:rFonts w:ascii="Carlito" w:hAnsi="Carlito" w:cs="Carlito"/>
+          <w:b/>
+          <w:bCs/>
+          <w:color w:val="D86DCB" w:themeColor="accent5" w:themeTint="99"/>
+          <w:sz w:val="36"/>
+          <w:szCs w:val="36"/>
+        </w:rPr>
+      </w:pPr>
+      <w:r>
+        <w:rPr>
+          <w:rFonts w:ascii="Carlito" w:hAnsi="Carlito" w:cs="Carlito"/>
           <w:b/>
           <w:bCs/>
           <w:color w:val="D86DCB" w:themeColor="accent5" w:themeTint="99"/>
@@ -1176,15 +1300,17 @@
       <w:pPr>
         <w:jc w:val="both"/>
         <w:rPr>
-          <w:b/>
-          <w:bCs/>
-          <w:color w:val="D86DCB" w:themeColor="accent5" w:themeTint="99"/>
-          <w:sz w:val="36"/>
-          <w:szCs w:val="36"/>
-        </w:rPr>
-      </w:pPr>
-      <w:r>
-        <w:rPr>
+          <w:rFonts w:ascii="Carlito" w:hAnsi="Carlito" w:cs="Carlito"/>
+          <w:b/>
+          <w:bCs/>
+          <w:color w:val="D86DCB" w:themeColor="accent5" w:themeTint="99"/>
+          <w:sz w:val="36"/>
+          <w:szCs w:val="36"/>
+        </w:rPr>
+      </w:pPr>
+      <w:r>
+        <w:rPr>
+          <w:rFonts w:ascii="Carlito" w:hAnsi="Carlito" w:cs="Carlito"/>
           <w:b/>
           <w:bCs/>
           <w:color w:val="D86DCB" w:themeColor="accent5" w:themeTint="99"/>
@@ -1198,15 +1324,17 @@
       <w:pPr>
         <w:jc w:val="both"/>
         <w:rPr>
-          <w:b/>
-          <w:bCs/>
-          <w:color w:val="D86DCB" w:themeColor="accent5" w:themeTint="99"/>
-          <w:sz w:val="36"/>
-          <w:szCs w:val="36"/>
-        </w:rPr>
-      </w:pPr>
-      <w:r>
-        <w:rPr>
+          <w:rFonts w:ascii="Carlito" w:hAnsi="Carlito" w:cs="Carlito"/>
+          <w:b/>
+          <w:bCs/>
+          <w:color w:val="D86DCB" w:themeColor="accent5" w:themeTint="99"/>
+          <w:sz w:val="36"/>
+          <w:szCs w:val="36"/>
+        </w:rPr>
+      </w:pPr>
+      <w:r>
+        <w:rPr>
+          <w:rFonts w:ascii="Carlito" w:hAnsi="Carlito" w:cs="Carlito"/>
           <w:b/>
           <w:bCs/>
           <w:color w:val="D86DCB" w:themeColor="accent5" w:themeTint="99"/>
@@ -1220,15 +1348,17 @@
       <w:pPr>
         <w:jc w:val="both"/>
         <w:rPr>
-          <w:b/>
-          <w:bCs/>
-          <w:color w:val="D86DCB" w:themeColor="accent5" w:themeTint="99"/>
-          <w:sz w:val="36"/>
-          <w:szCs w:val="36"/>
-        </w:rPr>
-      </w:pPr>
-      <w:r>
-        <w:rPr>
+          <w:rFonts w:ascii="Carlito" w:hAnsi="Carlito" w:cs="Carlito"/>
+          <w:b/>
+          <w:bCs/>
+          <w:color w:val="D86DCB" w:themeColor="accent5" w:themeTint="99"/>
+          <w:sz w:val="36"/>
+          <w:szCs w:val="36"/>
+        </w:rPr>
+      </w:pPr>
+      <w:r>
+        <w:rPr>
+          <w:rFonts w:ascii="Carlito" w:hAnsi="Carlito" w:cs="Carlito"/>
           <w:b/>
           <w:bCs/>
           <w:color w:val="D86DCB" w:themeColor="accent5" w:themeTint="99"/>
@@ -1242,15 +1372,17 @@
       <w:pPr>
         <w:jc w:val="both"/>
         <w:rPr>
-          <w:b/>
-          <w:bCs/>
-          <w:color w:val="D86DCB" w:themeColor="accent5" w:themeTint="99"/>
-          <w:sz w:val="36"/>
-          <w:szCs w:val="36"/>
-        </w:rPr>
-      </w:pPr>
-      <w:r>
-        <w:rPr>
+          <w:rFonts w:ascii="Carlito" w:hAnsi="Carlito" w:cs="Carlito"/>
+          <w:b/>
+          <w:bCs/>
+          <w:color w:val="D86DCB" w:themeColor="accent5" w:themeTint="99"/>
+          <w:sz w:val="36"/>
+          <w:szCs w:val="36"/>
+        </w:rPr>
+      </w:pPr>
+      <w:r>
+        <w:rPr>
+          <w:rFonts w:ascii="Carlito" w:hAnsi="Carlito" w:cs="Carlito"/>
           <w:b/>
           <w:bCs/>
           <w:color w:val="D86DCB" w:themeColor="accent5" w:themeTint="99"/>
@@ -1264,22 +1396,23 @@
       <w:pPr>
         <w:jc w:val="both"/>
         <w:rPr>
-          <w:b/>
-          <w:bCs/>
-          <w:color w:val="D86DCB" w:themeColor="accent5" w:themeTint="99"/>
-          <w:sz w:val="36"/>
-          <w:szCs w:val="36"/>
-        </w:rPr>
-      </w:pPr>
-      <w:r>
-        <w:rPr>
-          <w:b/>
-          <w:bCs/>
-          <w:color w:val="D86DCB" w:themeColor="accent5" w:themeTint="99"/>
-          <w:sz w:val="36"/>
-          <w:szCs w:val="36"/>
-        </w:rPr>
-        <w:lastRenderedPageBreak/>
+          <w:rFonts w:ascii="Carlito" w:hAnsi="Carlito" w:cs="Carlito"/>
+          <w:b/>
+          <w:bCs/>
+          <w:color w:val="D86DCB" w:themeColor="accent5" w:themeTint="99"/>
+          <w:sz w:val="36"/>
+          <w:szCs w:val="36"/>
+        </w:rPr>
+      </w:pPr>
+      <w:r>
+        <w:rPr>
+          <w:rFonts w:ascii="Carlito" w:hAnsi="Carlito" w:cs="Carlito"/>
+          <w:b/>
+          <w:bCs/>
+          <w:color w:val="D86DCB" w:themeColor="accent5" w:themeTint="99"/>
+          <w:sz w:val="36"/>
+          <w:szCs w:val="36"/>
+        </w:rPr>
         <w:t>list1.append(11)</w:t>
       </w:r>
     </w:p>
@@ -1287,15 +1420,17 @@
       <w:pPr>
         <w:jc w:val="both"/>
         <w:rPr>
-          <w:b/>
-          <w:bCs/>
-          <w:color w:val="D86DCB" w:themeColor="accent5" w:themeTint="99"/>
-          <w:sz w:val="36"/>
-          <w:szCs w:val="36"/>
-        </w:rPr>
-      </w:pPr>
-      <w:r>
-        <w:rPr>
+          <w:rFonts w:ascii="Carlito" w:hAnsi="Carlito" w:cs="Carlito"/>
+          <w:b/>
+          <w:bCs/>
+          <w:color w:val="D86DCB" w:themeColor="accent5" w:themeTint="99"/>
+          <w:sz w:val="36"/>
+          <w:szCs w:val="36"/>
+        </w:rPr>
+      </w:pPr>
+      <w:r>
+        <w:rPr>
+          <w:rFonts w:ascii="Carlito" w:hAnsi="Carlito" w:cs="Carlito"/>
           <w:b/>
           <w:bCs/>
           <w:color w:val="D86DCB" w:themeColor="accent5" w:themeTint="99"/>
@@ -1309,23 +1444,26 @@
       <w:pPr>
         <w:jc w:val="both"/>
         <w:rPr>
-          <w:sz w:val="36"/>
-          <w:szCs w:val="36"/>
-        </w:rPr>
-      </w:pPr>
-    </w:p>
-    <w:p>
-      <w:pPr>
-        <w:jc w:val="both"/>
-        <w:rPr>
-          <w:b/>
-          <w:bCs/>
-          <w:sz w:val="36"/>
-          <w:szCs w:val="36"/>
-        </w:rPr>
-      </w:pPr>
-      <w:r>
-        <w:rPr>
+          <w:rFonts w:ascii="Carlito" w:hAnsi="Carlito" w:cs="Carlito"/>
+          <w:sz w:val="36"/>
+          <w:szCs w:val="36"/>
+        </w:rPr>
+      </w:pPr>
+    </w:p>
+    <w:p>
+      <w:pPr>
+        <w:jc w:val="both"/>
+        <w:rPr>
+          <w:rFonts w:ascii="Carlito" w:hAnsi="Carlito" w:cs="Carlito"/>
+          <w:b/>
+          <w:bCs/>
+          <w:sz w:val="36"/>
+          <w:szCs w:val="36"/>
+        </w:rPr>
+      </w:pPr>
+      <w:r>
+        <w:rPr>
+          <w:rFonts w:ascii="Carlito" w:hAnsi="Carlito" w:cs="Carlito"/>
           <w:b/>
           <w:bCs/>
           <w:sz w:val="36"/>
@@ -1338,12 +1476,14 @@
       <w:pPr>
         <w:jc w:val="both"/>
         <w:rPr>
-          <w:sz w:val="36"/>
-          <w:szCs w:val="36"/>
-        </w:rPr>
-      </w:pPr>
-      <w:r>
-        <w:rPr>
+          <w:rFonts w:ascii="Carlito" w:hAnsi="Carlito" w:cs="Carlito"/>
+          <w:sz w:val="36"/>
+          <w:szCs w:val="36"/>
+        </w:rPr>
+      </w:pPr>
+      <w:r>
+        <w:rPr>
+          <w:rFonts w:ascii="Carlito" w:hAnsi="Carlito" w:cs="Carlito"/>
           <w:sz w:val="36"/>
           <w:szCs w:val="36"/>
         </w:rPr>
@@ -1351,6 +1491,7 @@
       </w:r>
       <w:r>
         <w:rPr>
+          <w:rFonts w:ascii="Carlito" w:hAnsi="Carlito" w:cs="Carlito"/>
           <w:sz w:val="36"/>
           <w:szCs w:val="36"/>
         </w:rPr>
@@ -1358,6 +1499,7 @@
       </w:r>
       <w:r>
         <w:rPr>
+          <w:rFonts w:ascii="Carlito" w:hAnsi="Carlito" w:cs="Carlito"/>
           <w:sz w:val="36"/>
           <w:szCs w:val="36"/>
         </w:rPr>
@@ -1365,6 +1507,7 @@
       </w:r>
       <w:r>
         <w:rPr>
+          <w:rFonts w:ascii="Carlito" w:hAnsi="Carlito" w:cs="Carlito"/>
           <w:b/>
           <w:bCs/>
           <w:sz w:val="36"/>
@@ -1374,6 +1517,7 @@
       </w:r>
       <w:r>
         <w:rPr>
+          <w:rFonts w:ascii="Carlito" w:hAnsi="Carlito" w:cs="Carlito"/>
           <w:b/>
           <w:bCs/>
           <w:sz w:val="36"/>
@@ -1383,6 +1527,7 @@
       </w:r>
       <w:r>
         <w:rPr>
+          <w:rFonts w:ascii="Carlito" w:hAnsi="Carlito" w:cs="Carlito"/>
           <w:b/>
           <w:bCs/>
           <w:sz w:val="36"/>
@@ -1392,6 +1537,7 @@
       </w:r>
       <w:r>
         <w:rPr>
+          <w:rFonts w:ascii="Carlito" w:hAnsi="Carlito" w:cs="Carlito"/>
           <w:b/>
           <w:bCs/>
           <w:sz w:val="36"/>
@@ -1402,6 +1548,7 @@
       </w:r>
       <w:r>
         <w:rPr>
+          <w:rFonts w:ascii="Carlito" w:hAnsi="Carlito" w:cs="Carlito"/>
           <w:sz w:val="36"/>
           <w:szCs w:val="36"/>
         </w:rPr>
@@ -1409,6 +1556,7 @@
       </w:r>
       <w:r>
         <w:rPr>
+          <w:rFonts w:ascii="Carlito" w:hAnsi="Carlito" w:cs="Carlito"/>
           <w:b/>
           <w:bCs/>
           <w:sz w:val="36"/>
@@ -1418,6 +1566,7 @@
       </w:r>
       <w:r>
         <w:rPr>
+          <w:rFonts w:ascii="Carlito" w:hAnsi="Carlito" w:cs="Carlito"/>
           <w:sz w:val="36"/>
           <w:szCs w:val="36"/>
         </w:rPr>
@@ -1425,6 +1574,7 @@
       </w:r>
       <w:r>
         <w:rPr>
+          <w:rFonts w:ascii="Carlito" w:hAnsi="Carlito" w:cs="Carlito"/>
           <w:sz w:val="36"/>
           <w:szCs w:val="36"/>
         </w:rPr>
@@ -1432,6 +1582,7 @@
       </w:r>
       <w:r>
         <w:rPr>
+          <w:rFonts w:ascii="Carlito" w:hAnsi="Carlito" w:cs="Carlito"/>
           <w:b/>
           <w:bCs/>
           <w:sz w:val="36"/>
@@ -1441,6 +1592,7 @@
       </w:r>
       <w:r>
         <w:rPr>
+          <w:rFonts w:ascii="Carlito" w:hAnsi="Carlito" w:cs="Carlito"/>
           <w:sz w:val="36"/>
           <w:szCs w:val="36"/>
         </w:rPr>
@@ -1448,6 +1600,7 @@
       </w:r>
       <w:r>
         <w:rPr>
+          <w:rFonts w:ascii="Carlito" w:hAnsi="Carlito" w:cs="Carlito"/>
           <w:sz w:val="36"/>
           <w:szCs w:val="36"/>
         </w:rPr>
@@ -1455,6 +1608,7 @@
       </w:r>
       <w:r>
         <w:rPr>
+          <w:rFonts w:ascii="Carlito" w:hAnsi="Carlito" w:cs="Carlito"/>
           <w:sz w:val="36"/>
           <w:szCs w:val="36"/>
         </w:rPr>
@@ -1462,6 +1616,7 @@
       </w:r>
       <w:r>
         <w:rPr>
+          <w:rFonts w:ascii="Carlito" w:hAnsi="Carlito" w:cs="Carlito"/>
           <w:sz w:val="36"/>
           <w:szCs w:val="36"/>
         </w:rPr>
@@ -1472,14 +1627,16 @@
       <w:pPr>
         <w:jc w:val="both"/>
         <w:rPr>
-          <w:b/>
-          <w:bCs/>
-          <w:sz w:val="36"/>
-          <w:szCs w:val="36"/>
-        </w:rPr>
-      </w:pPr>
-      <w:r>
-        <w:rPr>
+          <w:rFonts w:ascii="Carlito" w:hAnsi="Carlito" w:cs="Carlito"/>
+          <w:b/>
+          <w:bCs/>
+          <w:sz w:val="36"/>
+          <w:szCs w:val="36"/>
+        </w:rPr>
+      </w:pPr>
+      <w:r>
+        <w:rPr>
+          <w:rFonts w:ascii="Carlito" w:hAnsi="Carlito" w:cs="Carlito"/>
           <w:b/>
           <w:bCs/>
           <w:sz w:val="36"/>
@@ -1489,6 +1646,7 @@
       </w:r>
       <w:r>
         <w:rPr>
+          <w:rFonts w:ascii="Carlito" w:hAnsi="Carlito" w:cs="Carlito"/>
           <w:b/>
           <w:bCs/>
           <w:sz w:val="36"/>
@@ -1498,6 +1656,7 @@
       </w:r>
       <w:r>
         <w:rPr>
+          <w:rFonts w:ascii="Carlito" w:hAnsi="Carlito" w:cs="Carlito"/>
           <w:sz w:val="36"/>
           <w:szCs w:val="36"/>
         </w:rPr>
@@ -1505,6 +1664,7 @@
       </w:r>
       <w:r>
         <w:rPr>
+          <w:rFonts w:ascii="Carlito" w:hAnsi="Carlito" w:cs="Carlito"/>
           <w:b/>
           <w:bCs/>
           <w:sz w:val="36"/>
@@ -1514,6 +1674,7 @@
       </w:r>
       <w:r>
         <w:rPr>
+          <w:rFonts w:ascii="Carlito" w:hAnsi="Carlito" w:cs="Carlito"/>
           <w:b/>
           <w:bCs/>
           <w:sz w:val="36"/>
@@ -1523,6 +1684,7 @@
       </w:r>
       <w:r>
         <w:rPr>
+          <w:rFonts w:ascii="Carlito" w:hAnsi="Carlito" w:cs="Carlito"/>
           <w:b/>
           <w:bCs/>
           <w:sz w:val="36"/>
@@ -1532,6 +1694,7 @@
       </w:r>
       <w:r>
         <w:rPr>
+          <w:rFonts w:ascii="Carlito" w:hAnsi="Carlito" w:cs="Carlito"/>
           <w:b/>
           <w:bCs/>
           <w:sz w:val="36"/>
@@ -1541,6 +1704,7 @@
       </w:r>
       <w:r>
         <w:rPr>
+          <w:rFonts w:ascii="Carlito" w:hAnsi="Carlito" w:cs="Carlito"/>
           <w:b/>
           <w:bCs/>
           <w:sz w:val="36"/>
@@ -1550,6 +1714,7 @@
       </w:r>
       <w:r>
         <w:rPr>
+          <w:rFonts w:ascii="Carlito" w:hAnsi="Carlito" w:cs="Carlito"/>
           <w:b/>
           <w:bCs/>
           <w:sz w:val="36"/>
@@ -1559,6 +1724,7 @@
       </w:r>
       <w:r>
         <w:rPr>
+          <w:rFonts w:ascii="Carlito" w:hAnsi="Carlito" w:cs="Carlito"/>
           <w:sz w:val="36"/>
           <w:szCs w:val="36"/>
         </w:rPr>
@@ -1566,6 +1732,7 @@
       </w:r>
       <w:r>
         <w:rPr>
+          <w:rFonts w:ascii="Carlito" w:hAnsi="Carlito" w:cs="Carlito"/>
           <w:b/>
           <w:bCs/>
           <w:sz w:val="36"/>
@@ -1575,6 +1742,7 @@
       </w:r>
       <w:r>
         <w:rPr>
+          <w:rFonts w:ascii="Carlito" w:hAnsi="Carlito" w:cs="Carlito"/>
           <w:b/>
           <w:bCs/>
           <w:sz w:val="36"/>
@@ -1584,6 +1752,7 @@
       </w:r>
       <w:r>
         <w:rPr>
+          <w:rFonts w:ascii="Carlito" w:hAnsi="Carlito" w:cs="Carlito"/>
           <w:b/>
           <w:bCs/>
           <w:sz w:val="36"/>
@@ -1593,6 +1762,7 @@
       </w:r>
       <w:r>
         <w:rPr>
+          <w:rFonts w:ascii="Carlito" w:hAnsi="Carlito" w:cs="Carlito"/>
           <w:sz w:val="36"/>
           <w:szCs w:val="36"/>
         </w:rPr>
@@ -1600,6 +1770,7 @@
       </w:r>
       <w:r>
         <w:rPr>
+          <w:rFonts w:ascii="Carlito" w:hAnsi="Carlito" w:cs="Carlito"/>
           <w:b/>
           <w:bCs/>
           <w:sz w:val="36"/>
@@ -1609,6 +1780,7 @@
       </w:r>
       <w:r>
         <w:rPr>
+          <w:rFonts w:ascii="Carlito" w:hAnsi="Carlito" w:cs="Carlito"/>
           <w:b/>
           <w:bCs/>
           <w:sz w:val="36"/>
@@ -1618,6 +1790,7 @@
       </w:r>
       <w:r>
         <w:rPr>
+          <w:rFonts w:ascii="Carlito" w:hAnsi="Carlito" w:cs="Carlito"/>
           <w:b/>
           <w:bCs/>
           <w:sz w:val="36"/>
@@ -1627,6 +1800,7 @@
       </w:r>
       <w:r>
         <w:rPr>
+          <w:rFonts w:ascii="Carlito" w:hAnsi="Carlito" w:cs="Carlito"/>
           <w:sz w:val="36"/>
           <w:szCs w:val="36"/>
         </w:rPr>
@@ -1634,6 +1808,7 @@
       </w:r>
       <w:r>
         <w:rPr>
+          <w:rFonts w:ascii="Carlito" w:hAnsi="Carlito" w:cs="Carlito"/>
           <w:b/>
           <w:bCs/>
           <w:sz w:val="36"/>
@@ -1643,6 +1818,7 @@
       </w:r>
       <w:r>
         <w:rPr>
+          <w:rFonts w:ascii="Carlito" w:hAnsi="Carlito" w:cs="Carlito"/>
           <w:b/>
           <w:bCs/>
           <w:sz w:val="36"/>
@@ -1652,6 +1828,7 @@
       </w:r>
       <w:r>
         <w:rPr>
+          <w:rFonts w:ascii="Carlito" w:hAnsi="Carlito" w:cs="Carlito"/>
           <w:b/>
           <w:bCs/>
           <w:sz w:val="36"/>
@@ -1661,6 +1838,7 @@
       </w:r>
       <w:r>
         <w:rPr>
+          <w:rFonts w:ascii="Carlito" w:hAnsi="Carlito" w:cs="Carlito"/>
           <w:sz w:val="36"/>
           <w:szCs w:val="36"/>
         </w:rPr>
@@ -1668,6 +1846,7 @@
       </w:r>
       <w:r>
         <w:rPr>
+          <w:rFonts w:ascii="Carlito" w:hAnsi="Carlito" w:cs="Carlito"/>
           <w:b/>
           <w:bCs/>
           <w:sz w:val="36"/>
@@ -1677,6 +1856,7 @@
       </w:r>
       <w:r>
         <w:rPr>
+          <w:rFonts w:ascii="Carlito" w:hAnsi="Carlito" w:cs="Carlito"/>
           <w:sz w:val="36"/>
           <w:szCs w:val="36"/>
         </w:rPr>
@@ -1684,6 +1864,7 @@
       </w:r>
       <w:r>
         <w:rPr>
+          <w:rFonts w:ascii="Carlito" w:hAnsi="Carlito" w:cs="Carlito"/>
           <w:b/>
           <w:bCs/>
           <w:sz w:val="36"/>
@@ -1696,12 +1877,14 @@
       <w:pPr>
         <w:jc w:val="both"/>
         <w:rPr>
-          <w:sz w:val="36"/>
-          <w:szCs w:val="36"/>
-        </w:rPr>
-      </w:pPr>
-      <w:r>
-        <w:rPr>
+          <w:rFonts w:ascii="Carlito" w:hAnsi="Carlito" w:cs="Carlito"/>
+          <w:sz w:val="36"/>
+          <w:szCs w:val="36"/>
+        </w:rPr>
+      </w:pPr>
+      <w:r>
+        <w:rPr>
+          <w:rFonts w:ascii="Carlito" w:hAnsi="Carlito" w:cs="Carlito"/>
           <w:sz w:val="36"/>
           <w:szCs w:val="36"/>
         </w:rPr>
@@ -1709,6 +1892,7 @@
       </w:r>
       <w:r>
         <w:rPr>
+          <w:rFonts w:ascii="Carlito" w:hAnsi="Carlito" w:cs="Carlito"/>
           <w:sz w:val="36"/>
           <w:szCs w:val="36"/>
         </w:rPr>
@@ -1719,14 +1903,16 @@
       <w:pPr>
         <w:jc w:val="both"/>
         <w:rPr>
-          <w:b/>
-          <w:bCs/>
-          <w:sz w:val="36"/>
-          <w:szCs w:val="36"/>
-        </w:rPr>
-      </w:pPr>
-      <w:r>
-        <w:rPr>
+          <w:rFonts w:ascii="Carlito" w:hAnsi="Carlito" w:cs="Carlito"/>
+          <w:b/>
+          <w:bCs/>
+          <w:sz w:val="36"/>
+          <w:szCs w:val="36"/>
+        </w:rPr>
+      </w:pPr>
+      <w:r>
+        <w:rPr>
+          <w:rFonts w:ascii="Carlito" w:hAnsi="Carlito" w:cs="Carlito"/>
           <w:b/>
           <w:bCs/>
           <w:sz w:val="36"/>
@@ -1736,6 +1922,7 @@
       </w:r>
       <w:r>
         <w:rPr>
+          <w:rFonts w:ascii="Carlito" w:hAnsi="Carlito" w:cs="Carlito"/>
           <w:b/>
           <w:bCs/>
           <w:sz w:val="36"/>
@@ -1745,6 +1932,7 @@
       </w:r>
       <w:r>
         <w:rPr>
+          <w:rFonts w:ascii="Carlito" w:hAnsi="Carlito" w:cs="Carlito"/>
           <w:b/>
           <w:bCs/>
           <w:sz w:val="36"/>
@@ -1754,6 +1942,7 @@
       </w:r>
       <w:r>
         <w:rPr>
+          <w:rFonts w:ascii="Carlito" w:hAnsi="Carlito" w:cs="Carlito"/>
           <w:b/>
           <w:bCs/>
           <w:sz w:val="36"/>
@@ -1763,6 +1952,7 @@
       </w:r>
       <w:r>
         <w:rPr>
+          <w:rFonts w:ascii="Carlito" w:hAnsi="Carlito" w:cs="Carlito"/>
           <w:b/>
           <w:bCs/>
           <w:sz w:val="36"/>
@@ -1772,6 +1962,7 @@
       </w:r>
       <w:r>
         <w:rPr>
+          <w:rFonts w:ascii="Carlito" w:hAnsi="Carlito" w:cs="Carlito"/>
           <w:b/>
           <w:bCs/>
           <w:sz w:val="36"/>
@@ -1781,6 +1972,7 @@
       </w:r>
       <w:r>
         <w:rPr>
+          <w:rFonts w:ascii="Carlito" w:hAnsi="Carlito" w:cs="Carlito"/>
           <w:b/>
           <w:bCs/>
           <w:sz w:val="36"/>
@@ -1790,6 +1982,7 @@
       </w:r>
       <w:r>
         <w:rPr>
+          <w:rFonts w:ascii="Carlito" w:hAnsi="Carlito" w:cs="Carlito"/>
           <w:b/>
           <w:bCs/>
           <w:sz w:val="36"/>
@@ -1799,6 +1992,7 @@
       </w:r>
       <w:r>
         <w:rPr>
+          <w:rFonts w:ascii="Carlito" w:hAnsi="Carlito" w:cs="Carlito"/>
           <w:b/>
           <w:bCs/>
           <w:sz w:val="36"/>
@@ -1808,6 +2002,7 @@
       </w:r>
       <w:r>
         <w:rPr>
+          <w:rFonts w:ascii="Carlito" w:hAnsi="Carlito" w:cs="Carlito"/>
           <w:b/>
           <w:bCs/>
           <w:sz w:val="36"/>
@@ -1817,6 +2012,7 @@
       </w:r>
       <w:r>
         <w:rPr>
+          <w:rFonts w:ascii="Carlito" w:hAnsi="Carlito" w:cs="Carlito"/>
           <w:b/>
           <w:bCs/>
           <w:sz w:val="36"/>
@@ -1829,14 +2025,16 @@
       <w:pPr>
         <w:jc w:val="both"/>
         <w:rPr>
-          <w:b/>
-          <w:bCs/>
-          <w:sz w:val="36"/>
-          <w:szCs w:val="36"/>
-        </w:rPr>
-      </w:pPr>
-      <w:r>
-        <w:rPr>
+          <w:rFonts w:ascii="Carlito" w:hAnsi="Carlito" w:cs="Carlito"/>
+          <w:b/>
+          <w:bCs/>
+          <w:sz w:val="36"/>
+          <w:szCs w:val="36"/>
+        </w:rPr>
+      </w:pPr>
+      <w:r>
+        <w:rPr>
+          <w:rFonts w:ascii="Carlito" w:hAnsi="Carlito" w:cs="Carlito"/>
           <w:b/>
           <w:bCs/>
           <w:sz w:val="36"/>
@@ -1849,14 +2047,16 @@
       <w:pPr>
         <w:jc w:val="both"/>
         <w:rPr>
-          <w:b/>
-          <w:bCs/>
-          <w:sz w:val="36"/>
-          <w:szCs w:val="36"/>
-        </w:rPr>
-      </w:pPr>
-      <w:r>
-        <w:rPr>
+          <w:rFonts w:ascii="Carlito" w:hAnsi="Carlito" w:cs="Carlito"/>
+          <w:b/>
+          <w:bCs/>
+          <w:sz w:val="36"/>
+          <w:szCs w:val="36"/>
+        </w:rPr>
+      </w:pPr>
+      <w:r>
+        <w:rPr>
+          <w:rFonts w:ascii="Carlito" w:hAnsi="Carlito" w:cs="Carlito"/>
           <w:b/>
           <w:bCs/>
           <w:sz w:val="36"/>
@@ -1866,6 +2066,7 @@
       </w:r>
       <w:r>
         <w:rPr>
+          <w:rFonts w:ascii="Carlito" w:hAnsi="Carlito" w:cs="Carlito"/>
           <w:b/>
           <w:bCs/>
           <w:sz w:val="36"/>
@@ -1875,6 +2076,7 @@
       </w:r>
       <w:r>
         <w:rPr>
+          <w:rFonts w:ascii="Carlito" w:hAnsi="Carlito" w:cs="Carlito"/>
           <w:b/>
           <w:bCs/>
           <w:sz w:val="36"/>
@@ -1888,14 +2090,16 @@
         <w:ind w:left="720" w:firstLine="720"/>
         <w:jc w:val="both"/>
         <w:rPr>
-          <w:b/>
-          <w:bCs/>
-          <w:sz w:val="36"/>
-          <w:szCs w:val="36"/>
-        </w:rPr>
-      </w:pPr>
-      <w:r>
-        <w:rPr>
+          <w:rFonts w:ascii="Carlito" w:hAnsi="Carlito" w:cs="Carlito"/>
+          <w:b/>
+          <w:bCs/>
+          <w:sz w:val="36"/>
+          <w:szCs w:val="36"/>
+        </w:rPr>
+      </w:pPr>
+      <w:r>
+        <w:rPr>
+          <w:rFonts w:ascii="Carlito" w:hAnsi="Carlito" w:cs="Carlito"/>
           <w:b/>
           <w:bCs/>
           <w:sz w:val="36"/>
@@ -1905,6 +2109,7 @@
       </w:r>
       <w:r>
         <w:rPr>
+          <w:rFonts w:ascii="Carlito" w:hAnsi="Carlito" w:cs="Carlito"/>
           <w:b/>
           <w:bCs/>
           <w:sz w:val="36"/>
@@ -1914,6 +2119,7 @@
       </w:r>
       <w:r>
         <w:rPr>
+          <w:rFonts w:ascii="Carlito" w:hAnsi="Carlito" w:cs="Carlito"/>
           <w:b/>
           <w:bCs/>
           <w:sz w:val="36"/>
@@ -1923,6 +2129,7 @@
       </w:r>
       <w:r>
         <w:rPr>
+          <w:rFonts w:ascii="Carlito" w:hAnsi="Carlito" w:cs="Carlito"/>
           <w:b/>
           <w:bCs/>
           <w:sz w:val="36"/>
@@ -1932,6 +2139,7 @@
       </w:r>
       <w:r>
         <w:rPr>
+          <w:rFonts w:ascii="Carlito" w:hAnsi="Carlito" w:cs="Carlito"/>
           <w:b/>
           <w:bCs/>
           <w:sz w:val="36"/>
@@ -1941,6 +2149,7 @@
       </w:r>
       <w:r>
         <w:rPr>
+          <w:rFonts w:ascii="Carlito" w:hAnsi="Carlito" w:cs="Carlito"/>
           <w:b/>
           <w:bCs/>
           <w:sz w:val="36"/>
@@ -1954,14 +2163,16 @@
         <w:ind w:left="720" w:firstLine="720"/>
         <w:jc w:val="both"/>
         <w:rPr>
-          <w:b/>
-          <w:bCs/>
-          <w:sz w:val="36"/>
-          <w:szCs w:val="36"/>
-        </w:rPr>
-      </w:pPr>
-      <w:r>
-        <w:rPr>
+          <w:rFonts w:ascii="Carlito" w:hAnsi="Carlito" w:cs="Carlito"/>
+          <w:b/>
+          <w:bCs/>
+          <w:sz w:val="36"/>
+          <w:szCs w:val="36"/>
+        </w:rPr>
+      </w:pPr>
+      <w:r>
+        <w:rPr>
+          <w:rFonts w:ascii="Carlito" w:hAnsi="Carlito" w:cs="Carlito"/>
           <w:b/>
           <w:bCs/>
           <w:sz w:val="36"/>
@@ -1971,6 +2182,7 @@
       </w:r>
       <w:r>
         <w:rPr>
+          <w:rFonts w:ascii="Carlito" w:hAnsi="Carlito" w:cs="Carlito"/>
           <w:b/>
           <w:bCs/>
           <w:sz w:val="36"/>
@@ -1980,6 +2192,7 @@
       </w:r>
       <w:r>
         <w:rPr>
+          <w:rFonts w:ascii="Carlito" w:hAnsi="Carlito" w:cs="Carlito"/>
           <w:b/>
           <w:bCs/>
           <w:sz w:val="36"/>
@@ -1992,12 +2205,14 @@
       <w:pPr>
         <w:jc w:val="both"/>
         <w:rPr>
-          <w:sz w:val="36"/>
-          <w:szCs w:val="36"/>
-        </w:rPr>
-      </w:pPr>
-      <w:r>
-        <w:rPr>
+          <w:rFonts w:ascii="Carlito" w:hAnsi="Carlito" w:cs="Carlito"/>
+          <w:sz w:val="36"/>
+          <w:szCs w:val="36"/>
+        </w:rPr>
+      </w:pPr>
+      <w:r>
+        <w:rPr>
+          <w:rFonts w:ascii="Carlito" w:hAnsi="Carlito" w:cs="Carlito"/>
           <w:sz w:val="36"/>
           <w:szCs w:val="36"/>
         </w:rPr>
@@ -2008,14 +2223,16 @@
       <w:pPr>
         <w:jc w:val="both"/>
         <w:rPr>
-          <w:b/>
-          <w:bCs/>
-          <w:sz w:val="36"/>
-          <w:szCs w:val="36"/>
-        </w:rPr>
-      </w:pPr>
-      <w:r>
-        <w:rPr>
+          <w:rFonts w:ascii="Carlito" w:hAnsi="Carlito" w:cs="Carlito"/>
+          <w:b/>
+          <w:bCs/>
+          <w:sz w:val="36"/>
+          <w:szCs w:val="36"/>
+        </w:rPr>
+      </w:pPr>
+      <w:r>
+        <w:rPr>
+          <w:rFonts w:ascii="Carlito" w:hAnsi="Carlito" w:cs="Carlito"/>
           <w:b/>
           <w:bCs/>
           <w:sz w:val="36"/>
@@ -2028,14 +2245,16 @@
       <w:pPr>
         <w:jc w:val="both"/>
         <w:rPr>
-          <w:b/>
-          <w:bCs/>
-          <w:sz w:val="36"/>
-          <w:szCs w:val="36"/>
-        </w:rPr>
-      </w:pPr>
-      <w:r>
-        <w:rPr>
+          <w:rFonts w:ascii="Carlito" w:hAnsi="Carlito" w:cs="Carlito"/>
+          <w:b/>
+          <w:bCs/>
+          <w:sz w:val="36"/>
+          <w:szCs w:val="36"/>
+        </w:rPr>
+      </w:pPr>
+      <w:r>
+        <w:rPr>
+          <w:rFonts w:ascii="Carlito" w:hAnsi="Carlito" w:cs="Carlito"/>
           <w:b/>
           <w:bCs/>
           <w:sz w:val="36"/>
@@ -2046,6 +2265,7 @@
       </w:r>
       <w:r>
         <w:rPr>
+          <w:rFonts w:ascii="Carlito" w:hAnsi="Carlito" w:cs="Carlito"/>
           <w:b/>
           <w:bCs/>
           <w:sz w:val="36"/>
@@ -2055,6 +2275,7 @@
       </w:r>
       <w:r>
         <w:rPr>
+          <w:rFonts w:ascii="Carlito" w:hAnsi="Carlito" w:cs="Carlito"/>
           <w:b/>
           <w:bCs/>
           <w:sz w:val="36"/>
@@ -2064,6 +2285,7 @@
       </w:r>
       <w:r>
         <w:rPr>
+          <w:rFonts w:ascii="Carlito" w:hAnsi="Carlito" w:cs="Carlito"/>
           <w:b/>
           <w:bCs/>
           <w:sz w:val="36"/>
@@ -2076,14 +2298,16 @@
       <w:pPr>
         <w:jc w:val="both"/>
         <w:rPr>
-          <w:b/>
-          <w:bCs/>
-          <w:sz w:val="36"/>
-          <w:szCs w:val="36"/>
-        </w:rPr>
-      </w:pPr>
-      <w:r>
-        <w:rPr>
+          <w:rFonts w:ascii="Carlito" w:hAnsi="Carlito" w:cs="Carlito"/>
+          <w:b/>
+          <w:bCs/>
+          <w:sz w:val="36"/>
+          <w:szCs w:val="36"/>
+        </w:rPr>
+      </w:pPr>
+      <w:r>
+        <w:rPr>
+          <w:rFonts w:ascii="Carlito" w:hAnsi="Carlito" w:cs="Carlito"/>
           <w:b/>
           <w:bCs/>
           <w:sz w:val="36"/>
@@ -2094,6 +2318,7 @@
       </w:r>
       <w:r>
         <w:rPr>
+          <w:rFonts w:ascii="Carlito" w:hAnsi="Carlito" w:cs="Carlito"/>
           <w:b/>
           <w:bCs/>
           <w:sz w:val="36"/>
@@ -2103,6 +2328,7 @@
       </w:r>
       <w:r>
         <w:rPr>
+          <w:rFonts w:ascii="Carlito" w:hAnsi="Carlito" w:cs="Carlito"/>
           <w:b/>
           <w:bCs/>
           <w:sz w:val="36"/>
@@ -2112,6 +2338,7 @@
       </w:r>
       <w:r>
         <w:rPr>
+          <w:rFonts w:ascii="Carlito" w:hAnsi="Carlito" w:cs="Carlito"/>
           <w:b/>
           <w:bCs/>
           <w:sz w:val="36"/>
@@ -2124,14 +2351,16 @@
       <w:pPr>
         <w:jc w:val="both"/>
         <w:rPr>
-          <w:b/>
-          <w:bCs/>
-          <w:sz w:val="36"/>
-          <w:szCs w:val="36"/>
-        </w:rPr>
-      </w:pPr>
-      <w:r>
-        <w:rPr>
+          <w:rFonts w:ascii="Carlito" w:hAnsi="Carlito" w:cs="Carlito"/>
+          <w:b/>
+          <w:bCs/>
+          <w:sz w:val="36"/>
+          <w:szCs w:val="36"/>
+        </w:rPr>
+      </w:pPr>
+      <w:r>
+        <w:rPr>
+          <w:rFonts w:ascii="Carlito" w:hAnsi="Carlito" w:cs="Carlito"/>
           <w:b/>
           <w:bCs/>
           <w:sz w:val="36"/>
@@ -2144,14 +2373,16 @@
       <w:pPr>
         <w:jc w:val="both"/>
         <w:rPr>
-          <w:b/>
-          <w:bCs/>
-          <w:sz w:val="36"/>
-          <w:szCs w:val="36"/>
-        </w:rPr>
-      </w:pPr>
-      <w:r>
-        <w:rPr>
+          <w:rFonts w:ascii="Carlito" w:hAnsi="Carlito" w:cs="Carlito"/>
+          <w:b/>
+          <w:bCs/>
+          <w:sz w:val="36"/>
+          <w:szCs w:val="36"/>
+        </w:rPr>
+      </w:pPr>
+      <w:r>
+        <w:rPr>
+          <w:rFonts w:ascii="Carlito" w:hAnsi="Carlito" w:cs="Carlito"/>
           <w:b/>
           <w:bCs/>
           <w:sz w:val="36"/>
@@ -2162,6 +2393,7 @@
       </w:r>
       <w:r>
         <w:rPr>
+          <w:rFonts w:ascii="Carlito" w:hAnsi="Carlito" w:cs="Carlito"/>
           <w:b/>
           <w:bCs/>
           <w:sz w:val="36"/>
@@ -2171,6 +2403,7 @@
       </w:r>
       <w:r>
         <w:rPr>
+          <w:rFonts w:ascii="Carlito" w:hAnsi="Carlito" w:cs="Carlito"/>
           <w:b/>
           <w:bCs/>
           <w:sz w:val="36"/>
@@ -2180,6 +2413,7 @@
       </w:r>
       <w:r>
         <w:rPr>
+          <w:rFonts w:ascii="Carlito" w:hAnsi="Carlito" w:cs="Carlito"/>
           <w:b/>
           <w:bCs/>
           <w:sz w:val="36"/>
@@ -2189,6 +2423,7 @@
       </w:r>
       <w:r>
         <w:rPr>
+          <w:rFonts w:ascii="Carlito" w:hAnsi="Carlito" w:cs="Carlito"/>
           <w:b/>
           <w:bCs/>
           <w:sz w:val="36"/>
@@ -2201,23 +2436,26 @@
       <w:pPr>
         <w:jc w:val="both"/>
         <w:rPr>
-          <w:b/>
-          <w:bCs/>
-          <w:sz w:val="36"/>
-          <w:szCs w:val="36"/>
-        </w:rPr>
-      </w:pPr>
-    </w:p>
-    <w:p>
-      <w:pPr>
-        <w:jc w:val="both"/>
-        <w:rPr>
-          <w:sz w:val="36"/>
-          <w:szCs w:val="36"/>
-        </w:rPr>
-      </w:pPr>
-      <w:r>
-        <w:rPr>
+          <w:rFonts w:ascii="Carlito" w:hAnsi="Carlito" w:cs="Carlito"/>
+          <w:b/>
+          <w:bCs/>
+          <w:sz w:val="36"/>
+          <w:szCs w:val="36"/>
+        </w:rPr>
+      </w:pPr>
+    </w:p>
+    <w:p>
+      <w:pPr>
+        <w:jc w:val="both"/>
+        <w:rPr>
+          <w:rFonts w:ascii="Carlito" w:hAnsi="Carlito" w:cs="Carlito"/>
+          <w:sz w:val="36"/>
+          <w:szCs w:val="36"/>
+        </w:rPr>
+      </w:pPr>
+      <w:r>
+        <w:rPr>
+          <w:rFonts w:ascii="Carlito" w:hAnsi="Carlito" w:cs="Carlito"/>
           <w:b/>
           <w:bCs/>
           <w:sz w:val="36"/>
@@ -2227,6 +2465,7 @@
       </w:r>
       <w:r>
         <w:rPr>
+          <w:rFonts w:ascii="Carlito" w:hAnsi="Carlito" w:cs="Carlito"/>
           <w:b/>
           <w:bCs/>
           <w:sz w:val="36"/>
@@ -2236,6 +2475,7 @@
       </w:r>
       <w:r>
         <w:rPr>
+          <w:rFonts w:ascii="Carlito" w:hAnsi="Carlito" w:cs="Carlito"/>
           <w:b/>
           <w:bCs/>
           <w:sz w:val="36"/>
@@ -2245,6 +2485,7 @@
       </w:r>
       <w:r>
         <w:rPr>
+          <w:rFonts w:ascii="Carlito" w:hAnsi="Carlito" w:cs="Carlito"/>
           <w:b/>
           <w:bCs/>
           <w:sz w:val="36"/>
@@ -2254,6 +2495,7 @@
       </w:r>
       <w:r>
         <w:rPr>
+          <w:rFonts w:ascii="Carlito" w:hAnsi="Carlito" w:cs="Carlito"/>
           <w:sz w:val="36"/>
           <w:szCs w:val="36"/>
         </w:rPr>
@@ -2265,23 +2507,27 @@
         <w:ind w:left="720"/>
         <w:jc w:val="both"/>
         <w:rPr>
-          <w:b/>
-          <w:bCs/>
-          <w:sz w:val="36"/>
-          <w:szCs w:val="36"/>
-        </w:rPr>
-      </w:pPr>
-      <w:r>
-        <w:rPr>
-          <w:b/>
-          <w:bCs/>
-          <w:sz w:val="36"/>
-          <w:szCs w:val="36"/>
-        </w:rPr>
+          <w:rFonts w:ascii="Carlito" w:hAnsi="Carlito" w:cs="Carlito"/>
+          <w:b/>
+          <w:bCs/>
+          <w:sz w:val="36"/>
+          <w:szCs w:val="36"/>
+        </w:rPr>
+      </w:pPr>
+      <w:r>
+        <w:rPr>
+          <w:rFonts w:ascii="Carlito" w:hAnsi="Carlito" w:cs="Carlito"/>
+          <w:b/>
+          <w:bCs/>
+          <w:sz w:val="36"/>
+          <w:szCs w:val="36"/>
+        </w:rPr>
+        <w:lastRenderedPageBreak/>
         <w:t xml:space="preserve"> </w:t>
       </w:r>
       <w:r>
         <w:rPr>
+          <w:rFonts w:ascii="Carlito" w:hAnsi="Carlito" w:cs="Carlito"/>
           <w:b/>
           <w:bCs/>
           <w:sz w:val="36"/>
@@ -2291,6 +2537,7 @@
       </w:r>
       <w:r>
         <w:rPr>
+          <w:rFonts w:ascii="Carlito" w:hAnsi="Carlito" w:cs="Carlito"/>
           <w:b/>
           <w:bCs/>
           <w:sz w:val="36"/>
@@ -2303,12 +2550,14 @@
       <w:pPr>
         <w:jc w:val="both"/>
         <w:rPr>
-          <w:sz w:val="36"/>
-          <w:szCs w:val="36"/>
-        </w:rPr>
-      </w:pPr>
-      <w:r>
-        <w:rPr>
+          <w:rFonts w:ascii="Carlito" w:hAnsi="Carlito" w:cs="Carlito"/>
+          <w:sz w:val="36"/>
+          <w:szCs w:val="36"/>
+        </w:rPr>
+      </w:pPr>
+      <w:r>
+        <w:rPr>
+          <w:rFonts w:ascii="Carlito" w:hAnsi="Carlito" w:cs="Carlito"/>
           <w:sz w:val="36"/>
           <w:szCs w:val="36"/>
         </w:rPr>
@@ -2319,14 +2568,16 @@
       <w:pPr>
         <w:jc w:val="both"/>
         <w:rPr>
-          <w:b/>
-          <w:bCs/>
-          <w:sz w:val="36"/>
-          <w:szCs w:val="36"/>
-        </w:rPr>
-      </w:pPr>
-      <w:r>
-        <w:rPr>
+          <w:rFonts w:ascii="Carlito" w:hAnsi="Carlito" w:cs="Carlito"/>
+          <w:b/>
+          <w:bCs/>
+          <w:sz w:val="36"/>
+          <w:szCs w:val="36"/>
+        </w:rPr>
+      </w:pPr>
+      <w:r>
+        <w:rPr>
+          <w:rFonts w:ascii="Carlito" w:hAnsi="Carlito" w:cs="Carlito"/>
           <w:b/>
           <w:bCs/>
           <w:sz w:val="36"/>
@@ -2336,6 +2587,7 @@
       </w:r>
       <w:r>
         <w:rPr>
+          <w:rFonts w:ascii="Carlito" w:hAnsi="Carlito" w:cs="Carlito"/>
           <w:b/>
           <w:bCs/>
           <w:sz w:val="36"/>
@@ -2345,6 +2597,7 @@
       </w:r>
       <w:r>
         <w:rPr>
+          <w:rFonts w:ascii="Carlito" w:hAnsi="Carlito" w:cs="Carlito"/>
           <w:b/>
           <w:bCs/>
           <w:sz w:val="36"/>
@@ -2354,6 +2607,7 @@
       </w:r>
       <w:r>
         <w:rPr>
+          <w:rFonts w:ascii="Carlito" w:hAnsi="Carlito" w:cs="Carlito"/>
           <w:b/>
           <w:bCs/>
           <w:sz w:val="36"/>
@@ -2363,6 +2617,7 @@
       </w:r>
       <w:r>
         <w:rPr>
+          <w:rFonts w:ascii="Carlito" w:hAnsi="Carlito" w:cs="Carlito"/>
           <w:b/>
           <w:bCs/>
           <w:sz w:val="36"/>
@@ -2375,14 +2630,16 @@
       <w:pPr>
         <w:jc w:val="both"/>
         <w:rPr>
-          <w:b/>
-          <w:bCs/>
-          <w:sz w:val="36"/>
-          <w:szCs w:val="36"/>
-        </w:rPr>
-      </w:pPr>
-      <w:r>
-        <w:rPr>
+          <w:rFonts w:ascii="Carlito" w:hAnsi="Carlito" w:cs="Carlito"/>
+          <w:b/>
+          <w:bCs/>
+          <w:sz w:val="36"/>
+          <w:szCs w:val="36"/>
+        </w:rPr>
+      </w:pPr>
+      <w:r>
+        <w:rPr>
+          <w:rFonts w:ascii="Carlito" w:hAnsi="Carlito" w:cs="Carlito"/>
           <w:b/>
           <w:bCs/>
           <w:sz w:val="36"/>
@@ -2392,6 +2649,7 @@
       </w:r>
       <w:r>
         <w:rPr>
+          <w:rFonts w:ascii="Carlito" w:hAnsi="Carlito" w:cs="Carlito"/>
           <w:b/>
           <w:bCs/>
           <w:sz w:val="36"/>
@@ -2401,6 +2659,7 @@
       </w:r>
       <w:r>
         <w:rPr>
+          <w:rFonts w:ascii="Carlito" w:hAnsi="Carlito" w:cs="Carlito"/>
           <w:b/>
           <w:bCs/>
           <w:sz w:val="36"/>
@@ -2410,6 +2669,7 @@
       </w:r>
       <w:r>
         <w:rPr>
+          <w:rFonts w:ascii="Carlito" w:hAnsi="Carlito" w:cs="Carlito"/>
           <w:b/>
           <w:bCs/>
           <w:sz w:val="36"/>
@@ -2419,6 +2679,7 @@
       </w:r>
       <w:r>
         <w:rPr>
+          <w:rFonts w:ascii="Carlito" w:hAnsi="Carlito" w:cs="Carlito"/>
           <w:b/>
           <w:bCs/>
           <w:sz w:val="36"/>
@@ -2428,6 +2689,7 @@
       </w:r>
       <w:r>
         <w:rPr>
+          <w:rFonts w:ascii="Carlito" w:hAnsi="Carlito" w:cs="Carlito"/>
           <w:b/>
           <w:bCs/>
           <w:sz w:val="36"/>
@@ -2437,6 +2699,7 @@
       </w:r>
       <w:r>
         <w:rPr>
+          <w:rFonts w:ascii="Carlito" w:hAnsi="Carlito" w:cs="Carlito"/>
           <w:b/>
           <w:bCs/>
           <w:sz w:val="36"/>
@@ -2449,14 +2712,16 @@
       <w:pPr>
         <w:jc w:val="both"/>
         <w:rPr>
-          <w:b/>
-          <w:bCs/>
-          <w:sz w:val="36"/>
-          <w:szCs w:val="36"/>
-        </w:rPr>
-      </w:pPr>
-      <w:r>
-        <w:rPr>
+          <w:rFonts w:ascii="Carlito" w:hAnsi="Carlito" w:cs="Carlito"/>
+          <w:b/>
+          <w:bCs/>
+          <w:sz w:val="36"/>
+          <w:szCs w:val="36"/>
+        </w:rPr>
+      </w:pPr>
+      <w:r>
+        <w:rPr>
+          <w:rFonts w:ascii="Carlito" w:hAnsi="Carlito" w:cs="Carlito"/>
           <w:b/>
           <w:bCs/>
           <w:sz w:val="36"/>
@@ -2466,6 +2731,7 @@
       </w:r>
       <w:r>
         <w:rPr>
+          <w:rFonts w:ascii="Carlito" w:hAnsi="Carlito" w:cs="Carlito"/>
           <w:b/>
           <w:bCs/>
           <w:sz w:val="36"/>
@@ -2476,6 +2742,7 @@
       </w:r>
       <w:r>
         <w:rPr>
+          <w:rFonts w:ascii="Carlito" w:hAnsi="Carlito" w:cs="Carlito"/>
           <w:b/>
           <w:bCs/>
           <w:sz w:val="36"/>
@@ -2485,6 +2752,7 @@
       </w:r>
       <w:r>
         <w:rPr>
+          <w:rFonts w:ascii="Carlito" w:hAnsi="Carlito" w:cs="Carlito"/>
           <w:b/>
           <w:bCs/>
           <w:sz w:val="36"/>
@@ -2494,6 +2762,7 @@
       </w:r>
       <w:r>
         <w:rPr>
+          <w:rFonts w:ascii="Carlito" w:hAnsi="Carlito" w:cs="Carlito"/>
           <w:b/>
           <w:bCs/>
           <w:sz w:val="36"/>
@@ -2503,6 +2772,7 @@
       </w:r>
       <w:r>
         <w:rPr>
+          <w:rFonts w:ascii="Carlito" w:hAnsi="Carlito" w:cs="Carlito"/>
           <w:b/>
           <w:bCs/>
           <w:sz w:val="36"/>
@@ -2515,14 +2785,16 @@
       <w:pPr>
         <w:jc w:val="both"/>
         <w:rPr>
-          <w:b/>
-          <w:bCs/>
-          <w:sz w:val="36"/>
-          <w:szCs w:val="36"/>
-        </w:rPr>
-      </w:pPr>
-      <w:r>
-        <w:rPr>
+          <w:rFonts w:ascii="Carlito" w:hAnsi="Carlito" w:cs="Carlito"/>
+          <w:b/>
+          <w:bCs/>
+          <w:sz w:val="36"/>
+          <w:szCs w:val="36"/>
+        </w:rPr>
+      </w:pPr>
+      <w:r>
+        <w:rPr>
+          <w:rFonts w:ascii="Carlito" w:hAnsi="Carlito" w:cs="Carlito"/>
           <w:b/>
           <w:bCs/>
           <w:sz w:val="36"/>
@@ -2532,6 +2804,7 @@
       </w:r>
       <w:r>
         <w:rPr>
+          <w:rFonts w:ascii="Carlito" w:hAnsi="Carlito" w:cs="Carlito"/>
           <w:b/>
           <w:bCs/>
           <w:sz w:val="36"/>
@@ -2541,6 +2814,7 @@
       </w:r>
       <w:r>
         <w:rPr>
+          <w:rFonts w:ascii="Carlito" w:hAnsi="Carlito" w:cs="Carlito"/>
           <w:b/>
           <w:bCs/>
           <w:sz w:val="36"/>
@@ -2550,6 +2824,7 @@
       </w:r>
       <w:r>
         <w:rPr>
+          <w:rFonts w:ascii="Carlito" w:hAnsi="Carlito" w:cs="Carlito"/>
           <w:b/>
           <w:bCs/>
           <w:sz w:val="36"/>
@@ -2559,6 +2834,7 @@
       </w:r>
       <w:r>
         <w:rPr>
+          <w:rFonts w:ascii="Carlito" w:hAnsi="Carlito" w:cs="Carlito"/>
           <w:sz w:val="36"/>
           <w:szCs w:val="36"/>
         </w:rPr>
@@ -2569,14 +2845,16 @@
       <w:pPr>
         <w:jc w:val="both"/>
         <w:rPr>
-          <w:b/>
-          <w:bCs/>
-          <w:sz w:val="36"/>
-          <w:szCs w:val="36"/>
-        </w:rPr>
-      </w:pPr>
-      <w:r>
-        <w:rPr>
+          <w:rFonts w:ascii="Carlito" w:hAnsi="Carlito" w:cs="Carlito"/>
+          <w:b/>
+          <w:bCs/>
+          <w:sz w:val="36"/>
+          <w:szCs w:val="36"/>
+        </w:rPr>
+      </w:pPr>
+      <w:r>
+        <w:rPr>
+          <w:rFonts w:ascii="Carlito" w:hAnsi="Carlito" w:cs="Carlito"/>
           <w:b/>
           <w:bCs/>
           <w:sz w:val="36"/>
@@ -2587,6 +2865,7 @@
       </w:r>
       <w:r>
         <w:rPr>
+          <w:rFonts w:ascii="Carlito" w:hAnsi="Carlito" w:cs="Carlito"/>
           <w:b/>
           <w:bCs/>
           <w:sz w:val="36"/>
@@ -2596,6 +2875,7 @@
       </w:r>
       <w:r>
         <w:rPr>
+          <w:rFonts w:ascii="Carlito" w:hAnsi="Carlito" w:cs="Carlito"/>
           <w:b/>
           <w:bCs/>
           <w:sz w:val="36"/>
@@ -2608,14 +2888,16 @@
       <w:pPr>
         <w:jc w:val="both"/>
         <w:rPr>
-          <w:b/>
-          <w:bCs/>
-          <w:sz w:val="36"/>
-          <w:szCs w:val="36"/>
-        </w:rPr>
-      </w:pPr>
-      <w:r>
-        <w:rPr>
+          <w:rFonts w:ascii="Carlito" w:hAnsi="Carlito" w:cs="Carlito"/>
+          <w:b/>
+          <w:bCs/>
+          <w:sz w:val="36"/>
+          <w:szCs w:val="36"/>
+        </w:rPr>
+      </w:pPr>
+      <w:r>
+        <w:rPr>
+          <w:rFonts w:ascii="Carlito" w:hAnsi="Carlito" w:cs="Carlito"/>
           <w:b/>
           <w:bCs/>
           <w:sz w:val="36"/>
@@ -2626,6 +2908,7 @@
       </w:r>
       <w:r>
         <w:rPr>
+          <w:rFonts w:ascii="Carlito" w:hAnsi="Carlito" w:cs="Carlito"/>
           <w:b/>
           <w:bCs/>
           <w:sz w:val="36"/>
@@ -2635,6 +2918,7 @@
       </w:r>
       <w:r>
         <w:rPr>
+          <w:rFonts w:ascii="Carlito" w:hAnsi="Carlito" w:cs="Carlito"/>
           <w:b/>
           <w:bCs/>
           <w:sz w:val="36"/>
@@ -2647,12 +2931,14 @@
       <w:pPr>
         <w:jc w:val="both"/>
         <w:rPr>
-          <w:sz w:val="36"/>
-          <w:szCs w:val="36"/>
-        </w:rPr>
-      </w:pPr>
-      <w:r>
-        <w:rPr>
+          <w:rFonts w:ascii="Carlito" w:hAnsi="Carlito" w:cs="Carlito"/>
+          <w:sz w:val="36"/>
+          <w:szCs w:val="36"/>
+        </w:rPr>
+      </w:pPr>
+      <w:r>
+        <w:rPr>
+          <w:rFonts w:ascii="Carlito" w:hAnsi="Carlito" w:cs="Carlito"/>
           <w:sz w:val="36"/>
           <w:szCs w:val="36"/>
         </w:rPr>
@@ -2660,6 +2946,7 @@
       </w:r>
       <w:r>
         <w:rPr>
+          <w:rFonts w:ascii="Carlito" w:hAnsi="Carlito" w:cs="Carlito"/>
           <w:sz w:val="36"/>
           <w:szCs w:val="36"/>
         </w:rPr>
@@ -2670,14 +2957,16 @@
       <w:pPr>
         <w:jc w:val="both"/>
         <w:rPr>
-          <w:b/>
-          <w:bCs/>
-          <w:sz w:val="36"/>
-          <w:szCs w:val="36"/>
-        </w:rPr>
-      </w:pPr>
-      <w:r>
-        <w:rPr>
+          <w:rFonts w:ascii="Carlito" w:hAnsi="Carlito" w:cs="Carlito"/>
+          <w:b/>
+          <w:bCs/>
+          <w:sz w:val="36"/>
+          <w:szCs w:val="36"/>
+        </w:rPr>
+      </w:pPr>
+      <w:r>
+        <w:rPr>
+          <w:rFonts w:ascii="Carlito" w:hAnsi="Carlito" w:cs="Carlito"/>
           <w:b/>
           <w:bCs/>
           <w:sz w:val="36"/>
@@ -2690,14 +2979,16 @@
       <w:pPr>
         <w:jc w:val="both"/>
         <w:rPr>
-          <w:b/>
-          <w:bCs/>
-          <w:sz w:val="36"/>
-          <w:szCs w:val="36"/>
-        </w:rPr>
-      </w:pPr>
-      <w:r>
-        <w:rPr>
+          <w:rFonts w:ascii="Carlito" w:hAnsi="Carlito" w:cs="Carlito"/>
+          <w:b/>
+          <w:bCs/>
+          <w:sz w:val="36"/>
+          <w:szCs w:val="36"/>
+        </w:rPr>
+      </w:pPr>
+      <w:r>
+        <w:rPr>
+          <w:rFonts w:ascii="Carlito" w:hAnsi="Carlito" w:cs="Carlito"/>
           <w:b/>
           <w:bCs/>
           <w:sz w:val="36"/>
@@ -2711,14 +3002,16 @@
       <w:pPr>
         <w:jc w:val="both"/>
         <w:rPr>
-          <w:b/>
-          <w:bCs/>
-          <w:sz w:val="36"/>
-          <w:szCs w:val="36"/>
-        </w:rPr>
-      </w:pPr>
-      <w:r>
-        <w:rPr>
+          <w:rFonts w:ascii="Carlito" w:hAnsi="Carlito" w:cs="Carlito"/>
+          <w:b/>
+          <w:bCs/>
+          <w:sz w:val="36"/>
+          <w:szCs w:val="36"/>
+        </w:rPr>
+      </w:pPr>
+      <w:r>
+        <w:rPr>
+          <w:rFonts w:ascii="Carlito" w:hAnsi="Carlito" w:cs="Carlito"/>
           <w:b/>
           <w:bCs/>
           <w:sz w:val="36"/>
@@ -2728,6 +3021,7 @@
       </w:r>
       <w:r>
         <w:rPr>
+          <w:rFonts w:ascii="Carlito" w:hAnsi="Carlito" w:cs="Carlito"/>
           <w:b/>
           <w:bCs/>
           <w:sz w:val="36"/>
@@ -2740,14 +3034,16 @@
       <w:pPr>
         <w:jc w:val="both"/>
         <w:rPr>
-          <w:b/>
-          <w:bCs/>
-          <w:sz w:val="36"/>
-          <w:szCs w:val="36"/>
-        </w:rPr>
-      </w:pPr>
-      <w:r>
-        <w:rPr>
+          <w:rFonts w:ascii="Carlito" w:hAnsi="Carlito" w:cs="Carlito"/>
+          <w:b/>
+          <w:bCs/>
+          <w:sz w:val="36"/>
+          <w:szCs w:val="36"/>
+        </w:rPr>
+      </w:pPr>
+      <w:r>
+        <w:rPr>
+          <w:rFonts w:ascii="Carlito" w:hAnsi="Carlito" w:cs="Carlito"/>
           <w:b/>
           <w:bCs/>
           <w:sz w:val="36"/>
@@ -2761,14 +3057,16 @@
       <w:pPr>
         <w:jc w:val="both"/>
         <w:rPr>
-          <w:b/>
-          <w:bCs/>
-          <w:sz w:val="36"/>
-          <w:szCs w:val="36"/>
-        </w:rPr>
-      </w:pPr>
-      <w:r>
-        <w:rPr>
+          <w:rFonts w:ascii="Carlito" w:hAnsi="Carlito" w:cs="Carlito"/>
+          <w:b/>
+          <w:bCs/>
+          <w:sz w:val="36"/>
+          <w:szCs w:val="36"/>
+        </w:rPr>
+      </w:pPr>
+      <w:r>
+        <w:rPr>
+          <w:rFonts w:ascii="Carlito" w:hAnsi="Carlito" w:cs="Carlito"/>
           <w:b/>
           <w:bCs/>
           <w:sz w:val="36"/>
@@ -2781,14 +3079,16 @@
       <w:pPr>
         <w:jc w:val="both"/>
         <w:rPr>
-          <w:b/>
-          <w:bCs/>
-          <w:sz w:val="36"/>
-          <w:szCs w:val="36"/>
-        </w:rPr>
-      </w:pPr>
-      <w:r>
-        <w:rPr>
+          <w:rFonts w:ascii="Carlito" w:hAnsi="Carlito" w:cs="Carlito"/>
+          <w:b/>
+          <w:bCs/>
+          <w:sz w:val="36"/>
+          <w:szCs w:val="36"/>
+        </w:rPr>
+      </w:pPr>
+      <w:r>
+        <w:rPr>
+          <w:rFonts w:ascii="Carlito" w:hAnsi="Carlito" w:cs="Carlito"/>
           <w:b/>
           <w:bCs/>
           <w:sz w:val="36"/>
@@ -2802,12 +3102,14 @@
       <w:pPr>
         <w:jc w:val="both"/>
         <w:rPr>
-          <w:sz w:val="36"/>
-          <w:szCs w:val="36"/>
-        </w:rPr>
-      </w:pPr>
-      <w:r>
-        <w:rPr>
+          <w:rFonts w:ascii="Carlito" w:hAnsi="Carlito" w:cs="Carlito"/>
+          <w:sz w:val="36"/>
+          <w:szCs w:val="36"/>
+        </w:rPr>
+      </w:pPr>
+      <w:r>
+        <w:rPr>
+          <w:rFonts w:ascii="Carlito" w:hAnsi="Carlito" w:cs="Carlito"/>
           <w:sz w:val="36"/>
           <w:szCs w:val="36"/>
         </w:rPr>
@@ -2815,6 +3117,7 @@
       </w:r>
       <w:r>
         <w:rPr>
+          <w:rFonts w:ascii="Carlito" w:hAnsi="Carlito" w:cs="Carlito"/>
           <w:sz w:val="36"/>
           <w:szCs w:val="36"/>
         </w:rPr>
@@ -2822,6 +3125,7 @@
       </w:r>
       <w:r>
         <w:rPr>
+          <w:rFonts w:ascii="Carlito" w:hAnsi="Carlito" w:cs="Carlito"/>
           <w:b/>
           <w:bCs/>
           <w:sz w:val="36"/>
@@ -2831,20 +3135,15 @@
       </w:r>
       <w:r>
         <w:rPr>
-          <w:sz w:val="36"/>
-          <w:szCs w:val="36"/>
-        </w:rPr>
-        <w:t xml:space="preserve">. </w:t>
-      </w:r>
-      <w:r>
-        <w:rPr>
-          <w:sz w:val="36"/>
-          <w:szCs w:val="36"/>
-        </w:rPr>
-        <w:t xml:space="preserve">The ideal big o notation is </w:t>
-      </w:r>
-      <w:r>
-        <w:rPr>
+          <w:rFonts w:ascii="Carlito" w:hAnsi="Carlito" w:cs="Carlito"/>
+          <w:sz w:val="36"/>
+          <w:szCs w:val="36"/>
+        </w:rPr>
+        <w:t xml:space="preserve">. The ideal big o notation is </w:t>
+      </w:r>
+      <w:r>
+        <w:rPr>
+          <w:rFonts w:ascii="Carlito" w:hAnsi="Carlito" w:cs="Carlito"/>
           <w:b/>
           <w:bCs/>
           <w:sz w:val="36"/>
@@ -2854,6 +3153,7 @@
       </w:r>
       <w:r>
         <w:rPr>
+          <w:rFonts w:ascii="Carlito" w:hAnsi="Carlito" w:cs="Carlito"/>
           <w:sz w:val="36"/>
           <w:szCs w:val="36"/>
         </w:rPr>
@@ -2861,6 +3161,7 @@
       </w:r>
       <w:r>
         <w:rPr>
+          <w:rFonts w:ascii="Carlito" w:hAnsi="Carlito" w:cs="Carlito"/>
           <w:b/>
           <w:bCs/>
           <w:sz w:val="36"/>
@@ -2870,6 +3171,7 @@
       </w:r>
       <w:r>
         <w:rPr>
+          <w:rFonts w:ascii="Carlito" w:hAnsi="Carlito" w:cs="Carlito"/>
           <w:sz w:val="36"/>
           <w:szCs w:val="36"/>
         </w:rPr>
@@ -2880,52 +3182,58 @@
       <w:pPr>
         <w:jc w:val="both"/>
         <w:rPr>
-          <w:sz w:val="36"/>
-          <w:szCs w:val="36"/>
-        </w:rPr>
-      </w:pPr>
-      <w:r>
-        <w:rPr>
+          <w:rFonts w:ascii="Carlito" w:hAnsi="Carlito" w:cs="Carlito"/>
+          <w:sz w:val="36"/>
+          <w:szCs w:val="36"/>
+        </w:rPr>
+      </w:pPr>
+      <w:r>
+        <w:rPr>
+          <w:rFonts w:ascii="Carlito" w:hAnsi="Carlito" w:cs="Carlito"/>
+          <w:sz w:val="36"/>
+          <w:szCs w:val="36"/>
+        </w:rPr>
+        <w:t>#</w:t>
+      </w:r>
+      <w:r>
+        <w:rPr>
+          <w:rFonts w:ascii="Carlito" w:hAnsi="Carlito" w:cs="Carlito"/>
+          <w:sz w:val="36"/>
+          <w:szCs w:val="36"/>
+        </w:rPr>
+        <w:t>In reality, constants matter and be careful of best-case and average case too.</w:t>
+      </w:r>
+    </w:p>
+    <w:p>
+      <w:pPr>
+        <w:jc w:val="both"/>
+        <w:rPr>
+          <w:rFonts w:ascii="Carlito" w:hAnsi="Carlito" w:cs="Carlito"/>
+          <w:sz w:val="36"/>
+          <w:szCs w:val="36"/>
+        </w:rPr>
+      </w:pPr>
+    </w:p>
+    <w:p>
+      <w:pPr>
+        <w:jc w:val="both"/>
+        <w:rPr>
+          <w:rFonts w:ascii="Carlito" w:hAnsi="Carlito" w:cs="Carlito"/>
+          <w:b/>
+          <w:bCs/>
+          <w:sz w:val="36"/>
+          <w:szCs w:val="36"/>
+        </w:rPr>
+      </w:pPr>
+      <w:r>
+        <w:rPr>
+          <w:rFonts w:ascii="Carlito" w:hAnsi="Carlito" w:cs="Carlito"/>
+          <w:b/>
+          <w:bCs/>
           <w:sz w:val="36"/>
           <w:szCs w:val="36"/>
         </w:rPr>
         <w:lastRenderedPageBreak/>
-        <w:t>#</w:t>
-      </w:r>
-      <w:r>
-        <w:rPr>
-          <w:sz w:val="36"/>
-          <w:szCs w:val="36"/>
-        </w:rPr>
-        <w:t>In reality, constants matter and be careful of best-case and average case too.</w:t>
-      </w:r>
-    </w:p>
-    <w:p>
-      <w:pPr>
-        <w:jc w:val="both"/>
-        <w:rPr>
-          <w:sz w:val="36"/>
-          <w:szCs w:val="36"/>
-        </w:rPr>
-      </w:pPr>
-    </w:p>
-    <w:p>
-      <w:pPr>
-        <w:jc w:val="both"/>
-        <w:rPr>
-          <w:b/>
-          <w:bCs/>
-          <w:sz w:val="36"/>
-          <w:szCs w:val="36"/>
-        </w:rPr>
-      </w:pPr>
-      <w:r>
-        <w:rPr>
-          <w:b/>
-          <w:bCs/>
-          <w:sz w:val="36"/>
-          <w:szCs w:val="36"/>
-        </w:rPr>
         <w:t>Stacks and Queues:</w:t>
       </w:r>
     </w:p>
@@ -2933,12 +3241,14 @@
       <w:pPr>
         <w:jc w:val="both"/>
         <w:rPr>
-          <w:sz w:val="36"/>
-          <w:szCs w:val="36"/>
-        </w:rPr>
-      </w:pPr>
-      <w:r>
-        <w:rPr>
+          <w:rFonts w:ascii="Carlito" w:hAnsi="Carlito" w:cs="Carlito"/>
+          <w:sz w:val="36"/>
+          <w:szCs w:val="36"/>
+        </w:rPr>
+      </w:pPr>
+      <w:r>
+        <w:rPr>
+          <w:rFonts w:ascii="Carlito" w:hAnsi="Carlito" w:cs="Carlito"/>
           <w:sz w:val="36"/>
           <w:szCs w:val="36"/>
         </w:rPr>
@@ -2949,12 +3259,14 @@
       <w:pPr>
         <w:jc w:val="both"/>
         <w:rPr>
-          <w:sz w:val="36"/>
-          <w:szCs w:val="36"/>
-        </w:rPr>
-      </w:pPr>
-      <w:r>
-        <w:rPr>
+          <w:rFonts w:ascii="Carlito" w:hAnsi="Carlito" w:cs="Carlito"/>
+          <w:sz w:val="36"/>
+          <w:szCs w:val="36"/>
+        </w:rPr>
+      </w:pPr>
+      <w:r>
+        <w:rPr>
+          <w:rFonts w:ascii="Carlito" w:hAnsi="Carlito" w:cs="Carlito"/>
           <w:sz w:val="36"/>
           <w:szCs w:val="36"/>
         </w:rPr>
@@ -2962,6 +3274,7 @@
       </w:r>
       <w:r>
         <w:rPr>
+          <w:rFonts w:ascii="Carlito" w:hAnsi="Carlito" w:cs="Carlito"/>
           <w:sz w:val="36"/>
           <w:szCs w:val="36"/>
         </w:rPr>
@@ -2969,6 +3282,7 @@
       </w:r>
       <w:r>
         <w:rPr>
+          <w:rFonts w:ascii="Carlito" w:hAnsi="Carlito" w:cs="Carlito"/>
           <w:sz w:val="36"/>
           <w:szCs w:val="36"/>
         </w:rPr>
@@ -2979,12 +3293,14 @@
       <w:pPr>
         <w:jc w:val="both"/>
         <w:rPr>
-          <w:sz w:val="36"/>
-          <w:szCs w:val="36"/>
-        </w:rPr>
-      </w:pPr>
-      <w:r>
-        <w:rPr>
+          <w:rFonts w:ascii="Carlito" w:hAnsi="Carlito" w:cs="Carlito"/>
+          <w:sz w:val="36"/>
+          <w:szCs w:val="36"/>
+        </w:rPr>
+      </w:pPr>
+      <w:r>
+        <w:rPr>
+          <w:rFonts w:ascii="Carlito" w:hAnsi="Carlito" w:cs="Carlito"/>
           <w:sz w:val="36"/>
           <w:szCs w:val="36"/>
         </w:rPr>
@@ -2992,6 +3308,7 @@
       </w:r>
       <w:r>
         <w:rPr>
+          <w:rFonts w:ascii="Carlito" w:hAnsi="Carlito" w:cs="Carlito"/>
           <w:sz w:val="36"/>
           <w:szCs w:val="36"/>
         </w:rPr>
@@ -3002,12 +3319,14 @@
       <w:pPr>
         <w:jc w:val="both"/>
         <w:rPr>
-          <w:sz w:val="36"/>
-          <w:szCs w:val="36"/>
-        </w:rPr>
-      </w:pPr>
-      <w:r>
-        <w:rPr>
+          <w:rFonts w:ascii="Carlito" w:hAnsi="Carlito" w:cs="Carlito"/>
+          <w:sz w:val="36"/>
+          <w:szCs w:val="36"/>
+        </w:rPr>
+      </w:pPr>
+      <w:r>
+        <w:rPr>
+          <w:rFonts w:ascii="Carlito" w:hAnsi="Carlito" w:cs="Carlito"/>
           <w:sz w:val="36"/>
           <w:szCs w:val="36"/>
         </w:rPr>
@@ -3015,6 +3334,7 @@
       </w:r>
       <w:r>
         <w:rPr>
+          <w:rFonts w:ascii="Carlito" w:hAnsi="Carlito" w:cs="Carlito"/>
           <w:sz w:val="36"/>
           <w:szCs w:val="36"/>
         </w:rPr>
@@ -3025,12 +3345,14 @@
       <w:pPr>
         <w:jc w:val="both"/>
         <w:rPr>
-          <w:sz w:val="36"/>
-          <w:szCs w:val="36"/>
-        </w:rPr>
-      </w:pPr>
-      <w:r>
-        <w:rPr>
+          <w:rFonts w:ascii="Carlito" w:hAnsi="Carlito" w:cs="Carlito"/>
+          <w:sz w:val="36"/>
+          <w:szCs w:val="36"/>
+        </w:rPr>
+      </w:pPr>
+      <w:r>
+        <w:rPr>
+          <w:rFonts w:ascii="Carlito" w:hAnsi="Carlito" w:cs="Carlito"/>
           <w:sz w:val="36"/>
           <w:szCs w:val="36"/>
         </w:rPr>
@@ -3038,6 +3360,7 @@
       </w:r>
       <w:r>
         <w:rPr>
+          <w:rFonts w:ascii="Carlito" w:hAnsi="Carlito" w:cs="Carlito"/>
           <w:sz w:val="36"/>
           <w:szCs w:val="36"/>
         </w:rPr>
@@ -3048,12 +3371,14 @@
       <w:pPr>
         <w:jc w:val="both"/>
         <w:rPr>
-          <w:sz w:val="36"/>
-          <w:szCs w:val="36"/>
-        </w:rPr>
-      </w:pPr>
-      <w:r>
-        <w:rPr>
+          <w:rFonts w:ascii="Carlito" w:hAnsi="Carlito" w:cs="Carlito"/>
+          <w:sz w:val="36"/>
+          <w:szCs w:val="36"/>
+        </w:rPr>
+      </w:pPr>
+      <w:r>
+        <w:rPr>
+          <w:rFonts w:ascii="Carlito" w:hAnsi="Carlito" w:cs="Carlito"/>
           <w:sz w:val="36"/>
           <w:szCs w:val="36"/>
         </w:rPr>
@@ -3061,6 +3386,7 @@
       </w:r>
       <w:r>
         <w:rPr>
+          <w:rFonts w:ascii="Carlito" w:hAnsi="Carlito" w:cs="Carlito"/>
           <w:sz w:val="36"/>
           <w:szCs w:val="36"/>
         </w:rPr>
@@ -3068,6 +3394,7 @@
       </w:r>
       <w:r>
         <w:rPr>
+          <w:rFonts w:ascii="Carlito" w:hAnsi="Carlito" w:cs="Carlito"/>
           <w:sz w:val="36"/>
           <w:szCs w:val="36"/>
         </w:rPr>
@@ -3075,6 +3402,7 @@
       </w:r>
       <w:r>
         <w:rPr>
+          <w:rFonts w:ascii="Carlito" w:hAnsi="Carlito" w:cs="Carlito"/>
           <w:sz w:val="36"/>
           <w:szCs w:val="36"/>
         </w:rPr>
@@ -3085,12 +3413,14 @@
       <w:pPr>
         <w:jc w:val="both"/>
         <w:rPr>
-          <w:sz w:val="36"/>
-          <w:szCs w:val="36"/>
-        </w:rPr>
-      </w:pPr>
-      <w:r>
-        <w:rPr>
+          <w:rFonts w:ascii="Carlito" w:hAnsi="Carlito" w:cs="Carlito"/>
+          <w:sz w:val="36"/>
+          <w:szCs w:val="36"/>
+        </w:rPr>
+      </w:pPr>
+      <w:r>
+        <w:rPr>
+          <w:rFonts w:ascii="Carlito" w:hAnsi="Carlito" w:cs="Carlito"/>
           <w:sz w:val="36"/>
           <w:szCs w:val="36"/>
         </w:rPr>
@@ -3098,6 +3428,7 @@
       </w:r>
       <w:r>
         <w:rPr>
+          <w:rFonts w:ascii="Carlito" w:hAnsi="Carlito" w:cs="Carlito"/>
           <w:sz w:val="36"/>
           <w:szCs w:val="36"/>
         </w:rPr>
@@ -3105,6 +3436,7 @@
       </w:r>
       <w:r>
         <w:rPr>
+          <w:rFonts w:ascii="Carlito" w:hAnsi="Carlito" w:cs="Carlito"/>
           <w:sz w:val="36"/>
           <w:szCs w:val="36"/>
         </w:rPr>
@@ -3115,15 +3447,17 @@
       <w:pPr>
         <w:jc w:val="both"/>
         <w:rPr>
-          <w:b/>
-          <w:bCs/>
-          <w:color w:val="D86DCB" w:themeColor="accent5" w:themeTint="99"/>
-          <w:sz w:val="36"/>
-          <w:szCs w:val="36"/>
-        </w:rPr>
-      </w:pPr>
-      <w:r>
-        <w:rPr>
+          <w:rFonts w:ascii="Carlito" w:hAnsi="Carlito" w:cs="Carlito"/>
+          <w:b/>
+          <w:bCs/>
+          <w:color w:val="D86DCB" w:themeColor="accent5" w:themeTint="99"/>
+          <w:sz w:val="36"/>
+          <w:szCs w:val="36"/>
+        </w:rPr>
+      </w:pPr>
+      <w:r>
+        <w:rPr>
+          <w:rFonts w:ascii="Carlito" w:hAnsi="Carlito" w:cs="Carlito"/>
           <w:b/>
           <w:bCs/>
           <w:color w:val="D86DCB" w:themeColor="accent5" w:themeTint="99"/>
@@ -3137,26 +3471,22 @@
       <w:pPr>
         <w:jc w:val="both"/>
         <w:rPr>
-          <w:sz w:val="36"/>
-          <w:szCs w:val="36"/>
-        </w:rPr>
-      </w:pPr>
-      <w:r>
-        <w:rPr>
-          <w:sz w:val="36"/>
-          <w:szCs w:val="36"/>
-        </w:rPr>
-        <w:t># Push operation</w:t>
-      </w:r>
-      <w:r>
-        <w:rPr>
-          <w:sz w:val="36"/>
-          <w:szCs w:val="36"/>
-        </w:rPr>
-        <w:t xml:space="preserve"> using </w:t>
-      </w:r>
-      <w:r>
-        <w:rPr>
+          <w:rFonts w:ascii="Carlito" w:hAnsi="Carlito" w:cs="Carlito"/>
+          <w:sz w:val="36"/>
+          <w:szCs w:val="36"/>
+        </w:rPr>
+      </w:pPr>
+      <w:r>
+        <w:rPr>
+          <w:rFonts w:ascii="Carlito" w:hAnsi="Carlito" w:cs="Carlito"/>
+          <w:sz w:val="36"/>
+          <w:szCs w:val="36"/>
+        </w:rPr>
+        <w:t xml:space="preserve"># Push operation using </w:t>
+      </w:r>
+      <w:r>
+        <w:rPr>
+          <w:rFonts w:ascii="Carlito" w:hAnsi="Carlito" w:cs="Carlito"/>
           <w:b/>
           <w:bCs/>
           <w:sz w:val="36"/>
@@ -3166,6 +3496,7 @@
       </w:r>
       <w:r>
         <w:rPr>
+          <w:rFonts w:ascii="Carlito" w:hAnsi="Carlito" w:cs="Carlito"/>
           <w:sz w:val="36"/>
           <w:szCs w:val="36"/>
         </w:rPr>
@@ -3176,15 +3507,17 @@
       <w:pPr>
         <w:jc w:val="both"/>
         <w:rPr>
-          <w:b/>
-          <w:bCs/>
-          <w:color w:val="D86DCB" w:themeColor="accent5" w:themeTint="99"/>
-          <w:sz w:val="36"/>
-          <w:szCs w:val="36"/>
-        </w:rPr>
-      </w:pPr>
-      <w:r>
-        <w:rPr>
+          <w:rFonts w:ascii="Carlito" w:hAnsi="Carlito" w:cs="Carlito"/>
+          <w:b/>
+          <w:bCs/>
+          <w:color w:val="D86DCB" w:themeColor="accent5" w:themeTint="99"/>
+          <w:sz w:val="36"/>
+          <w:szCs w:val="36"/>
+        </w:rPr>
+      </w:pPr>
+      <w:r>
+        <w:rPr>
+          <w:rFonts w:ascii="Carlito" w:hAnsi="Carlito" w:cs="Carlito"/>
           <w:b/>
           <w:bCs/>
           <w:color w:val="D86DCB" w:themeColor="accent5" w:themeTint="99"/>
@@ -3198,15 +3531,17 @@
       <w:pPr>
         <w:jc w:val="both"/>
         <w:rPr>
-          <w:b/>
-          <w:bCs/>
-          <w:color w:val="D86DCB" w:themeColor="accent5" w:themeTint="99"/>
-          <w:sz w:val="36"/>
-          <w:szCs w:val="36"/>
-        </w:rPr>
-      </w:pPr>
-      <w:r>
-        <w:rPr>
+          <w:rFonts w:ascii="Carlito" w:hAnsi="Carlito" w:cs="Carlito"/>
+          <w:b/>
+          <w:bCs/>
+          <w:color w:val="D86DCB" w:themeColor="accent5" w:themeTint="99"/>
+          <w:sz w:val="36"/>
+          <w:szCs w:val="36"/>
+        </w:rPr>
+      </w:pPr>
+      <w:r>
+        <w:rPr>
+          <w:rFonts w:ascii="Carlito" w:hAnsi="Carlito" w:cs="Carlito"/>
           <w:b/>
           <w:bCs/>
           <w:color w:val="D86DCB" w:themeColor="accent5" w:themeTint="99"/>
@@ -3220,15 +3555,17 @@
       <w:pPr>
         <w:jc w:val="both"/>
         <w:rPr>
-          <w:b/>
-          <w:bCs/>
-          <w:color w:val="D86DCB" w:themeColor="accent5" w:themeTint="99"/>
-          <w:sz w:val="36"/>
-          <w:szCs w:val="36"/>
-        </w:rPr>
-      </w:pPr>
-      <w:r>
-        <w:rPr>
+          <w:rFonts w:ascii="Carlito" w:hAnsi="Carlito" w:cs="Carlito"/>
+          <w:b/>
+          <w:bCs/>
+          <w:color w:val="D86DCB" w:themeColor="accent5" w:themeTint="99"/>
+          <w:sz w:val="36"/>
+          <w:szCs w:val="36"/>
+        </w:rPr>
+      </w:pPr>
+      <w:r>
+        <w:rPr>
+          <w:rFonts w:ascii="Carlito" w:hAnsi="Carlito" w:cs="Carlito"/>
           <w:b/>
           <w:bCs/>
           <w:color w:val="D86DCB" w:themeColor="accent5" w:themeTint="99"/>
@@ -3242,15 +3579,17 @@
       <w:pPr>
         <w:jc w:val="both"/>
         <w:rPr>
-          <w:b/>
-          <w:bCs/>
-          <w:color w:val="D86DCB" w:themeColor="accent5" w:themeTint="99"/>
-          <w:sz w:val="36"/>
-          <w:szCs w:val="36"/>
-        </w:rPr>
-      </w:pPr>
-      <w:r>
-        <w:rPr>
+          <w:rFonts w:ascii="Carlito" w:hAnsi="Carlito" w:cs="Carlito"/>
+          <w:b/>
+          <w:bCs/>
+          <w:color w:val="D86DCB" w:themeColor="accent5" w:themeTint="99"/>
+          <w:sz w:val="36"/>
+          <w:szCs w:val="36"/>
+        </w:rPr>
+      </w:pPr>
+      <w:r>
+        <w:rPr>
+          <w:rFonts w:ascii="Carlito" w:hAnsi="Carlito" w:cs="Carlito"/>
           <w:b/>
           <w:bCs/>
           <w:color w:val="D86DCB" w:themeColor="accent5" w:themeTint="99"/>
@@ -3264,26 +3603,22 @@
       <w:pPr>
         <w:jc w:val="both"/>
         <w:rPr>
-          <w:sz w:val="36"/>
-          <w:szCs w:val="36"/>
-        </w:rPr>
-      </w:pPr>
-      <w:r>
-        <w:rPr>
-          <w:sz w:val="36"/>
-          <w:szCs w:val="36"/>
-        </w:rPr>
-        <w:t># Pop operation</w:t>
-      </w:r>
-      <w:r>
-        <w:rPr>
-          <w:sz w:val="36"/>
-          <w:szCs w:val="36"/>
-        </w:rPr>
-        <w:t xml:space="preserve"> using</w:t>
-      </w:r>
-      <w:r>
-        <w:rPr>
+          <w:rFonts w:ascii="Carlito" w:hAnsi="Carlito" w:cs="Carlito"/>
+          <w:sz w:val="36"/>
+          <w:szCs w:val="36"/>
+        </w:rPr>
+      </w:pPr>
+      <w:r>
+        <w:rPr>
+          <w:rFonts w:ascii="Carlito" w:hAnsi="Carlito" w:cs="Carlito"/>
+          <w:sz w:val="36"/>
+          <w:szCs w:val="36"/>
+        </w:rPr>
+        <w:t># Pop operation using</w:t>
+      </w:r>
+      <w:r>
+        <w:rPr>
+          <w:rFonts w:ascii="Carlito" w:hAnsi="Carlito" w:cs="Carlito"/>
           <w:b/>
           <w:bCs/>
           <w:sz w:val="36"/>
@@ -3293,6 +3628,7 @@
       </w:r>
       <w:r>
         <w:rPr>
+          <w:rFonts w:ascii="Carlito" w:hAnsi="Carlito" w:cs="Carlito"/>
           <w:sz w:val="36"/>
           <w:szCs w:val="36"/>
         </w:rPr>
@@ -3303,15 +3639,17 @@
       <w:pPr>
         <w:jc w:val="both"/>
         <w:rPr>
-          <w:b/>
-          <w:bCs/>
-          <w:color w:val="D86DCB" w:themeColor="accent5" w:themeTint="99"/>
-          <w:sz w:val="36"/>
-          <w:szCs w:val="36"/>
-        </w:rPr>
-      </w:pPr>
-      <w:r>
-        <w:rPr>
+          <w:rFonts w:ascii="Carlito" w:hAnsi="Carlito" w:cs="Carlito"/>
+          <w:b/>
+          <w:bCs/>
+          <w:color w:val="D86DCB" w:themeColor="accent5" w:themeTint="99"/>
+          <w:sz w:val="36"/>
+          <w:szCs w:val="36"/>
+        </w:rPr>
+      </w:pPr>
+      <w:r>
+        <w:rPr>
+          <w:rFonts w:ascii="Carlito" w:hAnsi="Carlito" w:cs="Carlito"/>
           <w:b/>
           <w:bCs/>
           <w:color w:val="D86DCB" w:themeColor="accent5" w:themeTint="99"/>
@@ -3325,60 +3663,66 @@
       <w:pPr>
         <w:jc w:val="both"/>
         <w:rPr>
-          <w:b/>
-          <w:bCs/>
-          <w:color w:val="D86DCB" w:themeColor="accent5" w:themeTint="99"/>
-          <w:sz w:val="36"/>
-          <w:szCs w:val="36"/>
-        </w:rPr>
-      </w:pPr>
-      <w:r>
-        <w:rPr>
-          <w:b/>
-          <w:bCs/>
-          <w:color w:val="D86DCB" w:themeColor="accent5" w:themeTint="99"/>
+          <w:rFonts w:ascii="Carlito" w:hAnsi="Carlito" w:cs="Carlito"/>
+          <w:b/>
+          <w:bCs/>
+          <w:color w:val="D86DCB" w:themeColor="accent5" w:themeTint="99"/>
+          <w:sz w:val="36"/>
+          <w:szCs w:val="36"/>
+        </w:rPr>
+      </w:pPr>
+      <w:r>
+        <w:rPr>
+          <w:rFonts w:ascii="Carlito" w:hAnsi="Carlito" w:cs="Carlito"/>
+          <w:b/>
+          <w:bCs/>
+          <w:color w:val="D86DCB" w:themeColor="accent5" w:themeTint="99"/>
+          <w:sz w:val="36"/>
+          <w:szCs w:val="36"/>
+        </w:rPr>
+        <w:t>print(f'Popped value: {popped_value}')</w:t>
+      </w:r>
+    </w:p>
+    <w:p>
+      <w:pPr>
+        <w:jc w:val="both"/>
+        <w:rPr>
+          <w:rFonts w:ascii="Carlito" w:hAnsi="Carlito" w:cs="Carlito"/>
+          <w:b/>
+          <w:bCs/>
+          <w:color w:val="D86DCB" w:themeColor="accent5" w:themeTint="99"/>
+          <w:sz w:val="36"/>
+          <w:szCs w:val="36"/>
+        </w:rPr>
+      </w:pPr>
+      <w:r>
+        <w:rPr>
+          <w:rFonts w:ascii="Carlito" w:hAnsi="Carlito" w:cs="Carlito"/>
+          <w:b/>
+          <w:bCs/>
+          <w:color w:val="D86DCB" w:themeColor="accent5" w:themeTint="99"/>
+          <w:sz w:val="36"/>
+          <w:szCs w:val="36"/>
+        </w:rPr>
+        <w:t>print(f'Stack after pop: {stack1}')</w:t>
+      </w:r>
+    </w:p>
+    <w:p>
+      <w:pPr>
+        <w:jc w:val="both"/>
+        <w:rPr>
+          <w:rFonts w:ascii="Carlito" w:hAnsi="Carlito" w:cs="Carlito"/>
+          <w:sz w:val="36"/>
+          <w:szCs w:val="36"/>
+        </w:rPr>
+      </w:pPr>
+      <w:r>
+        <w:rPr>
+          <w:rFonts w:ascii="Carlito" w:hAnsi="Carlito" w:cs="Carlito"/>
           <w:sz w:val="36"/>
           <w:szCs w:val="36"/>
         </w:rPr>
         <w:lastRenderedPageBreak/>
-        <w:t>print(f'Popped value: {popped_value}')</w:t>
-      </w:r>
-    </w:p>
-    <w:p>
-      <w:pPr>
-        <w:jc w:val="both"/>
-        <w:rPr>
-          <w:b/>
-          <w:bCs/>
-          <w:color w:val="D86DCB" w:themeColor="accent5" w:themeTint="99"/>
-          <w:sz w:val="36"/>
-          <w:szCs w:val="36"/>
-        </w:rPr>
-      </w:pPr>
-      <w:r>
-        <w:rPr>
-          <w:b/>
-          <w:bCs/>
-          <w:color w:val="D86DCB" w:themeColor="accent5" w:themeTint="99"/>
-          <w:sz w:val="36"/>
-          <w:szCs w:val="36"/>
-        </w:rPr>
-        <w:t>print(f'Stack after pop: {stack1}')</w:t>
-      </w:r>
-    </w:p>
-    <w:p>
-      <w:pPr>
-        <w:jc w:val="both"/>
-        <w:rPr>
-          <w:sz w:val="36"/>
-          <w:szCs w:val="36"/>
-        </w:rPr>
-      </w:pPr>
-      <w:r>
-        <w:rPr>
-          <w:sz w:val="36"/>
-          <w:szCs w:val="36"/>
-        </w:rPr>
         <w:t># Peek operation</w:t>
       </w:r>
     </w:p>
@@ -3386,15 +3730,17 @@
       <w:pPr>
         <w:jc w:val="both"/>
         <w:rPr>
-          <w:b/>
-          <w:bCs/>
-          <w:color w:val="D86DCB" w:themeColor="accent5" w:themeTint="99"/>
-          <w:sz w:val="36"/>
-          <w:szCs w:val="36"/>
-        </w:rPr>
-      </w:pPr>
-      <w:r>
-        <w:rPr>
+          <w:rFonts w:ascii="Carlito" w:hAnsi="Carlito" w:cs="Carlito"/>
+          <w:b/>
+          <w:bCs/>
+          <w:color w:val="D86DCB" w:themeColor="accent5" w:themeTint="99"/>
+          <w:sz w:val="36"/>
+          <w:szCs w:val="36"/>
+        </w:rPr>
+      </w:pPr>
+      <w:r>
+        <w:rPr>
+          <w:rFonts w:ascii="Carlito" w:hAnsi="Carlito" w:cs="Carlito"/>
           <w:b/>
           <w:bCs/>
           <w:color w:val="D86DCB" w:themeColor="accent5" w:themeTint="99"/>
@@ -3408,15 +3754,17 @@
       <w:pPr>
         <w:jc w:val="both"/>
         <w:rPr>
-          <w:b/>
-          <w:bCs/>
-          <w:color w:val="D86DCB" w:themeColor="accent5" w:themeTint="99"/>
-          <w:sz w:val="36"/>
-          <w:szCs w:val="36"/>
-        </w:rPr>
-      </w:pPr>
-      <w:r>
-        <w:rPr>
+          <w:rFonts w:ascii="Carlito" w:hAnsi="Carlito" w:cs="Carlito"/>
+          <w:b/>
+          <w:bCs/>
+          <w:color w:val="D86DCB" w:themeColor="accent5" w:themeTint="99"/>
+          <w:sz w:val="36"/>
+          <w:szCs w:val="36"/>
+        </w:rPr>
+      </w:pPr>
+      <w:r>
+        <w:rPr>
+          <w:rFonts w:ascii="Carlito" w:hAnsi="Carlito" w:cs="Carlito"/>
           <w:b/>
           <w:bCs/>
           <w:color w:val="D86DCB" w:themeColor="accent5" w:themeTint="99"/>
@@ -3430,21 +3778,24 @@
       <w:pPr>
         <w:jc w:val="both"/>
         <w:rPr>
-          <w:sz w:val="36"/>
-          <w:szCs w:val="36"/>
-        </w:rPr>
-      </w:pPr>
-    </w:p>
-    <w:p>
-      <w:pPr>
-        <w:jc w:val="both"/>
-        <w:rPr>
-          <w:sz w:val="36"/>
-          <w:szCs w:val="36"/>
-        </w:rPr>
-      </w:pPr>
-      <w:r>
-        <w:rPr>
+          <w:rFonts w:ascii="Carlito" w:hAnsi="Carlito" w:cs="Carlito"/>
+          <w:sz w:val="36"/>
+          <w:szCs w:val="36"/>
+        </w:rPr>
+      </w:pPr>
+    </w:p>
+    <w:p>
+      <w:pPr>
+        <w:jc w:val="both"/>
+        <w:rPr>
+          <w:rFonts w:ascii="Carlito" w:hAnsi="Carlito" w:cs="Carlito"/>
+          <w:sz w:val="36"/>
+          <w:szCs w:val="36"/>
+        </w:rPr>
+      </w:pPr>
+      <w:r>
+        <w:rPr>
+          <w:rFonts w:ascii="Carlito" w:hAnsi="Carlito" w:cs="Carlito"/>
           <w:sz w:val="36"/>
           <w:szCs w:val="36"/>
         </w:rPr>
@@ -3455,59 +3806,35 @@
       <w:pPr>
         <w:jc w:val="both"/>
         <w:rPr>
-          <w:sz w:val="36"/>
-          <w:szCs w:val="36"/>
-        </w:rPr>
-      </w:pPr>
-      <w:r>
-        <w:rPr>
-          <w:sz w:val="36"/>
-          <w:szCs w:val="36"/>
-        </w:rPr>
-        <w:t xml:space="preserve"># </w:t>
-      </w:r>
-      <w:r>
-        <w:rPr>
-          <w:sz w:val="36"/>
-          <w:szCs w:val="36"/>
-        </w:rPr>
-        <w:t>A monotonic stack is a stack that maintains its elements in</w:t>
-      </w:r>
-      <w:r>
-        <w:rPr>
-          <w:sz w:val="36"/>
-          <w:szCs w:val="36"/>
-        </w:rPr>
-        <w:t xml:space="preserve"> </w:t>
-      </w:r>
-      <w:r>
-        <w:rPr>
-          <w:sz w:val="36"/>
-          <w:szCs w:val="36"/>
-        </w:rPr>
-        <w:t>either increasing or decreasing order. It pops the elements that violate order</w:t>
-      </w:r>
-      <w:r>
-        <w:rPr>
-          <w:sz w:val="36"/>
-          <w:szCs w:val="36"/>
-        </w:rPr>
-        <w:t>.</w:t>
-      </w:r>
-    </w:p>
-    <w:p>
-      <w:pPr>
-        <w:jc w:val="both"/>
-        <w:rPr>
-          <w:b/>
-          <w:bCs/>
-          <w:color w:val="D86DCB" w:themeColor="accent5" w:themeTint="99"/>
-          <w:sz w:val="36"/>
-          <w:szCs w:val="36"/>
-        </w:rPr>
-      </w:pPr>
-      <w:r>
-        <w:rPr>
+          <w:rFonts w:ascii="Carlito" w:hAnsi="Carlito" w:cs="Carlito"/>
+          <w:sz w:val="36"/>
+          <w:szCs w:val="36"/>
+        </w:rPr>
+      </w:pPr>
+      <w:r>
+        <w:rPr>
+          <w:rFonts w:ascii="Carlito" w:hAnsi="Carlito" w:cs="Carlito"/>
+          <w:sz w:val="36"/>
+          <w:szCs w:val="36"/>
+        </w:rPr>
+        <w:t># A monotonic stack is a stack that maintains its elements in either increasing or decreasing order. It pops the elements that violate order.</w:t>
+      </w:r>
+    </w:p>
+    <w:p>
+      <w:pPr>
+        <w:jc w:val="both"/>
+        <w:rPr>
+          <w:rFonts w:ascii="Carlito" w:hAnsi="Carlito" w:cs="Carlito"/>
+          <w:b/>
+          <w:bCs/>
+          <w:color w:val="D86DCB" w:themeColor="accent5" w:themeTint="99"/>
+          <w:sz w:val="36"/>
+          <w:szCs w:val="36"/>
+        </w:rPr>
+      </w:pPr>
+      <w:r>
+        <w:rPr>
+          <w:rFonts w:ascii="Carlito" w:hAnsi="Carlito" w:cs="Carlito"/>
           <w:b/>
           <w:bCs/>
           <w:color w:val="D86DCB" w:themeColor="accent5" w:themeTint="99"/>
@@ -3521,15 +3848,17 @@
       <w:pPr>
         <w:jc w:val="both"/>
         <w:rPr>
-          <w:b/>
-          <w:bCs/>
-          <w:color w:val="D86DCB" w:themeColor="accent5" w:themeTint="99"/>
-          <w:sz w:val="36"/>
-          <w:szCs w:val="36"/>
-        </w:rPr>
-      </w:pPr>
-      <w:r>
-        <w:rPr>
+          <w:rFonts w:ascii="Carlito" w:hAnsi="Carlito" w:cs="Carlito"/>
+          <w:b/>
+          <w:bCs/>
+          <w:color w:val="D86DCB" w:themeColor="accent5" w:themeTint="99"/>
+          <w:sz w:val="36"/>
+          <w:szCs w:val="36"/>
+        </w:rPr>
+      </w:pPr>
+      <w:r>
+        <w:rPr>
+          <w:rFonts w:ascii="Carlito" w:hAnsi="Carlito" w:cs="Carlito"/>
           <w:b/>
           <w:bCs/>
           <w:color w:val="D86DCB" w:themeColor="accent5" w:themeTint="99"/>
@@ -3543,15 +3872,17 @@
       <w:pPr>
         <w:jc w:val="both"/>
         <w:rPr>
-          <w:b/>
-          <w:bCs/>
-          <w:color w:val="D86DCB" w:themeColor="accent5" w:themeTint="99"/>
-          <w:sz w:val="36"/>
-          <w:szCs w:val="36"/>
-        </w:rPr>
-      </w:pPr>
-      <w:r>
-        <w:rPr>
+          <w:rFonts w:ascii="Carlito" w:hAnsi="Carlito" w:cs="Carlito"/>
+          <w:b/>
+          <w:bCs/>
+          <w:color w:val="D86DCB" w:themeColor="accent5" w:themeTint="99"/>
+          <w:sz w:val="36"/>
+          <w:szCs w:val="36"/>
+        </w:rPr>
+      </w:pPr>
+      <w:r>
+        <w:rPr>
+          <w:rFonts w:ascii="Carlito" w:hAnsi="Carlito" w:cs="Carlito"/>
           <w:b/>
           <w:bCs/>
           <w:color w:val="D86DCB" w:themeColor="accent5" w:themeTint="99"/>
@@ -3565,15 +3896,17 @@
       <w:pPr>
         <w:jc w:val="both"/>
         <w:rPr>
-          <w:b/>
-          <w:bCs/>
-          <w:color w:val="D86DCB" w:themeColor="accent5" w:themeTint="99"/>
-          <w:sz w:val="36"/>
-          <w:szCs w:val="36"/>
-        </w:rPr>
-      </w:pPr>
-      <w:r>
-        <w:rPr>
+          <w:rFonts w:ascii="Carlito" w:hAnsi="Carlito" w:cs="Carlito"/>
+          <w:b/>
+          <w:bCs/>
+          <w:color w:val="D86DCB" w:themeColor="accent5" w:themeTint="99"/>
+          <w:sz w:val="36"/>
+          <w:szCs w:val="36"/>
+        </w:rPr>
+      </w:pPr>
+      <w:r>
+        <w:rPr>
+          <w:rFonts w:ascii="Carlito" w:hAnsi="Carlito" w:cs="Carlito"/>
           <w:b/>
           <w:bCs/>
           <w:color w:val="D86DCB" w:themeColor="accent5" w:themeTint="99"/>
@@ -3587,15 +3920,17 @@
       <w:pPr>
         <w:jc w:val="both"/>
         <w:rPr>
-          <w:b/>
-          <w:bCs/>
-          <w:color w:val="D86DCB" w:themeColor="accent5" w:themeTint="99"/>
-          <w:sz w:val="36"/>
-          <w:szCs w:val="36"/>
-        </w:rPr>
-      </w:pPr>
-      <w:r>
-        <w:rPr>
+          <w:rFonts w:ascii="Carlito" w:hAnsi="Carlito" w:cs="Carlito"/>
+          <w:b/>
+          <w:bCs/>
+          <w:color w:val="D86DCB" w:themeColor="accent5" w:themeTint="99"/>
+          <w:sz w:val="36"/>
+          <w:szCs w:val="36"/>
+        </w:rPr>
+      </w:pPr>
+      <w:r>
+        <w:rPr>
+          <w:rFonts w:ascii="Carlito" w:hAnsi="Carlito" w:cs="Carlito"/>
           <w:b/>
           <w:bCs/>
           <w:color w:val="D86DCB" w:themeColor="accent5" w:themeTint="99"/>
@@ -3609,15 +3944,17 @@
       <w:pPr>
         <w:jc w:val="both"/>
         <w:rPr>
-          <w:b/>
-          <w:bCs/>
-          <w:color w:val="D86DCB" w:themeColor="accent5" w:themeTint="99"/>
-          <w:sz w:val="36"/>
-          <w:szCs w:val="36"/>
-        </w:rPr>
-      </w:pPr>
-      <w:r>
-        <w:rPr>
+          <w:rFonts w:ascii="Carlito" w:hAnsi="Carlito" w:cs="Carlito"/>
+          <w:b/>
+          <w:bCs/>
+          <w:color w:val="D86DCB" w:themeColor="accent5" w:themeTint="99"/>
+          <w:sz w:val="36"/>
+          <w:szCs w:val="36"/>
+        </w:rPr>
+      </w:pPr>
+      <w:r>
+        <w:rPr>
+          <w:rFonts w:ascii="Carlito" w:hAnsi="Carlito" w:cs="Carlito"/>
           <w:b/>
           <w:bCs/>
           <w:color w:val="D86DCB" w:themeColor="accent5" w:themeTint="99"/>
@@ -3631,15 +3968,17 @@
       <w:pPr>
         <w:jc w:val="both"/>
         <w:rPr>
-          <w:b/>
-          <w:bCs/>
-          <w:color w:val="D86DCB" w:themeColor="accent5" w:themeTint="99"/>
-          <w:sz w:val="36"/>
-          <w:szCs w:val="36"/>
-        </w:rPr>
-      </w:pPr>
-      <w:r>
-        <w:rPr>
+          <w:rFonts w:ascii="Carlito" w:hAnsi="Carlito" w:cs="Carlito"/>
+          <w:b/>
+          <w:bCs/>
+          <w:color w:val="D86DCB" w:themeColor="accent5" w:themeTint="99"/>
+          <w:sz w:val="36"/>
+          <w:szCs w:val="36"/>
+        </w:rPr>
+      </w:pPr>
+      <w:r>
+        <w:rPr>
+          <w:rFonts w:ascii="Carlito" w:hAnsi="Carlito" w:cs="Carlito"/>
           <w:b/>
           <w:bCs/>
           <w:color w:val="D86DCB" w:themeColor="accent5" w:themeTint="99"/>
@@ -3653,15 +3992,17 @@
       <w:pPr>
         <w:jc w:val="both"/>
         <w:rPr>
-          <w:b/>
-          <w:bCs/>
-          <w:color w:val="D86DCB" w:themeColor="accent5" w:themeTint="99"/>
-          <w:sz w:val="36"/>
-          <w:szCs w:val="36"/>
-        </w:rPr>
-      </w:pPr>
-      <w:r>
-        <w:rPr>
+          <w:rFonts w:ascii="Carlito" w:hAnsi="Carlito" w:cs="Carlito"/>
+          <w:b/>
+          <w:bCs/>
+          <w:color w:val="D86DCB" w:themeColor="accent5" w:themeTint="99"/>
+          <w:sz w:val="36"/>
+          <w:szCs w:val="36"/>
+        </w:rPr>
+      </w:pPr>
+      <w:r>
+        <w:rPr>
+          <w:rFonts w:ascii="Carlito" w:hAnsi="Carlito" w:cs="Carlito"/>
           <w:b/>
           <w:bCs/>
           <w:color w:val="D86DCB" w:themeColor="accent5" w:themeTint="99"/>
@@ -3675,15 +4016,17 @@
       <w:pPr>
         <w:jc w:val="both"/>
         <w:rPr>
-          <w:b/>
-          <w:bCs/>
-          <w:color w:val="D86DCB" w:themeColor="accent5" w:themeTint="99"/>
-          <w:sz w:val="36"/>
-          <w:szCs w:val="36"/>
-        </w:rPr>
-      </w:pPr>
-      <w:r>
-        <w:rPr>
+          <w:rFonts w:ascii="Carlito" w:hAnsi="Carlito" w:cs="Carlito"/>
+          <w:b/>
+          <w:bCs/>
+          <w:color w:val="D86DCB" w:themeColor="accent5" w:themeTint="99"/>
+          <w:sz w:val="36"/>
+          <w:szCs w:val="36"/>
+        </w:rPr>
+      </w:pPr>
+      <w:r>
+        <w:rPr>
+          <w:rFonts w:ascii="Carlito" w:hAnsi="Carlito" w:cs="Carlito"/>
           <w:b/>
           <w:bCs/>
           <w:color w:val="D86DCB" w:themeColor="accent5" w:themeTint="99"/>
@@ -3697,15 +4040,17 @@
       <w:pPr>
         <w:jc w:val="both"/>
         <w:rPr>
-          <w:b/>
-          <w:bCs/>
-          <w:color w:val="D86DCB" w:themeColor="accent5" w:themeTint="99"/>
-          <w:sz w:val="36"/>
-          <w:szCs w:val="36"/>
-        </w:rPr>
-      </w:pPr>
-      <w:r>
-        <w:rPr>
+          <w:rFonts w:ascii="Carlito" w:hAnsi="Carlito" w:cs="Carlito"/>
+          <w:b/>
+          <w:bCs/>
+          <w:color w:val="D86DCB" w:themeColor="accent5" w:themeTint="99"/>
+          <w:sz w:val="36"/>
+          <w:szCs w:val="36"/>
+        </w:rPr>
+      </w:pPr>
+      <w:r>
+        <w:rPr>
+          <w:rFonts w:ascii="Carlito" w:hAnsi="Carlito" w:cs="Carlito"/>
           <w:b/>
           <w:bCs/>
           <w:color w:val="D86DCB" w:themeColor="accent5" w:themeTint="99"/>
@@ -3719,15 +4064,17 @@
       <w:pPr>
         <w:jc w:val="both"/>
         <w:rPr>
-          <w:b/>
-          <w:bCs/>
-          <w:color w:val="D86DCB" w:themeColor="accent5" w:themeTint="99"/>
-          <w:sz w:val="36"/>
-          <w:szCs w:val="36"/>
-        </w:rPr>
-      </w:pPr>
-      <w:r>
-        <w:rPr>
+          <w:rFonts w:ascii="Carlito" w:hAnsi="Carlito" w:cs="Carlito"/>
+          <w:b/>
+          <w:bCs/>
+          <w:color w:val="D86DCB" w:themeColor="accent5" w:themeTint="99"/>
+          <w:sz w:val="36"/>
+          <w:szCs w:val="36"/>
+        </w:rPr>
+      </w:pPr>
+      <w:r>
+        <w:rPr>
+          <w:rFonts w:ascii="Carlito" w:hAnsi="Carlito" w:cs="Carlito"/>
           <w:b/>
           <w:bCs/>
           <w:color w:val="D86DCB" w:themeColor="accent5" w:themeTint="99"/>
@@ -3741,15 +4088,65 @@
       <w:pPr>
         <w:jc w:val="both"/>
         <w:rPr>
-          <w:b/>
-          <w:bCs/>
-          <w:color w:val="D86DCB" w:themeColor="accent5" w:themeTint="99"/>
-          <w:sz w:val="36"/>
-          <w:szCs w:val="36"/>
-        </w:rPr>
-      </w:pPr>
-      <w:r>
-        <w:rPr>
+          <w:rFonts w:ascii="Carlito" w:hAnsi="Carlito" w:cs="Carlito"/>
+          <w:b/>
+          <w:bCs/>
+          <w:color w:val="D86DCB" w:themeColor="accent5" w:themeTint="99"/>
+          <w:sz w:val="36"/>
+          <w:szCs w:val="36"/>
+        </w:rPr>
+      </w:pPr>
+      <w:r>
+        <w:rPr>
+          <w:rFonts w:ascii="Carlito" w:hAnsi="Carlito" w:cs="Carlito"/>
+          <w:b/>
+          <w:bCs/>
+          <w:color w:val="D86DCB" w:themeColor="accent5" w:themeTint="99"/>
+          <w:sz w:val="36"/>
+          <w:szCs w:val="36"/>
+        </w:rPr>
+        <w:t xml:space="preserve">        else:</w:t>
+      </w:r>
+    </w:p>
+    <w:p>
+      <w:pPr>
+        <w:jc w:val="both"/>
+        <w:rPr>
+          <w:rFonts w:ascii="Carlito" w:hAnsi="Carlito" w:cs="Carlito"/>
+          <w:b/>
+          <w:bCs/>
+          <w:color w:val="D86DCB" w:themeColor="accent5" w:themeTint="99"/>
+          <w:sz w:val="36"/>
+          <w:szCs w:val="36"/>
+        </w:rPr>
+      </w:pPr>
+      <w:r>
+        <w:rPr>
+          <w:rFonts w:ascii="Carlito" w:hAnsi="Carlito" w:cs="Carlito"/>
+          <w:b/>
+          <w:bCs/>
+          <w:color w:val="D86DCB" w:themeColor="accent5" w:themeTint="99"/>
+          <w:sz w:val="36"/>
+          <w:szCs w:val="36"/>
+        </w:rPr>
+        <w:t xml:space="preserve">            temp_stack.append(num)</w:t>
+      </w:r>
+    </w:p>
+    <w:p>
+      <w:pPr>
+        <w:jc w:val="both"/>
+        <w:rPr>
+          <w:rFonts w:ascii="Carlito" w:hAnsi="Carlito" w:cs="Carlito"/>
+          <w:b/>
+          <w:bCs/>
+          <w:color w:val="D86DCB" w:themeColor="accent5" w:themeTint="99"/>
+          <w:sz w:val="36"/>
+          <w:szCs w:val="36"/>
+        </w:rPr>
+      </w:pPr>
+      <w:r>
+        <w:rPr>
+          <w:rFonts w:ascii="Carlito" w:hAnsi="Carlito" w:cs="Carlito"/>
           <w:b/>
           <w:bCs/>
           <w:color w:val="D86DCB" w:themeColor="accent5" w:themeTint="99"/>
@@ -3757,50 +4154,6 @@
           <w:szCs w:val="36"/>
         </w:rPr>
         <w:lastRenderedPageBreak/>
-        <w:t xml:space="preserve">        else:</w:t>
-      </w:r>
-    </w:p>
-    <w:p>
-      <w:pPr>
-        <w:jc w:val="both"/>
-        <w:rPr>
-          <w:b/>
-          <w:bCs/>
-          <w:color w:val="D86DCB" w:themeColor="accent5" w:themeTint="99"/>
-          <w:sz w:val="36"/>
-          <w:szCs w:val="36"/>
-        </w:rPr>
-      </w:pPr>
-      <w:r>
-        <w:rPr>
-          <w:b/>
-          <w:bCs/>
-          <w:color w:val="D86DCB" w:themeColor="accent5" w:themeTint="99"/>
-          <w:sz w:val="36"/>
-          <w:szCs w:val="36"/>
-        </w:rPr>
-        <w:t xml:space="preserve">            temp_stack.append(num)</w:t>
-      </w:r>
-    </w:p>
-    <w:p>
-      <w:pPr>
-        <w:jc w:val="both"/>
-        <w:rPr>
-          <w:b/>
-          <w:bCs/>
-          <w:color w:val="D86DCB" w:themeColor="accent5" w:themeTint="99"/>
-          <w:sz w:val="36"/>
-          <w:szCs w:val="36"/>
-        </w:rPr>
-      </w:pPr>
-      <w:r>
-        <w:rPr>
-          <w:b/>
-          <w:bCs/>
-          <w:color w:val="D86DCB" w:themeColor="accent5" w:themeTint="99"/>
-          <w:sz w:val="36"/>
-          <w:szCs w:val="36"/>
-        </w:rPr>
         <w:t xml:space="preserve">    stack = [*temp_stack]</w:t>
       </w:r>
     </w:p>
@@ -3808,15 +4161,17 @@
       <w:pPr>
         <w:jc w:val="both"/>
         <w:rPr>
-          <w:b/>
-          <w:bCs/>
-          <w:color w:val="D86DCB" w:themeColor="accent5" w:themeTint="99"/>
-          <w:sz w:val="36"/>
-          <w:szCs w:val="36"/>
-        </w:rPr>
-      </w:pPr>
-      <w:r>
-        <w:rPr>
+          <w:rFonts w:ascii="Carlito" w:hAnsi="Carlito" w:cs="Carlito"/>
+          <w:b/>
+          <w:bCs/>
+          <w:color w:val="D86DCB" w:themeColor="accent5" w:themeTint="99"/>
+          <w:sz w:val="36"/>
+          <w:szCs w:val="36"/>
+        </w:rPr>
+      </w:pPr>
+      <w:r>
+        <w:rPr>
+          <w:rFonts w:ascii="Carlito" w:hAnsi="Carlito" w:cs="Carlito"/>
           <w:b/>
           <w:bCs/>
           <w:color w:val="D86DCB" w:themeColor="accent5" w:themeTint="99"/>
@@ -3830,15 +4185,17 @@
       <w:pPr>
         <w:jc w:val="both"/>
         <w:rPr>
-          <w:b/>
-          <w:bCs/>
-          <w:color w:val="D86DCB" w:themeColor="accent5" w:themeTint="99"/>
-          <w:sz w:val="36"/>
-          <w:szCs w:val="36"/>
-        </w:rPr>
-      </w:pPr>
-      <w:r>
-        <w:rPr>
+          <w:rFonts w:ascii="Carlito" w:hAnsi="Carlito" w:cs="Carlito"/>
+          <w:b/>
+          <w:bCs/>
+          <w:color w:val="D86DCB" w:themeColor="accent5" w:themeTint="99"/>
+          <w:sz w:val="36"/>
+          <w:szCs w:val="36"/>
+        </w:rPr>
+      </w:pPr>
+      <w:r>
+        <w:rPr>
+          <w:rFonts w:ascii="Carlito" w:hAnsi="Carlito" w:cs="Carlito"/>
           <w:b/>
           <w:bCs/>
           <w:color w:val="D86DCB" w:themeColor="accent5" w:themeTint="99"/>
@@ -3852,15 +4209,17 @@
       <w:pPr>
         <w:jc w:val="both"/>
         <w:rPr>
-          <w:b/>
-          <w:bCs/>
-          <w:color w:val="D86DCB" w:themeColor="accent5" w:themeTint="99"/>
-          <w:sz w:val="36"/>
-          <w:szCs w:val="36"/>
-        </w:rPr>
-      </w:pPr>
-      <w:r>
-        <w:rPr>
+          <w:rFonts w:ascii="Carlito" w:hAnsi="Carlito" w:cs="Carlito"/>
+          <w:b/>
+          <w:bCs/>
+          <w:color w:val="D86DCB" w:themeColor="accent5" w:themeTint="99"/>
+          <w:sz w:val="36"/>
+          <w:szCs w:val="36"/>
+        </w:rPr>
+      </w:pPr>
+      <w:r>
+        <w:rPr>
+          <w:rFonts w:ascii="Carlito" w:hAnsi="Carlito" w:cs="Carlito"/>
           <w:b/>
           <w:bCs/>
           <w:color w:val="D86DCB" w:themeColor="accent5" w:themeTint="99"/>
@@ -3874,21 +4233,24 @@
       <w:pPr>
         <w:jc w:val="both"/>
         <w:rPr>
-          <w:sz w:val="36"/>
-          <w:szCs w:val="36"/>
-        </w:rPr>
-      </w:pPr>
-    </w:p>
-    <w:p>
-      <w:pPr>
-        <w:jc w:val="both"/>
-        <w:rPr>
-          <w:sz w:val="36"/>
-          <w:szCs w:val="36"/>
-        </w:rPr>
-      </w:pPr>
-      <w:r>
-        <w:rPr>
+          <w:rFonts w:ascii="Carlito" w:hAnsi="Carlito" w:cs="Carlito"/>
+          <w:sz w:val="36"/>
+          <w:szCs w:val="36"/>
+        </w:rPr>
+      </w:pPr>
+    </w:p>
+    <w:p>
+      <w:pPr>
+        <w:jc w:val="both"/>
+        <w:rPr>
+          <w:rFonts w:ascii="Carlito" w:hAnsi="Carlito" w:cs="Carlito"/>
+          <w:sz w:val="36"/>
+          <w:szCs w:val="36"/>
+        </w:rPr>
+      </w:pPr>
+      <w:r>
+        <w:rPr>
+          <w:rFonts w:ascii="Carlito" w:hAnsi="Carlito" w:cs="Carlito"/>
           <w:sz w:val="36"/>
           <w:szCs w:val="36"/>
         </w:rPr>
@@ -3899,12 +4261,14 @@
       <w:pPr>
         <w:jc w:val="both"/>
         <w:rPr>
-          <w:sz w:val="36"/>
-          <w:szCs w:val="36"/>
-        </w:rPr>
-      </w:pPr>
-      <w:r>
-        <w:rPr>
+          <w:rFonts w:ascii="Carlito" w:hAnsi="Carlito" w:cs="Carlito"/>
+          <w:sz w:val="36"/>
+          <w:szCs w:val="36"/>
+        </w:rPr>
+      </w:pPr>
+      <w:r>
+        <w:rPr>
+          <w:rFonts w:ascii="Carlito" w:hAnsi="Carlito" w:cs="Carlito"/>
           <w:sz w:val="36"/>
           <w:szCs w:val="36"/>
         </w:rPr>
@@ -3912,6 +4276,7 @@
       </w:r>
       <w:r>
         <w:rPr>
+          <w:rFonts w:ascii="Carlito" w:hAnsi="Carlito" w:cs="Carlito"/>
           <w:sz w:val="36"/>
           <w:szCs w:val="36"/>
         </w:rPr>
@@ -3922,12 +4287,14 @@
       <w:pPr>
         <w:jc w:val="both"/>
         <w:rPr>
-          <w:sz w:val="36"/>
-          <w:szCs w:val="36"/>
-        </w:rPr>
-      </w:pPr>
-      <w:r>
-        <w:rPr>
+          <w:rFonts w:ascii="Carlito" w:hAnsi="Carlito" w:cs="Carlito"/>
+          <w:sz w:val="36"/>
+          <w:szCs w:val="36"/>
+        </w:rPr>
+      </w:pPr>
+      <w:r>
+        <w:rPr>
+          <w:rFonts w:ascii="Carlito" w:hAnsi="Carlito" w:cs="Carlito"/>
           <w:sz w:val="36"/>
           <w:szCs w:val="36"/>
         </w:rPr>
@@ -3935,6 +4302,7 @@
       </w:r>
       <w:r>
         <w:rPr>
+          <w:rFonts w:ascii="Carlito" w:hAnsi="Carlito" w:cs="Carlito"/>
           <w:sz w:val="36"/>
           <w:szCs w:val="36"/>
         </w:rPr>
@@ -3942,6 +4310,7 @@
       </w:r>
       <w:r>
         <w:rPr>
+          <w:rFonts w:ascii="Carlito" w:hAnsi="Carlito" w:cs="Carlito"/>
           <w:sz w:val="36"/>
           <w:szCs w:val="36"/>
         </w:rPr>
@@ -3953,12 +4322,14 @@
       <w:pPr>
         <w:jc w:val="both"/>
         <w:rPr>
-          <w:sz w:val="36"/>
-          <w:szCs w:val="36"/>
-        </w:rPr>
-      </w:pPr>
-      <w:r>
-        <w:rPr>
+          <w:rFonts w:ascii="Carlito" w:hAnsi="Carlito" w:cs="Carlito"/>
+          <w:sz w:val="36"/>
+          <w:szCs w:val="36"/>
+        </w:rPr>
+      </w:pPr>
+      <w:r>
+        <w:rPr>
+          <w:rFonts w:ascii="Carlito" w:hAnsi="Carlito" w:cs="Carlito"/>
           <w:sz w:val="36"/>
           <w:szCs w:val="36"/>
         </w:rPr>
@@ -3966,6 +4337,7 @@
       </w:r>
       <w:r>
         <w:rPr>
+          <w:rFonts w:ascii="Carlito" w:hAnsi="Carlito" w:cs="Carlito"/>
           <w:sz w:val="36"/>
           <w:szCs w:val="36"/>
         </w:rPr>
@@ -3976,12 +4348,14 @@
       <w:pPr>
         <w:jc w:val="both"/>
         <w:rPr>
-          <w:sz w:val="36"/>
-          <w:szCs w:val="36"/>
-        </w:rPr>
-      </w:pPr>
-      <w:r>
-        <w:rPr>
+          <w:rFonts w:ascii="Carlito" w:hAnsi="Carlito" w:cs="Carlito"/>
+          <w:sz w:val="36"/>
+          <w:szCs w:val="36"/>
+        </w:rPr>
+      </w:pPr>
+      <w:r>
+        <w:rPr>
+          <w:rFonts w:ascii="Carlito" w:hAnsi="Carlito" w:cs="Carlito"/>
           <w:sz w:val="36"/>
           <w:szCs w:val="36"/>
         </w:rPr>
@@ -3989,6 +4363,7 @@
       </w:r>
       <w:r>
         <w:rPr>
+          <w:rFonts w:ascii="Carlito" w:hAnsi="Carlito" w:cs="Carlito"/>
           <w:sz w:val="36"/>
           <w:szCs w:val="36"/>
         </w:rPr>
@@ -3999,12 +4374,14 @@
       <w:pPr>
         <w:jc w:val="both"/>
         <w:rPr>
-          <w:sz w:val="36"/>
-          <w:szCs w:val="36"/>
-        </w:rPr>
-      </w:pPr>
-      <w:r>
-        <w:rPr>
+          <w:rFonts w:ascii="Carlito" w:hAnsi="Carlito" w:cs="Carlito"/>
+          <w:sz w:val="36"/>
+          <w:szCs w:val="36"/>
+        </w:rPr>
+      </w:pPr>
+      <w:r>
+        <w:rPr>
+          <w:rFonts w:ascii="Carlito" w:hAnsi="Carlito" w:cs="Carlito"/>
           <w:sz w:val="36"/>
           <w:szCs w:val="36"/>
         </w:rPr>
@@ -4012,6 +4389,7 @@
       </w:r>
       <w:r>
         <w:rPr>
+          <w:rFonts w:ascii="Carlito" w:hAnsi="Carlito" w:cs="Carlito"/>
           <w:sz w:val="36"/>
           <w:szCs w:val="36"/>
         </w:rPr>
@@ -4019,6 +4397,7 @@
       </w:r>
       <w:r>
         <w:rPr>
+          <w:rFonts w:ascii="Carlito" w:hAnsi="Carlito" w:cs="Carlito"/>
           <w:sz w:val="36"/>
           <w:szCs w:val="36"/>
         </w:rPr>
@@ -4026,6 +4405,7 @@
       </w:r>
       <w:r>
         <w:rPr>
+          <w:rFonts w:ascii="Carlito" w:hAnsi="Carlito" w:cs="Carlito"/>
           <w:sz w:val="36"/>
           <w:szCs w:val="36"/>
         </w:rPr>
@@ -4033,6 +4413,7 @@
       </w:r>
       <w:r>
         <w:rPr>
+          <w:rFonts w:ascii="Carlito" w:hAnsi="Carlito" w:cs="Carlito"/>
           <w:sz w:val="36"/>
           <w:szCs w:val="36"/>
         </w:rPr>
@@ -4043,12 +4424,14 @@
       <w:pPr>
         <w:jc w:val="both"/>
         <w:rPr>
-          <w:sz w:val="36"/>
-          <w:szCs w:val="36"/>
-        </w:rPr>
-      </w:pPr>
-      <w:r>
-        <w:rPr>
+          <w:rFonts w:ascii="Carlito" w:hAnsi="Carlito" w:cs="Carlito"/>
+          <w:sz w:val="36"/>
+          <w:szCs w:val="36"/>
+        </w:rPr>
+      </w:pPr>
+      <w:r>
+        <w:rPr>
+          <w:rFonts w:ascii="Carlito" w:hAnsi="Carlito" w:cs="Carlito"/>
           <w:sz w:val="36"/>
           <w:szCs w:val="36"/>
         </w:rPr>
@@ -4056,6 +4439,7 @@
       </w:r>
       <w:r>
         <w:rPr>
+          <w:rFonts w:ascii="Carlito" w:hAnsi="Carlito" w:cs="Carlito"/>
           <w:sz w:val="36"/>
           <w:szCs w:val="36"/>
         </w:rPr>
@@ -4063,6 +4447,7 @@
       </w:r>
       <w:r>
         <w:rPr>
+          <w:rFonts w:ascii="Carlito" w:hAnsi="Carlito" w:cs="Carlito"/>
           <w:sz w:val="36"/>
           <w:szCs w:val="36"/>
         </w:rPr>
@@ -4073,15 +4458,17 @@
       <w:pPr>
         <w:jc w:val="both"/>
         <w:rPr>
-          <w:b/>
-          <w:bCs/>
-          <w:color w:val="D86DCB" w:themeColor="accent5" w:themeTint="99"/>
-          <w:sz w:val="36"/>
-          <w:szCs w:val="36"/>
-        </w:rPr>
-      </w:pPr>
-      <w:r>
-        <w:rPr>
+          <w:rFonts w:ascii="Carlito" w:hAnsi="Carlito" w:cs="Carlito"/>
+          <w:b/>
+          <w:bCs/>
+          <w:color w:val="D86DCB" w:themeColor="accent5" w:themeTint="99"/>
+          <w:sz w:val="36"/>
+          <w:szCs w:val="36"/>
+        </w:rPr>
+      </w:pPr>
+      <w:r>
+        <w:rPr>
+          <w:rFonts w:ascii="Carlito" w:hAnsi="Carlito" w:cs="Carlito"/>
           <w:b/>
           <w:bCs/>
           <w:color w:val="D86DCB" w:themeColor="accent5" w:themeTint="99"/>
@@ -4095,26 +4482,22 @@
       <w:pPr>
         <w:jc w:val="both"/>
         <w:rPr>
-          <w:sz w:val="36"/>
-          <w:szCs w:val="36"/>
-        </w:rPr>
-      </w:pPr>
-      <w:r>
-        <w:rPr>
-          <w:sz w:val="36"/>
-          <w:szCs w:val="36"/>
-        </w:rPr>
-        <w:t># Enqueue operation</w:t>
-      </w:r>
-      <w:r>
-        <w:rPr>
-          <w:sz w:val="36"/>
-          <w:szCs w:val="36"/>
-        </w:rPr>
-        <w:t xml:space="preserve"> using </w:t>
-      </w:r>
-      <w:r>
-        <w:rPr>
+          <w:rFonts w:ascii="Carlito" w:hAnsi="Carlito" w:cs="Carlito"/>
+          <w:sz w:val="36"/>
+          <w:szCs w:val="36"/>
+        </w:rPr>
+      </w:pPr>
+      <w:r>
+        <w:rPr>
+          <w:rFonts w:ascii="Carlito" w:hAnsi="Carlito" w:cs="Carlito"/>
+          <w:sz w:val="36"/>
+          <w:szCs w:val="36"/>
+        </w:rPr>
+        <w:t xml:space="preserve"># Enqueue operation using </w:t>
+      </w:r>
+      <w:r>
+        <w:rPr>
+          <w:rFonts w:ascii="Carlito" w:hAnsi="Carlito" w:cs="Carlito"/>
           <w:b/>
           <w:bCs/>
           <w:sz w:val="36"/>
@@ -4124,6 +4507,7 @@
       </w:r>
       <w:r>
         <w:rPr>
+          <w:rFonts w:ascii="Carlito" w:hAnsi="Carlito" w:cs="Carlito"/>
           <w:sz w:val="36"/>
           <w:szCs w:val="36"/>
         </w:rPr>
@@ -4134,15 +4518,17 @@
       <w:pPr>
         <w:jc w:val="both"/>
         <w:rPr>
-          <w:b/>
-          <w:bCs/>
-          <w:color w:val="D86DCB" w:themeColor="accent5" w:themeTint="99"/>
-          <w:sz w:val="36"/>
-          <w:szCs w:val="36"/>
-        </w:rPr>
-      </w:pPr>
-      <w:r>
-        <w:rPr>
+          <w:rFonts w:ascii="Carlito" w:hAnsi="Carlito" w:cs="Carlito"/>
+          <w:b/>
+          <w:bCs/>
+          <w:color w:val="D86DCB" w:themeColor="accent5" w:themeTint="99"/>
+          <w:sz w:val="36"/>
+          <w:szCs w:val="36"/>
+        </w:rPr>
+      </w:pPr>
+      <w:r>
+        <w:rPr>
+          <w:rFonts w:ascii="Carlito" w:hAnsi="Carlito" w:cs="Carlito"/>
           <w:b/>
           <w:bCs/>
           <w:color w:val="D86DCB" w:themeColor="accent5" w:themeTint="99"/>
@@ -4156,15 +4542,17 @@
       <w:pPr>
         <w:jc w:val="both"/>
         <w:rPr>
-          <w:b/>
-          <w:bCs/>
-          <w:color w:val="D86DCB" w:themeColor="accent5" w:themeTint="99"/>
-          <w:sz w:val="36"/>
-          <w:szCs w:val="36"/>
-        </w:rPr>
-      </w:pPr>
-      <w:r>
-        <w:rPr>
+          <w:rFonts w:ascii="Carlito" w:hAnsi="Carlito" w:cs="Carlito"/>
+          <w:b/>
+          <w:bCs/>
+          <w:color w:val="D86DCB" w:themeColor="accent5" w:themeTint="99"/>
+          <w:sz w:val="36"/>
+          <w:szCs w:val="36"/>
+        </w:rPr>
+      </w:pPr>
+      <w:r>
+        <w:rPr>
+          <w:rFonts w:ascii="Carlito" w:hAnsi="Carlito" w:cs="Carlito"/>
           <w:b/>
           <w:bCs/>
           <w:color w:val="D86DCB" w:themeColor="accent5" w:themeTint="99"/>
@@ -4178,71 +4566,71 @@
       <w:pPr>
         <w:jc w:val="both"/>
         <w:rPr>
-          <w:b/>
-          <w:bCs/>
-          <w:color w:val="D86DCB" w:themeColor="accent5" w:themeTint="99"/>
-          <w:sz w:val="36"/>
-          <w:szCs w:val="36"/>
-        </w:rPr>
-      </w:pPr>
-      <w:r>
-        <w:rPr>
-          <w:b/>
-          <w:bCs/>
-          <w:color w:val="D86DCB" w:themeColor="accent5" w:themeTint="99"/>
+          <w:rFonts w:ascii="Carlito" w:hAnsi="Carlito" w:cs="Carlito"/>
+          <w:b/>
+          <w:bCs/>
+          <w:color w:val="D86DCB" w:themeColor="accent5" w:themeTint="99"/>
+          <w:sz w:val="36"/>
+          <w:szCs w:val="36"/>
+        </w:rPr>
+      </w:pPr>
+      <w:r>
+        <w:rPr>
+          <w:rFonts w:ascii="Carlito" w:hAnsi="Carlito" w:cs="Carlito"/>
+          <w:b/>
+          <w:bCs/>
+          <w:color w:val="D86DCB" w:themeColor="accent5" w:themeTint="99"/>
+          <w:sz w:val="36"/>
+          <w:szCs w:val="36"/>
+        </w:rPr>
+        <w:t>queue.append(3)</w:t>
+      </w:r>
+    </w:p>
+    <w:p>
+      <w:pPr>
+        <w:jc w:val="both"/>
+        <w:rPr>
+          <w:rFonts w:ascii="Carlito" w:hAnsi="Carlito" w:cs="Carlito"/>
+          <w:b/>
+          <w:bCs/>
+          <w:color w:val="D86DCB" w:themeColor="accent5" w:themeTint="99"/>
+          <w:sz w:val="36"/>
+          <w:szCs w:val="36"/>
+        </w:rPr>
+      </w:pPr>
+      <w:r>
+        <w:rPr>
+          <w:rFonts w:ascii="Carlito" w:hAnsi="Carlito" w:cs="Carlito"/>
+          <w:b/>
+          <w:bCs/>
+          <w:color w:val="D86DCB" w:themeColor="accent5" w:themeTint="99"/>
+          <w:sz w:val="36"/>
+          <w:szCs w:val="36"/>
+        </w:rPr>
+        <w:t>print(f'Queue after enqueue: {queue}')</w:t>
+      </w:r>
+    </w:p>
+    <w:p>
+      <w:pPr>
+        <w:jc w:val="both"/>
+        <w:rPr>
+          <w:rFonts w:ascii="Carlito" w:hAnsi="Carlito" w:cs="Carlito"/>
+          <w:sz w:val="36"/>
+          <w:szCs w:val="36"/>
+        </w:rPr>
+      </w:pPr>
+      <w:r>
+        <w:rPr>
+          <w:rFonts w:ascii="Carlito" w:hAnsi="Carlito" w:cs="Carlito"/>
           <w:sz w:val="36"/>
           <w:szCs w:val="36"/>
         </w:rPr>
         <w:lastRenderedPageBreak/>
-        <w:t>queue.append(3)</w:t>
-      </w:r>
-    </w:p>
-    <w:p>
-      <w:pPr>
-        <w:jc w:val="both"/>
-        <w:rPr>
-          <w:b/>
-          <w:bCs/>
-          <w:color w:val="D86DCB" w:themeColor="accent5" w:themeTint="99"/>
-          <w:sz w:val="36"/>
-          <w:szCs w:val="36"/>
-        </w:rPr>
-      </w:pPr>
-      <w:r>
-        <w:rPr>
-          <w:b/>
-          <w:bCs/>
-          <w:color w:val="D86DCB" w:themeColor="accent5" w:themeTint="99"/>
-          <w:sz w:val="36"/>
-          <w:szCs w:val="36"/>
-        </w:rPr>
-        <w:t>print(f'Queue after enqueue: {queue}')</w:t>
-      </w:r>
-    </w:p>
-    <w:p>
-      <w:pPr>
-        <w:jc w:val="both"/>
-        <w:rPr>
-          <w:sz w:val="36"/>
-          <w:szCs w:val="36"/>
-        </w:rPr>
-      </w:pPr>
-      <w:r>
-        <w:rPr>
-          <w:sz w:val="36"/>
-          <w:szCs w:val="36"/>
-        </w:rPr>
-        <w:t># Dequeue operation</w:t>
-      </w:r>
-      <w:r>
-        <w:rPr>
-          <w:sz w:val="36"/>
-          <w:szCs w:val="36"/>
-        </w:rPr>
-        <w:t xml:space="preserve"> using </w:t>
-      </w:r>
-      <w:r>
-        <w:rPr>
+        <w:t xml:space="preserve"># Dequeue operation using </w:t>
+      </w:r>
+      <w:r>
+        <w:rPr>
+          <w:rFonts w:ascii="Carlito" w:hAnsi="Carlito" w:cs="Carlito"/>
           <w:b/>
           <w:bCs/>
           <w:sz w:val="36"/>
@@ -4252,6 +4640,7 @@
       </w:r>
       <w:r>
         <w:rPr>
+          <w:rFonts w:ascii="Carlito" w:hAnsi="Carlito" w:cs="Carlito"/>
           <w:sz w:val="36"/>
           <w:szCs w:val="36"/>
         </w:rPr>
@@ -4262,15 +4651,17 @@
       <w:pPr>
         <w:jc w:val="both"/>
         <w:rPr>
-          <w:b/>
-          <w:bCs/>
-          <w:color w:val="D86DCB" w:themeColor="accent5" w:themeTint="99"/>
-          <w:sz w:val="36"/>
-          <w:szCs w:val="36"/>
-        </w:rPr>
-      </w:pPr>
-      <w:r>
-        <w:rPr>
+          <w:rFonts w:ascii="Carlito" w:hAnsi="Carlito" w:cs="Carlito"/>
+          <w:b/>
+          <w:bCs/>
+          <w:color w:val="D86DCB" w:themeColor="accent5" w:themeTint="99"/>
+          <w:sz w:val="36"/>
+          <w:szCs w:val="36"/>
+        </w:rPr>
+      </w:pPr>
+      <w:r>
+        <w:rPr>
+          <w:rFonts w:ascii="Carlito" w:hAnsi="Carlito" w:cs="Carlito"/>
           <w:b/>
           <w:bCs/>
           <w:color w:val="D86DCB" w:themeColor="accent5" w:themeTint="99"/>
@@ -4284,15 +4675,17 @@
       <w:pPr>
         <w:jc w:val="both"/>
         <w:rPr>
-          <w:b/>
-          <w:bCs/>
-          <w:color w:val="D86DCB" w:themeColor="accent5" w:themeTint="99"/>
-          <w:sz w:val="36"/>
-          <w:szCs w:val="36"/>
-        </w:rPr>
-      </w:pPr>
-      <w:r>
-        <w:rPr>
+          <w:rFonts w:ascii="Carlito" w:hAnsi="Carlito" w:cs="Carlito"/>
+          <w:b/>
+          <w:bCs/>
+          <w:color w:val="D86DCB" w:themeColor="accent5" w:themeTint="99"/>
+          <w:sz w:val="36"/>
+          <w:szCs w:val="36"/>
+        </w:rPr>
+      </w:pPr>
+      <w:r>
+        <w:rPr>
+          <w:rFonts w:ascii="Carlito" w:hAnsi="Carlito" w:cs="Carlito"/>
           <w:b/>
           <w:bCs/>
           <w:color w:val="D86DCB" w:themeColor="accent5" w:themeTint="99"/>
@@ -4306,15 +4699,17 @@
       <w:pPr>
         <w:jc w:val="both"/>
         <w:rPr>
-          <w:b/>
-          <w:bCs/>
-          <w:color w:val="D86DCB" w:themeColor="accent5" w:themeTint="99"/>
-          <w:sz w:val="36"/>
-          <w:szCs w:val="36"/>
-        </w:rPr>
-      </w:pPr>
-      <w:r>
-        <w:rPr>
+          <w:rFonts w:ascii="Carlito" w:hAnsi="Carlito" w:cs="Carlito"/>
+          <w:b/>
+          <w:bCs/>
+          <w:color w:val="D86DCB" w:themeColor="accent5" w:themeTint="99"/>
+          <w:sz w:val="36"/>
+          <w:szCs w:val="36"/>
+        </w:rPr>
+      </w:pPr>
+      <w:r>
+        <w:rPr>
+          <w:rFonts w:ascii="Carlito" w:hAnsi="Carlito" w:cs="Carlito"/>
           <w:b/>
           <w:bCs/>
           <w:color w:val="D86DCB" w:themeColor="accent5" w:themeTint="99"/>
@@ -4328,38 +4723,35 @@
       <w:pPr>
         <w:jc w:val="both"/>
         <w:rPr>
-          <w:sz w:val="36"/>
-          <w:szCs w:val="36"/>
-        </w:rPr>
-      </w:pPr>
-      <w:r>
-        <w:rPr>
-          <w:sz w:val="36"/>
-          <w:szCs w:val="36"/>
-        </w:rPr>
-        <w:t># Peek operation</w:t>
-      </w:r>
-      <w:r>
-        <w:rPr>
-          <w:sz w:val="36"/>
-          <w:szCs w:val="36"/>
-        </w:rPr>
-        <w:t xml:space="preserve"> using list indexing</w:t>
-      </w:r>
-    </w:p>
-    <w:p>
-      <w:pPr>
-        <w:jc w:val="both"/>
-        <w:rPr>
-          <w:b/>
-          <w:bCs/>
-          <w:color w:val="D86DCB" w:themeColor="accent5" w:themeTint="99"/>
-          <w:sz w:val="36"/>
-          <w:szCs w:val="36"/>
-        </w:rPr>
-      </w:pPr>
-      <w:r>
-        <w:rPr>
+          <w:rFonts w:ascii="Carlito" w:hAnsi="Carlito" w:cs="Carlito"/>
+          <w:sz w:val="36"/>
+          <w:szCs w:val="36"/>
+        </w:rPr>
+      </w:pPr>
+      <w:r>
+        <w:rPr>
+          <w:rFonts w:ascii="Carlito" w:hAnsi="Carlito" w:cs="Carlito"/>
+          <w:sz w:val="36"/>
+          <w:szCs w:val="36"/>
+        </w:rPr>
+        <w:t># Peek operation using list indexing</w:t>
+      </w:r>
+    </w:p>
+    <w:p>
+      <w:pPr>
+        <w:jc w:val="both"/>
+        <w:rPr>
+          <w:rFonts w:ascii="Carlito" w:hAnsi="Carlito" w:cs="Carlito"/>
+          <w:b/>
+          <w:bCs/>
+          <w:color w:val="D86DCB" w:themeColor="accent5" w:themeTint="99"/>
+          <w:sz w:val="36"/>
+          <w:szCs w:val="36"/>
+        </w:rPr>
+      </w:pPr>
+      <w:r>
+        <w:rPr>
+          <w:rFonts w:ascii="Carlito" w:hAnsi="Carlito" w:cs="Carlito"/>
           <w:b/>
           <w:bCs/>
           <w:color w:val="D86DCB" w:themeColor="accent5" w:themeTint="99"/>
@@ -4373,15 +4765,17 @@
       <w:pPr>
         <w:jc w:val="both"/>
         <w:rPr>
-          <w:b/>
-          <w:bCs/>
-          <w:color w:val="D86DCB" w:themeColor="accent5" w:themeTint="99"/>
-          <w:sz w:val="36"/>
-          <w:szCs w:val="36"/>
-        </w:rPr>
-      </w:pPr>
-      <w:r>
-        <w:rPr>
+          <w:rFonts w:ascii="Carlito" w:hAnsi="Carlito" w:cs="Carlito"/>
+          <w:b/>
+          <w:bCs/>
+          <w:color w:val="D86DCB" w:themeColor="accent5" w:themeTint="99"/>
+          <w:sz w:val="36"/>
+          <w:szCs w:val="36"/>
+        </w:rPr>
+      </w:pPr>
+      <w:r>
+        <w:rPr>
+          <w:rFonts w:ascii="Carlito" w:hAnsi="Carlito" w:cs="Carlito"/>
           <w:b/>
           <w:bCs/>
           <w:color w:val="D86DCB" w:themeColor="accent5" w:themeTint="99"/>
@@ -4395,15 +4789,17 @@
       <w:pPr>
         <w:jc w:val="both"/>
         <w:rPr>
-          <w:b/>
-          <w:bCs/>
-          <w:color w:val="D86DCB" w:themeColor="accent5" w:themeTint="99"/>
-          <w:sz w:val="36"/>
-          <w:szCs w:val="36"/>
-        </w:rPr>
-      </w:pPr>
-      <w:r>
-        <w:rPr>
+          <w:rFonts w:ascii="Carlito" w:hAnsi="Carlito" w:cs="Carlito"/>
+          <w:b/>
+          <w:bCs/>
+          <w:color w:val="D86DCB" w:themeColor="accent5" w:themeTint="99"/>
+          <w:sz w:val="36"/>
+          <w:szCs w:val="36"/>
+        </w:rPr>
+      </w:pPr>
+      <w:r>
+        <w:rPr>
+          <w:rFonts w:ascii="Carlito" w:hAnsi="Carlito" w:cs="Carlito"/>
           <w:b/>
           <w:bCs/>
           <w:color w:val="D86DCB" w:themeColor="accent5" w:themeTint="99"/>
@@ -4417,23 +4813,26 @@
       <w:pPr>
         <w:jc w:val="both"/>
         <w:rPr>
-          <w:sz w:val="36"/>
-          <w:szCs w:val="36"/>
-        </w:rPr>
-      </w:pPr>
-    </w:p>
-    <w:p>
-      <w:pPr>
-        <w:jc w:val="both"/>
-        <w:rPr>
-          <w:b/>
-          <w:bCs/>
-          <w:sz w:val="36"/>
-          <w:szCs w:val="36"/>
-        </w:rPr>
-      </w:pPr>
-      <w:r>
-        <w:rPr>
+          <w:rFonts w:ascii="Carlito" w:hAnsi="Carlito" w:cs="Carlito"/>
+          <w:sz w:val="36"/>
+          <w:szCs w:val="36"/>
+        </w:rPr>
+      </w:pPr>
+    </w:p>
+    <w:p>
+      <w:pPr>
+        <w:jc w:val="both"/>
+        <w:rPr>
+          <w:rFonts w:ascii="Carlito" w:hAnsi="Carlito" w:cs="Carlito"/>
+          <w:b/>
+          <w:bCs/>
+          <w:sz w:val="36"/>
+          <w:szCs w:val="36"/>
+        </w:rPr>
+      </w:pPr>
+      <w:r>
+        <w:rPr>
+          <w:rFonts w:ascii="Carlito" w:hAnsi="Carlito" w:cs="Carlito"/>
           <w:b/>
           <w:bCs/>
           <w:sz w:val="36"/>
@@ -4446,12 +4845,14 @@
       <w:pPr>
         <w:jc w:val="both"/>
         <w:rPr>
-          <w:sz w:val="36"/>
-          <w:szCs w:val="36"/>
-        </w:rPr>
-      </w:pPr>
-      <w:r>
-        <w:rPr>
+          <w:rFonts w:ascii="Carlito" w:hAnsi="Carlito" w:cs="Carlito"/>
+          <w:sz w:val="36"/>
+          <w:szCs w:val="36"/>
+        </w:rPr>
+      </w:pPr>
+      <w:r>
+        <w:rPr>
+          <w:rFonts w:ascii="Carlito" w:hAnsi="Carlito" w:cs="Carlito"/>
           <w:sz w:val="36"/>
           <w:szCs w:val="36"/>
         </w:rPr>
@@ -4462,14 +4863,16 @@
       <w:pPr>
         <w:jc w:val="both"/>
         <w:rPr>
-          <w:b/>
-          <w:bCs/>
-          <w:sz w:val="36"/>
-          <w:szCs w:val="36"/>
-        </w:rPr>
-      </w:pPr>
-      <w:r>
-        <w:rPr>
+          <w:rFonts w:ascii="Carlito" w:hAnsi="Carlito" w:cs="Carlito"/>
+          <w:b/>
+          <w:bCs/>
+          <w:sz w:val="36"/>
+          <w:szCs w:val="36"/>
+        </w:rPr>
+      </w:pPr>
+      <w:r>
+        <w:rPr>
+          <w:rFonts w:ascii="Carlito" w:hAnsi="Carlito" w:cs="Carlito"/>
           <w:b/>
           <w:bCs/>
           <w:sz w:val="36"/>
@@ -4482,42 +4885,24 @@
       <w:pPr>
         <w:jc w:val="both"/>
         <w:rPr>
-          <w:b/>
-          <w:bCs/>
-          <w:sz w:val="36"/>
-          <w:szCs w:val="36"/>
-        </w:rPr>
-      </w:pPr>
-      <w:r>
-        <w:rPr>
-          <w:sz w:val="36"/>
-          <w:szCs w:val="36"/>
-        </w:rPr>
-        <w:t># Each node stores data and reference (pointer) to next node. Use it when, we need e</w:t>
-      </w:r>
-      <w:r>
-        <w:rPr>
-          <w:sz w:val="36"/>
-          <w:szCs w:val="36"/>
-        </w:rPr>
-        <w:t>fficient insertions &amp; deletions at beginning/middle</w:t>
-      </w:r>
-      <w:r>
-        <w:rPr>
-          <w:sz w:val="36"/>
-          <w:szCs w:val="36"/>
-        </w:rPr>
-        <w:t xml:space="preserve"> </w:t>
-      </w:r>
-      <w:r>
-        <w:rPr>
-          <w:sz w:val="36"/>
-          <w:szCs w:val="36"/>
-        </w:rPr>
-        <w:t>→</w:t>
-      </w:r>
-      <w:r>
-        <w:rPr>
+          <w:rFonts w:ascii="Carlito" w:hAnsi="Carlito" w:cs="Carlito"/>
+          <w:b/>
+          <w:bCs/>
+          <w:sz w:val="36"/>
+          <w:szCs w:val="36"/>
+        </w:rPr>
+      </w:pPr>
+      <w:r>
+        <w:rPr>
+          <w:rFonts w:ascii="Carlito" w:hAnsi="Carlito" w:cs="Carlito"/>
+          <w:sz w:val="36"/>
+          <w:szCs w:val="36"/>
+        </w:rPr>
+        <w:t># Each node stores data and reference (pointer) to next node. Use it when, we need efficient insertions &amp; deletions at beginning/middle →</w:t>
+      </w:r>
+      <w:r>
+        <w:rPr>
+          <w:rFonts w:ascii="Carlito" w:hAnsi="Carlito" w:cs="Carlito"/>
           <w:b/>
           <w:bCs/>
           <w:sz w:val="36"/>
@@ -4527,27 +4912,89 @@
       </w:r>
       <w:r>
         <w:rPr>
-          <w:sz w:val="36"/>
-          <w:szCs w:val="36"/>
-        </w:rPr>
-        <w:t xml:space="preserve"> if </w:t>
-      </w:r>
-      <w:r>
-        <w:rPr>
-          <w:sz w:val="36"/>
-          <w:szCs w:val="36"/>
-        </w:rPr>
-        <w:t>we</w:t>
-      </w:r>
-      <w:r>
-        <w:rPr>
-          <w:sz w:val="36"/>
-          <w:szCs w:val="36"/>
-        </w:rPr>
-        <w:t xml:space="preserve"> already have the pointer</w:t>
-      </w:r>
-      <w:r>
-        <w:rPr>
+          <w:rFonts w:ascii="Carlito" w:hAnsi="Carlito" w:cs="Carlito"/>
+          <w:sz w:val="36"/>
+          <w:szCs w:val="36"/>
+        </w:rPr>
+        <w:t xml:space="preserve"> if we already have the pointer. Drawback is slow random access like access at index </w:t>
+      </w:r>
+      <w:r>
+        <w:rPr>
+          <w:rFonts w:ascii="Carlito" w:hAnsi="Carlito" w:cs="Carlito"/>
+          <w:b/>
+          <w:bCs/>
+          <w:sz w:val="36"/>
+          <w:szCs w:val="36"/>
+        </w:rPr>
+        <w:t xml:space="preserve">i </w:t>
+      </w:r>
+      <w:r>
+        <w:rPr>
+          <w:rFonts w:ascii="Carlito" w:hAnsi="Carlito" w:cs="Carlito"/>
+          <w:sz w:val="36"/>
+          <w:szCs w:val="36"/>
+        </w:rPr>
+        <w:t xml:space="preserve">is </w:t>
+      </w:r>
+      <w:r>
+        <w:rPr>
+          <w:rFonts w:ascii="Carlito" w:hAnsi="Carlito" w:cs="Carlito"/>
+          <w:b/>
+          <w:bCs/>
+          <w:sz w:val="36"/>
+          <w:szCs w:val="36"/>
+        </w:rPr>
+        <w:t xml:space="preserve">O(i) </w:t>
+      </w:r>
+    </w:p>
+    <w:p>
+      <w:pPr>
+        <w:jc w:val="both"/>
+        <w:rPr>
+          <w:rFonts w:ascii="Carlito" w:hAnsi="Carlito" w:cs="Carlito"/>
+          <w:sz w:val="36"/>
+          <w:szCs w:val="36"/>
+        </w:rPr>
+      </w:pPr>
+      <w:r>
+        <w:rPr>
+          <w:rFonts w:ascii="Carlito" w:hAnsi="Carlito" w:cs="Carlito"/>
+          <w:sz w:val="36"/>
+          <w:szCs w:val="36"/>
+        </w:rPr>
+        <w:t xml:space="preserve"># We create two classes </w:t>
+      </w:r>
+      <w:r>
+        <w:rPr>
+          <w:rFonts w:ascii="Carlito" w:hAnsi="Carlito" w:cs="Carlito"/>
+          <w:b/>
+          <w:bCs/>
+          <w:sz w:val="36"/>
+          <w:szCs w:val="36"/>
+        </w:rPr>
+        <w:t>LinkedList</w:t>
+      </w:r>
+      <w:r>
+        <w:rPr>
+          <w:rFonts w:ascii="Carlito" w:hAnsi="Carlito" w:cs="Carlito"/>
+          <w:sz w:val="36"/>
+          <w:szCs w:val="36"/>
+        </w:rPr>
+        <w:t xml:space="preserve"> and </w:t>
+      </w:r>
+      <w:r>
+        <w:rPr>
+          <w:rFonts w:ascii="Carlito" w:hAnsi="Carlito" w:cs="Carlito"/>
+          <w:b/>
+          <w:bCs/>
+          <w:sz w:val="36"/>
+          <w:szCs w:val="36"/>
+        </w:rPr>
+        <w:t>Node</w:t>
+      </w:r>
+      <w:r>
+        <w:rPr>
+          <w:rFonts w:ascii="Carlito" w:hAnsi="Carlito" w:cs="Carlito"/>
           <w:sz w:val="36"/>
           <w:szCs w:val="36"/>
         </w:rPr>
@@ -4555,245 +5002,152 @@
       </w:r>
       <w:r>
         <w:rPr>
-          <w:sz w:val="36"/>
-          <w:szCs w:val="36"/>
-        </w:rPr>
-        <w:t>Drawback</w:t>
-      </w:r>
-      <w:r>
-        <w:rPr>
-          <w:sz w:val="36"/>
-          <w:szCs w:val="36"/>
-        </w:rPr>
-        <w:t xml:space="preserve"> is</w:t>
-      </w:r>
-      <w:r>
-        <w:rPr>
-          <w:sz w:val="36"/>
-          <w:szCs w:val="36"/>
-        </w:rPr>
-        <w:t xml:space="preserve"> slow random access</w:t>
-      </w:r>
-      <w:r>
-        <w:rPr>
-          <w:sz w:val="36"/>
-          <w:szCs w:val="36"/>
-        </w:rPr>
-        <w:t xml:space="preserve"> like a</w:t>
-      </w:r>
-      <w:r>
-        <w:rPr>
-          <w:sz w:val="36"/>
-          <w:szCs w:val="36"/>
-        </w:rPr>
-        <w:t xml:space="preserve">ccess at index </w:t>
-      </w:r>
-      <w:r>
-        <w:rPr>
-          <w:b/>
-          <w:bCs/>
-          <w:sz w:val="36"/>
-          <w:szCs w:val="36"/>
-        </w:rPr>
-        <w:t xml:space="preserve">i </w:t>
-      </w:r>
-      <w:r>
-        <w:rPr>
-          <w:sz w:val="36"/>
-          <w:szCs w:val="36"/>
-        </w:rPr>
-        <w:t xml:space="preserve">is </w:t>
-      </w:r>
-      <w:r>
-        <w:rPr>
-          <w:b/>
-          <w:bCs/>
-          <w:sz w:val="36"/>
-          <w:szCs w:val="36"/>
-        </w:rPr>
-        <w:t>O(i)</w:t>
-      </w:r>
-      <w:r>
-        <w:rPr>
-          <w:b/>
-          <w:bCs/>
-          <w:sz w:val="36"/>
-          <w:szCs w:val="36"/>
-        </w:rPr>
-        <w:t xml:space="preserve"> </w:t>
-      </w:r>
-    </w:p>
-    <w:p>
-      <w:pPr>
-        <w:jc w:val="both"/>
-        <w:rPr>
-          <w:sz w:val="36"/>
-          <w:szCs w:val="36"/>
-        </w:rPr>
-      </w:pPr>
-      <w:r>
-        <w:rPr>
+          <w:rFonts w:ascii="Carlito" w:hAnsi="Carlito" w:cs="Carlito"/>
+          <w:b/>
+          <w:bCs/>
+          <w:sz w:val="36"/>
+          <w:szCs w:val="36"/>
+        </w:rPr>
+        <w:t>LinkedList</w:t>
+      </w:r>
+      <w:r>
+        <w:rPr>
+          <w:rFonts w:ascii="Carlito" w:hAnsi="Carlito" w:cs="Carlito"/>
+          <w:sz w:val="36"/>
+          <w:szCs w:val="36"/>
+        </w:rPr>
+        <w:t xml:space="preserve"> classes objects </w:t>
+      </w:r>
+      <w:r>
+        <w:rPr>
+          <w:rFonts w:ascii="Carlito" w:hAnsi="Carlito" w:cs="Carlito"/>
+          <w:b/>
+          <w:bCs/>
+          <w:sz w:val="36"/>
+          <w:szCs w:val="36"/>
+        </w:rPr>
+        <w:t xml:space="preserve">self.head </w:t>
+      </w:r>
+      <w:r>
+        <w:rPr>
+          <w:rFonts w:ascii="Carlito" w:hAnsi="Carlito" w:cs="Carlito"/>
+          <w:sz w:val="36"/>
+          <w:szCs w:val="36"/>
+        </w:rPr>
+        <w:t xml:space="preserve">will contain the </w:t>
+      </w:r>
+      <w:r>
+        <w:rPr>
+          <w:rFonts w:ascii="Carlito" w:hAnsi="Carlito" w:cs="Carlito"/>
+          <w:b/>
+          <w:bCs/>
+          <w:sz w:val="36"/>
+          <w:szCs w:val="36"/>
+        </w:rPr>
+        <w:t xml:space="preserve">Node </w:t>
+      </w:r>
+      <w:r>
+        <w:rPr>
+          <w:rFonts w:ascii="Carlito" w:hAnsi="Carlito" w:cs="Carlito"/>
+          <w:sz w:val="36"/>
+          <w:szCs w:val="36"/>
+        </w:rPr>
+        <w:t xml:space="preserve">classes object. </w:t>
+      </w:r>
+      <w:r>
+        <w:rPr>
+          <w:rFonts w:ascii="Carlito" w:hAnsi="Carlito" w:cs="Carlito"/>
+          <w:b/>
+          <w:bCs/>
+          <w:sz w:val="36"/>
+          <w:szCs w:val="36"/>
+        </w:rPr>
+        <w:t>Node</w:t>
+      </w:r>
+      <w:r>
+        <w:rPr>
+          <w:rFonts w:ascii="Carlito" w:hAnsi="Carlito" w:cs="Carlito"/>
+          <w:sz w:val="36"/>
+          <w:szCs w:val="36"/>
+        </w:rPr>
+        <w:t xml:space="preserve"> class has two properties </w:t>
+      </w:r>
+      <w:r>
+        <w:rPr>
+          <w:rFonts w:ascii="Carlito" w:hAnsi="Carlito" w:cs="Carlito"/>
+          <w:b/>
+          <w:bCs/>
+          <w:sz w:val="36"/>
+          <w:szCs w:val="36"/>
+        </w:rPr>
+        <w:t xml:space="preserve">self.data </w:t>
+      </w:r>
+      <w:r>
+        <w:rPr>
+          <w:rFonts w:ascii="Carlito" w:hAnsi="Carlito" w:cs="Carlito"/>
+          <w:sz w:val="36"/>
+          <w:szCs w:val="36"/>
+        </w:rPr>
+        <w:t>to hold the value and</w:t>
+      </w:r>
+      <w:r>
+        <w:rPr>
+          <w:rFonts w:ascii="Carlito" w:hAnsi="Carlito" w:cs="Carlito"/>
+          <w:b/>
+          <w:bCs/>
+          <w:sz w:val="36"/>
+          <w:szCs w:val="36"/>
+        </w:rPr>
+        <w:t xml:space="preserve"> self.next</w:t>
+      </w:r>
+      <w:r>
+        <w:rPr>
+          <w:rFonts w:ascii="Carlito" w:hAnsi="Carlito" w:cs="Carlito"/>
+          <w:sz w:val="36"/>
+          <w:szCs w:val="36"/>
+        </w:rPr>
+        <w:t xml:space="preserve"> to hold the next object of </w:t>
+      </w:r>
+      <w:r>
+        <w:rPr>
+          <w:rFonts w:ascii="Carlito" w:hAnsi="Carlito" w:cs="Carlito"/>
+          <w:b/>
+          <w:bCs/>
+          <w:sz w:val="36"/>
+          <w:szCs w:val="36"/>
+        </w:rPr>
+        <w:t>Node</w:t>
+      </w:r>
+      <w:r>
+        <w:rPr>
+          <w:rFonts w:ascii="Carlito" w:hAnsi="Carlito" w:cs="Carlito"/>
+          <w:sz w:val="36"/>
+          <w:szCs w:val="36"/>
+        </w:rPr>
+        <w:t xml:space="preserve"> containing data and </w:t>
+      </w:r>
+      <w:r>
+        <w:rPr>
+          <w:rFonts w:ascii="Carlito" w:hAnsi="Carlito" w:cs="Carlito"/>
           <w:sz w:val="36"/>
           <w:szCs w:val="36"/>
         </w:rPr>
         <w:lastRenderedPageBreak/>
-        <w:t xml:space="preserve"># We create two classes </w:t>
-      </w:r>
-      <w:r>
-        <w:rPr>
-          <w:b/>
-          <w:bCs/>
-          <w:sz w:val="36"/>
-          <w:szCs w:val="36"/>
-        </w:rPr>
-        <w:t>LinkedList</w:t>
-      </w:r>
-      <w:r>
-        <w:rPr>
-          <w:sz w:val="36"/>
-          <w:szCs w:val="36"/>
-        </w:rPr>
-        <w:t xml:space="preserve"> and </w:t>
-      </w:r>
-      <w:r>
-        <w:rPr>
-          <w:b/>
-          <w:bCs/>
-          <w:sz w:val="36"/>
-          <w:szCs w:val="36"/>
-        </w:rPr>
-        <w:t>Node</w:t>
-      </w:r>
-      <w:r>
-        <w:rPr>
-          <w:sz w:val="36"/>
-          <w:szCs w:val="36"/>
-        </w:rPr>
-        <w:t xml:space="preserve">. </w:t>
-      </w:r>
-      <w:r>
-        <w:rPr>
-          <w:b/>
-          <w:bCs/>
-          <w:sz w:val="36"/>
-          <w:szCs w:val="36"/>
-        </w:rPr>
-        <w:t>LinkedList</w:t>
-      </w:r>
-      <w:r>
-        <w:rPr>
-          <w:sz w:val="36"/>
-          <w:szCs w:val="36"/>
-        </w:rPr>
-        <w:t xml:space="preserve"> classes objects </w:t>
-      </w:r>
-      <w:r>
-        <w:rPr>
-          <w:b/>
-          <w:bCs/>
-          <w:sz w:val="36"/>
-          <w:szCs w:val="36"/>
-        </w:rPr>
-        <w:t xml:space="preserve">self.head </w:t>
-      </w:r>
-      <w:r>
-        <w:rPr>
-          <w:sz w:val="36"/>
-          <w:szCs w:val="36"/>
-        </w:rPr>
-        <w:t xml:space="preserve">will contain the </w:t>
-      </w:r>
-      <w:r>
-        <w:rPr>
-          <w:b/>
-          <w:bCs/>
-          <w:sz w:val="36"/>
-          <w:szCs w:val="36"/>
-        </w:rPr>
-        <w:t xml:space="preserve">Node </w:t>
-      </w:r>
-      <w:r>
-        <w:rPr>
-          <w:sz w:val="36"/>
-          <w:szCs w:val="36"/>
-        </w:rPr>
-        <w:t xml:space="preserve">classes object. </w:t>
-      </w:r>
-      <w:r>
-        <w:rPr>
-          <w:b/>
-          <w:bCs/>
-          <w:sz w:val="36"/>
-          <w:szCs w:val="36"/>
-        </w:rPr>
-        <w:t>Node</w:t>
-      </w:r>
-      <w:r>
-        <w:rPr>
-          <w:sz w:val="36"/>
-          <w:szCs w:val="36"/>
-        </w:rPr>
-        <w:t xml:space="preserve"> class has two properties </w:t>
-      </w:r>
-      <w:r>
-        <w:rPr>
-          <w:b/>
-          <w:bCs/>
-          <w:sz w:val="36"/>
-          <w:szCs w:val="36"/>
-        </w:rPr>
-        <w:t xml:space="preserve">self.data </w:t>
-      </w:r>
-      <w:r>
-        <w:rPr>
-          <w:sz w:val="36"/>
-          <w:szCs w:val="36"/>
-        </w:rPr>
-        <w:t>to hold the value and</w:t>
-      </w:r>
-      <w:r>
-        <w:rPr>
-          <w:b/>
-          <w:bCs/>
-          <w:sz w:val="36"/>
-          <w:szCs w:val="36"/>
-        </w:rPr>
-        <w:t xml:space="preserve"> self.next</w:t>
-      </w:r>
-      <w:r>
-        <w:rPr>
-          <w:sz w:val="36"/>
-          <w:szCs w:val="36"/>
-        </w:rPr>
-        <w:t xml:space="preserve"> to hold the next object of </w:t>
-      </w:r>
-      <w:r>
-        <w:rPr>
-          <w:b/>
-          <w:bCs/>
-          <w:sz w:val="36"/>
-          <w:szCs w:val="36"/>
-        </w:rPr>
-        <w:t>Node</w:t>
-      </w:r>
-      <w:r>
-        <w:rPr>
-          <w:sz w:val="36"/>
-          <w:szCs w:val="36"/>
-        </w:rPr>
-        <w:t xml:space="preserve"> containing data and next. This how one object is linked to another creating a linked list.</w:t>
-      </w:r>
-    </w:p>
-    <w:p>
-      <w:pPr>
-        <w:jc w:val="both"/>
-        <w:rPr>
-          <w:sz w:val="36"/>
-          <w:szCs w:val="36"/>
-        </w:rPr>
-      </w:pPr>
-      <w:r>
-        <w:rPr>
+        <w:t>next. This how one object is linked to another creating a linked list.</w:t>
+      </w:r>
+    </w:p>
+    <w:p>
+      <w:pPr>
+        <w:jc w:val="both"/>
+        <w:rPr>
+          <w:rFonts w:ascii="Carlito" w:hAnsi="Carlito" w:cs="Carlito"/>
+          <w:sz w:val="36"/>
+          <w:szCs w:val="36"/>
+        </w:rPr>
+      </w:pPr>
+      <w:r>
+        <w:rPr>
+          <w:rFonts w:ascii="Carlito" w:hAnsi="Carlito" w:cs="Carlito"/>
           <w:sz w:val="36"/>
           <w:szCs w:val="36"/>
         </w:rPr>
@@ -4801,6 +5155,7 @@
       </w:r>
       <w:r>
         <w:rPr>
+          <w:rFonts w:ascii="Carlito" w:hAnsi="Carlito" w:cs="Carlito"/>
           <w:b/>
           <w:bCs/>
           <w:sz w:val="36"/>
@@ -4810,6 +5165,7 @@
       </w:r>
       <w:r>
         <w:rPr>
+          <w:rFonts w:ascii="Carlito" w:hAnsi="Carlito" w:cs="Carlito"/>
           <w:sz w:val="36"/>
           <w:szCs w:val="36"/>
         </w:rPr>
@@ -4817,6 +5173,7 @@
       </w:r>
       <w:r>
         <w:rPr>
+          <w:rFonts w:ascii="Carlito" w:hAnsi="Carlito" w:cs="Carlito"/>
           <w:b/>
           <w:bCs/>
           <w:sz w:val="36"/>
@@ -4826,6 +5183,7 @@
       </w:r>
       <w:r>
         <w:rPr>
+          <w:rFonts w:ascii="Carlito" w:hAnsi="Carlito" w:cs="Carlito"/>
           <w:sz w:val="36"/>
           <w:szCs w:val="36"/>
         </w:rPr>
@@ -4833,6 +5191,7 @@
       </w:r>
       <w:r>
         <w:rPr>
+          <w:rFonts w:ascii="Carlito" w:hAnsi="Carlito" w:cs="Carlito"/>
           <w:b/>
           <w:bCs/>
           <w:sz w:val="36"/>
@@ -4842,6 +5201,7 @@
       </w:r>
       <w:r>
         <w:rPr>
+          <w:rFonts w:ascii="Carlito" w:hAnsi="Carlito" w:cs="Carlito"/>
           <w:sz w:val="36"/>
           <w:szCs w:val="36"/>
         </w:rPr>
@@ -4852,12 +5212,14 @@
       <w:pPr>
         <w:jc w:val="both"/>
         <w:rPr>
-          <w:sz w:val="36"/>
-          <w:szCs w:val="36"/>
-        </w:rPr>
-      </w:pPr>
-      <w:r>
-        <w:rPr>
+          <w:rFonts w:ascii="Carlito" w:hAnsi="Carlito" w:cs="Carlito"/>
+          <w:sz w:val="36"/>
+          <w:szCs w:val="36"/>
+        </w:rPr>
+      </w:pPr>
+      <w:r>
+        <w:rPr>
+          <w:rFonts w:ascii="Carlito" w:hAnsi="Carlito" w:cs="Carlito"/>
           <w:sz w:val="36"/>
           <w:szCs w:val="36"/>
         </w:rPr>
@@ -4865,6 +5227,7 @@
       </w:r>
       <w:r>
         <w:rPr>
+          <w:rFonts w:ascii="Carlito" w:hAnsi="Carlito" w:cs="Carlito"/>
           <w:b/>
           <w:bCs/>
           <w:sz w:val="36"/>
@@ -4874,6 +5237,7 @@
       </w:r>
       <w:r>
         <w:rPr>
+          <w:rFonts w:ascii="Carlito" w:hAnsi="Carlito" w:cs="Carlito"/>
           <w:sz w:val="36"/>
           <w:szCs w:val="36"/>
         </w:rPr>
@@ -4884,15 +5248,17 @@
       <w:pPr>
         <w:jc w:val="both"/>
         <w:rPr>
-          <w:b/>
-          <w:bCs/>
-          <w:color w:val="D86DCB" w:themeColor="accent5" w:themeTint="99"/>
-          <w:sz w:val="36"/>
-          <w:szCs w:val="36"/>
-        </w:rPr>
-      </w:pPr>
-      <w:r>
-        <w:rPr>
+          <w:rFonts w:ascii="Carlito" w:hAnsi="Carlito" w:cs="Carlito"/>
+          <w:b/>
+          <w:bCs/>
+          <w:color w:val="D86DCB" w:themeColor="accent5" w:themeTint="99"/>
+          <w:sz w:val="36"/>
+          <w:szCs w:val="36"/>
+        </w:rPr>
+      </w:pPr>
+      <w:r>
+        <w:rPr>
+          <w:rFonts w:ascii="Carlito" w:hAnsi="Carlito" w:cs="Carlito"/>
           <w:b/>
           <w:bCs/>
           <w:color w:val="D86DCB" w:themeColor="accent5" w:themeTint="99"/>
@@ -4906,15 +5272,17 @@
       <w:pPr>
         <w:jc w:val="both"/>
         <w:rPr>
-          <w:b/>
-          <w:bCs/>
-          <w:color w:val="D86DCB" w:themeColor="accent5" w:themeTint="99"/>
-          <w:sz w:val="36"/>
-          <w:szCs w:val="36"/>
-        </w:rPr>
-      </w:pPr>
-      <w:r>
-        <w:rPr>
+          <w:rFonts w:ascii="Carlito" w:hAnsi="Carlito" w:cs="Carlito"/>
+          <w:b/>
+          <w:bCs/>
+          <w:color w:val="D86DCB" w:themeColor="accent5" w:themeTint="99"/>
+          <w:sz w:val="36"/>
+          <w:szCs w:val="36"/>
+        </w:rPr>
+      </w:pPr>
+      <w:r>
+        <w:rPr>
+          <w:rFonts w:ascii="Carlito" w:hAnsi="Carlito" w:cs="Carlito"/>
           <w:b/>
           <w:bCs/>
           <w:color w:val="D86DCB" w:themeColor="accent5" w:themeTint="99"/>
@@ -4928,15 +5296,17 @@
       <w:pPr>
         <w:jc w:val="both"/>
         <w:rPr>
-          <w:b/>
-          <w:bCs/>
-          <w:color w:val="D86DCB" w:themeColor="accent5" w:themeTint="99"/>
-          <w:sz w:val="36"/>
-          <w:szCs w:val="36"/>
-        </w:rPr>
-      </w:pPr>
-      <w:r>
-        <w:rPr>
+          <w:rFonts w:ascii="Carlito" w:hAnsi="Carlito" w:cs="Carlito"/>
+          <w:b/>
+          <w:bCs/>
+          <w:color w:val="D86DCB" w:themeColor="accent5" w:themeTint="99"/>
+          <w:sz w:val="36"/>
+          <w:szCs w:val="36"/>
+        </w:rPr>
+      </w:pPr>
+      <w:r>
+        <w:rPr>
+          <w:rFonts w:ascii="Carlito" w:hAnsi="Carlito" w:cs="Carlito"/>
           <w:b/>
           <w:bCs/>
           <w:color w:val="D86DCB" w:themeColor="accent5" w:themeTint="99"/>
@@ -4950,15 +5320,17 @@
       <w:pPr>
         <w:jc w:val="both"/>
         <w:rPr>
-          <w:b/>
-          <w:bCs/>
-          <w:color w:val="D86DCB" w:themeColor="accent5" w:themeTint="99"/>
-          <w:sz w:val="36"/>
-          <w:szCs w:val="36"/>
-        </w:rPr>
-      </w:pPr>
-      <w:r>
-        <w:rPr>
+          <w:rFonts w:ascii="Carlito" w:hAnsi="Carlito" w:cs="Carlito"/>
+          <w:b/>
+          <w:bCs/>
+          <w:color w:val="D86DCB" w:themeColor="accent5" w:themeTint="99"/>
+          <w:sz w:val="36"/>
+          <w:szCs w:val="36"/>
+        </w:rPr>
+      </w:pPr>
+      <w:r>
+        <w:rPr>
+          <w:rFonts w:ascii="Carlito" w:hAnsi="Carlito" w:cs="Carlito"/>
           <w:b/>
           <w:bCs/>
           <w:color w:val="D86DCB" w:themeColor="accent5" w:themeTint="99"/>
@@ -4972,15 +5344,17 @@
       <w:pPr>
         <w:jc w:val="both"/>
         <w:rPr>
-          <w:b/>
-          <w:bCs/>
-          <w:color w:val="D86DCB" w:themeColor="accent5" w:themeTint="99"/>
-          <w:sz w:val="36"/>
-          <w:szCs w:val="36"/>
-        </w:rPr>
-      </w:pPr>
-      <w:r>
-        <w:rPr>
+          <w:rFonts w:ascii="Carlito" w:hAnsi="Carlito" w:cs="Carlito"/>
+          <w:b/>
+          <w:bCs/>
+          <w:color w:val="D86DCB" w:themeColor="accent5" w:themeTint="99"/>
+          <w:sz w:val="36"/>
+          <w:szCs w:val="36"/>
+        </w:rPr>
+      </w:pPr>
+      <w:r>
+        <w:rPr>
+          <w:rFonts w:ascii="Carlito" w:hAnsi="Carlito" w:cs="Carlito"/>
           <w:b/>
           <w:bCs/>
           <w:color w:val="D86DCB" w:themeColor="accent5" w:themeTint="99"/>
@@ -4994,15 +5368,17 @@
       <w:pPr>
         <w:jc w:val="both"/>
         <w:rPr>
-          <w:b/>
-          <w:bCs/>
-          <w:color w:val="D86DCB" w:themeColor="accent5" w:themeTint="99"/>
-          <w:sz w:val="36"/>
-          <w:szCs w:val="36"/>
-        </w:rPr>
-      </w:pPr>
-      <w:r>
-        <w:rPr>
+          <w:rFonts w:ascii="Carlito" w:hAnsi="Carlito" w:cs="Carlito"/>
+          <w:b/>
+          <w:bCs/>
+          <w:color w:val="D86DCB" w:themeColor="accent5" w:themeTint="99"/>
+          <w:sz w:val="36"/>
+          <w:szCs w:val="36"/>
+        </w:rPr>
+      </w:pPr>
+      <w:r>
+        <w:rPr>
+          <w:rFonts w:ascii="Carlito" w:hAnsi="Carlito" w:cs="Carlito"/>
           <w:b/>
           <w:bCs/>
           <w:color w:val="D86DCB" w:themeColor="accent5" w:themeTint="99"/>
@@ -5016,15 +5392,17 @@
       <w:pPr>
         <w:jc w:val="both"/>
         <w:rPr>
-          <w:b/>
-          <w:bCs/>
-          <w:color w:val="D86DCB" w:themeColor="accent5" w:themeTint="99"/>
-          <w:sz w:val="36"/>
-          <w:szCs w:val="36"/>
-        </w:rPr>
-      </w:pPr>
-      <w:r>
-        <w:rPr>
+          <w:rFonts w:ascii="Carlito" w:hAnsi="Carlito" w:cs="Carlito"/>
+          <w:b/>
+          <w:bCs/>
+          <w:color w:val="D86DCB" w:themeColor="accent5" w:themeTint="99"/>
+          <w:sz w:val="36"/>
+          <w:szCs w:val="36"/>
+        </w:rPr>
+      </w:pPr>
+      <w:r>
+        <w:rPr>
+          <w:rFonts w:ascii="Carlito" w:hAnsi="Carlito" w:cs="Carlito"/>
           <w:b/>
           <w:bCs/>
           <w:color w:val="D86DCB" w:themeColor="accent5" w:themeTint="99"/>
@@ -5038,15 +5416,17 @@
       <w:pPr>
         <w:jc w:val="both"/>
         <w:rPr>
-          <w:b/>
-          <w:bCs/>
-          <w:color w:val="D86DCB" w:themeColor="accent5" w:themeTint="99"/>
-          <w:sz w:val="36"/>
-          <w:szCs w:val="36"/>
-        </w:rPr>
-      </w:pPr>
-      <w:r>
-        <w:rPr>
+          <w:rFonts w:ascii="Carlito" w:hAnsi="Carlito" w:cs="Carlito"/>
+          <w:b/>
+          <w:bCs/>
+          <w:color w:val="D86DCB" w:themeColor="accent5" w:themeTint="99"/>
+          <w:sz w:val="36"/>
+          <w:szCs w:val="36"/>
+        </w:rPr>
+      </w:pPr>
+      <w:r>
+        <w:rPr>
+          <w:rFonts w:ascii="Carlito" w:hAnsi="Carlito" w:cs="Carlito"/>
           <w:b/>
           <w:bCs/>
           <w:color w:val="D86DCB" w:themeColor="accent5" w:themeTint="99"/>
@@ -5060,15 +5440,17 @@
       <w:pPr>
         <w:jc w:val="both"/>
         <w:rPr>
-          <w:b/>
-          <w:bCs/>
-          <w:color w:val="D86DCB" w:themeColor="accent5" w:themeTint="99"/>
-          <w:sz w:val="36"/>
-          <w:szCs w:val="36"/>
-        </w:rPr>
-      </w:pPr>
-      <w:r>
-        <w:rPr>
+          <w:rFonts w:ascii="Carlito" w:hAnsi="Carlito" w:cs="Carlito"/>
+          <w:b/>
+          <w:bCs/>
+          <w:color w:val="D86DCB" w:themeColor="accent5" w:themeTint="99"/>
+          <w:sz w:val="36"/>
+          <w:szCs w:val="36"/>
+        </w:rPr>
+      </w:pPr>
+      <w:r>
+        <w:rPr>
+          <w:rFonts w:ascii="Carlito" w:hAnsi="Carlito" w:cs="Carlito"/>
           <w:b/>
           <w:bCs/>
           <w:color w:val="D86DCB" w:themeColor="accent5" w:themeTint="99"/>
@@ -5082,15 +5464,17 @@
       <w:pPr>
         <w:jc w:val="both"/>
         <w:rPr>
-          <w:b/>
-          <w:bCs/>
-          <w:color w:val="D86DCB" w:themeColor="accent5" w:themeTint="99"/>
-          <w:sz w:val="36"/>
-          <w:szCs w:val="36"/>
-        </w:rPr>
-      </w:pPr>
-      <w:r>
-        <w:rPr>
+          <w:rFonts w:ascii="Carlito" w:hAnsi="Carlito" w:cs="Carlito"/>
+          <w:b/>
+          <w:bCs/>
+          <w:color w:val="D86DCB" w:themeColor="accent5" w:themeTint="99"/>
+          <w:sz w:val="36"/>
+          <w:szCs w:val="36"/>
+        </w:rPr>
+      </w:pPr>
+      <w:r>
+        <w:rPr>
+          <w:rFonts w:ascii="Carlito" w:hAnsi="Carlito" w:cs="Carlito"/>
           <w:b/>
           <w:bCs/>
           <w:color w:val="D86DCB" w:themeColor="accent5" w:themeTint="99"/>
@@ -5104,15 +5488,17 @@
       <w:pPr>
         <w:jc w:val="both"/>
         <w:rPr>
-          <w:b/>
-          <w:bCs/>
-          <w:color w:val="D86DCB" w:themeColor="accent5" w:themeTint="99"/>
-          <w:sz w:val="36"/>
-          <w:szCs w:val="36"/>
-        </w:rPr>
-      </w:pPr>
-      <w:r>
-        <w:rPr>
+          <w:rFonts w:ascii="Carlito" w:hAnsi="Carlito" w:cs="Carlito"/>
+          <w:b/>
+          <w:bCs/>
+          <w:color w:val="D86DCB" w:themeColor="accent5" w:themeTint="99"/>
+          <w:sz w:val="36"/>
+          <w:szCs w:val="36"/>
+        </w:rPr>
+      </w:pPr>
+      <w:r>
+        <w:rPr>
+          <w:rFonts w:ascii="Carlito" w:hAnsi="Carlito" w:cs="Carlito"/>
           <w:b/>
           <w:bCs/>
           <w:color w:val="D86DCB" w:themeColor="accent5" w:themeTint="99"/>
@@ -5126,15 +5512,89 @@
       <w:pPr>
         <w:jc w:val="both"/>
         <w:rPr>
-          <w:b/>
-          <w:bCs/>
-          <w:color w:val="D86DCB" w:themeColor="accent5" w:themeTint="99"/>
-          <w:sz w:val="36"/>
-          <w:szCs w:val="36"/>
-        </w:rPr>
-      </w:pPr>
-      <w:r>
-        <w:rPr>
+          <w:rFonts w:ascii="Carlito" w:hAnsi="Carlito" w:cs="Carlito"/>
+          <w:b/>
+          <w:bCs/>
+          <w:color w:val="D86DCB" w:themeColor="accent5" w:themeTint="99"/>
+          <w:sz w:val="36"/>
+          <w:szCs w:val="36"/>
+        </w:rPr>
+      </w:pPr>
+      <w:r>
+        <w:rPr>
+          <w:rFonts w:ascii="Carlito" w:hAnsi="Carlito" w:cs="Carlito"/>
+          <w:b/>
+          <w:bCs/>
+          <w:color w:val="D86DCB" w:themeColor="accent5" w:themeTint="99"/>
+          <w:sz w:val="36"/>
+          <w:szCs w:val="36"/>
+        </w:rPr>
+        <w:t xml:space="preserve">    def insert_at_end(self, data):</w:t>
+      </w:r>
+    </w:p>
+    <w:p>
+      <w:pPr>
+        <w:jc w:val="both"/>
+        <w:rPr>
+          <w:rFonts w:ascii="Carlito" w:hAnsi="Carlito" w:cs="Carlito"/>
+          <w:b/>
+          <w:bCs/>
+          <w:color w:val="D86DCB" w:themeColor="accent5" w:themeTint="99"/>
+          <w:sz w:val="36"/>
+          <w:szCs w:val="36"/>
+        </w:rPr>
+      </w:pPr>
+      <w:r>
+        <w:rPr>
+          <w:rFonts w:ascii="Carlito" w:hAnsi="Carlito" w:cs="Carlito"/>
+          <w:b/>
+          <w:bCs/>
+          <w:color w:val="D86DCB" w:themeColor="accent5" w:themeTint="99"/>
+          <w:sz w:val="36"/>
+          <w:szCs w:val="36"/>
+        </w:rPr>
+        <w:t xml:space="preserve">        new_node = Node(data)</w:t>
+      </w:r>
+    </w:p>
+    <w:p>
+      <w:pPr>
+        <w:jc w:val="both"/>
+        <w:rPr>
+          <w:rFonts w:ascii="Carlito" w:hAnsi="Carlito" w:cs="Carlito"/>
+          <w:b/>
+          <w:bCs/>
+          <w:color w:val="D86DCB" w:themeColor="accent5" w:themeTint="99"/>
+          <w:sz w:val="36"/>
+          <w:szCs w:val="36"/>
+        </w:rPr>
+      </w:pPr>
+      <w:r>
+        <w:rPr>
+          <w:rFonts w:ascii="Carlito" w:hAnsi="Carlito" w:cs="Carlito"/>
+          <w:b/>
+          <w:bCs/>
+          <w:color w:val="D86DCB" w:themeColor="accent5" w:themeTint="99"/>
+          <w:sz w:val="36"/>
+          <w:szCs w:val="36"/>
+        </w:rPr>
+        <w:t xml:space="preserve">        if not self.head:</w:t>
+      </w:r>
+    </w:p>
+    <w:p>
+      <w:pPr>
+        <w:jc w:val="both"/>
+        <w:rPr>
+          <w:rFonts w:ascii="Carlito" w:hAnsi="Carlito" w:cs="Carlito"/>
+          <w:b/>
+          <w:bCs/>
+          <w:color w:val="D86DCB" w:themeColor="accent5" w:themeTint="99"/>
+          <w:sz w:val="36"/>
+          <w:szCs w:val="36"/>
+        </w:rPr>
+      </w:pPr>
+      <w:r>
+        <w:rPr>
+          <w:rFonts w:ascii="Carlito" w:hAnsi="Carlito" w:cs="Carlito"/>
           <w:b/>
           <w:bCs/>
           <w:color w:val="D86DCB" w:themeColor="accent5" w:themeTint="99"/>
@@ -5142,72 +5602,6 @@
           <w:szCs w:val="36"/>
         </w:rPr>
         <w:lastRenderedPageBreak/>
-        <w:t xml:space="preserve">    def insert_at_end(self, data):</w:t>
-      </w:r>
-    </w:p>
-    <w:p>
-      <w:pPr>
-        <w:jc w:val="both"/>
-        <w:rPr>
-          <w:b/>
-          <w:bCs/>
-          <w:color w:val="D86DCB" w:themeColor="accent5" w:themeTint="99"/>
-          <w:sz w:val="36"/>
-          <w:szCs w:val="36"/>
-        </w:rPr>
-      </w:pPr>
-      <w:r>
-        <w:rPr>
-          <w:b/>
-          <w:bCs/>
-          <w:color w:val="D86DCB" w:themeColor="accent5" w:themeTint="99"/>
-          <w:sz w:val="36"/>
-          <w:szCs w:val="36"/>
-        </w:rPr>
-        <w:t xml:space="preserve">        new_node = Node(data)</w:t>
-      </w:r>
-    </w:p>
-    <w:p>
-      <w:pPr>
-        <w:jc w:val="both"/>
-        <w:rPr>
-          <w:b/>
-          <w:bCs/>
-          <w:color w:val="D86DCB" w:themeColor="accent5" w:themeTint="99"/>
-          <w:sz w:val="36"/>
-          <w:szCs w:val="36"/>
-        </w:rPr>
-      </w:pPr>
-      <w:r>
-        <w:rPr>
-          <w:b/>
-          <w:bCs/>
-          <w:color w:val="D86DCB" w:themeColor="accent5" w:themeTint="99"/>
-          <w:sz w:val="36"/>
-          <w:szCs w:val="36"/>
-        </w:rPr>
-        <w:t xml:space="preserve">        if not self.head:</w:t>
-      </w:r>
-    </w:p>
-    <w:p>
-      <w:pPr>
-        <w:jc w:val="both"/>
-        <w:rPr>
-          <w:b/>
-          <w:bCs/>
-          <w:color w:val="D86DCB" w:themeColor="accent5" w:themeTint="99"/>
-          <w:sz w:val="36"/>
-          <w:szCs w:val="36"/>
-        </w:rPr>
-      </w:pPr>
-      <w:r>
-        <w:rPr>
-          <w:b/>
-          <w:bCs/>
-          <w:color w:val="D86DCB" w:themeColor="accent5" w:themeTint="99"/>
-          <w:sz w:val="36"/>
-          <w:szCs w:val="36"/>
-        </w:rPr>
         <w:t xml:space="preserve">            self.head = new_node</w:t>
       </w:r>
     </w:p>
@@ -5215,15 +5609,17 @@
       <w:pPr>
         <w:jc w:val="both"/>
         <w:rPr>
-          <w:b/>
-          <w:bCs/>
-          <w:color w:val="D86DCB" w:themeColor="accent5" w:themeTint="99"/>
-          <w:sz w:val="36"/>
-          <w:szCs w:val="36"/>
-        </w:rPr>
-      </w:pPr>
-      <w:r>
-        <w:rPr>
+          <w:rFonts w:ascii="Carlito" w:hAnsi="Carlito" w:cs="Carlito"/>
+          <w:b/>
+          <w:bCs/>
+          <w:color w:val="D86DCB" w:themeColor="accent5" w:themeTint="99"/>
+          <w:sz w:val="36"/>
+          <w:szCs w:val="36"/>
+        </w:rPr>
+      </w:pPr>
+      <w:r>
+        <w:rPr>
+          <w:rFonts w:ascii="Carlito" w:hAnsi="Carlito" w:cs="Carlito"/>
           <w:b/>
           <w:bCs/>
           <w:color w:val="D86DCB" w:themeColor="accent5" w:themeTint="99"/>
@@ -5237,15 +5633,17 @@
       <w:pPr>
         <w:jc w:val="both"/>
         <w:rPr>
-          <w:b/>
-          <w:bCs/>
-          <w:color w:val="D86DCB" w:themeColor="accent5" w:themeTint="99"/>
-          <w:sz w:val="36"/>
-          <w:szCs w:val="36"/>
-        </w:rPr>
-      </w:pPr>
-      <w:r>
-        <w:rPr>
+          <w:rFonts w:ascii="Carlito" w:hAnsi="Carlito" w:cs="Carlito"/>
+          <w:b/>
+          <w:bCs/>
+          <w:color w:val="D86DCB" w:themeColor="accent5" w:themeTint="99"/>
+          <w:sz w:val="36"/>
+          <w:szCs w:val="36"/>
+        </w:rPr>
+      </w:pPr>
+      <w:r>
+        <w:rPr>
+          <w:rFonts w:ascii="Carlito" w:hAnsi="Carlito" w:cs="Carlito"/>
           <w:b/>
           <w:bCs/>
           <w:color w:val="D86DCB" w:themeColor="accent5" w:themeTint="99"/>
@@ -5259,15 +5657,17 @@
       <w:pPr>
         <w:jc w:val="both"/>
         <w:rPr>
-          <w:b/>
-          <w:bCs/>
-          <w:color w:val="D86DCB" w:themeColor="accent5" w:themeTint="99"/>
-          <w:sz w:val="36"/>
-          <w:szCs w:val="36"/>
-        </w:rPr>
-      </w:pPr>
-      <w:r>
-        <w:rPr>
+          <w:rFonts w:ascii="Carlito" w:hAnsi="Carlito" w:cs="Carlito"/>
+          <w:b/>
+          <w:bCs/>
+          <w:color w:val="D86DCB" w:themeColor="accent5" w:themeTint="99"/>
+          <w:sz w:val="36"/>
+          <w:szCs w:val="36"/>
+        </w:rPr>
+      </w:pPr>
+      <w:r>
+        <w:rPr>
+          <w:rFonts w:ascii="Carlito" w:hAnsi="Carlito" w:cs="Carlito"/>
           <w:b/>
           <w:bCs/>
           <w:color w:val="D86DCB" w:themeColor="accent5" w:themeTint="99"/>
@@ -5281,15 +5681,17 @@
       <w:pPr>
         <w:jc w:val="both"/>
         <w:rPr>
-          <w:b/>
-          <w:bCs/>
-          <w:color w:val="D86DCB" w:themeColor="accent5" w:themeTint="99"/>
-          <w:sz w:val="36"/>
-          <w:szCs w:val="36"/>
-        </w:rPr>
-      </w:pPr>
-      <w:r>
-        <w:rPr>
+          <w:rFonts w:ascii="Carlito" w:hAnsi="Carlito" w:cs="Carlito"/>
+          <w:b/>
+          <w:bCs/>
+          <w:color w:val="D86DCB" w:themeColor="accent5" w:themeTint="99"/>
+          <w:sz w:val="36"/>
+          <w:szCs w:val="36"/>
+        </w:rPr>
+      </w:pPr>
+      <w:r>
+        <w:rPr>
+          <w:rFonts w:ascii="Carlito" w:hAnsi="Carlito" w:cs="Carlito"/>
           <w:b/>
           <w:bCs/>
           <w:color w:val="D86DCB" w:themeColor="accent5" w:themeTint="99"/>
@@ -5303,15 +5705,17 @@
       <w:pPr>
         <w:jc w:val="both"/>
         <w:rPr>
-          <w:b/>
-          <w:bCs/>
-          <w:color w:val="D86DCB" w:themeColor="accent5" w:themeTint="99"/>
-          <w:sz w:val="36"/>
-          <w:szCs w:val="36"/>
-        </w:rPr>
-      </w:pPr>
-      <w:r>
-        <w:rPr>
+          <w:rFonts w:ascii="Carlito" w:hAnsi="Carlito" w:cs="Carlito"/>
+          <w:b/>
+          <w:bCs/>
+          <w:color w:val="D86DCB" w:themeColor="accent5" w:themeTint="99"/>
+          <w:sz w:val="36"/>
+          <w:szCs w:val="36"/>
+        </w:rPr>
+      </w:pPr>
+      <w:r>
+        <w:rPr>
+          <w:rFonts w:ascii="Carlito" w:hAnsi="Carlito" w:cs="Carlito"/>
           <w:b/>
           <w:bCs/>
           <w:color w:val="D86DCB" w:themeColor="accent5" w:themeTint="99"/>
@@ -5325,15 +5729,17 @@
       <w:pPr>
         <w:jc w:val="both"/>
         <w:rPr>
-          <w:b/>
-          <w:bCs/>
-          <w:color w:val="D86DCB" w:themeColor="accent5" w:themeTint="99"/>
-          <w:sz w:val="36"/>
-          <w:szCs w:val="36"/>
-        </w:rPr>
-      </w:pPr>
-      <w:r>
-        <w:rPr>
+          <w:rFonts w:ascii="Carlito" w:hAnsi="Carlito" w:cs="Carlito"/>
+          <w:b/>
+          <w:bCs/>
+          <w:color w:val="D86DCB" w:themeColor="accent5" w:themeTint="99"/>
+          <w:sz w:val="36"/>
+          <w:szCs w:val="36"/>
+        </w:rPr>
+      </w:pPr>
+      <w:r>
+        <w:rPr>
+          <w:rFonts w:ascii="Carlito" w:hAnsi="Carlito" w:cs="Carlito"/>
           <w:b/>
           <w:bCs/>
           <w:color w:val="D86DCB" w:themeColor="accent5" w:themeTint="99"/>
@@ -5347,15 +5753,17 @@
       <w:pPr>
         <w:jc w:val="both"/>
         <w:rPr>
-          <w:b/>
-          <w:bCs/>
-          <w:color w:val="D86DCB" w:themeColor="accent5" w:themeTint="99"/>
-          <w:sz w:val="36"/>
-          <w:szCs w:val="36"/>
-        </w:rPr>
-      </w:pPr>
-      <w:r>
-        <w:rPr>
+          <w:rFonts w:ascii="Carlito" w:hAnsi="Carlito" w:cs="Carlito"/>
+          <w:b/>
+          <w:bCs/>
+          <w:color w:val="D86DCB" w:themeColor="accent5" w:themeTint="99"/>
+          <w:sz w:val="36"/>
+          <w:szCs w:val="36"/>
+        </w:rPr>
+      </w:pPr>
+      <w:r>
+        <w:rPr>
+          <w:rFonts w:ascii="Carlito" w:hAnsi="Carlito" w:cs="Carlito"/>
           <w:b/>
           <w:bCs/>
           <w:color w:val="D86DCB" w:themeColor="accent5" w:themeTint="99"/>
@@ -5369,15 +5777,17 @@
       <w:pPr>
         <w:jc w:val="both"/>
         <w:rPr>
-          <w:b/>
-          <w:bCs/>
-          <w:color w:val="D86DCB" w:themeColor="accent5" w:themeTint="99"/>
-          <w:sz w:val="36"/>
-          <w:szCs w:val="36"/>
-        </w:rPr>
-      </w:pPr>
-      <w:r>
-        <w:rPr>
+          <w:rFonts w:ascii="Carlito" w:hAnsi="Carlito" w:cs="Carlito"/>
+          <w:b/>
+          <w:bCs/>
+          <w:color w:val="D86DCB" w:themeColor="accent5" w:themeTint="99"/>
+          <w:sz w:val="36"/>
+          <w:szCs w:val="36"/>
+        </w:rPr>
+      </w:pPr>
+      <w:r>
+        <w:rPr>
+          <w:rFonts w:ascii="Carlito" w:hAnsi="Carlito" w:cs="Carlito"/>
           <w:b/>
           <w:bCs/>
           <w:color w:val="D86DCB" w:themeColor="accent5" w:themeTint="99"/>
@@ -5391,15 +5801,17 @@
       <w:pPr>
         <w:jc w:val="both"/>
         <w:rPr>
-          <w:b/>
-          <w:bCs/>
-          <w:color w:val="D86DCB" w:themeColor="accent5" w:themeTint="99"/>
-          <w:sz w:val="36"/>
-          <w:szCs w:val="36"/>
-        </w:rPr>
-      </w:pPr>
-      <w:r>
-        <w:rPr>
+          <w:rFonts w:ascii="Carlito" w:hAnsi="Carlito" w:cs="Carlito"/>
+          <w:b/>
+          <w:bCs/>
+          <w:color w:val="D86DCB" w:themeColor="accent5" w:themeTint="99"/>
+          <w:sz w:val="36"/>
+          <w:szCs w:val="36"/>
+        </w:rPr>
+      </w:pPr>
+      <w:r>
+        <w:rPr>
+          <w:rFonts w:ascii="Carlito" w:hAnsi="Carlito" w:cs="Carlito"/>
           <w:b/>
           <w:bCs/>
           <w:color w:val="D86DCB" w:themeColor="accent5" w:themeTint="99"/>
@@ -5413,15 +5825,17 @@
       <w:pPr>
         <w:jc w:val="both"/>
         <w:rPr>
-          <w:b/>
-          <w:bCs/>
-          <w:color w:val="D86DCB" w:themeColor="accent5" w:themeTint="99"/>
-          <w:sz w:val="36"/>
-          <w:szCs w:val="36"/>
-        </w:rPr>
-      </w:pPr>
-      <w:r>
-        <w:rPr>
+          <w:rFonts w:ascii="Carlito" w:hAnsi="Carlito" w:cs="Carlito"/>
+          <w:b/>
+          <w:bCs/>
+          <w:color w:val="D86DCB" w:themeColor="accent5" w:themeTint="99"/>
+          <w:sz w:val="36"/>
+          <w:szCs w:val="36"/>
+        </w:rPr>
+      </w:pPr>
+      <w:r>
+        <w:rPr>
+          <w:rFonts w:ascii="Carlito" w:hAnsi="Carlito" w:cs="Carlito"/>
           <w:b/>
           <w:bCs/>
           <w:color w:val="D86DCB" w:themeColor="accent5" w:themeTint="99"/>
@@ -5435,15 +5849,17 @@
       <w:pPr>
         <w:jc w:val="both"/>
         <w:rPr>
-          <w:b/>
-          <w:bCs/>
-          <w:color w:val="D86DCB" w:themeColor="accent5" w:themeTint="99"/>
-          <w:sz w:val="36"/>
-          <w:szCs w:val="36"/>
-        </w:rPr>
-      </w:pPr>
-      <w:r>
-        <w:rPr>
+          <w:rFonts w:ascii="Carlito" w:hAnsi="Carlito" w:cs="Carlito"/>
+          <w:b/>
+          <w:bCs/>
+          <w:color w:val="D86DCB" w:themeColor="accent5" w:themeTint="99"/>
+          <w:sz w:val="36"/>
+          <w:szCs w:val="36"/>
+        </w:rPr>
+      </w:pPr>
+      <w:r>
+        <w:rPr>
+          <w:rFonts w:ascii="Carlito" w:hAnsi="Carlito" w:cs="Carlito"/>
           <w:b/>
           <w:bCs/>
           <w:color w:val="D86DCB" w:themeColor="accent5" w:themeTint="99"/>
@@ -5457,15 +5873,17 @@
       <w:pPr>
         <w:jc w:val="both"/>
         <w:rPr>
-          <w:b/>
-          <w:bCs/>
-          <w:color w:val="D86DCB" w:themeColor="accent5" w:themeTint="99"/>
-          <w:sz w:val="36"/>
-          <w:szCs w:val="36"/>
-        </w:rPr>
-      </w:pPr>
-      <w:r>
-        <w:rPr>
+          <w:rFonts w:ascii="Carlito" w:hAnsi="Carlito" w:cs="Carlito"/>
+          <w:b/>
+          <w:bCs/>
+          <w:color w:val="D86DCB" w:themeColor="accent5" w:themeTint="99"/>
+          <w:sz w:val="36"/>
+          <w:szCs w:val="36"/>
+        </w:rPr>
+      </w:pPr>
+      <w:r>
+        <w:rPr>
+          <w:rFonts w:ascii="Carlito" w:hAnsi="Carlito" w:cs="Carlito"/>
           <w:b/>
           <w:bCs/>
           <w:color w:val="D86DCB" w:themeColor="accent5" w:themeTint="99"/>
@@ -5479,15 +5897,17 @@
       <w:pPr>
         <w:jc w:val="both"/>
         <w:rPr>
-          <w:b/>
-          <w:bCs/>
-          <w:color w:val="D86DCB" w:themeColor="accent5" w:themeTint="99"/>
-          <w:sz w:val="36"/>
-          <w:szCs w:val="36"/>
-        </w:rPr>
-      </w:pPr>
-      <w:r>
-        <w:rPr>
+          <w:rFonts w:ascii="Carlito" w:hAnsi="Carlito" w:cs="Carlito"/>
+          <w:b/>
+          <w:bCs/>
+          <w:color w:val="D86DCB" w:themeColor="accent5" w:themeTint="99"/>
+          <w:sz w:val="36"/>
+          <w:szCs w:val="36"/>
+        </w:rPr>
+      </w:pPr>
+      <w:r>
+        <w:rPr>
+          <w:rFonts w:ascii="Carlito" w:hAnsi="Carlito" w:cs="Carlito"/>
           <w:b/>
           <w:bCs/>
           <w:color w:val="D86DCB" w:themeColor="accent5" w:themeTint="99"/>
@@ -5501,15 +5921,17 @@
       <w:pPr>
         <w:jc w:val="both"/>
         <w:rPr>
-          <w:b/>
-          <w:bCs/>
-          <w:color w:val="D86DCB" w:themeColor="accent5" w:themeTint="99"/>
-          <w:sz w:val="36"/>
-          <w:szCs w:val="36"/>
-        </w:rPr>
-      </w:pPr>
-      <w:r>
-        <w:rPr>
+          <w:rFonts w:ascii="Carlito" w:hAnsi="Carlito" w:cs="Carlito"/>
+          <w:b/>
+          <w:bCs/>
+          <w:color w:val="D86DCB" w:themeColor="accent5" w:themeTint="99"/>
+          <w:sz w:val="36"/>
+          <w:szCs w:val="36"/>
+        </w:rPr>
+      </w:pPr>
+      <w:r>
+        <w:rPr>
+          <w:rFonts w:ascii="Carlito" w:hAnsi="Carlito" w:cs="Carlito"/>
           <w:b/>
           <w:bCs/>
           <w:color w:val="D86DCB" w:themeColor="accent5" w:themeTint="99"/>
@@ -5523,15 +5945,17 @@
       <w:pPr>
         <w:jc w:val="both"/>
         <w:rPr>
-          <w:b/>
-          <w:bCs/>
-          <w:color w:val="D86DCB" w:themeColor="accent5" w:themeTint="99"/>
-          <w:sz w:val="36"/>
-          <w:szCs w:val="36"/>
-        </w:rPr>
-      </w:pPr>
-      <w:r>
-        <w:rPr>
+          <w:rFonts w:ascii="Carlito" w:hAnsi="Carlito" w:cs="Carlito"/>
+          <w:b/>
+          <w:bCs/>
+          <w:color w:val="D86DCB" w:themeColor="accent5" w:themeTint="99"/>
+          <w:sz w:val="36"/>
+          <w:szCs w:val="36"/>
+        </w:rPr>
+      </w:pPr>
+      <w:r>
+        <w:rPr>
+          <w:rFonts w:ascii="Carlito" w:hAnsi="Carlito" w:cs="Carlito"/>
           <w:b/>
           <w:bCs/>
           <w:color w:val="D86DCB" w:themeColor="accent5" w:themeTint="99"/>
@@ -5545,15 +5969,17 @@
       <w:pPr>
         <w:jc w:val="both"/>
         <w:rPr>
-          <w:b/>
-          <w:bCs/>
-          <w:color w:val="D86DCB" w:themeColor="accent5" w:themeTint="99"/>
-          <w:sz w:val="36"/>
-          <w:szCs w:val="36"/>
-        </w:rPr>
-      </w:pPr>
-      <w:r>
-        <w:rPr>
+          <w:rFonts w:ascii="Carlito" w:hAnsi="Carlito" w:cs="Carlito"/>
+          <w:b/>
+          <w:bCs/>
+          <w:color w:val="D86DCB" w:themeColor="accent5" w:themeTint="99"/>
+          <w:sz w:val="36"/>
+          <w:szCs w:val="36"/>
+        </w:rPr>
+      </w:pPr>
+      <w:r>
+        <w:rPr>
+          <w:rFonts w:ascii="Carlito" w:hAnsi="Carlito" w:cs="Carlito"/>
           <w:b/>
           <w:bCs/>
           <w:color w:val="D86DCB" w:themeColor="accent5" w:themeTint="99"/>
@@ -5567,15 +5993,17 @@
       <w:pPr>
         <w:jc w:val="both"/>
         <w:rPr>
-          <w:b/>
-          <w:bCs/>
-          <w:color w:val="D86DCB" w:themeColor="accent5" w:themeTint="99"/>
-          <w:sz w:val="36"/>
-          <w:szCs w:val="36"/>
-        </w:rPr>
-      </w:pPr>
-      <w:r>
-        <w:rPr>
+          <w:rFonts w:ascii="Carlito" w:hAnsi="Carlito" w:cs="Carlito"/>
+          <w:b/>
+          <w:bCs/>
+          <w:color w:val="D86DCB" w:themeColor="accent5" w:themeTint="99"/>
+          <w:sz w:val="36"/>
+          <w:szCs w:val="36"/>
+        </w:rPr>
+      </w:pPr>
+      <w:r>
+        <w:rPr>
+          <w:rFonts w:ascii="Carlito" w:hAnsi="Carlito" w:cs="Carlito"/>
           <w:b/>
           <w:bCs/>
           <w:color w:val="D86DCB" w:themeColor="accent5" w:themeTint="99"/>
@@ -5589,15 +6017,89 @@
       <w:pPr>
         <w:jc w:val="both"/>
         <w:rPr>
-          <w:b/>
-          <w:bCs/>
-          <w:color w:val="D86DCB" w:themeColor="accent5" w:themeTint="99"/>
-          <w:sz w:val="36"/>
-          <w:szCs w:val="36"/>
-        </w:rPr>
-      </w:pPr>
-      <w:r>
-        <w:rPr>
+          <w:rFonts w:ascii="Carlito" w:hAnsi="Carlito" w:cs="Carlito"/>
+          <w:b/>
+          <w:bCs/>
+          <w:color w:val="D86DCB" w:themeColor="accent5" w:themeTint="99"/>
+          <w:sz w:val="36"/>
+          <w:szCs w:val="36"/>
+        </w:rPr>
+      </w:pPr>
+      <w:r>
+        <w:rPr>
+          <w:rFonts w:ascii="Carlito" w:hAnsi="Carlito" w:cs="Carlito"/>
+          <w:b/>
+          <w:bCs/>
+          <w:color w:val="D86DCB" w:themeColor="accent5" w:themeTint="99"/>
+          <w:sz w:val="36"/>
+          <w:szCs w:val="36"/>
+        </w:rPr>
+        <w:t xml:space="preserve">        current = self.head</w:t>
+      </w:r>
+    </w:p>
+    <w:p>
+      <w:pPr>
+        <w:jc w:val="both"/>
+        <w:rPr>
+          <w:rFonts w:ascii="Carlito" w:hAnsi="Carlito" w:cs="Carlito"/>
+          <w:b/>
+          <w:bCs/>
+          <w:color w:val="D86DCB" w:themeColor="accent5" w:themeTint="99"/>
+          <w:sz w:val="36"/>
+          <w:szCs w:val="36"/>
+        </w:rPr>
+      </w:pPr>
+      <w:r>
+        <w:rPr>
+          <w:rFonts w:ascii="Carlito" w:hAnsi="Carlito" w:cs="Carlito"/>
+          <w:b/>
+          <w:bCs/>
+          <w:color w:val="D86DCB" w:themeColor="accent5" w:themeTint="99"/>
+          <w:sz w:val="36"/>
+          <w:szCs w:val="36"/>
+        </w:rPr>
+        <w:t xml:space="preserve">        while current:</w:t>
+      </w:r>
+    </w:p>
+    <w:p>
+      <w:pPr>
+        <w:jc w:val="both"/>
+        <w:rPr>
+          <w:rFonts w:ascii="Carlito" w:hAnsi="Carlito" w:cs="Carlito"/>
+          <w:b/>
+          <w:bCs/>
+          <w:color w:val="D86DCB" w:themeColor="accent5" w:themeTint="99"/>
+          <w:sz w:val="36"/>
+          <w:szCs w:val="36"/>
+        </w:rPr>
+      </w:pPr>
+      <w:r>
+        <w:rPr>
+          <w:rFonts w:ascii="Carlito" w:hAnsi="Carlito" w:cs="Carlito"/>
+          <w:b/>
+          <w:bCs/>
+          <w:color w:val="D86DCB" w:themeColor="accent5" w:themeTint="99"/>
+          <w:sz w:val="36"/>
+          <w:szCs w:val="36"/>
+        </w:rPr>
+        <w:t xml:space="preserve">            if current.data == key:</w:t>
+      </w:r>
+    </w:p>
+    <w:p>
+      <w:pPr>
+        <w:jc w:val="both"/>
+        <w:rPr>
+          <w:rFonts w:ascii="Carlito" w:hAnsi="Carlito" w:cs="Carlito"/>
+          <w:b/>
+          <w:bCs/>
+          <w:color w:val="D86DCB" w:themeColor="accent5" w:themeTint="99"/>
+          <w:sz w:val="36"/>
+          <w:szCs w:val="36"/>
+        </w:rPr>
+      </w:pPr>
+      <w:r>
+        <w:rPr>
+          <w:rFonts w:ascii="Carlito" w:hAnsi="Carlito" w:cs="Carlito"/>
           <w:b/>
           <w:bCs/>
           <w:color w:val="D86DCB" w:themeColor="accent5" w:themeTint="99"/>
@@ -5605,6 +6107,102 @@
           <w:szCs w:val="36"/>
         </w:rPr>
         <w:lastRenderedPageBreak/>
+        <w:t xml:space="preserve">                return True</w:t>
+      </w:r>
+    </w:p>
+    <w:p>
+      <w:pPr>
+        <w:jc w:val="both"/>
+        <w:rPr>
+          <w:rFonts w:ascii="Carlito" w:hAnsi="Carlito" w:cs="Carlito"/>
+          <w:b/>
+          <w:bCs/>
+          <w:color w:val="D86DCB" w:themeColor="accent5" w:themeTint="99"/>
+          <w:sz w:val="36"/>
+          <w:szCs w:val="36"/>
+        </w:rPr>
+      </w:pPr>
+      <w:r>
+        <w:rPr>
+          <w:rFonts w:ascii="Carlito" w:hAnsi="Carlito" w:cs="Carlito"/>
+          <w:b/>
+          <w:bCs/>
+          <w:color w:val="D86DCB" w:themeColor="accent5" w:themeTint="99"/>
+          <w:sz w:val="36"/>
+          <w:szCs w:val="36"/>
+        </w:rPr>
+        <w:t xml:space="preserve">            current = current.next</w:t>
+      </w:r>
+    </w:p>
+    <w:p>
+      <w:pPr>
+        <w:jc w:val="both"/>
+        <w:rPr>
+          <w:rFonts w:ascii="Carlito" w:hAnsi="Carlito" w:cs="Carlito"/>
+          <w:b/>
+          <w:bCs/>
+          <w:color w:val="D86DCB" w:themeColor="accent5" w:themeTint="99"/>
+          <w:sz w:val="36"/>
+          <w:szCs w:val="36"/>
+        </w:rPr>
+      </w:pPr>
+      <w:r>
+        <w:rPr>
+          <w:rFonts w:ascii="Carlito" w:hAnsi="Carlito" w:cs="Carlito"/>
+          <w:b/>
+          <w:bCs/>
+          <w:color w:val="D86DCB" w:themeColor="accent5" w:themeTint="99"/>
+          <w:sz w:val="36"/>
+          <w:szCs w:val="36"/>
+        </w:rPr>
+        <w:t xml:space="preserve">        return False</w:t>
+      </w:r>
+    </w:p>
+    <w:p>
+      <w:pPr>
+        <w:jc w:val="both"/>
+        <w:rPr>
+          <w:rFonts w:ascii="Carlito" w:hAnsi="Carlito" w:cs="Carlito"/>
+          <w:b/>
+          <w:bCs/>
+          <w:color w:val="D86DCB" w:themeColor="accent5" w:themeTint="99"/>
+          <w:sz w:val="36"/>
+          <w:szCs w:val="36"/>
+        </w:rPr>
+      </w:pPr>
+      <w:r>
+        <w:rPr>
+          <w:rFonts w:ascii="Carlito" w:hAnsi="Carlito" w:cs="Carlito"/>
+          <w:b/>
+          <w:bCs/>
+          <w:color w:val="D86DCB" w:themeColor="accent5" w:themeTint="99"/>
+          <w:sz w:val="36"/>
+          <w:szCs w:val="36"/>
+        </w:rPr>
+        <w:t xml:space="preserve">    def print_list(self):</w:t>
+      </w:r>
+    </w:p>
+    <w:p>
+      <w:pPr>
+        <w:jc w:val="both"/>
+        <w:rPr>
+          <w:rFonts w:ascii="Carlito" w:hAnsi="Carlito" w:cs="Carlito"/>
+          <w:b/>
+          <w:bCs/>
+          <w:color w:val="D86DCB" w:themeColor="accent5" w:themeTint="99"/>
+          <w:sz w:val="36"/>
+          <w:szCs w:val="36"/>
+        </w:rPr>
+      </w:pPr>
+      <w:r>
+        <w:rPr>
+          <w:rFonts w:ascii="Carlito" w:hAnsi="Carlito" w:cs="Carlito"/>
+          <w:b/>
+          <w:bCs/>
+          <w:color w:val="D86DCB" w:themeColor="accent5" w:themeTint="99"/>
+          <w:sz w:val="36"/>
+          <w:szCs w:val="36"/>
+        </w:rPr>
         <w:t xml:space="preserve">        current = self.head</w:t>
       </w:r>
     </w:p>
@@ -5612,15 +6210,17 @@
       <w:pPr>
         <w:jc w:val="both"/>
         <w:rPr>
-          <w:b/>
-          <w:bCs/>
-          <w:color w:val="D86DCB" w:themeColor="accent5" w:themeTint="99"/>
-          <w:sz w:val="36"/>
-          <w:szCs w:val="36"/>
-        </w:rPr>
-      </w:pPr>
-      <w:r>
-        <w:rPr>
+          <w:rFonts w:ascii="Carlito" w:hAnsi="Carlito" w:cs="Carlito"/>
+          <w:b/>
+          <w:bCs/>
+          <w:color w:val="D86DCB" w:themeColor="accent5" w:themeTint="99"/>
+          <w:sz w:val="36"/>
+          <w:szCs w:val="36"/>
+        </w:rPr>
+      </w:pPr>
+      <w:r>
+        <w:rPr>
+          <w:rFonts w:ascii="Carlito" w:hAnsi="Carlito" w:cs="Carlito"/>
           <w:b/>
           <w:bCs/>
           <w:color w:val="D86DCB" w:themeColor="accent5" w:themeTint="99"/>
@@ -5634,59 +6234,41 @@
       <w:pPr>
         <w:jc w:val="both"/>
         <w:rPr>
-          <w:b/>
-          <w:bCs/>
-          <w:color w:val="D86DCB" w:themeColor="accent5" w:themeTint="99"/>
-          <w:sz w:val="36"/>
-          <w:szCs w:val="36"/>
-        </w:rPr>
-      </w:pPr>
-      <w:r>
-        <w:rPr>
-          <w:b/>
-          <w:bCs/>
-          <w:color w:val="D86DCB" w:themeColor="accent5" w:themeTint="99"/>
-          <w:sz w:val="36"/>
-          <w:szCs w:val="36"/>
-        </w:rPr>
-        <w:t xml:space="preserve">            if current.data == key:</w:t>
-      </w:r>
-    </w:p>
-    <w:p>
-      <w:pPr>
-        <w:jc w:val="both"/>
-        <w:rPr>
-          <w:b/>
-          <w:bCs/>
-          <w:color w:val="D86DCB" w:themeColor="accent5" w:themeTint="99"/>
-          <w:sz w:val="36"/>
-          <w:szCs w:val="36"/>
-        </w:rPr>
-      </w:pPr>
-      <w:r>
-        <w:rPr>
-          <w:b/>
-          <w:bCs/>
-          <w:color w:val="D86DCB" w:themeColor="accent5" w:themeTint="99"/>
-          <w:sz w:val="36"/>
-          <w:szCs w:val="36"/>
-        </w:rPr>
-        <w:t xml:space="preserve">                return True</w:t>
-      </w:r>
-    </w:p>
-    <w:p>
-      <w:pPr>
-        <w:jc w:val="both"/>
-        <w:rPr>
-          <w:b/>
-          <w:bCs/>
-          <w:color w:val="D86DCB" w:themeColor="accent5" w:themeTint="99"/>
-          <w:sz w:val="36"/>
-          <w:szCs w:val="36"/>
-        </w:rPr>
-      </w:pPr>
-      <w:r>
-        <w:rPr>
+          <w:rFonts w:ascii="Carlito" w:hAnsi="Carlito" w:cs="Carlito"/>
+          <w:b/>
+          <w:bCs/>
+          <w:color w:val="D86DCB" w:themeColor="accent5" w:themeTint="99"/>
+          <w:sz w:val="36"/>
+          <w:szCs w:val="36"/>
+        </w:rPr>
+      </w:pPr>
+      <w:r>
+        <w:rPr>
+          <w:rFonts w:ascii="Carlito" w:hAnsi="Carlito" w:cs="Carlito"/>
+          <w:b/>
+          <w:bCs/>
+          <w:color w:val="D86DCB" w:themeColor="accent5" w:themeTint="99"/>
+          <w:sz w:val="36"/>
+          <w:szCs w:val="36"/>
+        </w:rPr>
+        <w:t xml:space="preserve">            print(current.data, end=" → ")</w:t>
+      </w:r>
+    </w:p>
+    <w:p>
+      <w:pPr>
+        <w:jc w:val="both"/>
+        <w:rPr>
+          <w:rFonts w:ascii="Carlito" w:hAnsi="Carlito" w:cs="Carlito"/>
+          <w:b/>
+          <w:bCs/>
+          <w:color w:val="D86DCB" w:themeColor="accent5" w:themeTint="99"/>
+          <w:sz w:val="36"/>
+          <w:szCs w:val="36"/>
+        </w:rPr>
+      </w:pPr>
+      <w:r>
+        <w:rPr>
+          <w:rFonts w:ascii="Carlito" w:hAnsi="Carlito" w:cs="Carlito"/>
           <w:b/>
           <w:bCs/>
           <w:color w:val="D86DCB" w:themeColor="accent5" w:themeTint="99"/>
@@ -5700,147 +6282,17 @@
       <w:pPr>
         <w:jc w:val="both"/>
         <w:rPr>
-          <w:b/>
-          <w:bCs/>
-          <w:color w:val="D86DCB" w:themeColor="accent5" w:themeTint="99"/>
-          <w:sz w:val="36"/>
-          <w:szCs w:val="36"/>
-        </w:rPr>
-      </w:pPr>
-      <w:r>
-        <w:rPr>
-          <w:b/>
-          <w:bCs/>
-          <w:color w:val="D86DCB" w:themeColor="accent5" w:themeTint="99"/>
-          <w:sz w:val="36"/>
-          <w:szCs w:val="36"/>
-        </w:rPr>
-        <w:t xml:space="preserve">        return False</w:t>
-      </w:r>
-    </w:p>
-    <w:p>
-      <w:pPr>
-        <w:jc w:val="both"/>
-        <w:rPr>
-          <w:b/>
-          <w:bCs/>
-          <w:color w:val="D86DCB" w:themeColor="accent5" w:themeTint="99"/>
-          <w:sz w:val="36"/>
-          <w:szCs w:val="36"/>
-        </w:rPr>
-      </w:pPr>
-      <w:r>
-        <w:rPr>
-          <w:b/>
-          <w:bCs/>
-          <w:color w:val="D86DCB" w:themeColor="accent5" w:themeTint="99"/>
-          <w:sz w:val="36"/>
-          <w:szCs w:val="36"/>
-        </w:rPr>
-        <w:t xml:space="preserve">    def print_list(self):</w:t>
-      </w:r>
-    </w:p>
-    <w:p>
-      <w:pPr>
-        <w:jc w:val="both"/>
-        <w:rPr>
-          <w:b/>
-          <w:bCs/>
-          <w:color w:val="D86DCB" w:themeColor="accent5" w:themeTint="99"/>
-          <w:sz w:val="36"/>
-          <w:szCs w:val="36"/>
-        </w:rPr>
-      </w:pPr>
-      <w:r>
-        <w:rPr>
-          <w:b/>
-          <w:bCs/>
-          <w:color w:val="D86DCB" w:themeColor="accent5" w:themeTint="99"/>
-          <w:sz w:val="36"/>
-          <w:szCs w:val="36"/>
-        </w:rPr>
-        <w:t xml:space="preserve">        current = self.head</w:t>
-      </w:r>
-    </w:p>
-    <w:p>
-      <w:pPr>
-        <w:jc w:val="both"/>
-        <w:rPr>
-          <w:b/>
-          <w:bCs/>
-          <w:color w:val="D86DCB" w:themeColor="accent5" w:themeTint="99"/>
-          <w:sz w:val="36"/>
-          <w:szCs w:val="36"/>
-        </w:rPr>
-      </w:pPr>
-      <w:r>
-        <w:rPr>
-          <w:b/>
-          <w:bCs/>
-          <w:color w:val="D86DCB" w:themeColor="accent5" w:themeTint="99"/>
-          <w:sz w:val="36"/>
-          <w:szCs w:val="36"/>
-        </w:rPr>
-        <w:t xml:space="preserve">        while current:</w:t>
-      </w:r>
-    </w:p>
-    <w:p>
-      <w:pPr>
-        <w:jc w:val="both"/>
-        <w:rPr>
-          <w:b/>
-          <w:bCs/>
-          <w:color w:val="D86DCB" w:themeColor="accent5" w:themeTint="99"/>
-          <w:sz w:val="36"/>
-          <w:szCs w:val="36"/>
-        </w:rPr>
-      </w:pPr>
-      <w:r>
-        <w:rPr>
-          <w:b/>
-          <w:bCs/>
-          <w:color w:val="D86DCB" w:themeColor="accent5" w:themeTint="99"/>
-          <w:sz w:val="36"/>
-          <w:szCs w:val="36"/>
-        </w:rPr>
-        <w:t xml:space="preserve">            print(current.data, end=" → ")</w:t>
-      </w:r>
-    </w:p>
-    <w:p>
-      <w:pPr>
-        <w:jc w:val="both"/>
-        <w:rPr>
-          <w:b/>
-          <w:bCs/>
-          <w:color w:val="D86DCB" w:themeColor="accent5" w:themeTint="99"/>
-          <w:sz w:val="36"/>
-          <w:szCs w:val="36"/>
-        </w:rPr>
-      </w:pPr>
-      <w:r>
-        <w:rPr>
-          <w:b/>
-          <w:bCs/>
-          <w:color w:val="D86DCB" w:themeColor="accent5" w:themeTint="99"/>
-          <w:sz w:val="36"/>
-          <w:szCs w:val="36"/>
-        </w:rPr>
-        <w:t xml:space="preserve">            current = current.next</w:t>
-      </w:r>
-    </w:p>
-    <w:p>
-      <w:pPr>
-        <w:jc w:val="both"/>
-        <w:rPr>
-          <w:b/>
-          <w:bCs/>
-          <w:color w:val="D86DCB" w:themeColor="accent5" w:themeTint="99"/>
-          <w:sz w:val="36"/>
-          <w:szCs w:val="36"/>
-        </w:rPr>
-      </w:pPr>
-      <w:r>
-        <w:rPr>
+          <w:rFonts w:ascii="Carlito" w:hAnsi="Carlito" w:cs="Carlito"/>
+          <w:b/>
+          <w:bCs/>
+          <w:color w:val="D86DCB" w:themeColor="accent5" w:themeTint="99"/>
+          <w:sz w:val="36"/>
+          <w:szCs w:val="36"/>
+        </w:rPr>
+      </w:pPr>
+      <w:r>
+        <w:rPr>
+          <w:rFonts w:ascii="Carlito" w:hAnsi="Carlito" w:cs="Carlito"/>
           <w:b/>
           <w:bCs/>
           <w:color w:val="D86DCB" w:themeColor="accent5" w:themeTint="99"/>
@@ -5854,15 +6306,17 @@
       <w:pPr>
         <w:jc w:val="both"/>
         <w:rPr>
-          <w:b/>
-          <w:bCs/>
-          <w:color w:val="D86DCB" w:themeColor="accent5" w:themeTint="99"/>
-          <w:sz w:val="36"/>
-          <w:szCs w:val="36"/>
-        </w:rPr>
-      </w:pPr>
-      <w:r>
-        <w:rPr>
+          <w:rFonts w:ascii="Carlito" w:hAnsi="Carlito" w:cs="Carlito"/>
+          <w:b/>
+          <w:bCs/>
+          <w:color w:val="D86DCB" w:themeColor="accent5" w:themeTint="99"/>
+          <w:sz w:val="36"/>
+          <w:szCs w:val="36"/>
+        </w:rPr>
+      </w:pPr>
+      <w:r>
+        <w:rPr>
+          <w:rFonts w:ascii="Carlito" w:hAnsi="Carlito" w:cs="Carlito"/>
           <w:b/>
           <w:bCs/>
           <w:color w:val="D86DCB" w:themeColor="accent5" w:themeTint="99"/>
@@ -5876,15 +6330,17 @@
       <w:pPr>
         <w:jc w:val="both"/>
         <w:rPr>
-          <w:b/>
-          <w:bCs/>
-          <w:color w:val="D86DCB" w:themeColor="accent5" w:themeTint="99"/>
-          <w:sz w:val="36"/>
-          <w:szCs w:val="36"/>
-        </w:rPr>
-      </w:pPr>
-      <w:r>
-        <w:rPr>
+          <w:rFonts w:ascii="Carlito" w:hAnsi="Carlito" w:cs="Carlito"/>
+          <w:b/>
+          <w:bCs/>
+          <w:color w:val="D86DCB" w:themeColor="accent5" w:themeTint="99"/>
+          <w:sz w:val="36"/>
+          <w:szCs w:val="36"/>
+        </w:rPr>
+      </w:pPr>
+      <w:r>
+        <w:rPr>
+          <w:rFonts w:ascii="Carlito" w:hAnsi="Carlito" w:cs="Carlito"/>
           <w:b/>
           <w:bCs/>
           <w:color w:val="D86DCB" w:themeColor="accent5" w:themeTint="99"/>
@@ -5898,15 +6354,17 @@
       <w:pPr>
         <w:jc w:val="both"/>
         <w:rPr>
-          <w:b/>
-          <w:bCs/>
-          <w:color w:val="D86DCB" w:themeColor="accent5" w:themeTint="99"/>
-          <w:sz w:val="36"/>
-          <w:szCs w:val="36"/>
-        </w:rPr>
-      </w:pPr>
-      <w:r>
-        <w:rPr>
+          <w:rFonts w:ascii="Carlito" w:hAnsi="Carlito" w:cs="Carlito"/>
+          <w:b/>
+          <w:bCs/>
+          <w:color w:val="D86DCB" w:themeColor="accent5" w:themeTint="99"/>
+          <w:sz w:val="36"/>
+          <w:szCs w:val="36"/>
+        </w:rPr>
+      </w:pPr>
+      <w:r>
+        <w:rPr>
+          <w:rFonts w:ascii="Carlito" w:hAnsi="Carlito" w:cs="Carlito"/>
           <w:b/>
           <w:bCs/>
           <w:color w:val="D86DCB" w:themeColor="accent5" w:themeTint="99"/>
@@ -5920,15 +6378,17 @@
       <w:pPr>
         <w:jc w:val="both"/>
         <w:rPr>
-          <w:b/>
-          <w:bCs/>
-          <w:color w:val="D86DCB" w:themeColor="accent5" w:themeTint="99"/>
-          <w:sz w:val="36"/>
-          <w:szCs w:val="36"/>
-        </w:rPr>
-      </w:pPr>
-      <w:r>
-        <w:rPr>
+          <w:rFonts w:ascii="Carlito" w:hAnsi="Carlito" w:cs="Carlito"/>
+          <w:b/>
+          <w:bCs/>
+          <w:color w:val="D86DCB" w:themeColor="accent5" w:themeTint="99"/>
+          <w:sz w:val="36"/>
+          <w:szCs w:val="36"/>
+        </w:rPr>
+      </w:pPr>
+      <w:r>
+        <w:rPr>
+          <w:rFonts w:ascii="Carlito" w:hAnsi="Carlito" w:cs="Carlito"/>
           <w:b/>
           <w:bCs/>
           <w:color w:val="D86DCB" w:themeColor="accent5" w:themeTint="99"/>
@@ -5942,15 +6402,17 @@
       <w:pPr>
         <w:jc w:val="both"/>
         <w:rPr>
-          <w:b/>
-          <w:bCs/>
-          <w:color w:val="D86DCB" w:themeColor="accent5" w:themeTint="99"/>
-          <w:sz w:val="36"/>
-          <w:szCs w:val="36"/>
-        </w:rPr>
-      </w:pPr>
-      <w:r>
-        <w:rPr>
+          <w:rFonts w:ascii="Carlito" w:hAnsi="Carlito" w:cs="Carlito"/>
+          <w:b/>
+          <w:bCs/>
+          <w:color w:val="D86DCB" w:themeColor="accent5" w:themeTint="99"/>
+          <w:sz w:val="36"/>
+          <w:szCs w:val="36"/>
+        </w:rPr>
+      </w:pPr>
+      <w:r>
+        <w:rPr>
+          <w:rFonts w:ascii="Carlito" w:hAnsi="Carlito" w:cs="Carlito"/>
           <w:b/>
           <w:bCs/>
           <w:color w:val="D86DCB" w:themeColor="accent5" w:themeTint="99"/>
@@ -5964,15 +6426,17 @@
       <w:pPr>
         <w:jc w:val="both"/>
         <w:rPr>
-          <w:b/>
-          <w:bCs/>
-          <w:color w:val="D86DCB" w:themeColor="accent5" w:themeTint="99"/>
-          <w:sz w:val="36"/>
-          <w:szCs w:val="36"/>
-        </w:rPr>
-      </w:pPr>
-      <w:r>
-        <w:rPr>
+          <w:rFonts w:ascii="Carlito" w:hAnsi="Carlito" w:cs="Carlito"/>
+          <w:b/>
+          <w:bCs/>
+          <w:color w:val="D86DCB" w:themeColor="accent5" w:themeTint="99"/>
+          <w:sz w:val="36"/>
+          <w:szCs w:val="36"/>
+        </w:rPr>
+      </w:pPr>
+      <w:r>
+        <w:rPr>
+          <w:rFonts w:ascii="Carlito" w:hAnsi="Carlito" w:cs="Carlito"/>
           <w:b/>
           <w:bCs/>
           <w:color w:val="D86DCB" w:themeColor="accent5" w:themeTint="99"/>
@@ -5986,15 +6450,17 @@
       <w:pPr>
         <w:jc w:val="both"/>
         <w:rPr>
-          <w:b/>
-          <w:bCs/>
-          <w:color w:val="D86DCB" w:themeColor="accent5" w:themeTint="99"/>
-          <w:sz w:val="36"/>
-          <w:szCs w:val="36"/>
-        </w:rPr>
-      </w:pPr>
-      <w:r>
-        <w:rPr>
+          <w:rFonts w:ascii="Carlito" w:hAnsi="Carlito" w:cs="Carlito"/>
+          <w:b/>
+          <w:bCs/>
+          <w:color w:val="D86DCB" w:themeColor="accent5" w:themeTint="99"/>
+          <w:sz w:val="36"/>
+          <w:szCs w:val="36"/>
+        </w:rPr>
+      </w:pPr>
+      <w:r>
+        <w:rPr>
+          <w:rFonts w:ascii="Carlito" w:hAnsi="Carlito" w:cs="Carlito"/>
           <w:b/>
           <w:bCs/>
           <w:color w:val="D86DCB" w:themeColor="accent5" w:themeTint="99"/>
@@ -6008,15 +6474,17 @@
       <w:pPr>
         <w:jc w:val="both"/>
         <w:rPr>
-          <w:b/>
-          <w:bCs/>
-          <w:color w:val="D86DCB" w:themeColor="accent5" w:themeTint="99"/>
-          <w:sz w:val="36"/>
-          <w:szCs w:val="36"/>
-        </w:rPr>
-      </w:pPr>
-      <w:r>
-        <w:rPr>
+          <w:rFonts w:ascii="Carlito" w:hAnsi="Carlito" w:cs="Carlito"/>
+          <w:b/>
+          <w:bCs/>
+          <w:color w:val="D86DCB" w:themeColor="accent5" w:themeTint="99"/>
+          <w:sz w:val="36"/>
+          <w:szCs w:val="36"/>
+        </w:rPr>
+      </w:pPr>
+      <w:r>
+        <w:rPr>
+          <w:rFonts w:ascii="Carlito" w:hAnsi="Carlito" w:cs="Carlito"/>
           <w:b/>
           <w:bCs/>
           <w:color w:val="D86DCB" w:themeColor="accent5" w:themeTint="99"/>
@@ -6030,15 +6498,17 @@
       <w:pPr>
         <w:jc w:val="both"/>
         <w:rPr>
-          <w:b/>
-          <w:bCs/>
-          <w:color w:val="D86DCB" w:themeColor="accent5" w:themeTint="99"/>
-          <w:sz w:val="36"/>
-          <w:szCs w:val="36"/>
-        </w:rPr>
-      </w:pPr>
-      <w:r>
-        <w:rPr>
+          <w:rFonts w:ascii="Carlito" w:hAnsi="Carlito" w:cs="Carlito"/>
+          <w:b/>
+          <w:bCs/>
+          <w:color w:val="D86DCB" w:themeColor="accent5" w:themeTint="99"/>
+          <w:sz w:val="36"/>
+          <w:szCs w:val="36"/>
+        </w:rPr>
+      </w:pPr>
+      <w:r>
+        <w:rPr>
+          <w:rFonts w:ascii="Carlito" w:hAnsi="Carlito" w:cs="Carlito"/>
           <w:b/>
           <w:bCs/>
           <w:color w:val="D86DCB" w:themeColor="accent5" w:themeTint="99"/>
@@ -6052,15 +6522,17 @@
       <w:pPr>
         <w:jc w:val="both"/>
         <w:rPr>
-          <w:sz w:val="36"/>
-          <w:szCs w:val="36"/>
-        </w:rPr>
-      </w:pPr>
-    </w:p>
-    <w:p>
-      <w:pPr>
-        <w:jc w:val="both"/>
-        <w:rPr>
+          <w:rFonts w:ascii="Carlito" w:hAnsi="Carlito" w:cs="Carlito"/>
+          <w:sz w:val="36"/>
+          <w:szCs w:val="36"/>
+        </w:rPr>
+      </w:pPr>
+    </w:p>
+    <w:p>
+      <w:pPr>
+        <w:jc w:val="both"/>
+        <w:rPr>
+          <w:rFonts w:ascii="Carlito" w:hAnsi="Carlito" w:cs="Carlito"/>
           <w:sz w:val="36"/>
           <w:szCs w:val="36"/>
         </w:rPr>
@@ -6679,6 +7151,7 @@
   <w:style w:type="character" w:default="1" w:styleId="DefaultParagraphFont">
     <w:name w:val="Default Paragraph Font"/>
     <w:uiPriority w:val="1"/>
+    <w:semiHidden/>
     <w:unhideWhenUsed/>
   </w:style>
   <w:style w:type="table" w:default="1" w:styleId="TableNormal">

--- a/python/python7_data_structure.docx
+++ b/python/python7_data_structure.docx
@@ -6,7 +6,7 @@
       <w:pPr>
         <w:jc w:val="center"/>
         <w:rPr>
-          <w:rFonts w:ascii="Carlito" w:hAnsi="Carlito" w:cs="Carlito"/>
+          <w:rFonts w:ascii="Calibri" w:hAnsi="Calibri" w:cs="Calibri"/>
           <w:b/>
           <w:bCs/>
           <w:sz w:val="44"/>
@@ -15,7 +15,7 @@
       </w:pPr>
       <w:r>
         <w:rPr>
-          <w:rFonts w:ascii="Carlito" w:hAnsi="Carlito" w:cs="Carlito"/>
+          <w:rFonts w:ascii="Calibri" w:hAnsi="Calibri" w:cs="Calibri"/>
           <w:b/>
           <w:bCs/>
           <w:sz w:val="44"/>
@@ -28,25 +28,25 @@
       <w:pPr>
         <w:jc w:val="both"/>
         <w:rPr>
-          <w:rFonts w:ascii="Carlito" w:hAnsi="Carlito" w:cs="Carlito"/>
-          <w:sz w:val="36"/>
-          <w:szCs w:val="36"/>
-        </w:rPr>
-      </w:pPr>
-    </w:p>
-    <w:p>
-      <w:pPr>
-        <w:rPr>
-          <w:rFonts w:ascii="Carlito" w:hAnsi="Carlito" w:cs="Carlito"/>
-          <w:sz w:val="36"/>
-          <w:szCs w:val="36"/>
-        </w:rPr>
-      </w:pPr>
-      <w:r>
-        <w:rPr>
-          <w:rFonts w:ascii="Carlito" w:hAnsi="Carlito" w:cs="Carlito"/>
-          <w:sz w:val="36"/>
-          <w:szCs w:val="36"/>
+          <w:rFonts w:ascii="Calibri" w:hAnsi="Calibri" w:cs="Calibri"/>
+          <w:sz w:val="32"/>
+          <w:szCs w:val="32"/>
+        </w:rPr>
+      </w:pPr>
+    </w:p>
+    <w:p>
+      <w:pPr>
+        <w:rPr>
+          <w:rFonts w:ascii="Calibri" w:hAnsi="Calibri" w:cs="Calibri"/>
+          <w:sz w:val="32"/>
+          <w:szCs w:val="32"/>
+        </w:rPr>
+      </w:pPr>
+      <w:r>
+        <w:rPr>
+          <w:rFonts w:ascii="Calibri" w:hAnsi="Calibri" w:cs="Calibri"/>
+          <w:sz w:val="32"/>
+          <w:szCs w:val="32"/>
         </w:rPr>
         <w:br w:type="page"/>
       </w:r>
@@ -55,16 +55,16 @@
       <w:pPr>
         <w:jc w:val="both"/>
         <w:rPr>
-          <w:rFonts w:ascii="Carlito" w:hAnsi="Carlito" w:cs="Carlito"/>
-          <w:b/>
-          <w:bCs/>
-          <w:sz w:val="36"/>
-          <w:szCs w:val="36"/>
-        </w:rPr>
-      </w:pPr>
-      <w:r>
-        <w:rPr>
-          <w:rFonts w:ascii="Carlito" w:hAnsi="Carlito" w:cs="Carlito"/>
+          <w:rFonts w:ascii="Calibri" w:hAnsi="Calibri" w:cs="Calibri"/>
+          <w:b/>
+          <w:bCs/>
+          <w:sz w:val="36"/>
+          <w:szCs w:val="36"/>
+        </w:rPr>
+      </w:pPr>
+      <w:r>
+        <w:rPr>
+          <w:rFonts w:ascii="Calibri" w:hAnsi="Calibri" w:cs="Calibri"/>
           <w:b/>
           <w:bCs/>
           <w:sz w:val="36"/>
@@ -78,16 +78,16 @@
       <w:pPr>
         <w:jc w:val="both"/>
         <w:rPr>
-          <w:rFonts w:ascii="Carlito" w:hAnsi="Carlito" w:cs="Carlito"/>
-          <w:b/>
-          <w:bCs/>
-          <w:sz w:val="36"/>
-          <w:szCs w:val="36"/>
-        </w:rPr>
-      </w:pPr>
-      <w:r>
-        <w:rPr>
-          <w:rFonts w:ascii="Carlito" w:hAnsi="Carlito" w:cs="Carlito"/>
+          <w:rFonts w:ascii="Calibri" w:hAnsi="Calibri" w:cs="Calibri"/>
+          <w:b/>
+          <w:bCs/>
+          <w:sz w:val="36"/>
+          <w:szCs w:val="36"/>
+        </w:rPr>
+      </w:pPr>
+      <w:r>
+        <w:rPr>
+          <w:rFonts w:ascii="Calibri" w:hAnsi="Calibri" w:cs="Calibri"/>
           <w:b/>
           <w:bCs/>
           <w:sz w:val="36"/>
@@ -100,14 +100,14 @@
       <w:pPr>
         <w:jc w:val="both"/>
         <w:rPr>
-          <w:rFonts w:ascii="Carlito" w:hAnsi="Carlito" w:cs="Carlito"/>
-          <w:sz w:val="36"/>
-          <w:szCs w:val="36"/>
-        </w:rPr>
-      </w:pPr>
-      <w:r>
-        <w:rPr>
-          <w:rFonts w:ascii="Carlito" w:hAnsi="Carlito" w:cs="Carlito"/>
+          <w:rFonts w:ascii="Calibri" w:hAnsi="Calibri" w:cs="Calibri"/>
+          <w:sz w:val="36"/>
+          <w:szCs w:val="36"/>
+        </w:rPr>
+      </w:pPr>
+      <w:r>
+        <w:rPr>
+          <w:rFonts w:ascii="Calibri" w:hAnsi="Calibri" w:cs="Calibri"/>
           <w:sz w:val="36"/>
           <w:szCs w:val="36"/>
         </w:rPr>
@@ -118,14 +118,14 @@
       <w:pPr>
         <w:jc w:val="both"/>
         <w:rPr>
-          <w:rFonts w:ascii="Carlito" w:hAnsi="Carlito" w:cs="Carlito"/>
-          <w:sz w:val="36"/>
-          <w:szCs w:val="36"/>
-        </w:rPr>
-      </w:pPr>
-      <w:r>
-        <w:rPr>
-          <w:rFonts w:ascii="Carlito" w:hAnsi="Carlito" w:cs="Carlito"/>
+          <w:rFonts w:ascii="Calibri" w:hAnsi="Calibri" w:cs="Calibri"/>
+          <w:sz w:val="36"/>
+          <w:szCs w:val="36"/>
+        </w:rPr>
+      </w:pPr>
+      <w:r>
+        <w:rPr>
+          <w:rFonts w:ascii="Calibri" w:hAnsi="Calibri" w:cs="Calibri"/>
           <w:sz w:val="36"/>
           <w:szCs w:val="36"/>
         </w:rPr>
@@ -136,14 +136,14 @@
       <w:pPr>
         <w:jc w:val="both"/>
         <w:rPr>
-          <w:rFonts w:ascii="Carlito" w:hAnsi="Carlito" w:cs="Carlito"/>
-          <w:sz w:val="36"/>
-          <w:szCs w:val="36"/>
-        </w:rPr>
-      </w:pPr>
-      <w:r>
-        <w:rPr>
-          <w:rFonts w:ascii="Carlito" w:hAnsi="Carlito" w:cs="Carlito"/>
+          <w:rFonts w:ascii="Calibri" w:hAnsi="Calibri" w:cs="Calibri"/>
+          <w:sz w:val="36"/>
+          <w:szCs w:val="36"/>
+        </w:rPr>
+      </w:pPr>
+      <w:r>
+        <w:rPr>
+          <w:rFonts w:ascii="Calibri" w:hAnsi="Calibri" w:cs="Calibri"/>
           <w:sz w:val="36"/>
           <w:szCs w:val="36"/>
         </w:rPr>
@@ -151,7 +151,7 @@
       </w:r>
       <w:r>
         <w:rPr>
-          <w:rFonts w:ascii="Carlito" w:hAnsi="Carlito" w:cs="Carlito"/>
+          <w:rFonts w:ascii="Calibri" w:hAnsi="Calibri" w:cs="Calibri"/>
           <w:sz w:val="36"/>
           <w:szCs w:val="36"/>
         </w:rPr>
@@ -159,7 +159,7 @@
       </w:r>
       <w:r>
         <w:rPr>
-          <w:rFonts w:ascii="Carlito" w:hAnsi="Carlito" w:cs="Carlito"/>
+          <w:rFonts w:ascii="Calibri" w:hAnsi="Calibri" w:cs="Calibri"/>
           <w:sz w:val="36"/>
           <w:szCs w:val="36"/>
         </w:rPr>
@@ -170,14 +170,14 @@
       <w:pPr>
         <w:jc w:val="both"/>
         <w:rPr>
-          <w:rFonts w:ascii="Carlito" w:hAnsi="Carlito" w:cs="Carlito"/>
-          <w:sz w:val="36"/>
-          <w:szCs w:val="36"/>
-        </w:rPr>
-      </w:pPr>
-      <w:r>
-        <w:rPr>
-          <w:rFonts w:ascii="Carlito" w:hAnsi="Carlito" w:cs="Carlito"/>
+          <w:rFonts w:ascii="Calibri" w:hAnsi="Calibri" w:cs="Calibri"/>
+          <w:sz w:val="36"/>
+          <w:szCs w:val="36"/>
+        </w:rPr>
+      </w:pPr>
+      <w:r>
+        <w:rPr>
+          <w:rFonts w:ascii="Calibri" w:hAnsi="Calibri" w:cs="Calibri"/>
           <w:sz w:val="36"/>
           <w:szCs w:val="36"/>
         </w:rPr>
@@ -188,14 +188,14 @@
       <w:pPr>
         <w:jc w:val="both"/>
         <w:rPr>
-          <w:rFonts w:ascii="Carlito" w:hAnsi="Carlito" w:cs="Carlito"/>
-          <w:sz w:val="36"/>
-          <w:szCs w:val="36"/>
-        </w:rPr>
-      </w:pPr>
-      <w:r>
-        <w:rPr>
-          <w:rFonts w:ascii="Carlito" w:hAnsi="Carlito" w:cs="Carlito"/>
+          <w:rFonts w:ascii="Calibri" w:hAnsi="Calibri" w:cs="Calibri"/>
+          <w:sz w:val="36"/>
+          <w:szCs w:val="36"/>
+        </w:rPr>
+      </w:pPr>
+      <w:r>
+        <w:rPr>
+          <w:rFonts w:ascii="Calibri" w:hAnsi="Calibri" w:cs="Calibri"/>
           <w:sz w:val="36"/>
           <w:szCs w:val="36"/>
         </w:rPr>
@@ -206,14 +206,14 @@
       <w:pPr>
         <w:jc w:val="both"/>
         <w:rPr>
-          <w:rFonts w:ascii="Carlito" w:hAnsi="Carlito" w:cs="Carlito"/>
-          <w:sz w:val="36"/>
-          <w:szCs w:val="36"/>
-        </w:rPr>
-      </w:pPr>
-      <w:r>
-        <w:rPr>
-          <w:rFonts w:ascii="Carlito" w:hAnsi="Carlito" w:cs="Carlito"/>
+          <w:rFonts w:ascii="Calibri" w:hAnsi="Calibri" w:cs="Calibri"/>
+          <w:sz w:val="36"/>
+          <w:szCs w:val="36"/>
+        </w:rPr>
+      </w:pPr>
+      <w:r>
+        <w:rPr>
+          <w:rFonts w:ascii="Calibri" w:hAnsi="Calibri" w:cs="Calibri"/>
           <w:sz w:val="36"/>
           <w:szCs w:val="36"/>
         </w:rPr>
@@ -224,14 +224,14 @@
       <w:pPr>
         <w:jc w:val="both"/>
         <w:rPr>
-          <w:rFonts w:ascii="Carlito" w:hAnsi="Carlito" w:cs="Carlito"/>
-          <w:sz w:val="36"/>
-          <w:szCs w:val="36"/>
-        </w:rPr>
-      </w:pPr>
-      <w:r>
-        <w:rPr>
-          <w:rFonts w:ascii="Carlito" w:hAnsi="Carlito" w:cs="Carlito"/>
+          <w:rFonts w:ascii="Calibri" w:hAnsi="Calibri" w:cs="Calibri"/>
+          <w:sz w:val="36"/>
+          <w:szCs w:val="36"/>
+        </w:rPr>
+      </w:pPr>
+      <w:r>
+        <w:rPr>
+          <w:rFonts w:ascii="Calibri" w:hAnsi="Calibri" w:cs="Calibri"/>
           <w:sz w:val="36"/>
           <w:szCs w:val="36"/>
         </w:rPr>
@@ -242,14 +242,14 @@
       <w:pPr>
         <w:jc w:val="both"/>
         <w:rPr>
-          <w:rFonts w:ascii="Carlito" w:hAnsi="Carlito" w:cs="Carlito"/>
-          <w:sz w:val="36"/>
-          <w:szCs w:val="36"/>
-        </w:rPr>
-      </w:pPr>
-      <w:r>
-        <w:rPr>
-          <w:rFonts w:ascii="Carlito" w:hAnsi="Carlito" w:cs="Carlito"/>
+          <w:rFonts w:ascii="Calibri" w:hAnsi="Calibri" w:cs="Calibri"/>
+          <w:sz w:val="36"/>
+          <w:szCs w:val="36"/>
+        </w:rPr>
+      </w:pPr>
+      <w:r>
+        <w:rPr>
+          <w:rFonts w:ascii="Calibri" w:hAnsi="Calibri" w:cs="Calibri"/>
           <w:sz w:val="36"/>
           <w:szCs w:val="36"/>
         </w:rPr>
@@ -260,14 +260,14 @@
       <w:pPr>
         <w:jc w:val="both"/>
         <w:rPr>
-          <w:rFonts w:ascii="Carlito" w:hAnsi="Carlito" w:cs="Carlito"/>
-          <w:sz w:val="36"/>
-          <w:szCs w:val="36"/>
-        </w:rPr>
-      </w:pPr>
-      <w:r>
-        <w:rPr>
-          <w:rFonts w:ascii="Carlito" w:hAnsi="Carlito" w:cs="Carlito"/>
+          <w:rFonts w:ascii="Calibri" w:hAnsi="Calibri" w:cs="Calibri"/>
+          <w:sz w:val="36"/>
+          <w:szCs w:val="36"/>
+        </w:rPr>
+      </w:pPr>
+      <w:r>
+        <w:rPr>
+          <w:rFonts w:ascii="Calibri" w:hAnsi="Calibri" w:cs="Calibri"/>
           <w:sz w:val="36"/>
           <w:szCs w:val="36"/>
         </w:rPr>
@@ -275,7 +275,7 @@
       </w:r>
       <w:r>
         <w:rPr>
-          <w:rFonts w:ascii="Carlito" w:hAnsi="Carlito" w:cs="Carlito"/>
+          <w:rFonts w:ascii="Calibri" w:hAnsi="Calibri" w:cs="Calibri"/>
           <w:sz w:val="36"/>
           <w:szCs w:val="36"/>
         </w:rPr>
@@ -284,7 +284,7 @@
       </w:r>
       <w:r>
         <w:rPr>
-          <w:rFonts w:ascii="Carlito" w:hAnsi="Carlito" w:cs="Carlito"/>
+          <w:rFonts w:ascii="Calibri" w:hAnsi="Calibri" w:cs="Calibri"/>
           <w:sz w:val="36"/>
           <w:szCs w:val="36"/>
         </w:rPr>
@@ -293,7 +293,7 @@
       </w:r>
       <w:r>
         <w:rPr>
-          <w:rFonts w:ascii="Carlito" w:hAnsi="Carlito" w:cs="Carlito"/>
+          <w:rFonts w:ascii="Calibri" w:hAnsi="Calibri" w:cs="Calibri"/>
           <w:sz w:val="36"/>
           <w:szCs w:val="36"/>
         </w:rPr>
@@ -301,7 +301,7 @@
       </w:r>
       <w:r>
         <w:rPr>
-          <w:rFonts w:ascii="Carlito" w:hAnsi="Carlito" w:cs="Carlito"/>
+          <w:rFonts w:ascii="Calibri" w:hAnsi="Calibri" w:cs="Calibri"/>
           <w:sz w:val="36"/>
           <w:szCs w:val="36"/>
         </w:rPr>
@@ -310,7 +310,7 @@
       </w:r>
       <w:r>
         <w:rPr>
-          <w:rFonts w:ascii="Carlito" w:hAnsi="Carlito" w:cs="Carlito"/>
+          <w:rFonts w:ascii="Calibri" w:hAnsi="Calibri" w:cs="Calibri"/>
           <w:sz w:val="36"/>
           <w:szCs w:val="36"/>
         </w:rPr>
@@ -319,7 +319,7 @@
       </w:r>
       <w:r>
         <w:rPr>
-          <w:rFonts w:ascii="Carlito" w:hAnsi="Carlito" w:cs="Carlito"/>
+          <w:rFonts w:ascii="Calibri" w:hAnsi="Calibri" w:cs="Calibri"/>
           <w:sz w:val="36"/>
           <w:szCs w:val="36"/>
         </w:rPr>
@@ -328,7 +328,7 @@
       </w:r>
       <w:r>
         <w:rPr>
-          <w:rFonts w:ascii="Carlito" w:hAnsi="Carlito" w:cs="Carlito"/>
+          <w:rFonts w:ascii="Calibri" w:hAnsi="Calibri" w:cs="Calibri"/>
           <w:sz w:val="36"/>
           <w:szCs w:val="36"/>
         </w:rPr>
@@ -336,7 +336,7 @@
       </w:r>
       <w:r>
         <w:rPr>
-          <w:rFonts w:ascii="Carlito" w:hAnsi="Carlito" w:cs="Carlito"/>
+          <w:rFonts w:ascii="Calibri" w:hAnsi="Calibri" w:cs="Calibri"/>
           <w:sz w:val="36"/>
           <w:szCs w:val="36"/>
         </w:rPr>
@@ -345,7 +345,7 @@
       </w:r>
       <w:r>
         <w:rPr>
-          <w:rFonts w:ascii="Carlito" w:hAnsi="Carlito" w:cs="Carlito"/>
+          <w:rFonts w:ascii="Calibri" w:hAnsi="Calibri" w:cs="Calibri"/>
           <w:sz w:val="36"/>
           <w:szCs w:val="36"/>
         </w:rPr>
@@ -354,7 +354,7 @@
       </w:r>
       <w:r>
         <w:rPr>
-          <w:rFonts w:ascii="Carlito" w:hAnsi="Carlito" w:cs="Carlito"/>
+          <w:rFonts w:ascii="Calibri" w:hAnsi="Calibri" w:cs="Calibri"/>
           <w:sz w:val="36"/>
           <w:szCs w:val="36"/>
         </w:rPr>
@@ -395,7 +395,7 @@
               <w:spacing w:after="160" w:line="278" w:lineRule="auto"/>
               <w:jc w:val="both"/>
               <w:rPr>
-                <w:rFonts w:ascii="Carlito" w:hAnsi="Carlito" w:cs="Carlito"/>
+                <w:rFonts w:ascii="Calibri" w:hAnsi="Calibri" w:cs="Calibri"/>
                 <w:sz w:val="36"/>
                 <w:szCs w:val="36"/>
               </w:rPr>
@@ -417,7 +417,7 @@
               <w:spacing w:after="160" w:line="278" w:lineRule="auto"/>
               <w:jc w:val="both"/>
               <w:rPr>
-                <w:rFonts w:ascii="Carlito" w:hAnsi="Carlito" w:cs="Carlito"/>
+                <w:rFonts w:ascii="Calibri" w:hAnsi="Calibri" w:cs="Calibri"/>
                 <w:sz w:val="36"/>
                 <w:szCs w:val="36"/>
               </w:rPr>
@@ -439,7 +439,7 @@
               <w:spacing w:after="160" w:line="278" w:lineRule="auto"/>
               <w:jc w:val="both"/>
               <w:rPr>
-                <w:rFonts w:ascii="Carlito" w:hAnsi="Carlito" w:cs="Carlito"/>
+                <w:rFonts w:ascii="Calibri" w:hAnsi="Calibri" w:cs="Calibri"/>
                 <w:sz w:val="36"/>
                 <w:szCs w:val="36"/>
               </w:rPr>
@@ -461,7 +461,7 @@
               <w:spacing w:after="160" w:line="278" w:lineRule="auto"/>
               <w:jc w:val="both"/>
               <w:rPr>
-                <w:rFonts w:ascii="Carlito" w:hAnsi="Carlito" w:cs="Carlito"/>
+                <w:rFonts w:ascii="Calibri" w:hAnsi="Calibri" w:cs="Calibri"/>
                 <w:sz w:val="36"/>
                 <w:szCs w:val="36"/>
               </w:rPr>
@@ -483,7 +483,7 @@
               <w:spacing w:after="160" w:line="278" w:lineRule="auto"/>
               <w:jc w:val="both"/>
               <w:rPr>
-                <w:rFonts w:ascii="Carlito" w:hAnsi="Carlito" w:cs="Carlito"/>
+                <w:rFonts w:ascii="Calibri" w:hAnsi="Calibri" w:cs="Calibri"/>
                 <w:sz w:val="36"/>
                 <w:szCs w:val="36"/>
               </w:rPr>
@@ -505,7 +505,7 @@
               <w:spacing w:after="160" w:line="278" w:lineRule="auto"/>
               <w:jc w:val="both"/>
               <w:rPr>
-                <w:rFonts w:ascii="Carlito" w:hAnsi="Carlito" w:cs="Carlito"/>
+                <w:rFonts w:ascii="Calibri" w:hAnsi="Calibri" w:cs="Calibri"/>
                 <w:sz w:val="36"/>
                 <w:szCs w:val="36"/>
               </w:rPr>
@@ -527,7 +527,7 @@
               <w:spacing w:after="160" w:line="278" w:lineRule="auto"/>
               <w:jc w:val="both"/>
               <w:rPr>
-                <w:rFonts w:ascii="Carlito" w:hAnsi="Carlito" w:cs="Carlito"/>
+                <w:rFonts w:ascii="Calibri" w:hAnsi="Calibri" w:cs="Calibri"/>
                 <w:sz w:val="36"/>
                 <w:szCs w:val="36"/>
               </w:rPr>
@@ -549,7 +549,7 @@
               <w:spacing w:after="160" w:line="278" w:lineRule="auto"/>
               <w:jc w:val="both"/>
               <w:rPr>
-                <w:rFonts w:ascii="Carlito" w:hAnsi="Carlito" w:cs="Carlito"/>
+                <w:rFonts w:ascii="Calibri" w:hAnsi="Calibri" w:cs="Calibri"/>
                 <w:sz w:val="36"/>
                 <w:szCs w:val="36"/>
               </w:rPr>
@@ -562,14 +562,14 @@
       <w:pPr>
         <w:jc w:val="both"/>
         <w:rPr>
-          <w:rFonts w:ascii="Carlito" w:hAnsi="Carlito" w:cs="Carlito"/>
-          <w:sz w:val="36"/>
-          <w:szCs w:val="36"/>
-        </w:rPr>
-      </w:pPr>
-      <w:r>
-        <w:rPr>
-          <w:rFonts w:ascii="Carlito" w:hAnsi="Carlito" w:cs="Carlito"/>
+          <w:rFonts w:ascii="Calibri" w:hAnsi="Calibri" w:cs="Calibri"/>
+          <w:sz w:val="36"/>
+          <w:szCs w:val="36"/>
+        </w:rPr>
+      </w:pPr>
+      <w:r>
+        <w:rPr>
+          <w:rFonts w:ascii="Calibri" w:hAnsi="Calibri" w:cs="Calibri"/>
           <w:sz w:val="36"/>
           <w:szCs w:val="36"/>
         </w:rPr>
@@ -578,7 +578,7 @@
       </w:r>
       <w:r>
         <w:rPr>
-          <w:rFonts w:ascii="Carlito" w:hAnsi="Carlito" w:cs="Carlito"/>
+          <w:rFonts w:ascii="Calibri" w:hAnsi="Calibri" w:cs="Calibri"/>
           <w:sz w:val="36"/>
           <w:szCs w:val="36"/>
         </w:rPr>
@@ -587,7 +587,7 @@
       </w:r>
       <w:r>
         <w:rPr>
-          <w:rFonts w:ascii="Carlito" w:hAnsi="Carlito" w:cs="Carlito"/>
+          <w:rFonts w:ascii="Calibri" w:hAnsi="Calibri" w:cs="Calibri"/>
           <w:sz w:val="36"/>
           <w:szCs w:val="36"/>
         </w:rPr>
@@ -596,7 +596,7 @@
       </w:r>
       <w:r>
         <w:rPr>
-          <w:rFonts w:ascii="Carlito" w:hAnsi="Carlito" w:cs="Carlito"/>
+          <w:rFonts w:ascii="Calibri" w:hAnsi="Calibri" w:cs="Calibri"/>
           <w:sz w:val="36"/>
           <w:szCs w:val="36"/>
         </w:rPr>
@@ -605,7 +605,7 @@
       </w:r>
       <w:r>
         <w:rPr>
-          <w:rFonts w:ascii="Carlito" w:hAnsi="Carlito" w:cs="Carlito"/>
+          <w:rFonts w:ascii="Calibri" w:hAnsi="Calibri" w:cs="Calibri"/>
           <w:sz w:val="36"/>
           <w:szCs w:val="36"/>
         </w:rPr>
@@ -617,14 +617,14 @@
       <w:pPr>
         <w:jc w:val="both"/>
         <w:rPr>
-          <w:rFonts w:ascii="Carlito" w:hAnsi="Carlito" w:cs="Carlito"/>
-          <w:sz w:val="36"/>
-          <w:szCs w:val="36"/>
-        </w:rPr>
-      </w:pPr>
-      <w:r>
-        <w:rPr>
-          <w:rFonts w:ascii="Carlito" w:hAnsi="Carlito" w:cs="Carlito"/>
+          <w:rFonts w:ascii="Calibri" w:hAnsi="Calibri" w:cs="Calibri"/>
+          <w:sz w:val="36"/>
+          <w:szCs w:val="36"/>
+        </w:rPr>
+      </w:pPr>
+      <w:r>
+        <w:rPr>
+          <w:rFonts w:ascii="Calibri" w:hAnsi="Calibri" w:cs="Calibri"/>
           <w:sz w:val="36"/>
           <w:szCs w:val="36"/>
         </w:rPr>
@@ -635,14 +635,14 @@
       <w:pPr>
         <w:jc w:val="both"/>
         <w:rPr>
-          <w:rFonts w:ascii="Carlito" w:hAnsi="Carlito" w:cs="Carlito"/>
-          <w:sz w:val="36"/>
-          <w:szCs w:val="36"/>
-        </w:rPr>
-      </w:pPr>
-      <w:r>
-        <w:rPr>
-          <w:rFonts w:ascii="Carlito" w:hAnsi="Carlito" w:cs="Carlito"/>
+          <w:rFonts w:ascii="Calibri" w:hAnsi="Calibri" w:cs="Calibri"/>
+          <w:sz w:val="36"/>
+          <w:szCs w:val="36"/>
+        </w:rPr>
+      </w:pPr>
+      <w:r>
+        <w:rPr>
+          <w:rFonts w:ascii="Calibri" w:hAnsi="Calibri" w:cs="Calibri"/>
           <w:sz w:val="36"/>
           <w:szCs w:val="36"/>
         </w:rPr>
@@ -653,14 +653,14 @@
       <w:pPr>
         <w:jc w:val="both"/>
         <w:rPr>
-          <w:rFonts w:ascii="Carlito" w:hAnsi="Carlito" w:cs="Carlito"/>
-          <w:sz w:val="36"/>
-          <w:szCs w:val="36"/>
-        </w:rPr>
-      </w:pPr>
-      <w:r>
-        <w:rPr>
-          <w:rFonts w:ascii="Carlito" w:hAnsi="Carlito" w:cs="Carlito"/>
+          <w:rFonts w:ascii="Calibri" w:hAnsi="Calibri" w:cs="Calibri"/>
+          <w:sz w:val="36"/>
+          <w:szCs w:val="36"/>
+        </w:rPr>
+      </w:pPr>
+      <w:r>
+        <w:rPr>
+          <w:rFonts w:ascii="Calibri" w:hAnsi="Calibri" w:cs="Calibri"/>
           <w:sz w:val="36"/>
           <w:szCs w:val="36"/>
         </w:rPr>
@@ -669,7 +669,7 @@
       </w:r>
       <w:r>
         <w:rPr>
-          <w:rFonts w:ascii="Carlito" w:hAnsi="Carlito" w:cs="Carlito"/>
+          <w:rFonts w:ascii="Calibri" w:hAnsi="Calibri" w:cs="Calibri"/>
           <w:sz w:val="36"/>
           <w:szCs w:val="36"/>
         </w:rPr>
@@ -677,7 +677,7 @@
       </w:r>
       <w:r>
         <w:rPr>
-          <w:rFonts w:ascii="Carlito" w:hAnsi="Carlito" w:cs="Carlito"/>
+          <w:rFonts w:ascii="Calibri" w:hAnsi="Calibri" w:cs="Calibri"/>
           <w:sz w:val="36"/>
           <w:szCs w:val="36"/>
         </w:rPr>
@@ -685,7 +685,7 @@
       </w:r>
       <w:r>
         <w:rPr>
-          <w:rFonts w:ascii="Carlito" w:hAnsi="Carlito" w:cs="Carlito"/>
+          <w:rFonts w:ascii="Calibri" w:hAnsi="Calibri" w:cs="Calibri"/>
           <w:sz w:val="36"/>
           <w:szCs w:val="36"/>
         </w:rPr>
@@ -694,7 +694,7 @@
       </w:r>
       <w:r>
         <w:rPr>
-          <w:rFonts w:ascii="Carlito" w:hAnsi="Carlito" w:cs="Carlito"/>
+          <w:rFonts w:ascii="Calibri" w:hAnsi="Calibri" w:cs="Calibri"/>
           <w:sz w:val="36"/>
           <w:szCs w:val="36"/>
         </w:rPr>
@@ -702,7 +702,7 @@
       </w:r>
       <w:r>
         <w:rPr>
-          <w:rFonts w:ascii="Carlito" w:hAnsi="Carlito" w:cs="Carlito"/>
+          <w:rFonts w:ascii="Calibri" w:hAnsi="Calibri" w:cs="Calibri"/>
           <w:sz w:val="36"/>
           <w:szCs w:val="36"/>
         </w:rPr>
@@ -710,7 +710,7 @@
       </w:r>
       <w:r>
         <w:rPr>
-          <w:rFonts w:ascii="Carlito" w:hAnsi="Carlito" w:cs="Carlito"/>
+          <w:rFonts w:ascii="Calibri" w:hAnsi="Calibri" w:cs="Calibri"/>
           <w:sz w:val="36"/>
           <w:szCs w:val="36"/>
         </w:rPr>
@@ -719,7 +719,7 @@
       </w:r>
       <w:r>
         <w:rPr>
-          <w:rFonts w:ascii="Carlito" w:hAnsi="Carlito" w:cs="Carlito"/>
+          <w:rFonts w:ascii="Calibri" w:hAnsi="Calibri" w:cs="Calibri"/>
           <w:sz w:val="36"/>
           <w:szCs w:val="36"/>
         </w:rPr>
@@ -727,7 +727,7 @@
       </w:r>
       <w:r>
         <w:rPr>
-          <w:rFonts w:ascii="Carlito" w:hAnsi="Carlito" w:cs="Carlito"/>
+          <w:rFonts w:ascii="Calibri" w:hAnsi="Calibri" w:cs="Calibri"/>
           <w:sz w:val="36"/>
           <w:szCs w:val="36"/>
         </w:rPr>
@@ -738,28 +738,28 @@
       <w:pPr>
         <w:jc w:val="both"/>
         <w:rPr>
-          <w:rFonts w:ascii="Carlito" w:hAnsi="Carlito" w:cs="Carlito"/>
-          <w:b/>
-          <w:bCs/>
-          <w:sz w:val="36"/>
-          <w:szCs w:val="36"/>
-        </w:rPr>
-      </w:pPr>
-    </w:p>
-    <w:p>
-      <w:pPr>
-        <w:jc w:val="both"/>
-        <w:rPr>
-          <w:rFonts w:ascii="Carlito" w:hAnsi="Carlito" w:cs="Carlito"/>
-          <w:b/>
-          <w:bCs/>
-          <w:sz w:val="36"/>
-          <w:szCs w:val="36"/>
-        </w:rPr>
-      </w:pPr>
-      <w:r>
-        <w:rPr>
-          <w:rFonts w:ascii="Carlito" w:hAnsi="Carlito" w:cs="Carlito"/>
+          <w:rFonts w:ascii="Calibri" w:hAnsi="Calibri" w:cs="Calibri"/>
+          <w:b/>
+          <w:bCs/>
+          <w:sz w:val="36"/>
+          <w:szCs w:val="36"/>
+        </w:rPr>
+      </w:pPr>
+    </w:p>
+    <w:p>
+      <w:pPr>
+        <w:jc w:val="both"/>
+        <w:rPr>
+          <w:rFonts w:ascii="Calibri" w:hAnsi="Calibri" w:cs="Calibri"/>
+          <w:b/>
+          <w:bCs/>
+          <w:sz w:val="36"/>
+          <w:szCs w:val="36"/>
+        </w:rPr>
+      </w:pPr>
+      <w:r>
+        <w:rPr>
+          <w:rFonts w:ascii="Calibri" w:hAnsi="Calibri" w:cs="Calibri"/>
           <w:b/>
           <w:bCs/>
           <w:sz w:val="36"/>
@@ -772,14 +772,14 @@
       <w:pPr>
         <w:jc w:val="both"/>
         <w:rPr>
-          <w:rFonts w:ascii="Carlito" w:hAnsi="Carlito" w:cs="Carlito"/>
-          <w:sz w:val="36"/>
-          <w:szCs w:val="36"/>
-        </w:rPr>
-      </w:pPr>
-      <w:r>
-        <w:rPr>
-          <w:rFonts w:ascii="Carlito" w:hAnsi="Carlito" w:cs="Carlito"/>
+          <w:rFonts w:ascii="Calibri" w:hAnsi="Calibri" w:cs="Calibri"/>
+          <w:sz w:val="36"/>
+          <w:szCs w:val="36"/>
+        </w:rPr>
+      </w:pPr>
+      <w:r>
+        <w:rPr>
+          <w:rFonts w:ascii="Calibri" w:hAnsi="Calibri" w:cs="Calibri"/>
           <w:sz w:val="36"/>
           <w:szCs w:val="36"/>
         </w:rPr>
@@ -787,7 +787,7 @@
       </w:r>
       <w:r>
         <w:rPr>
-          <w:rFonts w:ascii="Carlito" w:hAnsi="Carlito" w:cs="Carlito"/>
+          <w:rFonts w:ascii="Calibri" w:hAnsi="Calibri" w:cs="Calibri"/>
           <w:sz w:val="36"/>
           <w:szCs w:val="36"/>
         </w:rPr>
@@ -795,7 +795,7 @@
       </w:r>
       <w:r>
         <w:rPr>
-          <w:rFonts w:ascii="Carlito" w:hAnsi="Carlito" w:cs="Carlito"/>
+          <w:rFonts w:ascii="Calibri" w:hAnsi="Calibri" w:cs="Calibri"/>
           <w:b/>
           <w:bCs/>
           <w:sz w:val="36"/>
@@ -805,7 +805,7 @@
       </w:r>
       <w:r>
         <w:rPr>
-          <w:rFonts w:ascii="Carlito" w:hAnsi="Carlito" w:cs="Carlito"/>
+          <w:rFonts w:ascii="Calibri" w:hAnsi="Calibri" w:cs="Calibri"/>
           <w:sz w:val="36"/>
           <w:szCs w:val="36"/>
         </w:rPr>
@@ -813,7 +813,7 @@
       </w:r>
       <w:r>
         <w:rPr>
-          <w:rFonts w:ascii="Carlito" w:hAnsi="Carlito" w:cs="Carlito"/>
+          <w:rFonts w:ascii="Calibri" w:hAnsi="Calibri" w:cs="Calibri"/>
           <w:b/>
           <w:bCs/>
           <w:sz w:val="36"/>
@@ -823,7 +823,7 @@
       </w:r>
       <w:r>
         <w:rPr>
-          <w:rFonts w:ascii="Carlito" w:hAnsi="Carlito" w:cs="Carlito"/>
+          <w:rFonts w:ascii="Calibri" w:hAnsi="Calibri" w:cs="Calibri"/>
           <w:sz w:val="36"/>
           <w:szCs w:val="36"/>
         </w:rPr>
@@ -831,7 +831,7 @@
       </w:r>
       <w:r>
         <w:rPr>
-          <w:rFonts w:ascii="Carlito" w:hAnsi="Carlito" w:cs="Carlito"/>
+          <w:rFonts w:ascii="Calibri" w:hAnsi="Calibri" w:cs="Calibri"/>
           <w:sz w:val="36"/>
           <w:szCs w:val="36"/>
         </w:rPr>
@@ -839,7 +839,7 @@
       </w:r>
       <w:r>
         <w:rPr>
-          <w:rFonts w:ascii="Carlito" w:hAnsi="Carlito" w:cs="Carlito"/>
+          <w:rFonts w:ascii="Calibri" w:hAnsi="Calibri" w:cs="Calibri"/>
           <w:b/>
           <w:bCs/>
           <w:sz w:val="36"/>
@@ -849,7 +849,7 @@
       </w:r>
       <w:r>
         <w:rPr>
-          <w:rFonts w:ascii="Carlito" w:hAnsi="Carlito" w:cs="Carlito"/>
+          <w:rFonts w:ascii="Calibri" w:hAnsi="Calibri" w:cs="Calibri"/>
           <w:sz w:val="36"/>
           <w:szCs w:val="36"/>
         </w:rPr>
@@ -857,7 +857,7 @@
       </w:r>
       <w:r>
         <w:rPr>
-          <w:rFonts w:ascii="Carlito" w:hAnsi="Carlito" w:cs="Carlito"/>
+          <w:rFonts w:ascii="Calibri" w:hAnsi="Calibri" w:cs="Calibri"/>
           <w:sz w:val="36"/>
           <w:szCs w:val="36"/>
         </w:rPr>
@@ -865,7 +865,7 @@
       </w:r>
       <w:r>
         <w:rPr>
-          <w:rFonts w:ascii="Carlito" w:hAnsi="Carlito" w:cs="Carlito"/>
+          <w:rFonts w:ascii="Calibri" w:hAnsi="Calibri" w:cs="Calibri"/>
           <w:sz w:val="36"/>
           <w:szCs w:val="36"/>
         </w:rPr>
@@ -873,7 +873,7 @@
       </w:r>
       <w:r>
         <w:rPr>
-          <w:rFonts w:ascii="Carlito" w:hAnsi="Carlito" w:cs="Carlito"/>
+          <w:rFonts w:ascii="Calibri" w:hAnsi="Calibri" w:cs="Calibri"/>
           <w:b/>
           <w:bCs/>
           <w:sz w:val="36"/>
@@ -883,7 +883,7 @@
       </w:r>
       <w:r>
         <w:rPr>
-          <w:rFonts w:ascii="Carlito" w:hAnsi="Carlito" w:cs="Carlito"/>
+          <w:rFonts w:ascii="Calibri" w:hAnsi="Calibri" w:cs="Calibri"/>
           <w:sz w:val="36"/>
           <w:szCs w:val="36"/>
         </w:rPr>
@@ -891,7 +891,7 @@
       </w:r>
       <w:r>
         <w:rPr>
-          <w:rFonts w:ascii="Carlito" w:hAnsi="Carlito" w:cs="Carlito"/>
+          <w:rFonts w:ascii="Calibri" w:hAnsi="Calibri" w:cs="Calibri"/>
           <w:b/>
           <w:bCs/>
           <w:sz w:val="36"/>
@@ -901,7 +901,7 @@
       </w:r>
       <w:r>
         <w:rPr>
-          <w:rFonts w:ascii="Carlito" w:hAnsi="Carlito" w:cs="Carlito"/>
+          <w:rFonts w:ascii="Calibri" w:hAnsi="Calibri" w:cs="Calibri"/>
           <w:sz w:val="36"/>
           <w:szCs w:val="36"/>
         </w:rPr>
@@ -909,7 +909,7 @@
       </w:r>
       <w:r>
         <w:rPr>
-          <w:rFonts w:ascii="Carlito" w:hAnsi="Carlito" w:cs="Carlito"/>
+          <w:rFonts w:ascii="Calibri" w:hAnsi="Calibri" w:cs="Calibri"/>
           <w:b/>
           <w:bCs/>
           <w:sz w:val="36"/>
@@ -919,7 +919,7 @@
       </w:r>
       <w:r>
         <w:rPr>
-          <w:rFonts w:ascii="Carlito" w:hAnsi="Carlito" w:cs="Carlito"/>
+          <w:rFonts w:ascii="Calibri" w:hAnsi="Calibri" w:cs="Calibri"/>
           <w:sz w:val="36"/>
           <w:szCs w:val="36"/>
         </w:rPr>
@@ -927,7 +927,7 @@
       </w:r>
       <w:r>
         <w:rPr>
-          <w:rFonts w:ascii="Carlito" w:hAnsi="Carlito" w:cs="Carlito"/>
+          <w:rFonts w:ascii="Calibri" w:hAnsi="Calibri" w:cs="Calibri"/>
           <w:b/>
           <w:bCs/>
           <w:sz w:val="36"/>
@@ -937,7 +937,7 @@
       </w:r>
       <w:r>
         <w:rPr>
-          <w:rFonts w:ascii="Carlito" w:hAnsi="Carlito" w:cs="Carlito"/>
+          <w:rFonts w:ascii="Calibri" w:hAnsi="Calibri" w:cs="Calibri"/>
           <w:sz w:val="36"/>
           <w:szCs w:val="36"/>
         </w:rPr>
@@ -945,7 +945,7 @@
       </w:r>
       <w:r>
         <w:rPr>
-          <w:rFonts w:ascii="Carlito" w:hAnsi="Carlito" w:cs="Carlito"/>
+          <w:rFonts w:ascii="Calibri" w:hAnsi="Calibri" w:cs="Calibri"/>
           <w:b/>
           <w:bCs/>
           <w:sz w:val="36"/>
@@ -955,7 +955,7 @@
       </w:r>
       <w:r>
         <w:rPr>
-          <w:rFonts w:ascii="Carlito" w:hAnsi="Carlito" w:cs="Carlito"/>
+          <w:rFonts w:ascii="Calibri" w:hAnsi="Calibri" w:cs="Calibri"/>
           <w:sz w:val="36"/>
           <w:szCs w:val="36"/>
         </w:rPr>
@@ -963,7 +963,7 @@
       </w:r>
       <w:r>
         <w:rPr>
-          <w:rFonts w:ascii="Carlito" w:hAnsi="Carlito" w:cs="Carlito"/>
+          <w:rFonts w:ascii="Calibri" w:hAnsi="Calibri" w:cs="Calibri"/>
           <w:b/>
           <w:bCs/>
           <w:sz w:val="36"/>
@@ -973,7 +973,7 @@
       </w:r>
       <w:r>
         <w:rPr>
-          <w:rFonts w:ascii="Carlito" w:hAnsi="Carlito" w:cs="Carlito"/>
+          <w:rFonts w:ascii="Calibri" w:hAnsi="Calibri" w:cs="Calibri"/>
           <w:sz w:val="36"/>
           <w:szCs w:val="36"/>
         </w:rPr>
@@ -981,7 +981,7 @@
       </w:r>
       <w:r>
         <w:rPr>
-          <w:rFonts w:ascii="Carlito" w:hAnsi="Carlito" w:cs="Carlito"/>
+          <w:rFonts w:ascii="Calibri" w:hAnsi="Calibri" w:cs="Calibri"/>
           <w:b/>
           <w:bCs/>
           <w:sz w:val="36"/>
@@ -991,7 +991,7 @@
       </w:r>
       <w:r>
         <w:rPr>
-          <w:rFonts w:ascii="Carlito" w:hAnsi="Carlito" w:cs="Carlito"/>
+          <w:rFonts w:ascii="Calibri" w:hAnsi="Calibri" w:cs="Calibri"/>
           <w:sz w:val="36"/>
           <w:szCs w:val="36"/>
         </w:rPr>
@@ -1002,14 +1002,14 @@
       <w:pPr>
         <w:jc w:val="both"/>
         <w:rPr>
-          <w:rFonts w:ascii="Carlito" w:hAnsi="Carlito" w:cs="Carlito"/>
-          <w:sz w:val="36"/>
-          <w:szCs w:val="36"/>
-        </w:rPr>
-      </w:pPr>
-      <w:r>
-        <w:rPr>
-          <w:rFonts w:ascii="Carlito" w:hAnsi="Carlito" w:cs="Carlito"/>
+          <w:rFonts w:ascii="Calibri" w:hAnsi="Calibri" w:cs="Calibri"/>
+          <w:sz w:val="36"/>
+          <w:szCs w:val="36"/>
+        </w:rPr>
+      </w:pPr>
+      <w:r>
+        <w:rPr>
+          <w:rFonts w:ascii="Calibri" w:hAnsi="Calibri" w:cs="Calibri"/>
           <w:sz w:val="36"/>
           <w:szCs w:val="36"/>
         </w:rPr>
@@ -1017,7 +1017,7 @@
       </w:r>
       <w:r>
         <w:rPr>
-          <w:rFonts w:ascii="Carlito" w:hAnsi="Carlito" w:cs="Carlito"/>
+          <w:rFonts w:ascii="Calibri" w:hAnsi="Calibri" w:cs="Calibri"/>
           <w:sz w:val="36"/>
           <w:szCs w:val="36"/>
         </w:rPr>
@@ -1025,7 +1025,7 @@
       </w:r>
       <w:r>
         <w:rPr>
-          <w:rFonts w:ascii="Carlito" w:hAnsi="Carlito" w:cs="Carlito"/>
+          <w:rFonts w:ascii="Calibri" w:hAnsi="Calibri" w:cs="Calibri"/>
           <w:sz w:val="36"/>
           <w:szCs w:val="36"/>
         </w:rPr>
@@ -1033,7 +1033,7 @@
       </w:r>
       <w:r>
         <w:rPr>
-          <w:rFonts w:ascii="Carlito" w:hAnsi="Carlito" w:cs="Carlito"/>
+          <w:rFonts w:ascii="Calibri" w:hAnsi="Calibri" w:cs="Calibri"/>
           <w:sz w:val="36"/>
           <w:szCs w:val="36"/>
         </w:rPr>
@@ -1041,7 +1041,7 @@
       </w:r>
       <w:r>
         <w:rPr>
-          <w:rFonts w:ascii="Carlito" w:hAnsi="Carlito" w:cs="Carlito"/>
+          <w:rFonts w:ascii="Calibri" w:hAnsi="Calibri" w:cs="Calibri"/>
           <w:b/>
           <w:bCs/>
           <w:sz w:val="36"/>
@@ -1051,7 +1051,7 @@
       </w:r>
       <w:r>
         <w:rPr>
-          <w:rFonts w:ascii="Carlito" w:hAnsi="Carlito" w:cs="Carlito"/>
+          <w:rFonts w:ascii="Calibri" w:hAnsi="Calibri" w:cs="Calibri"/>
           <w:sz w:val="36"/>
           <w:szCs w:val="36"/>
         </w:rPr>
@@ -1059,7 +1059,7 @@
       </w:r>
       <w:r>
         <w:rPr>
-          <w:rFonts w:ascii="Carlito" w:hAnsi="Carlito" w:cs="Carlito"/>
+          <w:rFonts w:ascii="Calibri" w:hAnsi="Calibri" w:cs="Calibri"/>
           <w:sz w:val="36"/>
           <w:szCs w:val="36"/>
         </w:rPr>
@@ -1067,7 +1067,7 @@
       </w:r>
       <w:r>
         <w:rPr>
-          <w:rFonts w:ascii="Carlito" w:hAnsi="Carlito" w:cs="Carlito"/>
+          <w:rFonts w:ascii="Calibri" w:hAnsi="Calibri" w:cs="Calibri"/>
           <w:b/>
           <w:bCs/>
           <w:sz w:val="36"/>
@@ -1077,7 +1077,7 @@
       </w:r>
       <w:r>
         <w:rPr>
-          <w:rFonts w:ascii="Carlito" w:hAnsi="Carlito" w:cs="Carlito"/>
+          <w:rFonts w:ascii="Calibri" w:hAnsi="Calibri" w:cs="Calibri"/>
           <w:sz w:val="36"/>
           <w:szCs w:val="36"/>
         </w:rPr>
@@ -1085,7 +1085,7 @@
       </w:r>
       <w:r>
         <w:rPr>
-          <w:rFonts w:ascii="Carlito" w:hAnsi="Carlito" w:cs="Carlito"/>
+          <w:rFonts w:ascii="Calibri" w:hAnsi="Calibri" w:cs="Calibri"/>
           <w:b/>
           <w:bCs/>
           <w:sz w:val="36"/>
@@ -1095,7 +1095,7 @@
       </w:r>
       <w:r>
         <w:rPr>
-          <w:rFonts w:ascii="Carlito" w:hAnsi="Carlito" w:cs="Carlito"/>
+          <w:rFonts w:ascii="Calibri" w:hAnsi="Calibri" w:cs="Calibri"/>
           <w:sz w:val="36"/>
           <w:szCs w:val="36"/>
         </w:rPr>
@@ -1103,7 +1103,7 @@
       </w:r>
       <w:r>
         <w:rPr>
-          <w:rFonts w:ascii="Carlito" w:hAnsi="Carlito" w:cs="Carlito"/>
+          <w:rFonts w:ascii="Calibri" w:hAnsi="Calibri" w:cs="Calibri"/>
           <w:sz w:val="36"/>
           <w:szCs w:val="36"/>
         </w:rPr>
@@ -1111,7 +1111,7 @@
       </w:r>
       <w:r>
         <w:rPr>
-          <w:rFonts w:ascii="Carlito" w:hAnsi="Carlito" w:cs="Carlito"/>
+          <w:rFonts w:ascii="Calibri" w:hAnsi="Calibri" w:cs="Calibri"/>
           <w:b/>
           <w:bCs/>
           <w:sz w:val="36"/>
@@ -1121,7 +1121,7 @@
       </w:r>
       <w:r>
         <w:rPr>
-          <w:rFonts w:ascii="Carlito" w:hAnsi="Carlito" w:cs="Carlito"/>
+          <w:rFonts w:ascii="Calibri" w:hAnsi="Calibri" w:cs="Calibri"/>
           <w:sz w:val="36"/>
           <w:szCs w:val="36"/>
         </w:rPr>
@@ -1132,17 +1132,17 @@
       <w:pPr>
         <w:jc w:val="both"/>
         <w:rPr>
-          <w:rFonts w:ascii="Carlito" w:hAnsi="Carlito" w:cs="Carlito"/>
-          <w:b/>
-          <w:bCs/>
-          <w:color w:val="D86DCB" w:themeColor="accent5" w:themeTint="99"/>
-          <w:sz w:val="36"/>
-          <w:szCs w:val="36"/>
-        </w:rPr>
-      </w:pPr>
-      <w:r>
-        <w:rPr>
-          <w:rFonts w:ascii="Carlito" w:hAnsi="Carlito" w:cs="Carlito"/>
+          <w:rFonts w:ascii="Calibri" w:hAnsi="Calibri" w:cs="Calibri"/>
+          <w:b/>
+          <w:bCs/>
+          <w:color w:val="D86DCB" w:themeColor="accent5" w:themeTint="99"/>
+          <w:sz w:val="36"/>
+          <w:szCs w:val="36"/>
+        </w:rPr>
+      </w:pPr>
+      <w:r>
+        <w:rPr>
+          <w:rFonts w:ascii="Calibri" w:hAnsi="Calibri" w:cs="Calibri"/>
           <w:b/>
           <w:bCs/>
           <w:color w:val="D86DCB" w:themeColor="accent5" w:themeTint="99"/>
@@ -1156,17 +1156,17 @@
       <w:pPr>
         <w:jc w:val="both"/>
         <w:rPr>
-          <w:rFonts w:ascii="Carlito" w:hAnsi="Carlito" w:cs="Carlito"/>
-          <w:b/>
-          <w:bCs/>
-          <w:color w:val="D86DCB" w:themeColor="accent5" w:themeTint="99"/>
-          <w:sz w:val="36"/>
-          <w:szCs w:val="36"/>
-        </w:rPr>
-      </w:pPr>
-      <w:r>
-        <w:rPr>
-          <w:rFonts w:ascii="Carlito" w:hAnsi="Carlito" w:cs="Carlito"/>
+          <w:rFonts w:ascii="Calibri" w:hAnsi="Calibri" w:cs="Calibri"/>
+          <w:b/>
+          <w:bCs/>
+          <w:color w:val="D86DCB" w:themeColor="accent5" w:themeTint="99"/>
+          <w:sz w:val="36"/>
+          <w:szCs w:val="36"/>
+        </w:rPr>
+      </w:pPr>
+      <w:r>
+        <w:rPr>
+          <w:rFonts w:ascii="Calibri" w:hAnsi="Calibri" w:cs="Calibri"/>
           <w:b/>
           <w:bCs/>
           <w:color w:val="D86DCB" w:themeColor="accent5" w:themeTint="99"/>
@@ -1180,17 +1180,17 @@
       <w:pPr>
         <w:jc w:val="both"/>
         <w:rPr>
-          <w:rFonts w:ascii="Carlito" w:hAnsi="Carlito" w:cs="Carlito"/>
-          <w:b/>
-          <w:bCs/>
-          <w:color w:val="D86DCB" w:themeColor="accent5" w:themeTint="99"/>
-          <w:sz w:val="36"/>
-          <w:szCs w:val="36"/>
-        </w:rPr>
-      </w:pPr>
-      <w:r>
-        <w:rPr>
-          <w:rFonts w:ascii="Carlito" w:hAnsi="Carlito" w:cs="Carlito"/>
+          <w:rFonts w:ascii="Calibri" w:hAnsi="Calibri" w:cs="Calibri"/>
+          <w:b/>
+          <w:bCs/>
+          <w:color w:val="D86DCB" w:themeColor="accent5" w:themeTint="99"/>
+          <w:sz w:val="36"/>
+          <w:szCs w:val="36"/>
+        </w:rPr>
+      </w:pPr>
+      <w:r>
+        <w:rPr>
+          <w:rFonts w:ascii="Calibri" w:hAnsi="Calibri" w:cs="Calibri"/>
           <w:b/>
           <w:bCs/>
           <w:color w:val="D86DCB" w:themeColor="accent5" w:themeTint="99"/>
@@ -1204,17 +1204,17 @@
       <w:pPr>
         <w:jc w:val="both"/>
         <w:rPr>
-          <w:rFonts w:ascii="Carlito" w:hAnsi="Carlito" w:cs="Carlito"/>
-          <w:b/>
-          <w:bCs/>
-          <w:color w:val="D86DCB" w:themeColor="accent5" w:themeTint="99"/>
-          <w:sz w:val="36"/>
-          <w:szCs w:val="36"/>
-        </w:rPr>
-      </w:pPr>
-      <w:r>
-        <w:rPr>
-          <w:rFonts w:ascii="Carlito" w:hAnsi="Carlito" w:cs="Carlito"/>
+          <w:rFonts w:ascii="Calibri" w:hAnsi="Calibri" w:cs="Calibri"/>
+          <w:b/>
+          <w:bCs/>
+          <w:color w:val="D86DCB" w:themeColor="accent5" w:themeTint="99"/>
+          <w:sz w:val="36"/>
+          <w:szCs w:val="36"/>
+        </w:rPr>
+      </w:pPr>
+      <w:r>
+        <w:rPr>
+          <w:rFonts w:ascii="Calibri" w:hAnsi="Calibri" w:cs="Calibri"/>
           <w:b/>
           <w:bCs/>
           <w:color w:val="D86DCB" w:themeColor="accent5" w:themeTint="99"/>
@@ -1228,17 +1228,17 @@
       <w:pPr>
         <w:jc w:val="both"/>
         <w:rPr>
-          <w:rFonts w:ascii="Carlito" w:hAnsi="Carlito" w:cs="Carlito"/>
-          <w:b/>
-          <w:bCs/>
-          <w:color w:val="D86DCB" w:themeColor="accent5" w:themeTint="99"/>
-          <w:sz w:val="36"/>
-          <w:szCs w:val="36"/>
-        </w:rPr>
-      </w:pPr>
-      <w:r>
-        <w:rPr>
-          <w:rFonts w:ascii="Carlito" w:hAnsi="Carlito" w:cs="Carlito"/>
+          <w:rFonts w:ascii="Calibri" w:hAnsi="Calibri" w:cs="Calibri"/>
+          <w:b/>
+          <w:bCs/>
+          <w:color w:val="D86DCB" w:themeColor="accent5" w:themeTint="99"/>
+          <w:sz w:val="36"/>
+          <w:szCs w:val="36"/>
+        </w:rPr>
+      </w:pPr>
+      <w:r>
+        <w:rPr>
+          <w:rFonts w:ascii="Calibri" w:hAnsi="Calibri" w:cs="Calibri"/>
           <w:b/>
           <w:bCs/>
           <w:color w:val="D86DCB" w:themeColor="accent5" w:themeTint="99"/>
@@ -1252,17 +1252,17 @@
       <w:pPr>
         <w:jc w:val="both"/>
         <w:rPr>
-          <w:rFonts w:ascii="Carlito" w:hAnsi="Carlito" w:cs="Carlito"/>
-          <w:b/>
-          <w:bCs/>
-          <w:color w:val="D86DCB" w:themeColor="accent5" w:themeTint="99"/>
-          <w:sz w:val="36"/>
-          <w:szCs w:val="36"/>
-        </w:rPr>
-      </w:pPr>
-      <w:r>
-        <w:rPr>
-          <w:rFonts w:ascii="Carlito" w:hAnsi="Carlito" w:cs="Carlito"/>
+          <w:rFonts w:ascii="Calibri" w:hAnsi="Calibri" w:cs="Calibri"/>
+          <w:b/>
+          <w:bCs/>
+          <w:color w:val="D86DCB" w:themeColor="accent5" w:themeTint="99"/>
+          <w:sz w:val="36"/>
+          <w:szCs w:val="36"/>
+        </w:rPr>
+      </w:pPr>
+      <w:r>
+        <w:rPr>
+          <w:rFonts w:ascii="Calibri" w:hAnsi="Calibri" w:cs="Calibri"/>
           <w:b/>
           <w:bCs/>
           <w:color w:val="D86DCB" w:themeColor="accent5" w:themeTint="99"/>
@@ -1276,17 +1276,17 @@
       <w:pPr>
         <w:jc w:val="both"/>
         <w:rPr>
-          <w:rFonts w:ascii="Carlito" w:hAnsi="Carlito" w:cs="Carlito"/>
-          <w:b/>
-          <w:bCs/>
-          <w:color w:val="D86DCB" w:themeColor="accent5" w:themeTint="99"/>
-          <w:sz w:val="36"/>
-          <w:szCs w:val="36"/>
-        </w:rPr>
-      </w:pPr>
-      <w:r>
-        <w:rPr>
-          <w:rFonts w:ascii="Carlito" w:hAnsi="Carlito" w:cs="Carlito"/>
+          <w:rFonts w:ascii="Calibri" w:hAnsi="Calibri" w:cs="Calibri"/>
+          <w:b/>
+          <w:bCs/>
+          <w:color w:val="D86DCB" w:themeColor="accent5" w:themeTint="99"/>
+          <w:sz w:val="36"/>
+          <w:szCs w:val="36"/>
+        </w:rPr>
+      </w:pPr>
+      <w:r>
+        <w:rPr>
+          <w:rFonts w:ascii="Calibri" w:hAnsi="Calibri" w:cs="Calibri"/>
           <w:b/>
           <w:bCs/>
           <w:color w:val="D86DCB" w:themeColor="accent5" w:themeTint="99"/>
@@ -1300,17 +1300,17 @@
       <w:pPr>
         <w:jc w:val="both"/>
         <w:rPr>
-          <w:rFonts w:ascii="Carlito" w:hAnsi="Carlito" w:cs="Carlito"/>
-          <w:b/>
-          <w:bCs/>
-          <w:color w:val="D86DCB" w:themeColor="accent5" w:themeTint="99"/>
-          <w:sz w:val="36"/>
-          <w:szCs w:val="36"/>
-        </w:rPr>
-      </w:pPr>
-      <w:r>
-        <w:rPr>
-          <w:rFonts w:ascii="Carlito" w:hAnsi="Carlito" w:cs="Carlito"/>
+          <w:rFonts w:ascii="Calibri" w:hAnsi="Calibri" w:cs="Calibri"/>
+          <w:b/>
+          <w:bCs/>
+          <w:color w:val="D86DCB" w:themeColor="accent5" w:themeTint="99"/>
+          <w:sz w:val="36"/>
+          <w:szCs w:val="36"/>
+        </w:rPr>
+      </w:pPr>
+      <w:r>
+        <w:rPr>
+          <w:rFonts w:ascii="Calibri" w:hAnsi="Calibri" w:cs="Calibri"/>
           <w:b/>
           <w:bCs/>
           <w:color w:val="D86DCB" w:themeColor="accent5" w:themeTint="99"/>
@@ -1324,17 +1324,17 @@
       <w:pPr>
         <w:jc w:val="both"/>
         <w:rPr>
-          <w:rFonts w:ascii="Carlito" w:hAnsi="Carlito" w:cs="Carlito"/>
-          <w:b/>
-          <w:bCs/>
-          <w:color w:val="D86DCB" w:themeColor="accent5" w:themeTint="99"/>
-          <w:sz w:val="36"/>
-          <w:szCs w:val="36"/>
-        </w:rPr>
-      </w:pPr>
-      <w:r>
-        <w:rPr>
-          <w:rFonts w:ascii="Carlito" w:hAnsi="Carlito" w:cs="Carlito"/>
+          <w:rFonts w:ascii="Calibri" w:hAnsi="Calibri" w:cs="Calibri"/>
+          <w:b/>
+          <w:bCs/>
+          <w:color w:val="D86DCB" w:themeColor="accent5" w:themeTint="99"/>
+          <w:sz w:val="36"/>
+          <w:szCs w:val="36"/>
+        </w:rPr>
+      </w:pPr>
+      <w:r>
+        <w:rPr>
+          <w:rFonts w:ascii="Calibri" w:hAnsi="Calibri" w:cs="Calibri"/>
           <w:b/>
           <w:bCs/>
           <w:color w:val="D86DCB" w:themeColor="accent5" w:themeTint="99"/>
@@ -1348,17 +1348,17 @@
       <w:pPr>
         <w:jc w:val="both"/>
         <w:rPr>
-          <w:rFonts w:ascii="Carlito" w:hAnsi="Carlito" w:cs="Carlito"/>
-          <w:b/>
-          <w:bCs/>
-          <w:color w:val="D86DCB" w:themeColor="accent5" w:themeTint="99"/>
-          <w:sz w:val="36"/>
-          <w:szCs w:val="36"/>
-        </w:rPr>
-      </w:pPr>
-      <w:r>
-        <w:rPr>
-          <w:rFonts w:ascii="Carlito" w:hAnsi="Carlito" w:cs="Carlito"/>
+          <w:rFonts w:ascii="Calibri" w:hAnsi="Calibri" w:cs="Calibri"/>
+          <w:b/>
+          <w:bCs/>
+          <w:color w:val="D86DCB" w:themeColor="accent5" w:themeTint="99"/>
+          <w:sz w:val="36"/>
+          <w:szCs w:val="36"/>
+        </w:rPr>
+      </w:pPr>
+      <w:r>
+        <w:rPr>
+          <w:rFonts w:ascii="Calibri" w:hAnsi="Calibri" w:cs="Calibri"/>
           <w:b/>
           <w:bCs/>
           <w:color w:val="D86DCB" w:themeColor="accent5" w:themeTint="99"/>
@@ -1372,17 +1372,17 @@
       <w:pPr>
         <w:jc w:val="both"/>
         <w:rPr>
-          <w:rFonts w:ascii="Carlito" w:hAnsi="Carlito" w:cs="Carlito"/>
-          <w:b/>
-          <w:bCs/>
-          <w:color w:val="D86DCB" w:themeColor="accent5" w:themeTint="99"/>
-          <w:sz w:val="36"/>
-          <w:szCs w:val="36"/>
-        </w:rPr>
-      </w:pPr>
-      <w:r>
-        <w:rPr>
-          <w:rFonts w:ascii="Carlito" w:hAnsi="Carlito" w:cs="Carlito"/>
+          <w:rFonts w:ascii="Calibri" w:hAnsi="Calibri" w:cs="Calibri"/>
+          <w:b/>
+          <w:bCs/>
+          <w:color w:val="D86DCB" w:themeColor="accent5" w:themeTint="99"/>
+          <w:sz w:val="36"/>
+          <w:szCs w:val="36"/>
+        </w:rPr>
+      </w:pPr>
+      <w:r>
+        <w:rPr>
+          <w:rFonts w:ascii="Calibri" w:hAnsi="Calibri" w:cs="Calibri"/>
           <w:b/>
           <w:bCs/>
           <w:color w:val="D86DCB" w:themeColor="accent5" w:themeTint="99"/>
@@ -1396,17 +1396,17 @@
       <w:pPr>
         <w:jc w:val="both"/>
         <w:rPr>
-          <w:rFonts w:ascii="Carlito" w:hAnsi="Carlito" w:cs="Carlito"/>
-          <w:b/>
-          <w:bCs/>
-          <w:color w:val="D86DCB" w:themeColor="accent5" w:themeTint="99"/>
-          <w:sz w:val="36"/>
-          <w:szCs w:val="36"/>
-        </w:rPr>
-      </w:pPr>
-      <w:r>
-        <w:rPr>
-          <w:rFonts w:ascii="Carlito" w:hAnsi="Carlito" w:cs="Carlito"/>
+          <w:rFonts w:ascii="Calibri" w:hAnsi="Calibri" w:cs="Calibri"/>
+          <w:b/>
+          <w:bCs/>
+          <w:color w:val="D86DCB" w:themeColor="accent5" w:themeTint="99"/>
+          <w:sz w:val="36"/>
+          <w:szCs w:val="36"/>
+        </w:rPr>
+      </w:pPr>
+      <w:r>
+        <w:rPr>
+          <w:rFonts w:ascii="Calibri" w:hAnsi="Calibri" w:cs="Calibri"/>
           <w:b/>
           <w:bCs/>
           <w:color w:val="D86DCB" w:themeColor="accent5" w:themeTint="99"/>
@@ -1420,17 +1420,17 @@
       <w:pPr>
         <w:jc w:val="both"/>
         <w:rPr>
-          <w:rFonts w:ascii="Carlito" w:hAnsi="Carlito" w:cs="Carlito"/>
-          <w:b/>
-          <w:bCs/>
-          <w:color w:val="D86DCB" w:themeColor="accent5" w:themeTint="99"/>
-          <w:sz w:val="36"/>
-          <w:szCs w:val="36"/>
-        </w:rPr>
-      </w:pPr>
-      <w:r>
-        <w:rPr>
-          <w:rFonts w:ascii="Carlito" w:hAnsi="Carlito" w:cs="Carlito"/>
+          <w:rFonts w:ascii="Calibri" w:hAnsi="Calibri" w:cs="Calibri"/>
+          <w:b/>
+          <w:bCs/>
+          <w:color w:val="D86DCB" w:themeColor="accent5" w:themeTint="99"/>
+          <w:sz w:val="36"/>
+          <w:szCs w:val="36"/>
+        </w:rPr>
+      </w:pPr>
+      <w:r>
+        <w:rPr>
+          <w:rFonts w:ascii="Calibri" w:hAnsi="Calibri" w:cs="Calibri"/>
           <w:b/>
           <w:bCs/>
           <w:color w:val="D86DCB" w:themeColor="accent5" w:themeTint="99"/>
@@ -1444,26 +1444,26 @@
       <w:pPr>
         <w:jc w:val="both"/>
         <w:rPr>
-          <w:rFonts w:ascii="Carlito" w:hAnsi="Carlito" w:cs="Carlito"/>
-          <w:sz w:val="36"/>
-          <w:szCs w:val="36"/>
-        </w:rPr>
-      </w:pPr>
-    </w:p>
-    <w:p>
-      <w:pPr>
-        <w:jc w:val="both"/>
-        <w:rPr>
-          <w:rFonts w:ascii="Carlito" w:hAnsi="Carlito" w:cs="Carlito"/>
-          <w:b/>
-          <w:bCs/>
-          <w:sz w:val="36"/>
-          <w:szCs w:val="36"/>
-        </w:rPr>
-      </w:pPr>
-      <w:r>
-        <w:rPr>
-          <w:rFonts w:ascii="Carlito" w:hAnsi="Carlito" w:cs="Carlito"/>
+          <w:rFonts w:ascii="Calibri" w:hAnsi="Calibri" w:cs="Calibri"/>
+          <w:sz w:val="36"/>
+          <w:szCs w:val="36"/>
+        </w:rPr>
+      </w:pPr>
+    </w:p>
+    <w:p>
+      <w:pPr>
+        <w:jc w:val="both"/>
+        <w:rPr>
+          <w:rFonts w:ascii="Calibri" w:hAnsi="Calibri" w:cs="Calibri"/>
+          <w:b/>
+          <w:bCs/>
+          <w:sz w:val="36"/>
+          <w:szCs w:val="36"/>
+        </w:rPr>
+      </w:pPr>
+      <w:r>
+        <w:rPr>
+          <w:rFonts w:ascii="Calibri" w:hAnsi="Calibri" w:cs="Calibri"/>
           <w:b/>
           <w:bCs/>
           <w:sz w:val="36"/>
@@ -1476,14 +1476,14 @@
       <w:pPr>
         <w:jc w:val="both"/>
         <w:rPr>
-          <w:rFonts w:ascii="Carlito" w:hAnsi="Carlito" w:cs="Carlito"/>
-          <w:sz w:val="36"/>
-          <w:szCs w:val="36"/>
-        </w:rPr>
-      </w:pPr>
-      <w:r>
-        <w:rPr>
-          <w:rFonts w:ascii="Carlito" w:hAnsi="Carlito" w:cs="Carlito"/>
+          <w:rFonts w:ascii="Calibri" w:hAnsi="Calibri" w:cs="Calibri"/>
+          <w:sz w:val="36"/>
+          <w:szCs w:val="36"/>
+        </w:rPr>
+      </w:pPr>
+      <w:r>
+        <w:rPr>
+          <w:rFonts w:ascii="Calibri" w:hAnsi="Calibri" w:cs="Calibri"/>
           <w:sz w:val="36"/>
           <w:szCs w:val="36"/>
         </w:rPr>
@@ -1491,7 +1491,7 @@
       </w:r>
       <w:r>
         <w:rPr>
-          <w:rFonts w:ascii="Carlito" w:hAnsi="Carlito" w:cs="Carlito"/>
+          <w:rFonts w:ascii="Calibri" w:hAnsi="Calibri" w:cs="Calibri"/>
           <w:sz w:val="36"/>
           <w:szCs w:val="36"/>
         </w:rPr>
@@ -1499,7 +1499,7 @@
       </w:r>
       <w:r>
         <w:rPr>
-          <w:rFonts w:ascii="Carlito" w:hAnsi="Carlito" w:cs="Carlito"/>
+          <w:rFonts w:ascii="Calibri" w:hAnsi="Calibri" w:cs="Calibri"/>
           <w:sz w:val="36"/>
           <w:szCs w:val="36"/>
         </w:rPr>
@@ -1507,7 +1507,7 @@
       </w:r>
       <w:r>
         <w:rPr>
-          <w:rFonts w:ascii="Carlito" w:hAnsi="Carlito" w:cs="Carlito"/>
+          <w:rFonts w:ascii="Calibri" w:hAnsi="Calibri" w:cs="Calibri"/>
           <w:b/>
           <w:bCs/>
           <w:sz w:val="36"/>
@@ -1517,7 +1517,7 @@
       </w:r>
       <w:r>
         <w:rPr>
-          <w:rFonts w:ascii="Carlito" w:hAnsi="Carlito" w:cs="Carlito"/>
+          <w:rFonts w:ascii="Calibri" w:hAnsi="Calibri" w:cs="Calibri"/>
           <w:b/>
           <w:bCs/>
           <w:sz w:val="36"/>
@@ -1527,7 +1527,7 @@
       </w:r>
       <w:r>
         <w:rPr>
-          <w:rFonts w:ascii="Carlito" w:hAnsi="Carlito" w:cs="Carlito"/>
+          <w:rFonts w:ascii="Calibri" w:hAnsi="Calibri" w:cs="Calibri"/>
           <w:b/>
           <w:bCs/>
           <w:sz w:val="36"/>
@@ -1537,7 +1537,7 @@
       </w:r>
       <w:r>
         <w:rPr>
-          <w:rFonts w:ascii="Carlito" w:hAnsi="Carlito" w:cs="Carlito"/>
+          <w:rFonts w:ascii="Calibri" w:hAnsi="Calibri" w:cs="Calibri"/>
           <w:b/>
           <w:bCs/>
           <w:sz w:val="36"/>
@@ -1548,7 +1548,7 @@
       </w:r>
       <w:r>
         <w:rPr>
-          <w:rFonts w:ascii="Carlito" w:hAnsi="Carlito" w:cs="Carlito"/>
+          <w:rFonts w:ascii="Calibri" w:hAnsi="Calibri" w:cs="Calibri"/>
           <w:sz w:val="36"/>
           <w:szCs w:val="36"/>
         </w:rPr>
@@ -1556,7 +1556,7 @@
       </w:r>
       <w:r>
         <w:rPr>
-          <w:rFonts w:ascii="Carlito" w:hAnsi="Carlito" w:cs="Carlito"/>
+          <w:rFonts w:ascii="Calibri" w:hAnsi="Calibri" w:cs="Calibri"/>
           <w:b/>
           <w:bCs/>
           <w:sz w:val="36"/>
@@ -1566,7 +1566,7 @@
       </w:r>
       <w:r>
         <w:rPr>
-          <w:rFonts w:ascii="Carlito" w:hAnsi="Carlito" w:cs="Carlito"/>
+          <w:rFonts w:ascii="Calibri" w:hAnsi="Calibri" w:cs="Calibri"/>
           <w:sz w:val="36"/>
           <w:szCs w:val="36"/>
         </w:rPr>
@@ -1574,7 +1574,7 @@
       </w:r>
       <w:r>
         <w:rPr>
-          <w:rFonts w:ascii="Carlito" w:hAnsi="Carlito" w:cs="Carlito"/>
+          <w:rFonts w:ascii="Calibri" w:hAnsi="Calibri" w:cs="Calibri"/>
           <w:sz w:val="36"/>
           <w:szCs w:val="36"/>
         </w:rPr>
@@ -1582,7 +1582,7 @@
       </w:r>
       <w:r>
         <w:rPr>
-          <w:rFonts w:ascii="Carlito" w:hAnsi="Carlito" w:cs="Carlito"/>
+          <w:rFonts w:ascii="Calibri" w:hAnsi="Calibri" w:cs="Calibri"/>
           <w:b/>
           <w:bCs/>
           <w:sz w:val="36"/>
@@ -1592,7 +1592,7 @@
       </w:r>
       <w:r>
         <w:rPr>
-          <w:rFonts w:ascii="Carlito" w:hAnsi="Carlito" w:cs="Carlito"/>
+          <w:rFonts w:ascii="Calibri" w:hAnsi="Calibri" w:cs="Calibri"/>
           <w:sz w:val="36"/>
           <w:szCs w:val="36"/>
         </w:rPr>
@@ -1600,7 +1600,7 @@
       </w:r>
       <w:r>
         <w:rPr>
-          <w:rFonts w:ascii="Carlito" w:hAnsi="Carlito" w:cs="Carlito"/>
+          <w:rFonts w:ascii="Calibri" w:hAnsi="Calibri" w:cs="Calibri"/>
           <w:sz w:val="36"/>
           <w:szCs w:val="36"/>
         </w:rPr>
@@ -1608,7 +1608,7 @@
       </w:r>
       <w:r>
         <w:rPr>
-          <w:rFonts w:ascii="Carlito" w:hAnsi="Carlito" w:cs="Carlito"/>
+          <w:rFonts w:ascii="Calibri" w:hAnsi="Calibri" w:cs="Calibri"/>
           <w:sz w:val="36"/>
           <w:szCs w:val="36"/>
         </w:rPr>
@@ -1616,7 +1616,7 @@
       </w:r>
       <w:r>
         <w:rPr>
-          <w:rFonts w:ascii="Carlito" w:hAnsi="Carlito" w:cs="Carlito"/>
+          <w:rFonts w:ascii="Calibri" w:hAnsi="Calibri" w:cs="Calibri"/>
           <w:sz w:val="36"/>
           <w:szCs w:val="36"/>
         </w:rPr>
@@ -1627,16 +1627,16 @@
       <w:pPr>
         <w:jc w:val="both"/>
         <w:rPr>
-          <w:rFonts w:ascii="Carlito" w:hAnsi="Carlito" w:cs="Carlito"/>
-          <w:b/>
-          <w:bCs/>
-          <w:sz w:val="36"/>
-          <w:szCs w:val="36"/>
-        </w:rPr>
-      </w:pPr>
-      <w:r>
-        <w:rPr>
-          <w:rFonts w:ascii="Carlito" w:hAnsi="Carlito" w:cs="Carlito"/>
+          <w:rFonts w:ascii="Calibri" w:hAnsi="Calibri" w:cs="Calibri"/>
+          <w:b/>
+          <w:bCs/>
+          <w:sz w:val="36"/>
+          <w:szCs w:val="36"/>
+        </w:rPr>
+      </w:pPr>
+      <w:r>
+        <w:rPr>
+          <w:rFonts w:ascii="Calibri" w:hAnsi="Calibri" w:cs="Calibri"/>
           <w:b/>
           <w:bCs/>
           <w:sz w:val="36"/>
@@ -1646,7 +1646,7 @@
       </w:r>
       <w:r>
         <w:rPr>
-          <w:rFonts w:ascii="Carlito" w:hAnsi="Carlito" w:cs="Carlito"/>
+          <w:rFonts w:ascii="Calibri" w:hAnsi="Calibri" w:cs="Calibri"/>
           <w:b/>
           <w:bCs/>
           <w:sz w:val="36"/>
@@ -1656,7 +1656,7 @@
       </w:r>
       <w:r>
         <w:rPr>
-          <w:rFonts w:ascii="Carlito" w:hAnsi="Carlito" w:cs="Carlito"/>
+          <w:rFonts w:ascii="Calibri" w:hAnsi="Calibri" w:cs="Calibri"/>
           <w:sz w:val="36"/>
           <w:szCs w:val="36"/>
         </w:rPr>
@@ -1664,7 +1664,7 @@
       </w:r>
       <w:r>
         <w:rPr>
-          <w:rFonts w:ascii="Carlito" w:hAnsi="Carlito" w:cs="Carlito"/>
+          <w:rFonts w:ascii="Calibri" w:hAnsi="Calibri" w:cs="Calibri"/>
           <w:b/>
           <w:bCs/>
           <w:sz w:val="36"/>
@@ -1674,7 +1674,7 @@
       </w:r>
       <w:r>
         <w:rPr>
-          <w:rFonts w:ascii="Carlito" w:hAnsi="Carlito" w:cs="Carlito"/>
+          <w:rFonts w:ascii="Calibri" w:hAnsi="Calibri" w:cs="Calibri"/>
           <w:b/>
           <w:bCs/>
           <w:sz w:val="36"/>
@@ -1684,7 +1684,7 @@
       </w:r>
       <w:r>
         <w:rPr>
-          <w:rFonts w:ascii="Carlito" w:hAnsi="Carlito" w:cs="Carlito"/>
+          <w:rFonts w:ascii="Calibri" w:hAnsi="Calibri" w:cs="Calibri"/>
           <w:b/>
           <w:bCs/>
           <w:sz w:val="36"/>
@@ -1694,7 +1694,7 @@
       </w:r>
       <w:r>
         <w:rPr>
-          <w:rFonts w:ascii="Carlito" w:hAnsi="Carlito" w:cs="Carlito"/>
+          <w:rFonts w:ascii="Calibri" w:hAnsi="Calibri" w:cs="Calibri"/>
           <w:b/>
           <w:bCs/>
           <w:sz w:val="36"/>
@@ -1704,7 +1704,7 @@
       </w:r>
       <w:r>
         <w:rPr>
-          <w:rFonts w:ascii="Carlito" w:hAnsi="Carlito" w:cs="Carlito"/>
+          <w:rFonts w:ascii="Calibri" w:hAnsi="Calibri" w:cs="Calibri"/>
           <w:b/>
           <w:bCs/>
           <w:sz w:val="36"/>
@@ -1714,7 +1714,7 @@
       </w:r>
       <w:r>
         <w:rPr>
-          <w:rFonts w:ascii="Carlito" w:hAnsi="Carlito" w:cs="Carlito"/>
+          <w:rFonts w:ascii="Calibri" w:hAnsi="Calibri" w:cs="Calibri"/>
           <w:b/>
           <w:bCs/>
           <w:sz w:val="36"/>
@@ -1724,7 +1724,7 @@
       </w:r>
       <w:r>
         <w:rPr>
-          <w:rFonts w:ascii="Carlito" w:hAnsi="Carlito" w:cs="Carlito"/>
+          <w:rFonts w:ascii="Calibri" w:hAnsi="Calibri" w:cs="Calibri"/>
           <w:sz w:val="36"/>
           <w:szCs w:val="36"/>
         </w:rPr>
@@ -1732,7 +1732,7 @@
       </w:r>
       <w:r>
         <w:rPr>
-          <w:rFonts w:ascii="Carlito" w:hAnsi="Carlito" w:cs="Carlito"/>
+          <w:rFonts w:ascii="Calibri" w:hAnsi="Calibri" w:cs="Calibri"/>
           <w:b/>
           <w:bCs/>
           <w:sz w:val="36"/>
@@ -1742,7 +1742,7 @@
       </w:r>
       <w:r>
         <w:rPr>
-          <w:rFonts w:ascii="Carlito" w:hAnsi="Carlito" w:cs="Carlito"/>
+          <w:rFonts w:ascii="Calibri" w:hAnsi="Calibri" w:cs="Calibri"/>
           <w:b/>
           <w:bCs/>
           <w:sz w:val="36"/>
@@ -1752,7 +1752,7 @@
       </w:r>
       <w:r>
         <w:rPr>
-          <w:rFonts w:ascii="Carlito" w:hAnsi="Carlito" w:cs="Carlito"/>
+          <w:rFonts w:ascii="Calibri" w:hAnsi="Calibri" w:cs="Calibri"/>
           <w:b/>
           <w:bCs/>
           <w:sz w:val="36"/>
@@ -1762,7 +1762,7 @@
       </w:r>
       <w:r>
         <w:rPr>
-          <w:rFonts w:ascii="Carlito" w:hAnsi="Carlito" w:cs="Carlito"/>
+          <w:rFonts w:ascii="Calibri" w:hAnsi="Calibri" w:cs="Calibri"/>
           <w:sz w:val="36"/>
           <w:szCs w:val="36"/>
         </w:rPr>
@@ -1770,7 +1770,7 @@
       </w:r>
       <w:r>
         <w:rPr>
-          <w:rFonts w:ascii="Carlito" w:hAnsi="Carlito" w:cs="Carlito"/>
+          <w:rFonts w:ascii="Calibri" w:hAnsi="Calibri" w:cs="Calibri"/>
           <w:b/>
           <w:bCs/>
           <w:sz w:val="36"/>
@@ -1780,7 +1780,7 @@
       </w:r>
       <w:r>
         <w:rPr>
-          <w:rFonts w:ascii="Carlito" w:hAnsi="Carlito" w:cs="Carlito"/>
+          <w:rFonts w:ascii="Calibri" w:hAnsi="Calibri" w:cs="Calibri"/>
           <w:b/>
           <w:bCs/>
           <w:sz w:val="36"/>
@@ -1790,7 +1790,7 @@
       </w:r>
       <w:r>
         <w:rPr>
-          <w:rFonts w:ascii="Carlito" w:hAnsi="Carlito" w:cs="Carlito"/>
+          <w:rFonts w:ascii="Calibri" w:hAnsi="Calibri" w:cs="Calibri"/>
           <w:b/>
           <w:bCs/>
           <w:sz w:val="36"/>
@@ -1800,7 +1800,7 @@
       </w:r>
       <w:r>
         <w:rPr>
-          <w:rFonts w:ascii="Carlito" w:hAnsi="Carlito" w:cs="Carlito"/>
+          <w:rFonts w:ascii="Calibri" w:hAnsi="Calibri" w:cs="Calibri"/>
           <w:sz w:val="36"/>
           <w:szCs w:val="36"/>
         </w:rPr>
@@ -1808,7 +1808,7 @@
       </w:r>
       <w:r>
         <w:rPr>
-          <w:rFonts w:ascii="Carlito" w:hAnsi="Carlito" w:cs="Carlito"/>
+          <w:rFonts w:ascii="Calibri" w:hAnsi="Calibri" w:cs="Calibri"/>
           <w:b/>
           <w:bCs/>
           <w:sz w:val="36"/>
@@ -1818,7 +1818,7 @@
       </w:r>
       <w:r>
         <w:rPr>
-          <w:rFonts w:ascii="Carlito" w:hAnsi="Carlito" w:cs="Carlito"/>
+          <w:rFonts w:ascii="Calibri" w:hAnsi="Calibri" w:cs="Calibri"/>
           <w:b/>
           <w:bCs/>
           <w:sz w:val="36"/>
@@ -1828,7 +1828,7 @@
       </w:r>
       <w:r>
         <w:rPr>
-          <w:rFonts w:ascii="Carlito" w:hAnsi="Carlito" w:cs="Carlito"/>
+          <w:rFonts w:ascii="Calibri" w:hAnsi="Calibri" w:cs="Calibri"/>
           <w:b/>
           <w:bCs/>
           <w:sz w:val="36"/>
@@ -1838,7 +1838,7 @@
       </w:r>
       <w:r>
         <w:rPr>
-          <w:rFonts w:ascii="Carlito" w:hAnsi="Carlito" w:cs="Carlito"/>
+          <w:rFonts w:ascii="Calibri" w:hAnsi="Calibri" w:cs="Calibri"/>
           <w:sz w:val="36"/>
           <w:szCs w:val="36"/>
         </w:rPr>
@@ -1846,7 +1846,7 @@
       </w:r>
       <w:r>
         <w:rPr>
-          <w:rFonts w:ascii="Carlito" w:hAnsi="Carlito" w:cs="Carlito"/>
+          <w:rFonts w:ascii="Calibri" w:hAnsi="Calibri" w:cs="Calibri"/>
           <w:b/>
           <w:bCs/>
           <w:sz w:val="36"/>
@@ -1856,7 +1856,7 @@
       </w:r>
       <w:r>
         <w:rPr>
-          <w:rFonts w:ascii="Carlito" w:hAnsi="Carlito" w:cs="Carlito"/>
+          <w:rFonts w:ascii="Calibri" w:hAnsi="Calibri" w:cs="Calibri"/>
           <w:sz w:val="36"/>
           <w:szCs w:val="36"/>
         </w:rPr>
@@ -1864,7 +1864,7 @@
       </w:r>
       <w:r>
         <w:rPr>
-          <w:rFonts w:ascii="Carlito" w:hAnsi="Carlito" w:cs="Carlito"/>
+          <w:rFonts w:ascii="Calibri" w:hAnsi="Calibri" w:cs="Calibri"/>
           <w:b/>
           <w:bCs/>
           <w:sz w:val="36"/>
@@ -1877,14 +1877,14 @@
       <w:pPr>
         <w:jc w:val="both"/>
         <w:rPr>
-          <w:rFonts w:ascii="Carlito" w:hAnsi="Carlito" w:cs="Carlito"/>
-          <w:sz w:val="36"/>
-          <w:szCs w:val="36"/>
-        </w:rPr>
-      </w:pPr>
-      <w:r>
-        <w:rPr>
-          <w:rFonts w:ascii="Carlito" w:hAnsi="Carlito" w:cs="Carlito"/>
+          <w:rFonts w:ascii="Calibri" w:hAnsi="Calibri" w:cs="Calibri"/>
+          <w:sz w:val="36"/>
+          <w:szCs w:val="36"/>
+        </w:rPr>
+      </w:pPr>
+      <w:r>
+        <w:rPr>
+          <w:rFonts w:ascii="Calibri" w:hAnsi="Calibri" w:cs="Calibri"/>
           <w:sz w:val="36"/>
           <w:szCs w:val="36"/>
         </w:rPr>
@@ -1892,7 +1892,7 @@
       </w:r>
       <w:r>
         <w:rPr>
-          <w:rFonts w:ascii="Carlito" w:hAnsi="Carlito" w:cs="Carlito"/>
+          <w:rFonts w:ascii="Calibri" w:hAnsi="Calibri" w:cs="Calibri"/>
           <w:sz w:val="36"/>
           <w:szCs w:val="36"/>
         </w:rPr>
@@ -1903,16 +1903,16 @@
       <w:pPr>
         <w:jc w:val="both"/>
         <w:rPr>
-          <w:rFonts w:ascii="Carlito" w:hAnsi="Carlito" w:cs="Carlito"/>
-          <w:b/>
-          <w:bCs/>
-          <w:sz w:val="36"/>
-          <w:szCs w:val="36"/>
-        </w:rPr>
-      </w:pPr>
-      <w:r>
-        <w:rPr>
-          <w:rFonts w:ascii="Carlito" w:hAnsi="Carlito" w:cs="Carlito"/>
+          <w:rFonts w:ascii="Calibri" w:hAnsi="Calibri" w:cs="Calibri"/>
+          <w:b/>
+          <w:bCs/>
+          <w:sz w:val="36"/>
+          <w:szCs w:val="36"/>
+        </w:rPr>
+      </w:pPr>
+      <w:r>
+        <w:rPr>
+          <w:rFonts w:ascii="Calibri" w:hAnsi="Calibri" w:cs="Calibri"/>
           <w:b/>
           <w:bCs/>
           <w:sz w:val="36"/>
@@ -1922,7 +1922,7 @@
       </w:r>
       <w:r>
         <w:rPr>
-          <w:rFonts w:ascii="Carlito" w:hAnsi="Carlito" w:cs="Carlito"/>
+          <w:rFonts w:ascii="Calibri" w:hAnsi="Calibri" w:cs="Calibri"/>
           <w:b/>
           <w:bCs/>
           <w:sz w:val="36"/>
@@ -1932,7 +1932,7 @@
       </w:r>
       <w:r>
         <w:rPr>
-          <w:rFonts w:ascii="Carlito" w:hAnsi="Carlito" w:cs="Carlito"/>
+          <w:rFonts w:ascii="Calibri" w:hAnsi="Calibri" w:cs="Calibri"/>
           <w:b/>
           <w:bCs/>
           <w:sz w:val="36"/>
@@ -1942,7 +1942,7 @@
       </w:r>
       <w:r>
         <w:rPr>
-          <w:rFonts w:ascii="Carlito" w:hAnsi="Carlito" w:cs="Carlito"/>
+          <w:rFonts w:ascii="Calibri" w:hAnsi="Calibri" w:cs="Calibri"/>
           <w:b/>
           <w:bCs/>
           <w:sz w:val="36"/>
@@ -1952,7 +1952,7 @@
       </w:r>
       <w:r>
         <w:rPr>
-          <w:rFonts w:ascii="Carlito" w:hAnsi="Carlito" w:cs="Carlito"/>
+          <w:rFonts w:ascii="Calibri" w:hAnsi="Calibri" w:cs="Calibri"/>
           <w:b/>
           <w:bCs/>
           <w:sz w:val="36"/>
@@ -1962,7 +1962,7 @@
       </w:r>
       <w:r>
         <w:rPr>
-          <w:rFonts w:ascii="Carlito" w:hAnsi="Carlito" w:cs="Carlito"/>
+          <w:rFonts w:ascii="Calibri" w:hAnsi="Calibri" w:cs="Calibri"/>
           <w:b/>
           <w:bCs/>
           <w:sz w:val="36"/>
@@ -1972,7 +1972,7 @@
       </w:r>
       <w:r>
         <w:rPr>
-          <w:rFonts w:ascii="Carlito" w:hAnsi="Carlito" w:cs="Carlito"/>
+          <w:rFonts w:ascii="Calibri" w:hAnsi="Calibri" w:cs="Calibri"/>
           <w:b/>
           <w:bCs/>
           <w:sz w:val="36"/>
@@ -1982,7 +1982,7 @@
       </w:r>
       <w:r>
         <w:rPr>
-          <w:rFonts w:ascii="Carlito" w:hAnsi="Carlito" w:cs="Carlito"/>
+          <w:rFonts w:ascii="Calibri" w:hAnsi="Calibri" w:cs="Calibri"/>
           <w:b/>
           <w:bCs/>
           <w:sz w:val="36"/>
@@ -1992,7 +1992,7 @@
       </w:r>
       <w:r>
         <w:rPr>
-          <w:rFonts w:ascii="Carlito" w:hAnsi="Carlito" w:cs="Carlito"/>
+          <w:rFonts w:ascii="Calibri" w:hAnsi="Calibri" w:cs="Calibri"/>
           <w:b/>
           <w:bCs/>
           <w:sz w:val="36"/>
@@ -2002,7 +2002,7 @@
       </w:r>
       <w:r>
         <w:rPr>
-          <w:rFonts w:ascii="Carlito" w:hAnsi="Carlito" w:cs="Carlito"/>
+          <w:rFonts w:ascii="Calibri" w:hAnsi="Calibri" w:cs="Calibri"/>
           <w:b/>
           <w:bCs/>
           <w:sz w:val="36"/>
@@ -2012,7 +2012,7 @@
       </w:r>
       <w:r>
         <w:rPr>
-          <w:rFonts w:ascii="Carlito" w:hAnsi="Carlito" w:cs="Carlito"/>
+          <w:rFonts w:ascii="Calibri" w:hAnsi="Calibri" w:cs="Calibri"/>
           <w:b/>
           <w:bCs/>
           <w:sz w:val="36"/>
@@ -2025,16 +2025,16 @@
       <w:pPr>
         <w:jc w:val="both"/>
         <w:rPr>
-          <w:rFonts w:ascii="Carlito" w:hAnsi="Carlito" w:cs="Carlito"/>
-          <w:b/>
-          <w:bCs/>
-          <w:sz w:val="36"/>
-          <w:szCs w:val="36"/>
-        </w:rPr>
-      </w:pPr>
-      <w:r>
-        <w:rPr>
-          <w:rFonts w:ascii="Carlito" w:hAnsi="Carlito" w:cs="Carlito"/>
+          <w:rFonts w:ascii="Calibri" w:hAnsi="Calibri" w:cs="Calibri"/>
+          <w:b/>
+          <w:bCs/>
+          <w:sz w:val="36"/>
+          <w:szCs w:val="36"/>
+        </w:rPr>
+      </w:pPr>
+      <w:r>
+        <w:rPr>
+          <w:rFonts w:ascii="Calibri" w:hAnsi="Calibri" w:cs="Calibri"/>
           <w:b/>
           <w:bCs/>
           <w:sz w:val="36"/>
@@ -2047,16 +2047,16 @@
       <w:pPr>
         <w:jc w:val="both"/>
         <w:rPr>
-          <w:rFonts w:ascii="Carlito" w:hAnsi="Carlito" w:cs="Carlito"/>
-          <w:b/>
-          <w:bCs/>
-          <w:sz w:val="36"/>
-          <w:szCs w:val="36"/>
-        </w:rPr>
-      </w:pPr>
-      <w:r>
-        <w:rPr>
-          <w:rFonts w:ascii="Carlito" w:hAnsi="Carlito" w:cs="Carlito"/>
+          <w:rFonts w:ascii="Calibri" w:hAnsi="Calibri" w:cs="Calibri"/>
+          <w:b/>
+          <w:bCs/>
+          <w:sz w:val="36"/>
+          <w:szCs w:val="36"/>
+        </w:rPr>
+      </w:pPr>
+      <w:r>
+        <w:rPr>
+          <w:rFonts w:ascii="Calibri" w:hAnsi="Calibri" w:cs="Calibri"/>
           <w:b/>
           <w:bCs/>
           <w:sz w:val="36"/>
@@ -2066,7 +2066,7 @@
       </w:r>
       <w:r>
         <w:rPr>
-          <w:rFonts w:ascii="Carlito" w:hAnsi="Carlito" w:cs="Carlito"/>
+          <w:rFonts w:ascii="Calibri" w:hAnsi="Calibri" w:cs="Calibri"/>
           <w:b/>
           <w:bCs/>
           <w:sz w:val="36"/>
@@ -2076,7 +2076,7 @@
       </w:r>
       <w:r>
         <w:rPr>
-          <w:rFonts w:ascii="Carlito" w:hAnsi="Carlito" w:cs="Carlito"/>
+          <w:rFonts w:ascii="Calibri" w:hAnsi="Calibri" w:cs="Calibri"/>
           <w:b/>
           <w:bCs/>
           <w:sz w:val="36"/>
@@ -2090,16 +2090,16 @@
         <w:ind w:left="720" w:firstLine="720"/>
         <w:jc w:val="both"/>
         <w:rPr>
-          <w:rFonts w:ascii="Carlito" w:hAnsi="Carlito" w:cs="Carlito"/>
-          <w:b/>
-          <w:bCs/>
-          <w:sz w:val="36"/>
-          <w:szCs w:val="36"/>
-        </w:rPr>
-      </w:pPr>
-      <w:r>
-        <w:rPr>
-          <w:rFonts w:ascii="Carlito" w:hAnsi="Carlito" w:cs="Carlito"/>
+          <w:rFonts w:ascii="Calibri" w:hAnsi="Calibri" w:cs="Calibri"/>
+          <w:b/>
+          <w:bCs/>
+          <w:sz w:val="36"/>
+          <w:szCs w:val="36"/>
+        </w:rPr>
+      </w:pPr>
+      <w:r>
+        <w:rPr>
+          <w:rFonts w:ascii="Calibri" w:hAnsi="Calibri" w:cs="Calibri"/>
           <w:b/>
           <w:bCs/>
           <w:sz w:val="36"/>
@@ -2109,7 +2109,7 @@
       </w:r>
       <w:r>
         <w:rPr>
-          <w:rFonts w:ascii="Carlito" w:hAnsi="Carlito" w:cs="Carlito"/>
+          <w:rFonts w:ascii="Calibri" w:hAnsi="Calibri" w:cs="Calibri"/>
           <w:b/>
           <w:bCs/>
           <w:sz w:val="36"/>
@@ -2119,7 +2119,7 @@
       </w:r>
       <w:r>
         <w:rPr>
-          <w:rFonts w:ascii="Carlito" w:hAnsi="Carlito" w:cs="Carlito"/>
+          <w:rFonts w:ascii="Calibri" w:hAnsi="Calibri" w:cs="Calibri"/>
           <w:b/>
           <w:bCs/>
           <w:sz w:val="36"/>
@@ -2129,7 +2129,7 @@
       </w:r>
       <w:r>
         <w:rPr>
-          <w:rFonts w:ascii="Carlito" w:hAnsi="Carlito" w:cs="Carlito"/>
+          <w:rFonts w:ascii="Calibri" w:hAnsi="Calibri" w:cs="Calibri"/>
           <w:b/>
           <w:bCs/>
           <w:sz w:val="36"/>
@@ -2139,7 +2139,7 @@
       </w:r>
       <w:r>
         <w:rPr>
-          <w:rFonts w:ascii="Carlito" w:hAnsi="Carlito" w:cs="Carlito"/>
+          <w:rFonts w:ascii="Calibri" w:hAnsi="Calibri" w:cs="Calibri"/>
           <w:b/>
           <w:bCs/>
           <w:sz w:val="36"/>
@@ -2149,7 +2149,7 @@
       </w:r>
       <w:r>
         <w:rPr>
-          <w:rFonts w:ascii="Carlito" w:hAnsi="Carlito" w:cs="Carlito"/>
+          <w:rFonts w:ascii="Calibri" w:hAnsi="Calibri" w:cs="Calibri"/>
           <w:b/>
           <w:bCs/>
           <w:sz w:val="36"/>
@@ -2163,16 +2163,16 @@
         <w:ind w:left="720" w:firstLine="720"/>
         <w:jc w:val="both"/>
         <w:rPr>
-          <w:rFonts w:ascii="Carlito" w:hAnsi="Carlito" w:cs="Carlito"/>
-          <w:b/>
-          <w:bCs/>
-          <w:sz w:val="36"/>
-          <w:szCs w:val="36"/>
-        </w:rPr>
-      </w:pPr>
-      <w:r>
-        <w:rPr>
-          <w:rFonts w:ascii="Carlito" w:hAnsi="Carlito" w:cs="Carlito"/>
+          <w:rFonts w:ascii="Calibri" w:hAnsi="Calibri" w:cs="Calibri"/>
+          <w:b/>
+          <w:bCs/>
+          <w:sz w:val="36"/>
+          <w:szCs w:val="36"/>
+        </w:rPr>
+      </w:pPr>
+      <w:r>
+        <w:rPr>
+          <w:rFonts w:ascii="Calibri" w:hAnsi="Calibri" w:cs="Calibri"/>
           <w:b/>
           <w:bCs/>
           <w:sz w:val="36"/>
@@ -2182,7 +2182,7 @@
       </w:r>
       <w:r>
         <w:rPr>
-          <w:rFonts w:ascii="Carlito" w:hAnsi="Carlito" w:cs="Carlito"/>
+          <w:rFonts w:ascii="Calibri" w:hAnsi="Calibri" w:cs="Calibri"/>
           <w:b/>
           <w:bCs/>
           <w:sz w:val="36"/>
@@ -2192,7 +2192,7 @@
       </w:r>
       <w:r>
         <w:rPr>
-          <w:rFonts w:ascii="Carlito" w:hAnsi="Carlito" w:cs="Carlito"/>
+          <w:rFonts w:ascii="Calibri" w:hAnsi="Calibri" w:cs="Calibri"/>
           <w:b/>
           <w:bCs/>
           <w:sz w:val="36"/>
@@ -2205,14 +2205,14 @@
       <w:pPr>
         <w:jc w:val="both"/>
         <w:rPr>
-          <w:rFonts w:ascii="Carlito" w:hAnsi="Carlito" w:cs="Carlito"/>
-          <w:sz w:val="36"/>
-          <w:szCs w:val="36"/>
-        </w:rPr>
-      </w:pPr>
-      <w:r>
-        <w:rPr>
-          <w:rFonts w:ascii="Carlito" w:hAnsi="Carlito" w:cs="Carlito"/>
+          <w:rFonts w:ascii="Calibri" w:hAnsi="Calibri" w:cs="Calibri"/>
+          <w:sz w:val="36"/>
+          <w:szCs w:val="36"/>
+        </w:rPr>
+      </w:pPr>
+      <w:r>
+        <w:rPr>
+          <w:rFonts w:ascii="Calibri" w:hAnsi="Calibri" w:cs="Calibri"/>
           <w:sz w:val="36"/>
           <w:szCs w:val="36"/>
         </w:rPr>
@@ -2223,16 +2223,16 @@
       <w:pPr>
         <w:jc w:val="both"/>
         <w:rPr>
-          <w:rFonts w:ascii="Carlito" w:hAnsi="Carlito" w:cs="Carlito"/>
-          <w:b/>
-          <w:bCs/>
-          <w:sz w:val="36"/>
-          <w:szCs w:val="36"/>
-        </w:rPr>
-      </w:pPr>
-      <w:r>
-        <w:rPr>
-          <w:rFonts w:ascii="Carlito" w:hAnsi="Carlito" w:cs="Carlito"/>
+          <w:rFonts w:ascii="Calibri" w:hAnsi="Calibri" w:cs="Calibri"/>
+          <w:b/>
+          <w:bCs/>
+          <w:sz w:val="36"/>
+          <w:szCs w:val="36"/>
+        </w:rPr>
+      </w:pPr>
+      <w:r>
+        <w:rPr>
+          <w:rFonts w:ascii="Calibri" w:hAnsi="Calibri" w:cs="Calibri"/>
           <w:b/>
           <w:bCs/>
           <w:sz w:val="36"/>
@@ -2245,16 +2245,16 @@
       <w:pPr>
         <w:jc w:val="both"/>
         <w:rPr>
-          <w:rFonts w:ascii="Carlito" w:hAnsi="Carlito" w:cs="Carlito"/>
-          <w:b/>
-          <w:bCs/>
-          <w:sz w:val="36"/>
-          <w:szCs w:val="36"/>
-        </w:rPr>
-      </w:pPr>
-      <w:r>
-        <w:rPr>
-          <w:rFonts w:ascii="Carlito" w:hAnsi="Carlito" w:cs="Carlito"/>
+          <w:rFonts w:ascii="Calibri" w:hAnsi="Calibri" w:cs="Calibri"/>
+          <w:b/>
+          <w:bCs/>
+          <w:sz w:val="36"/>
+          <w:szCs w:val="36"/>
+        </w:rPr>
+      </w:pPr>
+      <w:r>
+        <w:rPr>
+          <w:rFonts w:ascii="Calibri" w:hAnsi="Calibri" w:cs="Calibri"/>
           <w:b/>
           <w:bCs/>
           <w:sz w:val="36"/>
@@ -2265,7 +2265,7 @@
       </w:r>
       <w:r>
         <w:rPr>
-          <w:rFonts w:ascii="Carlito" w:hAnsi="Carlito" w:cs="Carlito"/>
+          <w:rFonts w:ascii="Calibri" w:hAnsi="Calibri" w:cs="Calibri"/>
           <w:b/>
           <w:bCs/>
           <w:sz w:val="36"/>
@@ -2275,7 +2275,7 @@
       </w:r>
       <w:r>
         <w:rPr>
-          <w:rFonts w:ascii="Carlito" w:hAnsi="Carlito" w:cs="Carlito"/>
+          <w:rFonts w:ascii="Calibri" w:hAnsi="Calibri" w:cs="Calibri"/>
           <w:b/>
           <w:bCs/>
           <w:sz w:val="36"/>
@@ -2285,7 +2285,7 @@
       </w:r>
       <w:r>
         <w:rPr>
-          <w:rFonts w:ascii="Carlito" w:hAnsi="Carlito" w:cs="Carlito"/>
+          <w:rFonts w:ascii="Calibri" w:hAnsi="Calibri" w:cs="Calibri"/>
           <w:b/>
           <w:bCs/>
           <w:sz w:val="36"/>
@@ -2298,16 +2298,16 @@
       <w:pPr>
         <w:jc w:val="both"/>
         <w:rPr>
-          <w:rFonts w:ascii="Carlito" w:hAnsi="Carlito" w:cs="Carlito"/>
-          <w:b/>
-          <w:bCs/>
-          <w:sz w:val="36"/>
-          <w:szCs w:val="36"/>
-        </w:rPr>
-      </w:pPr>
-      <w:r>
-        <w:rPr>
-          <w:rFonts w:ascii="Carlito" w:hAnsi="Carlito" w:cs="Carlito"/>
+          <w:rFonts w:ascii="Calibri" w:hAnsi="Calibri" w:cs="Calibri"/>
+          <w:b/>
+          <w:bCs/>
+          <w:sz w:val="36"/>
+          <w:szCs w:val="36"/>
+        </w:rPr>
+      </w:pPr>
+      <w:r>
+        <w:rPr>
+          <w:rFonts w:ascii="Calibri" w:hAnsi="Calibri" w:cs="Calibri"/>
           <w:b/>
           <w:bCs/>
           <w:sz w:val="36"/>
@@ -2318,7 +2318,7 @@
       </w:r>
       <w:r>
         <w:rPr>
-          <w:rFonts w:ascii="Carlito" w:hAnsi="Carlito" w:cs="Carlito"/>
+          <w:rFonts w:ascii="Calibri" w:hAnsi="Calibri" w:cs="Calibri"/>
           <w:b/>
           <w:bCs/>
           <w:sz w:val="36"/>
@@ -2328,7 +2328,7 @@
       </w:r>
       <w:r>
         <w:rPr>
-          <w:rFonts w:ascii="Carlito" w:hAnsi="Carlito" w:cs="Carlito"/>
+          <w:rFonts w:ascii="Calibri" w:hAnsi="Calibri" w:cs="Calibri"/>
           <w:b/>
           <w:bCs/>
           <w:sz w:val="36"/>
@@ -2338,7 +2338,7 @@
       </w:r>
       <w:r>
         <w:rPr>
-          <w:rFonts w:ascii="Carlito" w:hAnsi="Carlito" w:cs="Carlito"/>
+          <w:rFonts w:ascii="Calibri" w:hAnsi="Calibri" w:cs="Calibri"/>
           <w:b/>
           <w:bCs/>
           <w:sz w:val="36"/>
@@ -2351,16 +2351,16 @@
       <w:pPr>
         <w:jc w:val="both"/>
         <w:rPr>
-          <w:rFonts w:ascii="Carlito" w:hAnsi="Carlito" w:cs="Carlito"/>
-          <w:b/>
-          <w:bCs/>
-          <w:sz w:val="36"/>
-          <w:szCs w:val="36"/>
-        </w:rPr>
-      </w:pPr>
-      <w:r>
-        <w:rPr>
-          <w:rFonts w:ascii="Carlito" w:hAnsi="Carlito" w:cs="Carlito"/>
+          <w:rFonts w:ascii="Calibri" w:hAnsi="Calibri" w:cs="Calibri"/>
+          <w:b/>
+          <w:bCs/>
+          <w:sz w:val="36"/>
+          <w:szCs w:val="36"/>
+        </w:rPr>
+      </w:pPr>
+      <w:r>
+        <w:rPr>
+          <w:rFonts w:ascii="Calibri" w:hAnsi="Calibri" w:cs="Calibri"/>
           <w:b/>
           <w:bCs/>
           <w:sz w:val="36"/>
@@ -2373,16 +2373,16 @@
       <w:pPr>
         <w:jc w:val="both"/>
         <w:rPr>
-          <w:rFonts w:ascii="Carlito" w:hAnsi="Carlito" w:cs="Carlito"/>
-          <w:b/>
-          <w:bCs/>
-          <w:sz w:val="36"/>
-          <w:szCs w:val="36"/>
-        </w:rPr>
-      </w:pPr>
-      <w:r>
-        <w:rPr>
-          <w:rFonts w:ascii="Carlito" w:hAnsi="Carlito" w:cs="Carlito"/>
+          <w:rFonts w:ascii="Calibri" w:hAnsi="Calibri" w:cs="Calibri"/>
+          <w:b/>
+          <w:bCs/>
+          <w:sz w:val="36"/>
+          <w:szCs w:val="36"/>
+        </w:rPr>
+      </w:pPr>
+      <w:r>
+        <w:rPr>
+          <w:rFonts w:ascii="Calibri" w:hAnsi="Calibri" w:cs="Calibri"/>
           <w:b/>
           <w:bCs/>
           <w:sz w:val="36"/>
@@ -2393,7 +2393,7 @@
       </w:r>
       <w:r>
         <w:rPr>
-          <w:rFonts w:ascii="Carlito" w:hAnsi="Carlito" w:cs="Carlito"/>
+          <w:rFonts w:ascii="Calibri" w:hAnsi="Calibri" w:cs="Calibri"/>
           <w:b/>
           <w:bCs/>
           <w:sz w:val="36"/>
@@ -2403,7 +2403,7 @@
       </w:r>
       <w:r>
         <w:rPr>
-          <w:rFonts w:ascii="Carlito" w:hAnsi="Carlito" w:cs="Carlito"/>
+          <w:rFonts w:ascii="Calibri" w:hAnsi="Calibri" w:cs="Calibri"/>
           <w:b/>
           <w:bCs/>
           <w:sz w:val="36"/>
@@ -2413,7 +2413,7 @@
       </w:r>
       <w:r>
         <w:rPr>
-          <w:rFonts w:ascii="Carlito" w:hAnsi="Carlito" w:cs="Carlito"/>
+          <w:rFonts w:ascii="Calibri" w:hAnsi="Calibri" w:cs="Calibri"/>
           <w:b/>
           <w:bCs/>
           <w:sz w:val="36"/>
@@ -2423,7 +2423,7 @@
       </w:r>
       <w:r>
         <w:rPr>
-          <w:rFonts w:ascii="Carlito" w:hAnsi="Carlito" w:cs="Carlito"/>
+          <w:rFonts w:ascii="Calibri" w:hAnsi="Calibri" w:cs="Calibri"/>
           <w:b/>
           <w:bCs/>
           <w:sz w:val="36"/>
@@ -2436,26 +2436,26 @@
       <w:pPr>
         <w:jc w:val="both"/>
         <w:rPr>
-          <w:rFonts w:ascii="Carlito" w:hAnsi="Carlito" w:cs="Carlito"/>
-          <w:b/>
-          <w:bCs/>
-          <w:sz w:val="36"/>
-          <w:szCs w:val="36"/>
-        </w:rPr>
-      </w:pPr>
-    </w:p>
-    <w:p>
-      <w:pPr>
-        <w:jc w:val="both"/>
-        <w:rPr>
-          <w:rFonts w:ascii="Carlito" w:hAnsi="Carlito" w:cs="Carlito"/>
-          <w:sz w:val="36"/>
-          <w:szCs w:val="36"/>
-        </w:rPr>
-      </w:pPr>
-      <w:r>
-        <w:rPr>
-          <w:rFonts w:ascii="Carlito" w:hAnsi="Carlito" w:cs="Carlito"/>
+          <w:rFonts w:ascii="Calibri" w:hAnsi="Calibri" w:cs="Calibri"/>
+          <w:b/>
+          <w:bCs/>
+          <w:sz w:val="36"/>
+          <w:szCs w:val="36"/>
+        </w:rPr>
+      </w:pPr>
+    </w:p>
+    <w:p>
+      <w:pPr>
+        <w:jc w:val="both"/>
+        <w:rPr>
+          <w:rFonts w:ascii="Calibri" w:hAnsi="Calibri" w:cs="Calibri"/>
+          <w:sz w:val="36"/>
+          <w:szCs w:val="36"/>
+        </w:rPr>
+      </w:pPr>
+      <w:r>
+        <w:rPr>
+          <w:rFonts w:ascii="Calibri" w:hAnsi="Calibri" w:cs="Calibri"/>
           <w:b/>
           <w:bCs/>
           <w:sz w:val="36"/>
@@ -2465,7 +2465,7 @@
       </w:r>
       <w:r>
         <w:rPr>
-          <w:rFonts w:ascii="Carlito" w:hAnsi="Carlito" w:cs="Carlito"/>
+          <w:rFonts w:ascii="Calibri" w:hAnsi="Calibri" w:cs="Calibri"/>
           <w:b/>
           <w:bCs/>
           <w:sz w:val="36"/>
@@ -2475,7 +2475,7 @@
       </w:r>
       <w:r>
         <w:rPr>
-          <w:rFonts w:ascii="Carlito" w:hAnsi="Carlito" w:cs="Carlito"/>
+          <w:rFonts w:ascii="Calibri" w:hAnsi="Calibri" w:cs="Calibri"/>
           <w:b/>
           <w:bCs/>
           <w:sz w:val="36"/>
@@ -2485,7 +2485,7 @@
       </w:r>
       <w:r>
         <w:rPr>
-          <w:rFonts w:ascii="Carlito" w:hAnsi="Carlito" w:cs="Carlito"/>
+          <w:rFonts w:ascii="Calibri" w:hAnsi="Calibri" w:cs="Calibri"/>
           <w:b/>
           <w:bCs/>
           <w:sz w:val="36"/>
@@ -2495,7 +2495,7 @@
       </w:r>
       <w:r>
         <w:rPr>
-          <w:rFonts w:ascii="Carlito" w:hAnsi="Carlito" w:cs="Carlito"/>
+          <w:rFonts w:ascii="Calibri" w:hAnsi="Calibri" w:cs="Calibri"/>
           <w:sz w:val="36"/>
           <w:szCs w:val="36"/>
         </w:rPr>
@@ -2507,16 +2507,16 @@
         <w:ind w:left="720"/>
         <w:jc w:val="both"/>
         <w:rPr>
-          <w:rFonts w:ascii="Carlito" w:hAnsi="Carlito" w:cs="Carlito"/>
-          <w:b/>
-          <w:bCs/>
-          <w:sz w:val="36"/>
-          <w:szCs w:val="36"/>
-        </w:rPr>
-      </w:pPr>
-      <w:r>
-        <w:rPr>
-          <w:rFonts w:ascii="Carlito" w:hAnsi="Carlito" w:cs="Carlito"/>
+          <w:rFonts w:ascii="Calibri" w:hAnsi="Calibri" w:cs="Calibri"/>
+          <w:b/>
+          <w:bCs/>
+          <w:sz w:val="36"/>
+          <w:szCs w:val="36"/>
+        </w:rPr>
+      </w:pPr>
+      <w:r>
+        <w:rPr>
+          <w:rFonts w:ascii="Calibri" w:hAnsi="Calibri" w:cs="Calibri"/>
           <w:b/>
           <w:bCs/>
           <w:sz w:val="36"/>
@@ -2527,7 +2527,7 @@
       </w:r>
       <w:r>
         <w:rPr>
-          <w:rFonts w:ascii="Carlito" w:hAnsi="Carlito" w:cs="Carlito"/>
+          <w:rFonts w:ascii="Calibri" w:hAnsi="Calibri" w:cs="Calibri"/>
           <w:b/>
           <w:bCs/>
           <w:sz w:val="36"/>
@@ -2537,7 +2537,7 @@
       </w:r>
       <w:r>
         <w:rPr>
-          <w:rFonts w:ascii="Carlito" w:hAnsi="Carlito" w:cs="Carlito"/>
+          <w:rFonts w:ascii="Calibri" w:hAnsi="Calibri" w:cs="Calibri"/>
           <w:b/>
           <w:bCs/>
           <w:sz w:val="36"/>
@@ -2550,14 +2550,14 @@
       <w:pPr>
         <w:jc w:val="both"/>
         <w:rPr>
-          <w:rFonts w:ascii="Carlito" w:hAnsi="Carlito" w:cs="Carlito"/>
-          <w:sz w:val="36"/>
-          <w:szCs w:val="36"/>
-        </w:rPr>
-      </w:pPr>
-      <w:r>
-        <w:rPr>
-          <w:rFonts w:ascii="Carlito" w:hAnsi="Carlito" w:cs="Carlito"/>
+          <w:rFonts w:ascii="Calibri" w:hAnsi="Calibri" w:cs="Calibri"/>
+          <w:sz w:val="36"/>
+          <w:szCs w:val="36"/>
+        </w:rPr>
+      </w:pPr>
+      <w:r>
+        <w:rPr>
+          <w:rFonts w:ascii="Calibri" w:hAnsi="Calibri" w:cs="Calibri"/>
           <w:sz w:val="36"/>
           <w:szCs w:val="36"/>
         </w:rPr>
@@ -2568,16 +2568,16 @@
       <w:pPr>
         <w:jc w:val="both"/>
         <w:rPr>
-          <w:rFonts w:ascii="Carlito" w:hAnsi="Carlito" w:cs="Carlito"/>
-          <w:b/>
-          <w:bCs/>
-          <w:sz w:val="36"/>
-          <w:szCs w:val="36"/>
-        </w:rPr>
-      </w:pPr>
-      <w:r>
-        <w:rPr>
-          <w:rFonts w:ascii="Carlito" w:hAnsi="Carlito" w:cs="Carlito"/>
+          <w:rFonts w:ascii="Calibri" w:hAnsi="Calibri" w:cs="Calibri"/>
+          <w:b/>
+          <w:bCs/>
+          <w:sz w:val="36"/>
+          <w:szCs w:val="36"/>
+        </w:rPr>
+      </w:pPr>
+      <w:r>
+        <w:rPr>
+          <w:rFonts w:ascii="Calibri" w:hAnsi="Calibri" w:cs="Calibri"/>
           <w:b/>
           <w:bCs/>
           <w:sz w:val="36"/>
@@ -2587,7 +2587,7 @@
       </w:r>
       <w:r>
         <w:rPr>
-          <w:rFonts w:ascii="Carlito" w:hAnsi="Carlito" w:cs="Carlito"/>
+          <w:rFonts w:ascii="Calibri" w:hAnsi="Calibri" w:cs="Calibri"/>
           <w:b/>
           <w:bCs/>
           <w:sz w:val="36"/>
@@ -2597,7 +2597,7 @@
       </w:r>
       <w:r>
         <w:rPr>
-          <w:rFonts w:ascii="Carlito" w:hAnsi="Carlito" w:cs="Carlito"/>
+          <w:rFonts w:ascii="Calibri" w:hAnsi="Calibri" w:cs="Calibri"/>
           <w:b/>
           <w:bCs/>
           <w:sz w:val="36"/>
@@ -2607,7 +2607,7 @@
       </w:r>
       <w:r>
         <w:rPr>
-          <w:rFonts w:ascii="Carlito" w:hAnsi="Carlito" w:cs="Carlito"/>
+          <w:rFonts w:ascii="Calibri" w:hAnsi="Calibri" w:cs="Calibri"/>
           <w:b/>
           <w:bCs/>
           <w:sz w:val="36"/>
@@ -2617,7 +2617,7 @@
       </w:r>
       <w:r>
         <w:rPr>
-          <w:rFonts w:ascii="Carlito" w:hAnsi="Carlito" w:cs="Carlito"/>
+          <w:rFonts w:ascii="Calibri" w:hAnsi="Calibri" w:cs="Calibri"/>
           <w:b/>
           <w:bCs/>
           <w:sz w:val="36"/>
@@ -2630,16 +2630,16 @@
       <w:pPr>
         <w:jc w:val="both"/>
         <w:rPr>
-          <w:rFonts w:ascii="Carlito" w:hAnsi="Carlito" w:cs="Carlito"/>
-          <w:b/>
-          <w:bCs/>
-          <w:sz w:val="36"/>
-          <w:szCs w:val="36"/>
-        </w:rPr>
-      </w:pPr>
-      <w:r>
-        <w:rPr>
-          <w:rFonts w:ascii="Carlito" w:hAnsi="Carlito" w:cs="Carlito"/>
+          <w:rFonts w:ascii="Calibri" w:hAnsi="Calibri" w:cs="Calibri"/>
+          <w:b/>
+          <w:bCs/>
+          <w:sz w:val="36"/>
+          <w:szCs w:val="36"/>
+        </w:rPr>
+      </w:pPr>
+      <w:r>
+        <w:rPr>
+          <w:rFonts w:ascii="Calibri" w:hAnsi="Calibri" w:cs="Calibri"/>
           <w:b/>
           <w:bCs/>
           <w:sz w:val="36"/>
@@ -2649,7 +2649,7 @@
       </w:r>
       <w:r>
         <w:rPr>
-          <w:rFonts w:ascii="Carlito" w:hAnsi="Carlito" w:cs="Carlito"/>
+          <w:rFonts w:ascii="Calibri" w:hAnsi="Calibri" w:cs="Calibri"/>
           <w:b/>
           <w:bCs/>
           <w:sz w:val="36"/>
@@ -2659,7 +2659,7 @@
       </w:r>
       <w:r>
         <w:rPr>
-          <w:rFonts w:ascii="Carlito" w:hAnsi="Carlito" w:cs="Carlito"/>
+          <w:rFonts w:ascii="Calibri" w:hAnsi="Calibri" w:cs="Calibri"/>
           <w:b/>
           <w:bCs/>
           <w:sz w:val="36"/>
@@ -2669,7 +2669,7 @@
       </w:r>
       <w:r>
         <w:rPr>
-          <w:rFonts w:ascii="Carlito" w:hAnsi="Carlito" w:cs="Carlito"/>
+          <w:rFonts w:ascii="Calibri" w:hAnsi="Calibri" w:cs="Calibri"/>
           <w:b/>
           <w:bCs/>
           <w:sz w:val="36"/>
@@ -2679,7 +2679,7 @@
       </w:r>
       <w:r>
         <w:rPr>
-          <w:rFonts w:ascii="Carlito" w:hAnsi="Carlito" w:cs="Carlito"/>
+          <w:rFonts w:ascii="Calibri" w:hAnsi="Calibri" w:cs="Calibri"/>
           <w:b/>
           <w:bCs/>
           <w:sz w:val="36"/>
@@ -2689,7 +2689,7 @@
       </w:r>
       <w:r>
         <w:rPr>
-          <w:rFonts w:ascii="Carlito" w:hAnsi="Carlito" w:cs="Carlito"/>
+          <w:rFonts w:ascii="Calibri" w:hAnsi="Calibri" w:cs="Calibri"/>
           <w:b/>
           <w:bCs/>
           <w:sz w:val="36"/>
@@ -2699,7 +2699,7 @@
       </w:r>
       <w:r>
         <w:rPr>
-          <w:rFonts w:ascii="Carlito" w:hAnsi="Carlito" w:cs="Carlito"/>
+          <w:rFonts w:ascii="Calibri" w:hAnsi="Calibri" w:cs="Calibri"/>
           <w:b/>
           <w:bCs/>
           <w:sz w:val="36"/>
@@ -2712,16 +2712,16 @@
       <w:pPr>
         <w:jc w:val="both"/>
         <w:rPr>
-          <w:rFonts w:ascii="Carlito" w:hAnsi="Carlito" w:cs="Carlito"/>
-          <w:b/>
-          <w:bCs/>
-          <w:sz w:val="36"/>
-          <w:szCs w:val="36"/>
-        </w:rPr>
-      </w:pPr>
-      <w:r>
-        <w:rPr>
-          <w:rFonts w:ascii="Carlito" w:hAnsi="Carlito" w:cs="Carlito"/>
+          <w:rFonts w:ascii="Calibri" w:hAnsi="Calibri" w:cs="Calibri"/>
+          <w:b/>
+          <w:bCs/>
+          <w:sz w:val="36"/>
+          <w:szCs w:val="36"/>
+        </w:rPr>
+      </w:pPr>
+      <w:r>
+        <w:rPr>
+          <w:rFonts w:ascii="Calibri" w:hAnsi="Calibri" w:cs="Calibri"/>
           <w:b/>
           <w:bCs/>
           <w:sz w:val="36"/>
@@ -2731,7 +2731,7 @@
       </w:r>
       <w:r>
         <w:rPr>
-          <w:rFonts w:ascii="Carlito" w:hAnsi="Carlito" w:cs="Carlito"/>
+          <w:rFonts w:ascii="Calibri" w:hAnsi="Calibri" w:cs="Calibri"/>
           <w:b/>
           <w:bCs/>
           <w:sz w:val="36"/>
@@ -2742,7 +2742,7 @@
       </w:r>
       <w:r>
         <w:rPr>
-          <w:rFonts w:ascii="Carlito" w:hAnsi="Carlito" w:cs="Carlito"/>
+          <w:rFonts w:ascii="Calibri" w:hAnsi="Calibri" w:cs="Calibri"/>
           <w:b/>
           <w:bCs/>
           <w:sz w:val="36"/>
@@ -2752,7 +2752,7 @@
       </w:r>
       <w:r>
         <w:rPr>
-          <w:rFonts w:ascii="Carlito" w:hAnsi="Carlito" w:cs="Carlito"/>
+          <w:rFonts w:ascii="Calibri" w:hAnsi="Calibri" w:cs="Calibri"/>
           <w:b/>
           <w:bCs/>
           <w:sz w:val="36"/>
@@ -2762,7 +2762,7 @@
       </w:r>
       <w:r>
         <w:rPr>
-          <w:rFonts w:ascii="Carlito" w:hAnsi="Carlito" w:cs="Carlito"/>
+          <w:rFonts w:ascii="Calibri" w:hAnsi="Calibri" w:cs="Calibri"/>
           <w:b/>
           <w:bCs/>
           <w:sz w:val="36"/>
@@ -2772,7 +2772,7 @@
       </w:r>
       <w:r>
         <w:rPr>
-          <w:rFonts w:ascii="Carlito" w:hAnsi="Carlito" w:cs="Carlito"/>
+          <w:rFonts w:ascii="Calibri" w:hAnsi="Calibri" w:cs="Calibri"/>
           <w:b/>
           <w:bCs/>
           <w:sz w:val="36"/>
@@ -2785,16 +2785,16 @@
       <w:pPr>
         <w:jc w:val="both"/>
         <w:rPr>
-          <w:rFonts w:ascii="Carlito" w:hAnsi="Carlito" w:cs="Carlito"/>
-          <w:b/>
-          <w:bCs/>
-          <w:sz w:val="36"/>
-          <w:szCs w:val="36"/>
-        </w:rPr>
-      </w:pPr>
-      <w:r>
-        <w:rPr>
-          <w:rFonts w:ascii="Carlito" w:hAnsi="Carlito" w:cs="Carlito"/>
+          <w:rFonts w:ascii="Calibri" w:hAnsi="Calibri" w:cs="Calibri"/>
+          <w:b/>
+          <w:bCs/>
+          <w:sz w:val="36"/>
+          <w:szCs w:val="36"/>
+        </w:rPr>
+      </w:pPr>
+      <w:r>
+        <w:rPr>
+          <w:rFonts w:ascii="Calibri" w:hAnsi="Calibri" w:cs="Calibri"/>
           <w:b/>
           <w:bCs/>
           <w:sz w:val="36"/>
@@ -2804,7 +2804,7 @@
       </w:r>
       <w:r>
         <w:rPr>
-          <w:rFonts w:ascii="Carlito" w:hAnsi="Carlito" w:cs="Carlito"/>
+          <w:rFonts w:ascii="Calibri" w:hAnsi="Calibri" w:cs="Calibri"/>
           <w:b/>
           <w:bCs/>
           <w:sz w:val="36"/>
@@ -2814,7 +2814,7 @@
       </w:r>
       <w:r>
         <w:rPr>
-          <w:rFonts w:ascii="Carlito" w:hAnsi="Carlito" w:cs="Carlito"/>
+          <w:rFonts w:ascii="Calibri" w:hAnsi="Calibri" w:cs="Calibri"/>
           <w:b/>
           <w:bCs/>
           <w:sz w:val="36"/>
@@ -2824,7 +2824,7 @@
       </w:r>
       <w:r>
         <w:rPr>
-          <w:rFonts w:ascii="Carlito" w:hAnsi="Carlito" w:cs="Carlito"/>
+          <w:rFonts w:ascii="Calibri" w:hAnsi="Calibri" w:cs="Calibri"/>
           <w:b/>
           <w:bCs/>
           <w:sz w:val="36"/>
@@ -2834,7 +2834,7 @@
       </w:r>
       <w:r>
         <w:rPr>
-          <w:rFonts w:ascii="Carlito" w:hAnsi="Carlito" w:cs="Carlito"/>
+          <w:rFonts w:ascii="Calibri" w:hAnsi="Calibri" w:cs="Calibri"/>
           <w:sz w:val="36"/>
           <w:szCs w:val="36"/>
         </w:rPr>
@@ -2845,16 +2845,16 @@
       <w:pPr>
         <w:jc w:val="both"/>
         <w:rPr>
-          <w:rFonts w:ascii="Carlito" w:hAnsi="Carlito" w:cs="Carlito"/>
-          <w:b/>
-          <w:bCs/>
-          <w:sz w:val="36"/>
-          <w:szCs w:val="36"/>
-        </w:rPr>
-      </w:pPr>
-      <w:r>
-        <w:rPr>
-          <w:rFonts w:ascii="Carlito" w:hAnsi="Carlito" w:cs="Carlito"/>
+          <w:rFonts w:ascii="Calibri" w:hAnsi="Calibri" w:cs="Calibri"/>
+          <w:b/>
+          <w:bCs/>
+          <w:sz w:val="36"/>
+          <w:szCs w:val="36"/>
+        </w:rPr>
+      </w:pPr>
+      <w:r>
+        <w:rPr>
+          <w:rFonts w:ascii="Calibri" w:hAnsi="Calibri" w:cs="Calibri"/>
           <w:b/>
           <w:bCs/>
           <w:sz w:val="36"/>
@@ -2865,7 +2865,7 @@
       </w:r>
       <w:r>
         <w:rPr>
-          <w:rFonts w:ascii="Carlito" w:hAnsi="Carlito" w:cs="Carlito"/>
+          <w:rFonts w:ascii="Calibri" w:hAnsi="Calibri" w:cs="Calibri"/>
           <w:b/>
           <w:bCs/>
           <w:sz w:val="36"/>
@@ -2875,7 +2875,7 @@
       </w:r>
       <w:r>
         <w:rPr>
-          <w:rFonts w:ascii="Carlito" w:hAnsi="Carlito" w:cs="Carlito"/>
+          <w:rFonts w:ascii="Calibri" w:hAnsi="Calibri" w:cs="Calibri"/>
           <w:b/>
           <w:bCs/>
           <w:sz w:val="36"/>
@@ -2888,16 +2888,16 @@
       <w:pPr>
         <w:jc w:val="both"/>
         <w:rPr>
-          <w:rFonts w:ascii="Carlito" w:hAnsi="Carlito" w:cs="Carlito"/>
-          <w:b/>
-          <w:bCs/>
-          <w:sz w:val="36"/>
-          <w:szCs w:val="36"/>
-        </w:rPr>
-      </w:pPr>
-      <w:r>
-        <w:rPr>
-          <w:rFonts w:ascii="Carlito" w:hAnsi="Carlito" w:cs="Carlito"/>
+          <w:rFonts w:ascii="Calibri" w:hAnsi="Calibri" w:cs="Calibri"/>
+          <w:b/>
+          <w:bCs/>
+          <w:sz w:val="36"/>
+          <w:szCs w:val="36"/>
+        </w:rPr>
+      </w:pPr>
+      <w:r>
+        <w:rPr>
+          <w:rFonts w:ascii="Calibri" w:hAnsi="Calibri" w:cs="Calibri"/>
           <w:b/>
           <w:bCs/>
           <w:sz w:val="36"/>
@@ -2908,7 +2908,7 @@
       </w:r>
       <w:r>
         <w:rPr>
-          <w:rFonts w:ascii="Carlito" w:hAnsi="Carlito" w:cs="Carlito"/>
+          <w:rFonts w:ascii="Calibri" w:hAnsi="Calibri" w:cs="Calibri"/>
           <w:b/>
           <w:bCs/>
           <w:sz w:val="36"/>
@@ -2918,7 +2918,7 @@
       </w:r>
       <w:r>
         <w:rPr>
-          <w:rFonts w:ascii="Carlito" w:hAnsi="Carlito" w:cs="Carlito"/>
+          <w:rFonts w:ascii="Calibri" w:hAnsi="Calibri" w:cs="Calibri"/>
           <w:b/>
           <w:bCs/>
           <w:sz w:val="36"/>
@@ -2931,14 +2931,14 @@
       <w:pPr>
         <w:jc w:val="both"/>
         <w:rPr>
-          <w:rFonts w:ascii="Carlito" w:hAnsi="Carlito" w:cs="Carlito"/>
-          <w:sz w:val="36"/>
-          <w:szCs w:val="36"/>
-        </w:rPr>
-      </w:pPr>
-      <w:r>
-        <w:rPr>
-          <w:rFonts w:ascii="Carlito" w:hAnsi="Carlito" w:cs="Carlito"/>
+          <w:rFonts w:ascii="Calibri" w:hAnsi="Calibri" w:cs="Calibri"/>
+          <w:sz w:val="36"/>
+          <w:szCs w:val="36"/>
+        </w:rPr>
+      </w:pPr>
+      <w:r>
+        <w:rPr>
+          <w:rFonts w:ascii="Calibri" w:hAnsi="Calibri" w:cs="Calibri"/>
           <w:sz w:val="36"/>
           <w:szCs w:val="36"/>
         </w:rPr>
@@ -2946,7 +2946,7 @@
       </w:r>
       <w:r>
         <w:rPr>
-          <w:rFonts w:ascii="Carlito" w:hAnsi="Carlito" w:cs="Carlito"/>
+          <w:rFonts w:ascii="Calibri" w:hAnsi="Calibri" w:cs="Calibri"/>
           <w:sz w:val="36"/>
           <w:szCs w:val="36"/>
         </w:rPr>
@@ -2957,16 +2957,16 @@
       <w:pPr>
         <w:jc w:val="both"/>
         <w:rPr>
-          <w:rFonts w:ascii="Carlito" w:hAnsi="Carlito" w:cs="Carlito"/>
-          <w:b/>
-          <w:bCs/>
-          <w:sz w:val="36"/>
-          <w:szCs w:val="36"/>
-        </w:rPr>
-      </w:pPr>
-      <w:r>
-        <w:rPr>
-          <w:rFonts w:ascii="Carlito" w:hAnsi="Carlito" w:cs="Carlito"/>
+          <w:rFonts w:ascii="Calibri" w:hAnsi="Calibri" w:cs="Calibri"/>
+          <w:b/>
+          <w:bCs/>
+          <w:sz w:val="36"/>
+          <w:szCs w:val="36"/>
+        </w:rPr>
+      </w:pPr>
+      <w:r>
+        <w:rPr>
+          <w:rFonts w:ascii="Calibri" w:hAnsi="Calibri" w:cs="Calibri"/>
           <w:b/>
           <w:bCs/>
           <w:sz w:val="36"/>
@@ -2979,16 +2979,16 @@
       <w:pPr>
         <w:jc w:val="both"/>
         <w:rPr>
-          <w:rFonts w:ascii="Carlito" w:hAnsi="Carlito" w:cs="Carlito"/>
-          <w:b/>
-          <w:bCs/>
-          <w:sz w:val="36"/>
-          <w:szCs w:val="36"/>
-        </w:rPr>
-      </w:pPr>
-      <w:r>
-        <w:rPr>
-          <w:rFonts w:ascii="Carlito" w:hAnsi="Carlito" w:cs="Carlito"/>
+          <w:rFonts w:ascii="Calibri" w:hAnsi="Calibri" w:cs="Calibri"/>
+          <w:b/>
+          <w:bCs/>
+          <w:sz w:val="36"/>
+          <w:szCs w:val="36"/>
+        </w:rPr>
+      </w:pPr>
+      <w:r>
+        <w:rPr>
+          <w:rFonts w:ascii="Calibri" w:hAnsi="Calibri" w:cs="Calibri"/>
           <w:b/>
           <w:bCs/>
           <w:sz w:val="36"/>
@@ -3002,16 +3002,16 @@
       <w:pPr>
         <w:jc w:val="both"/>
         <w:rPr>
-          <w:rFonts w:ascii="Carlito" w:hAnsi="Carlito" w:cs="Carlito"/>
-          <w:b/>
-          <w:bCs/>
-          <w:sz w:val="36"/>
-          <w:szCs w:val="36"/>
-        </w:rPr>
-      </w:pPr>
-      <w:r>
-        <w:rPr>
-          <w:rFonts w:ascii="Carlito" w:hAnsi="Carlito" w:cs="Carlito"/>
+          <w:rFonts w:ascii="Calibri" w:hAnsi="Calibri" w:cs="Calibri"/>
+          <w:b/>
+          <w:bCs/>
+          <w:sz w:val="36"/>
+          <w:szCs w:val="36"/>
+        </w:rPr>
+      </w:pPr>
+      <w:r>
+        <w:rPr>
+          <w:rFonts w:ascii="Calibri" w:hAnsi="Calibri" w:cs="Calibri"/>
           <w:b/>
           <w:bCs/>
           <w:sz w:val="36"/>
@@ -3021,7 +3021,7 @@
       </w:r>
       <w:r>
         <w:rPr>
-          <w:rFonts w:ascii="Carlito" w:hAnsi="Carlito" w:cs="Carlito"/>
+          <w:rFonts w:ascii="Calibri" w:hAnsi="Calibri" w:cs="Calibri"/>
           <w:b/>
           <w:bCs/>
           <w:sz w:val="36"/>
@@ -3034,16 +3034,16 @@
       <w:pPr>
         <w:jc w:val="both"/>
         <w:rPr>
-          <w:rFonts w:ascii="Carlito" w:hAnsi="Carlito" w:cs="Carlito"/>
-          <w:b/>
-          <w:bCs/>
-          <w:sz w:val="36"/>
-          <w:szCs w:val="36"/>
-        </w:rPr>
-      </w:pPr>
-      <w:r>
-        <w:rPr>
-          <w:rFonts w:ascii="Carlito" w:hAnsi="Carlito" w:cs="Carlito"/>
+          <w:rFonts w:ascii="Calibri" w:hAnsi="Calibri" w:cs="Calibri"/>
+          <w:b/>
+          <w:bCs/>
+          <w:sz w:val="36"/>
+          <w:szCs w:val="36"/>
+        </w:rPr>
+      </w:pPr>
+      <w:r>
+        <w:rPr>
+          <w:rFonts w:ascii="Calibri" w:hAnsi="Calibri" w:cs="Calibri"/>
           <w:b/>
           <w:bCs/>
           <w:sz w:val="36"/>
@@ -3057,16 +3057,16 @@
       <w:pPr>
         <w:jc w:val="both"/>
         <w:rPr>
-          <w:rFonts w:ascii="Carlito" w:hAnsi="Carlito" w:cs="Carlito"/>
-          <w:b/>
-          <w:bCs/>
-          <w:sz w:val="36"/>
-          <w:szCs w:val="36"/>
-        </w:rPr>
-      </w:pPr>
-      <w:r>
-        <w:rPr>
-          <w:rFonts w:ascii="Carlito" w:hAnsi="Carlito" w:cs="Carlito"/>
+          <w:rFonts w:ascii="Calibri" w:hAnsi="Calibri" w:cs="Calibri"/>
+          <w:b/>
+          <w:bCs/>
+          <w:sz w:val="36"/>
+          <w:szCs w:val="36"/>
+        </w:rPr>
+      </w:pPr>
+      <w:r>
+        <w:rPr>
+          <w:rFonts w:ascii="Calibri" w:hAnsi="Calibri" w:cs="Calibri"/>
           <w:b/>
           <w:bCs/>
           <w:sz w:val="36"/>
@@ -3079,16 +3079,16 @@
       <w:pPr>
         <w:jc w:val="both"/>
         <w:rPr>
-          <w:rFonts w:ascii="Carlito" w:hAnsi="Carlito" w:cs="Carlito"/>
-          <w:b/>
-          <w:bCs/>
-          <w:sz w:val="36"/>
-          <w:szCs w:val="36"/>
-        </w:rPr>
-      </w:pPr>
-      <w:r>
-        <w:rPr>
-          <w:rFonts w:ascii="Carlito" w:hAnsi="Carlito" w:cs="Carlito"/>
+          <w:rFonts w:ascii="Calibri" w:hAnsi="Calibri" w:cs="Calibri"/>
+          <w:b/>
+          <w:bCs/>
+          <w:sz w:val="36"/>
+          <w:szCs w:val="36"/>
+        </w:rPr>
+      </w:pPr>
+      <w:r>
+        <w:rPr>
+          <w:rFonts w:ascii="Calibri" w:hAnsi="Calibri" w:cs="Calibri"/>
           <w:b/>
           <w:bCs/>
           <w:sz w:val="36"/>
@@ -3102,14 +3102,14 @@
       <w:pPr>
         <w:jc w:val="both"/>
         <w:rPr>
-          <w:rFonts w:ascii="Carlito" w:hAnsi="Carlito" w:cs="Carlito"/>
-          <w:sz w:val="36"/>
-          <w:szCs w:val="36"/>
-        </w:rPr>
-      </w:pPr>
-      <w:r>
-        <w:rPr>
-          <w:rFonts w:ascii="Carlito" w:hAnsi="Carlito" w:cs="Carlito"/>
+          <w:rFonts w:ascii="Calibri" w:hAnsi="Calibri" w:cs="Calibri"/>
+          <w:sz w:val="36"/>
+          <w:szCs w:val="36"/>
+        </w:rPr>
+      </w:pPr>
+      <w:r>
+        <w:rPr>
+          <w:rFonts w:ascii="Calibri" w:hAnsi="Calibri" w:cs="Calibri"/>
           <w:sz w:val="36"/>
           <w:szCs w:val="36"/>
         </w:rPr>
@@ -3117,7 +3117,7 @@
       </w:r>
       <w:r>
         <w:rPr>
-          <w:rFonts w:ascii="Carlito" w:hAnsi="Carlito" w:cs="Carlito"/>
+          <w:rFonts w:ascii="Calibri" w:hAnsi="Calibri" w:cs="Calibri"/>
           <w:sz w:val="36"/>
           <w:szCs w:val="36"/>
         </w:rPr>
@@ -3125,7 +3125,7 @@
       </w:r>
       <w:r>
         <w:rPr>
-          <w:rFonts w:ascii="Carlito" w:hAnsi="Carlito" w:cs="Carlito"/>
+          <w:rFonts w:ascii="Calibri" w:hAnsi="Calibri" w:cs="Calibri"/>
           <w:b/>
           <w:bCs/>
           <w:sz w:val="36"/>
@@ -3135,7 +3135,7 @@
       </w:r>
       <w:r>
         <w:rPr>
-          <w:rFonts w:ascii="Carlito" w:hAnsi="Carlito" w:cs="Carlito"/>
+          <w:rFonts w:ascii="Calibri" w:hAnsi="Calibri" w:cs="Calibri"/>
           <w:sz w:val="36"/>
           <w:szCs w:val="36"/>
         </w:rPr>
@@ -3143,7 +3143,7 @@
       </w:r>
       <w:r>
         <w:rPr>
-          <w:rFonts w:ascii="Carlito" w:hAnsi="Carlito" w:cs="Carlito"/>
+          <w:rFonts w:ascii="Calibri" w:hAnsi="Calibri" w:cs="Calibri"/>
           <w:b/>
           <w:bCs/>
           <w:sz w:val="36"/>
@@ -3153,7 +3153,7 @@
       </w:r>
       <w:r>
         <w:rPr>
-          <w:rFonts w:ascii="Carlito" w:hAnsi="Carlito" w:cs="Carlito"/>
+          <w:rFonts w:ascii="Calibri" w:hAnsi="Calibri" w:cs="Calibri"/>
           <w:sz w:val="36"/>
           <w:szCs w:val="36"/>
         </w:rPr>
@@ -3161,7 +3161,7 @@
       </w:r>
       <w:r>
         <w:rPr>
-          <w:rFonts w:ascii="Carlito" w:hAnsi="Carlito" w:cs="Carlito"/>
+          <w:rFonts w:ascii="Calibri" w:hAnsi="Calibri" w:cs="Calibri"/>
           <w:b/>
           <w:bCs/>
           <w:sz w:val="36"/>
@@ -3171,7 +3171,7 @@
       </w:r>
       <w:r>
         <w:rPr>
-          <w:rFonts w:ascii="Carlito" w:hAnsi="Carlito" w:cs="Carlito"/>
+          <w:rFonts w:ascii="Calibri" w:hAnsi="Calibri" w:cs="Calibri"/>
           <w:sz w:val="36"/>
           <w:szCs w:val="36"/>
         </w:rPr>
@@ -3182,14 +3182,14 @@
       <w:pPr>
         <w:jc w:val="both"/>
         <w:rPr>
-          <w:rFonts w:ascii="Carlito" w:hAnsi="Carlito" w:cs="Carlito"/>
-          <w:sz w:val="36"/>
-          <w:szCs w:val="36"/>
-        </w:rPr>
-      </w:pPr>
-      <w:r>
-        <w:rPr>
-          <w:rFonts w:ascii="Carlito" w:hAnsi="Carlito" w:cs="Carlito"/>
+          <w:rFonts w:ascii="Calibri" w:hAnsi="Calibri" w:cs="Calibri"/>
+          <w:sz w:val="36"/>
+          <w:szCs w:val="36"/>
+        </w:rPr>
+      </w:pPr>
+      <w:r>
+        <w:rPr>
+          <w:rFonts w:ascii="Calibri" w:hAnsi="Calibri" w:cs="Calibri"/>
           <w:sz w:val="36"/>
           <w:szCs w:val="36"/>
         </w:rPr>
@@ -3197,7 +3197,7 @@
       </w:r>
       <w:r>
         <w:rPr>
-          <w:rFonts w:ascii="Carlito" w:hAnsi="Carlito" w:cs="Carlito"/>
+          <w:rFonts w:ascii="Calibri" w:hAnsi="Calibri" w:cs="Calibri"/>
           <w:sz w:val="36"/>
           <w:szCs w:val="36"/>
         </w:rPr>
@@ -3208,26 +3208,26 @@
       <w:pPr>
         <w:jc w:val="both"/>
         <w:rPr>
-          <w:rFonts w:ascii="Carlito" w:hAnsi="Carlito" w:cs="Carlito"/>
-          <w:sz w:val="36"/>
-          <w:szCs w:val="36"/>
-        </w:rPr>
-      </w:pPr>
-    </w:p>
-    <w:p>
-      <w:pPr>
-        <w:jc w:val="both"/>
-        <w:rPr>
-          <w:rFonts w:ascii="Carlito" w:hAnsi="Carlito" w:cs="Carlito"/>
-          <w:b/>
-          <w:bCs/>
-          <w:sz w:val="36"/>
-          <w:szCs w:val="36"/>
-        </w:rPr>
-      </w:pPr>
-      <w:r>
-        <w:rPr>
-          <w:rFonts w:ascii="Carlito" w:hAnsi="Carlito" w:cs="Carlito"/>
+          <w:rFonts w:ascii="Calibri" w:hAnsi="Calibri" w:cs="Calibri"/>
+          <w:sz w:val="36"/>
+          <w:szCs w:val="36"/>
+        </w:rPr>
+      </w:pPr>
+    </w:p>
+    <w:p>
+      <w:pPr>
+        <w:jc w:val="both"/>
+        <w:rPr>
+          <w:rFonts w:ascii="Calibri" w:hAnsi="Calibri" w:cs="Calibri"/>
+          <w:b/>
+          <w:bCs/>
+          <w:sz w:val="36"/>
+          <w:szCs w:val="36"/>
+        </w:rPr>
+      </w:pPr>
+      <w:r>
+        <w:rPr>
+          <w:rFonts w:ascii="Calibri" w:hAnsi="Calibri" w:cs="Calibri"/>
           <w:b/>
           <w:bCs/>
           <w:sz w:val="36"/>
@@ -3241,14 +3241,14 @@
       <w:pPr>
         <w:jc w:val="both"/>
         <w:rPr>
-          <w:rFonts w:ascii="Carlito" w:hAnsi="Carlito" w:cs="Carlito"/>
-          <w:sz w:val="36"/>
-          <w:szCs w:val="36"/>
-        </w:rPr>
-      </w:pPr>
-      <w:r>
-        <w:rPr>
-          <w:rFonts w:ascii="Carlito" w:hAnsi="Carlito" w:cs="Carlito"/>
+          <w:rFonts w:ascii="Calibri" w:hAnsi="Calibri" w:cs="Calibri"/>
+          <w:sz w:val="36"/>
+          <w:szCs w:val="36"/>
+        </w:rPr>
+      </w:pPr>
+      <w:r>
+        <w:rPr>
+          <w:rFonts w:ascii="Calibri" w:hAnsi="Calibri" w:cs="Calibri"/>
           <w:sz w:val="36"/>
           <w:szCs w:val="36"/>
         </w:rPr>
@@ -3259,14 +3259,14 @@
       <w:pPr>
         <w:jc w:val="both"/>
         <w:rPr>
-          <w:rFonts w:ascii="Carlito" w:hAnsi="Carlito" w:cs="Carlito"/>
-          <w:sz w:val="36"/>
-          <w:szCs w:val="36"/>
-        </w:rPr>
-      </w:pPr>
-      <w:r>
-        <w:rPr>
-          <w:rFonts w:ascii="Carlito" w:hAnsi="Carlito" w:cs="Carlito"/>
+          <w:rFonts w:ascii="Calibri" w:hAnsi="Calibri" w:cs="Calibri"/>
+          <w:sz w:val="36"/>
+          <w:szCs w:val="36"/>
+        </w:rPr>
+      </w:pPr>
+      <w:r>
+        <w:rPr>
+          <w:rFonts w:ascii="Calibri" w:hAnsi="Calibri" w:cs="Calibri"/>
           <w:sz w:val="36"/>
           <w:szCs w:val="36"/>
         </w:rPr>
@@ -3274,7 +3274,7 @@
       </w:r>
       <w:r>
         <w:rPr>
-          <w:rFonts w:ascii="Carlito" w:hAnsi="Carlito" w:cs="Carlito"/>
+          <w:rFonts w:ascii="Calibri" w:hAnsi="Calibri" w:cs="Calibri"/>
           <w:sz w:val="36"/>
           <w:szCs w:val="36"/>
         </w:rPr>
@@ -3282,7 +3282,7 @@
       </w:r>
       <w:r>
         <w:rPr>
-          <w:rFonts w:ascii="Carlito" w:hAnsi="Carlito" w:cs="Carlito"/>
+          <w:rFonts w:ascii="Calibri" w:hAnsi="Calibri" w:cs="Calibri"/>
           <w:sz w:val="36"/>
           <w:szCs w:val="36"/>
         </w:rPr>
@@ -3293,14 +3293,14 @@
       <w:pPr>
         <w:jc w:val="both"/>
         <w:rPr>
-          <w:rFonts w:ascii="Carlito" w:hAnsi="Carlito" w:cs="Carlito"/>
-          <w:sz w:val="36"/>
-          <w:szCs w:val="36"/>
-        </w:rPr>
-      </w:pPr>
-      <w:r>
-        <w:rPr>
-          <w:rFonts w:ascii="Carlito" w:hAnsi="Carlito" w:cs="Carlito"/>
+          <w:rFonts w:ascii="Calibri" w:hAnsi="Calibri" w:cs="Calibri"/>
+          <w:sz w:val="36"/>
+          <w:szCs w:val="36"/>
+        </w:rPr>
+      </w:pPr>
+      <w:r>
+        <w:rPr>
+          <w:rFonts w:ascii="Calibri" w:hAnsi="Calibri" w:cs="Calibri"/>
           <w:sz w:val="36"/>
           <w:szCs w:val="36"/>
         </w:rPr>
@@ -3308,7 +3308,7 @@
       </w:r>
       <w:r>
         <w:rPr>
-          <w:rFonts w:ascii="Carlito" w:hAnsi="Carlito" w:cs="Carlito"/>
+          <w:rFonts w:ascii="Calibri" w:hAnsi="Calibri" w:cs="Calibri"/>
           <w:sz w:val="36"/>
           <w:szCs w:val="36"/>
         </w:rPr>
@@ -3319,14 +3319,14 @@
       <w:pPr>
         <w:jc w:val="both"/>
         <w:rPr>
-          <w:rFonts w:ascii="Carlito" w:hAnsi="Carlito" w:cs="Carlito"/>
-          <w:sz w:val="36"/>
-          <w:szCs w:val="36"/>
-        </w:rPr>
-      </w:pPr>
-      <w:r>
-        <w:rPr>
-          <w:rFonts w:ascii="Carlito" w:hAnsi="Carlito" w:cs="Carlito"/>
+          <w:rFonts w:ascii="Calibri" w:hAnsi="Calibri" w:cs="Calibri"/>
+          <w:sz w:val="36"/>
+          <w:szCs w:val="36"/>
+        </w:rPr>
+      </w:pPr>
+      <w:r>
+        <w:rPr>
+          <w:rFonts w:ascii="Calibri" w:hAnsi="Calibri" w:cs="Calibri"/>
           <w:sz w:val="36"/>
           <w:szCs w:val="36"/>
         </w:rPr>
@@ -3334,7 +3334,7 @@
       </w:r>
       <w:r>
         <w:rPr>
-          <w:rFonts w:ascii="Carlito" w:hAnsi="Carlito" w:cs="Carlito"/>
+          <w:rFonts w:ascii="Calibri" w:hAnsi="Calibri" w:cs="Calibri"/>
           <w:sz w:val="36"/>
           <w:szCs w:val="36"/>
         </w:rPr>
@@ -3345,14 +3345,14 @@
       <w:pPr>
         <w:jc w:val="both"/>
         <w:rPr>
-          <w:rFonts w:ascii="Carlito" w:hAnsi="Carlito" w:cs="Carlito"/>
-          <w:sz w:val="36"/>
-          <w:szCs w:val="36"/>
-        </w:rPr>
-      </w:pPr>
-      <w:r>
-        <w:rPr>
-          <w:rFonts w:ascii="Carlito" w:hAnsi="Carlito" w:cs="Carlito"/>
+          <w:rFonts w:ascii="Calibri" w:hAnsi="Calibri" w:cs="Calibri"/>
+          <w:sz w:val="36"/>
+          <w:szCs w:val="36"/>
+        </w:rPr>
+      </w:pPr>
+      <w:r>
+        <w:rPr>
+          <w:rFonts w:ascii="Calibri" w:hAnsi="Calibri" w:cs="Calibri"/>
           <w:sz w:val="36"/>
           <w:szCs w:val="36"/>
         </w:rPr>
@@ -3360,7 +3360,7 @@
       </w:r>
       <w:r>
         <w:rPr>
-          <w:rFonts w:ascii="Carlito" w:hAnsi="Carlito" w:cs="Carlito"/>
+          <w:rFonts w:ascii="Calibri" w:hAnsi="Calibri" w:cs="Calibri"/>
           <w:sz w:val="36"/>
           <w:szCs w:val="36"/>
         </w:rPr>
@@ -3371,14 +3371,14 @@
       <w:pPr>
         <w:jc w:val="both"/>
         <w:rPr>
-          <w:rFonts w:ascii="Carlito" w:hAnsi="Carlito" w:cs="Carlito"/>
-          <w:sz w:val="36"/>
-          <w:szCs w:val="36"/>
-        </w:rPr>
-      </w:pPr>
-      <w:r>
-        <w:rPr>
-          <w:rFonts w:ascii="Carlito" w:hAnsi="Carlito" w:cs="Carlito"/>
+          <w:rFonts w:ascii="Calibri" w:hAnsi="Calibri" w:cs="Calibri"/>
+          <w:sz w:val="36"/>
+          <w:szCs w:val="36"/>
+        </w:rPr>
+      </w:pPr>
+      <w:r>
+        <w:rPr>
+          <w:rFonts w:ascii="Calibri" w:hAnsi="Calibri" w:cs="Calibri"/>
           <w:sz w:val="36"/>
           <w:szCs w:val="36"/>
         </w:rPr>
@@ -3386,7 +3386,7 @@
       </w:r>
       <w:r>
         <w:rPr>
-          <w:rFonts w:ascii="Carlito" w:hAnsi="Carlito" w:cs="Carlito"/>
+          <w:rFonts w:ascii="Calibri" w:hAnsi="Calibri" w:cs="Calibri"/>
           <w:sz w:val="36"/>
           <w:szCs w:val="36"/>
         </w:rPr>
@@ -3394,7 +3394,7 @@
       </w:r>
       <w:r>
         <w:rPr>
-          <w:rFonts w:ascii="Carlito" w:hAnsi="Carlito" w:cs="Carlito"/>
+          <w:rFonts w:ascii="Calibri" w:hAnsi="Calibri" w:cs="Calibri"/>
           <w:sz w:val="36"/>
           <w:szCs w:val="36"/>
         </w:rPr>
@@ -3402,7 +3402,7 @@
       </w:r>
       <w:r>
         <w:rPr>
-          <w:rFonts w:ascii="Carlito" w:hAnsi="Carlito" w:cs="Carlito"/>
+          <w:rFonts w:ascii="Calibri" w:hAnsi="Calibri" w:cs="Calibri"/>
           <w:sz w:val="36"/>
           <w:szCs w:val="36"/>
         </w:rPr>
@@ -3413,14 +3413,14 @@
       <w:pPr>
         <w:jc w:val="both"/>
         <w:rPr>
-          <w:rFonts w:ascii="Carlito" w:hAnsi="Carlito" w:cs="Carlito"/>
-          <w:sz w:val="36"/>
-          <w:szCs w:val="36"/>
-        </w:rPr>
-      </w:pPr>
-      <w:r>
-        <w:rPr>
-          <w:rFonts w:ascii="Carlito" w:hAnsi="Carlito" w:cs="Carlito"/>
+          <w:rFonts w:ascii="Calibri" w:hAnsi="Calibri" w:cs="Calibri"/>
+          <w:sz w:val="36"/>
+          <w:szCs w:val="36"/>
+        </w:rPr>
+      </w:pPr>
+      <w:r>
+        <w:rPr>
+          <w:rFonts w:ascii="Calibri" w:hAnsi="Calibri" w:cs="Calibri"/>
           <w:sz w:val="36"/>
           <w:szCs w:val="36"/>
         </w:rPr>
@@ -3428,7 +3428,7 @@
       </w:r>
       <w:r>
         <w:rPr>
-          <w:rFonts w:ascii="Carlito" w:hAnsi="Carlito" w:cs="Carlito"/>
+          <w:rFonts w:ascii="Calibri" w:hAnsi="Calibri" w:cs="Calibri"/>
           <w:sz w:val="36"/>
           <w:szCs w:val="36"/>
         </w:rPr>
@@ -3436,7 +3436,7 @@
       </w:r>
       <w:r>
         <w:rPr>
-          <w:rFonts w:ascii="Carlito" w:hAnsi="Carlito" w:cs="Carlito"/>
+          <w:rFonts w:ascii="Calibri" w:hAnsi="Calibri" w:cs="Calibri"/>
           <w:sz w:val="36"/>
           <w:szCs w:val="36"/>
         </w:rPr>
@@ -3447,17 +3447,17 @@
       <w:pPr>
         <w:jc w:val="both"/>
         <w:rPr>
-          <w:rFonts w:ascii="Carlito" w:hAnsi="Carlito" w:cs="Carlito"/>
-          <w:b/>
-          <w:bCs/>
-          <w:color w:val="D86DCB" w:themeColor="accent5" w:themeTint="99"/>
-          <w:sz w:val="36"/>
-          <w:szCs w:val="36"/>
-        </w:rPr>
-      </w:pPr>
-      <w:r>
-        <w:rPr>
-          <w:rFonts w:ascii="Carlito" w:hAnsi="Carlito" w:cs="Carlito"/>
+          <w:rFonts w:ascii="Calibri" w:hAnsi="Calibri" w:cs="Calibri"/>
+          <w:b/>
+          <w:bCs/>
+          <w:color w:val="D86DCB" w:themeColor="accent5" w:themeTint="99"/>
+          <w:sz w:val="36"/>
+          <w:szCs w:val="36"/>
+        </w:rPr>
+      </w:pPr>
+      <w:r>
+        <w:rPr>
+          <w:rFonts w:ascii="Calibri" w:hAnsi="Calibri" w:cs="Calibri"/>
           <w:b/>
           <w:bCs/>
           <w:color w:val="D86DCB" w:themeColor="accent5" w:themeTint="99"/>
@@ -3471,14 +3471,14 @@
       <w:pPr>
         <w:jc w:val="both"/>
         <w:rPr>
-          <w:rFonts w:ascii="Carlito" w:hAnsi="Carlito" w:cs="Carlito"/>
-          <w:sz w:val="36"/>
-          <w:szCs w:val="36"/>
-        </w:rPr>
-      </w:pPr>
-      <w:r>
-        <w:rPr>
-          <w:rFonts w:ascii="Carlito" w:hAnsi="Carlito" w:cs="Carlito"/>
+          <w:rFonts w:ascii="Calibri" w:hAnsi="Calibri" w:cs="Calibri"/>
+          <w:sz w:val="36"/>
+          <w:szCs w:val="36"/>
+        </w:rPr>
+      </w:pPr>
+      <w:r>
+        <w:rPr>
+          <w:rFonts w:ascii="Calibri" w:hAnsi="Calibri" w:cs="Calibri"/>
           <w:sz w:val="36"/>
           <w:szCs w:val="36"/>
         </w:rPr>
@@ -3486,7 +3486,7 @@
       </w:r>
       <w:r>
         <w:rPr>
-          <w:rFonts w:ascii="Carlito" w:hAnsi="Carlito" w:cs="Carlito"/>
+          <w:rFonts w:ascii="Calibri" w:hAnsi="Calibri" w:cs="Calibri"/>
           <w:b/>
           <w:bCs/>
           <w:sz w:val="36"/>
@@ -3496,7 +3496,7 @@
       </w:r>
       <w:r>
         <w:rPr>
-          <w:rFonts w:ascii="Carlito" w:hAnsi="Carlito" w:cs="Carlito"/>
+          <w:rFonts w:ascii="Calibri" w:hAnsi="Calibri" w:cs="Calibri"/>
           <w:sz w:val="36"/>
           <w:szCs w:val="36"/>
         </w:rPr>
@@ -3507,17 +3507,17 @@
       <w:pPr>
         <w:jc w:val="both"/>
         <w:rPr>
-          <w:rFonts w:ascii="Carlito" w:hAnsi="Carlito" w:cs="Carlito"/>
-          <w:b/>
-          <w:bCs/>
-          <w:color w:val="D86DCB" w:themeColor="accent5" w:themeTint="99"/>
-          <w:sz w:val="36"/>
-          <w:szCs w:val="36"/>
-        </w:rPr>
-      </w:pPr>
-      <w:r>
-        <w:rPr>
-          <w:rFonts w:ascii="Carlito" w:hAnsi="Carlito" w:cs="Carlito"/>
+          <w:rFonts w:ascii="Calibri" w:hAnsi="Calibri" w:cs="Calibri"/>
+          <w:b/>
+          <w:bCs/>
+          <w:color w:val="D86DCB" w:themeColor="accent5" w:themeTint="99"/>
+          <w:sz w:val="36"/>
+          <w:szCs w:val="36"/>
+        </w:rPr>
+      </w:pPr>
+      <w:r>
+        <w:rPr>
+          <w:rFonts w:ascii="Calibri" w:hAnsi="Calibri" w:cs="Calibri"/>
           <w:b/>
           <w:bCs/>
           <w:color w:val="D86DCB" w:themeColor="accent5" w:themeTint="99"/>
@@ -3531,17 +3531,17 @@
       <w:pPr>
         <w:jc w:val="both"/>
         <w:rPr>
-          <w:rFonts w:ascii="Carlito" w:hAnsi="Carlito" w:cs="Carlito"/>
-          <w:b/>
-          <w:bCs/>
-          <w:color w:val="D86DCB" w:themeColor="accent5" w:themeTint="99"/>
-          <w:sz w:val="36"/>
-          <w:szCs w:val="36"/>
-        </w:rPr>
-      </w:pPr>
-      <w:r>
-        <w:rPr>
-          <w:rFonts w:ascii="Carlito" w:hAnsi="Carlito" w:cs="Carlito"/>
+          <w:rFonts w:ascii="Calibri" w:hAnsi="Calibri" w:cs="Calibri"/>
+          <w:b/>
+          <w:bCs/>
+          <w:color w:val="D86DCB" w:themeColor="accent5" w:themeTint="99"/>
+          <w:sz w:val="36"/>
+          <w:szCs w:val="36"/>
+        </w:rPr>
+      </w:pPr>
+      <w:r>
+        <w:rPr>
+          <w:rFonts w:ascii="Calibri" w:hAnsi="Calibri" w:cs="Calibri"/>
           <w:b/>
           <w:bCs/>
           <w:color w:val="D86DCB" w:themeColor="accent5" w:themeTint="99"/>
@@ -3555,17 +3555,17 @@
       <w:pPr>
         <w:jc w:val="both"/>
         <w:rPr>
-          <w:rFonts w:ascii="Carlito" w:hAnsi="Carlito" w:cs="Carlito"/>
-          <w:b/>
-          <w:bCs/>
-          <w:color w:val="D86DCB" w:themeColor="accent5" w:themeTint="99"/>
-          <w:sz w:val="36"/>
-          <w:szCs w:val="36"/>
-        </w:rPr>
-      </w:pPr>
-      <w:r>
-        <w:rPr>
-          <w:rFonts w:ascii="Carlito" w:hAnsi="Carlito" w:cs="Carlito"/>
+          <w:rFonts w:ascii="Calibri" w:hAnsi="Calibri" w:cs="Calibri"/>
+          <w:b/>
+          <w:bCs/>
+          <w:color w:val="D86DCB" w:themeColor="accent5" w:themeTint="99"/>
+          <w:sz w:val="36"/>
+          <w:szCs w:val="36"/>
+        </w:rPr>
+      </w:pPr>
+      <w:r>
+        <w:rPr>
+          <w:rFonts w:ascii="Calibri" w:hAnsi="Calibri" w:cs="Calibri"/>
           <w:b/>
           <w:bCs/>
           <w:color w:val="D86DCB" w:themeColor="accent5" w:themeTint="99"/>
@@ -3579,17 +3579,17 @@
       <w:pPr>
         <w:jc w:val="both"/>
         <w:rPr>
-          <w:rFonts w:ascii="Carlito" w:hAnsi="Carlito" w:cs="Carlito"/>
-          <w:b/>
-          <w:bCs/>
-          <w:color w:val="D86DCB" w:themeColor="accent5" w:themeTint="99"/>
-          <w:sz w:val="36"/>
-          <w:szCs w:val="36"/>
-        </w:rPr>
-      </w:pPr>
-      <w:r>
-        <w:rPr>
-          <w:rFonts w:ascii="Carlito" w:hAnsi="Carlito" w:cs="Carlito"/>
+          <w:rFonts w:ascii="Calibri" w:hAnsi="Calibri" w:cs="Calibri"/>
+          <w:b/>
+          <w:bCs/>
+          <w:color w:val="D86DCB" w:themeColor="accent5" w:themeTint="99"/>
+          <w:sz w:val="36"/>
+          <w:szCs w:val="36"/>
+        </w:rPr>
+      </w:pPr>
+      <w:r>
+        <w:rPr>
+          <w:rFonts w:ascii="Calibri" w:hAnsi="Calibri" w:cs="Calibri"/>
           <w:b/>
           <w:bCs/>
           <w:color w:val="D86DCB" w:themeColor="accent5" w:themeTint="99"/>
@@ -3603,14 +3603,14 @@
       <w:pPr>
         <w:jc w:val="both"/>
         <w:rPr>
-          <w:rFonts w:ascii="Carlito" w:hAnsi="Carlito" w:cs="Carlito"/>
-          <w:sz w:val="36"/>
-          <w:szCs w:val="36"/>
-        </w:rPr>
-      </w:pPr>
-      <w:r>
-        <w:rPr>
-          <w:rFonts w:ascii="Carlito" w:hAnsi="Carlito" w:cs="Carlito"/>
+          <w:rFonts w:ascii="Calibri" w:hAnsi="Calibri" w:cs="Calibri"/>
+          <w:sz w:val="36"/>
+          <w:szCs w:val="36"/>
+        </w:rPr>
+      </w:pPr>
+      <w:r>
+        <w:rPr>
+          <w:rFonts w:ascii="Calibri" w:hAnsi="Calibri" w:cs="Calibri"/>
           <w:sz w:val="36"/>
           <w:szCs w:val="36"/>
         </w:rPr>
@@ -3618,7 +3618,7 @@
       </w:r>
       <w:r>
         <w:rPr>
-          <w:rFonts w:ascii="Carlito" w:hAnsi="Carlito" w:cs="Carlito"/>
+          <w:rFonts w:ascii="Calibri" w:hAnsi="Calibri" w:cs="Calibri"/>
           <w:b/>
           <w:bCs/>
           <w:sz w:val="36"/>
@@ -3628,7 +3628,7 @@
       </w:r>
       <w:r>
         <w:rPr>
-          <w:rFonts w:ascii="Carlito" w:hAnsi="Carlito" w:cs="Carlito"/>
+          <w:rFonts w:ascii="Calibri" w:hAnsi="Calibri" w:cs="Calibri"/>
           <w:sz w:val="36"/>
           <w:szCs w:val="36"/>
         </w:rPr>
@@ -3639,17 +3639,17 @@
       <w:pPr>
         <w:jc w:val="both"/>
         <w:rPr>
-          <w:rFonts w:ascii="Carlito" w:hAnsi="Carlito" w:cs="Carlito"/>
-          <w:b/>
-          <w:bCs/>
-          <w:color w:val="D86DCB" w:themeColor="accent5" w:themeTint="99"/>
-          <w:sz w:val="36"/>
-          <w:szCs w:val="36"/>
-        </w:rPr>
-      </w:pPr>
-      <w:r>
-        <w:rPr>
-          <w:rFonts w:ascii="Carlito" w:hAnsi="Carlito" w:cs="Carlito"/>
+          <w:rFonts w:ascii="Calibri" w:hAnsi="Calibri" w:cs="Calibri"/>
+          <w:b/>
+          <w:bCs/>
+          <w:color w:val="D86DCB" w:themeColor="accent5" w:themeTint="99"/>
+          <w:sz w:val="36"/>
+          <w:szCs w:val="36"/>
+        </w:rPr>
+      </w:pPr>
+      <w:r>
+        <w:rPr>
+          <w:rFonts w:ascii="Calibri" w:hAnsi="Calibri" w:cs="Calibri"/>
           <w:b/>
           <w:bCs/>
           <w:color w:val="D86DCB" w:themeColor="accent5" w:themeTint="99"/>
@@ -3663,17 +3663,17 @@
       <w:pPr>
         <w:jc w:val="both"/>
         <w:rPr>
-          <w:rFonts w:ascii="Carlito" w:hAnsi="Carlito" w:cs="Carlito"/>
-          <w:b/>
-          <w:bCs/>
-          <w:color w:val="D86DCB" w:themeColor="accent5" w:themeTint="99"/>
-          <w:sz w:val="36"/>
-          <w:szCs w:val="36"/>
-        </w:rPr>
-      </w:pPr>
-      <w:r>
-        <w:rPr>
-          <w:rFonts w:ascii="Carlito" w:hAnsi="Carlito" w:cs="Carlito"/>
+          <w:rFonts w:ascii="Calibri" w:hAnsi="Calibri" w:cs="Calibri"/>
+          <w:b/>
+          <w:bCs/>
+          <w:color w:val="D86DCB" w:themeColor="accent5" w:themeTint="99"/>
+          <w:sz w:val="36"/>
+          <w:szCs w:val="36"/>
+        </w:rPr>
+      </w:pPr>
+      <w:r>
+        <w:rPr>
+          <w:rFonts w:ascii="Calibri" w:hAnsi="Calibri" w:cs="Calibri"/>
           <w:b/>
           <w:bCs/>
           <w:color w:val="D86DCB" w:themeColor="accent5" w:themeTint="99"/>
@@ -3687,17 +3687,17 @@
       <w:pPr>
         <w:jc w:val="both"/>
         <w:rPr>
-          <w:rFonts w:ascii="Carlito" w:hAnsi="Carlito" w:cs="Carlito"/>
-          <w:b/>
-          <w:bCs/>
-          <w:color w:val="D86DCB" w:themeColor="accent5" w:themeTint="99"/>
-          <w:sz w:val="36"/>
-          <w:szCs w:val="36"/>
-        </w:rPr>
-      </w:pPr>
-      <w:r>
-        <w:rPr>
-          <w:rFonts w:ascii="Carlito" w:hAnsi="Carlito" w:cs="Carlito"/>
+          <w:rFonts w:ascii="Calibri" w:hAnsi="Calibri" w:cs="Calibri"/>
+          <w:b/>
+          <w:bCs/>
+          <w:color w:val="D86DCB" w:themeColor="accent5" w:themeTint="99"/>
+          <w:sz w:val="36"/>
+          <w:szCs w:val="36"/>
+        </w:rPr>
+      </w:pPr>
+      <w:r>
+        <w:rPr>
+          <w:rFonts w:ascii="Calibri" w:hAnsi="Calibri" w:cs="Calibri"/>
           <w:b/>
           <w:bCs/>
           <w:color w:val="D86DCB" w:themeColor="accent5" w:themeTint="99"/>
@@ -3711,14 +3711,14 @@
       <w:pPr>
         <w:jc w:val="both"/>
         <w:rPr>
-          <w:rFonts w:ascii="Carlito" w:hAnsi="Carlito" w:cs="Carlito"/>
-          <w:sz w:val="36"/>
-          <w:szCs w:val="36"/>
-        </w:rPr>
-      </w:pPr>
-      <w:r>
-        <w:rPr>
-          <w:rFonts w:ascii="Carlito" w:hAnsi="Carlito" w:cs="Carlito"/>
+          <w:rFonts w:ascii="Calibri" w:hAnsi="Calibri" w:cs="Calibri"/>
+          <w:sz w:val="36"/>
+          <w:szCs w:val="36"/>
+        </w:rPr>
+      </w:pPr>
+      <w:r>
+        <w:rPr>
+          <w:rFonts w:ascii="Calibri" w:hAnsi="Calibri" w:cs="Calibri"/>
           <w:sz w:val="36"/>
           <w:szCs w:val="36"/>
         </w:rPr>
@@ -3730,17 +3730,17 @@
       <w:pPr>
         <w:jc w:val="both"/>
         <w:rPr>
-          <w:rFonts w:ascii="Carlito" w:hAnsi="Carlito" w:cs="Carlito"/>
-          <w:b/>
-          <w:bCs/>
-          <w:color w:val="D86DCB" w:themeColor="accent5" w:themeTint="99"/>
-          <w:sz w:val="36"/>
-          <w:szCs w:val="36"/>
-        </w:rPr>
-      </w:pPr>
-      <w:r>
-        <w:rPr>
-          <w:rFonts w:ascii="Carlito" w:hAnsi="Carlito" w:cs="Carlito"/>
+          <w:rFonts w:ascii="Calibri" w:hAnsi="Calibri" w:cs="Calibri"/>
+          <w:b/>
+          <w:bCs/>
+          <w:color w:val="D86DCB" w:themeColor="accent5" w:themeTint="99"/>
+          <w:sz w:val="36"/>
+          <w:szCs w:val="36"/>
+        </w:rPr>
+      </w:pPr>
+      <w:r>
+        <w:rPr>
+          <w:rFonts w:ascii="Calibri" w:hAnsi="Calibri" w:cs="Calibri"/>
           <w:b/>
           <w:bCs/>
           <w:color w:val="D86DCB" w:themeColor="accent5" w:themeTint="99"/>
@@ -3754,17 +3754,17 @@
       <w:pPr>
         <w:jc w:val="both"/>
         <w:rPr>
-          <w:rFonts w:ascii="Carlito" w:hAnsi="Carlito" w:cs="Carlito"/>
-          <w:b/>
-          <w:bCs/>
-          <w:color w:val="D86DCB" w:themeColor="accent5" w:themeTint="99"/>
-          <w:sz w:val="36"/>
-          <w:szCs w:val="36"/>
-        </w:rPr>
-      </w:pPr>
-      <w:r>
-        <w:rPr>
-          <w:rFonts w:ascii="Carlito" w:hAnsi="Carlito" w:cs="Carlito"/>
+          <w:rFonts w:ascii="Calibri" w:hAnsi="Calibri" w:cs="Calibri"/>
+          <w:b/>
+          <w:bCs/>
+          <w:color w:val="D86DCB" w:themeColor="accent5" w:themeTint="99"/>
+          <w:sz w:val="36"/>
+          <w:szCs w:val="36"/>
+        </w:rPr>
+      </w:pPr>
+      <w:r>
+        <w:rPr>
+          <w:rFonts w:ascii="Calibri" w:hAnsi="Calibri" w:cs="Calibri"/>
           <w:b/>
           <w:bCs/>
           <w:color w:val="D86DCB" w:themeColor="accent5" w:themeTint="99"/>
@@ -3778,24 +3778,24 @@
       <w:pPr>
         <w:jc w:val="both"/>
         <w:rPr>
-          <w:rFonts w:ascii="Carlito" w:hAnsi="Carlito" w:cs="Carlito"/>
-          <w:sz w:val="36"/>
-          <w:szCs w:val="36"/>
-        </w:rPr>
-      </w:pPr>
-    </w:p>
-    <w:p>
-      <w:pPr>
-        <w:jc w:val="both"/>
-        <w:rPr>
-          <w:rFonts w:ascii="Carlito" w:hAnsi="Carlito" w:cs="Carlito"/>
-          <w:sz w:val="36"/>
-          <w:szCs w:val="36"/>
-        </w:rPr>
-      </w:pPr>
-      <w:r>
-        <w:rPr>
-          <w:rFonts w:ascii="Carlito" w:hAnsi="Carlito" w:cs="Carlito"/>
+          <w:rFonts w:ascii="Calibri" w:hAnsi="Calibri" w:cs="Calibri"/>
+          <w:sz w:val="36"/>
+          <w:szCs w:val="36"/>
+        </w:rPr>
+      </w:pPr>
+    </w:p>
+    <w:p>
+      <w:pPr>
+        <w:jc w:val="both"/>
+        <w:rPr>
+          <w:rFonts w:ascii="Calibri" w:hAnsi="Calibri" w:cs="Calibri"/>
+          <w:sz w:val="36"/>
+          <w:szCs w:val="36"/>
+        </w:rPr>
+      </w:pPr>
+      <w:r>
+        <w:rPr>
+          <w:rFonts w:ascii="Calibri" w:hAnsi="Calibri" w:cs="Calibri"/>
           <w:sz w:val="36"/>
           <w:szCs w:val="36"/>
         </w:rPr>
@@ -3806,14 +3806,14 @@
       <w:pPr>
         <w:jc w:val="both"/>
         <w:rPr>
-          <w:rFonts w:ascii="Carlito" w:hAnsi="Carlito" w:cs="Carlito"/>
-          <w:sz w:val="36"/>
-          <w:szCs w:val="36"/>
-        </w:rPr>
-      </w:pPr>
-      <w:r>
-        <w:rPr>
-          <w:rFonts w:ascii="Carlito" w:hAnsi="Carlito" w:cs="Carlito"/>
+          <w:rFonts w:ascii="Calibri" w:hAnsi="Calibri" w:cs="Calibri"/>
+          <w:sz w:val="36"/>
+          <w:szCs w:val="36"/>
+        </w:rPr>
+      </w:pPr>
+      <w:r>
+        <w:rPr>
+          <w:rFonts w:ascii="Calibri" w:hAnsi="Calibri" w:cs="Calibri"/>
           <w:sz w:val="36"/>
           <w:szCs w:val="36"/>
         </w:rPr>
@@ -3824,17 +3824,17 @@
       <w:pPr>
         <w:jc w:val="both"/>
         <w:rPr>
-          <w:rFonts w:ascii="Carlito" w:hAnsi="Carlito" w:cs="Carlito"/>
-          <w:b/>
-          <w:bCs/>
-          <w:color w:val="D86DCB" w:themeColor="accent5" w:themeTint="99"/>
-          <w:sz w:val="36"/>
-          <w:szCs w:val="36"/>
-        </w:rPr>
-      </w:pPr>
-      <w:r>
-        <w:rPr>
-          <w:rFonts w:ascii="Carlito" w:hAnsi="Carlito" w:cs="Carlito"/>
+          <w:rFonts w:ascii="Calibri" w:hAnsi="Calibri" w:cs="Calibri"/>
+          <w:b/>
+          <w:bCs/>
+          <w:color w:val="D86DCB" w:themeColor="accent5" w:themeTint="99"/>
+          <w:sz w:val="36"/>
+          <w:szCs w:val="36"/>
+        </w:rPr>
+      </w:pPr>
+      <w:r>
+        <w:rPr>
+          <w:rFonts w:ascii="Calibri" w:hAnsi="Calibri" w:cs="Calibri"/>
           <w:b/>
           <w:bCs/>
           <w:color w:val="D86DCB" w:themeColor="accent5" w:themeTint="99"/>
@@ -3848,17 +3848,17 @@
       <w:pPr>
         <w:jc w:val="both"/>
         <w:rPr>
-          <w:rFonts w:ascii="Carlito" w:hAnsi="Carlito" w:cs="Carlito"/>
-          <w:b/>
-          <w:bCs/>
-          <w:color w:val="D86DCB" w:themeColor="accent5" w:themeTint="99"/>
-          <w:sz w:val="36"/>
-          <w:szCs w:val="36"/>
-        </w:rPr>
-      </w:pPr>
-      <w:r>
-        <w:rPr>
-          <w:rFonts w:ascii="Carlito" w:hAnsi="Carlito" w:cs="Carlito"/>
+          <w:rFonts w:ascii="Calibri" w:hAnsi="Calibri" w:cs="Calibri"/>
+          <w:b/>
+          <w:bCs/>
+          <w:color w:val="D86DCB" w:themeColor="accent5" w:themeTint="99"/>
+          <w:sz w:val="36"/>
+          <w:szCs w:val="36"/>
+        </w:rPr>
+      </w:pPr>
+      <w:r>
+        <w:rPr>
+          <w:rFonts w:ascii="Calibri" w:hAnsi="Calibri" w:cs="Calibri"/>
           <w:b/>
           <w:bCs/>
           <w:color w:val="D86DCB" w:themeColor="accent5" w:themeTint="99"/>
@@ -3872,17 +3872,17 @@
       <w:pPr>
         <w:jc w:val="both"/>
         <w:rPr>
-          <w:rFonts w:ascii="Carlito" w:hAnsi="Carlito" w:cs="Carlito"/>
-          <w:b/>
-          <w:bCs/>
-          <w:color w:val="D86DCB" w:themeColor="accent5" w:themeTint="99"/>
-          <w:sz w:val="36"/>
-          <w:szCs w:val="36"/>
-        </w:rPr>
-      </w:pPr>
-      <w:r>
-        <w:rPr>
-          <w:rFonts w:ascii="Carlito" w:hAnsi="Carlito" w:cs="Carlito"/>
+          <w:rFonts w:ascii="Calibri" w:hAnsi="Calibri" w:cs="Calibri"/>
+          <w:b/>
+          <w:bCs/>
+          <w:color w:val="D86DCB" w:themeColor="accent5" w:themeTint="99"/>
+          <w:sz w:val="36"/>
+          <w:szCs w:val="36"/>
+        </w:rPr>
+      </w:pPr>
+      <w:r>
+        <w:rPr>
+          <w:rFonts w:ascii="Calibri" w:hAnsi="Calibri" w:cs="Calibri"/>
           <w:b/>
           <w:bCs/>
           <w:color w:val="D86DCB" w:themeColor="accent5" w:themeTint="99"/>
@@ -3896,17 +3896,17 @@
       <w:pPr>
         <w:jc w:val="both"/>
         <w:rPr>
-          <w:rFonts w:ascii="Carlito" w:hAnsi="Carlito" w:cs="Carlito"/>
-          <w:b/>
-          <w:bCs/>
-          <w:color w:val="D86DCB" w:themeColor="accent5" w:themeTint="99"/>
-          <w:sz w:val="36"/>
-          <w:szCs w:val="36"/>
-        </w:rPr>
-      </w:pPr>
-      <w:r>
-        <w:rPr>
-          <w:rFonts w:ascii="Carlito" w:hAnsi="Carlito" w:cs="Carlito"/>
+          <w:rFonts w:ascii="Calibri" w:hAnsi="Calibri" w:cs="Calibri"/>
+          <w:b/>
+          <w:bCs/>
+          <w:color w:val="D86DCB" w:themeColor="accent5" w:themeTint="99"/>
+          <w:sz w:val="36"/>
+          <w:szCs w:val="36"/>
+        </w:rPr>
+      </w:pPr>
+      <w:r>
+        <w:rPr>
+          <w:rFonts w:ascii="Calibri" w:hAnsi="Calibri" w:cs="Calibri"/>
           <w:b/>
           <w:bCs/>
           <w:color w:val="D86DCB" w:themeColor="accent5" w:themeTint="99"/>
@@ -3920,17 +3920,17 @@
       <w:pPr>
         <w:jc w:val="both"/>
         <w:rPr>
-          <w:rFonts w:ascii="Carlito" w:hAnsi="Carlito" w:cs="Carlito"/>
-          <w:b/>
-          <w:bCs/>
-          <w:color w:val="D86DCB" w:themeColor="accent5" w:themeTint="99"/>
-          <w:sz w:val="36"/>
-          <w:szCs w:val="36"/>
-        </w:rPr>
-      </w:pPr>
-      <w:r>
-        <w:rPr>
-          <w:rFonts w:ascii="Carlito" w:hAnsi="Carlito" w:cs="Carlito"/>
+          <w:rFonts w:ascii="Calibri" w:hAnsi="Calibri" w:cs="Calibri"/>
+          <w:b/>
+          <w:bCs/>
+          <w:color w:val="D86DCB" w:themeColor="accent5" w:themeTint="99"/>
+          <w:sz w:val="36"/>
+          <w:szCs w:val="36"/>
+        </w:rPr>
+      </w:pPr>
+      <w:r>
+        <w:rPr>
+          <w:rFonts w:ascii="Calibri" w:hAnsi="Calibri" w:cs="Calibri"/>
           <w:b/>
           <w:bCs/>
           <w:color w:val="D86DCB" w:themeColor="accent5" w:themeTint="99"/>
@@ -3944,17 +3944,17 @@
       <w:pPr>
         <w:jc w:val="both"/>
         <w:rPr>
-          <w:rFonts w:ascii="Carlito" w:hAnsi="Carlito" w:cs="Carlito"/>
-          <w:b/>
-          <w:bCs/>
-          <w:color w:val="D86DCB" w:themeColor="accent5" w:themeTint="99"/>
-          <w:sz w:val="36"/>
-          <w:szCs w:val="36"/>
-        </w:rPr>
-      </w:pPr>
-      <w:r>
-        <w:rPr>
-          <w:rFonts w:ascii="Carlito" w:hAnsi="Carlito" w:cs="Carlito"/>
+          <w:rFonts w:ascii="Calibri" w:hAnsi="Calibri" w:cs="Calibri"/>
+          <w:b/>
+          <w:bCs/>
+          <w:color w:val="D86DCB" w:themeColor="accent5" w:themeTint="99"/>
+          <w:sz w:val="36"/>
+          <w:szCs w:val="36"/>
+        </w:rPr>
+      </w:pPr>
+      <w:r>
+        <w:rPr>
+          <w:rFonts w:ascii="Calibri" w:hAnsi="Calibri" w:cs="Calibri"/>
           <w:b/>
           <w:bCs/>
           <w:color w:val="D86DCB" w:themeColor="accent5" w:themeTint="99"/>
@@ -3968,17 +3968,17 @@
       <w:pPr>
         <w:jc w:val="both"/>
         <w:rPr>
-          <w:rFonts w:ascii="Carlito" w:hAnsi="Carlito" w:cs="Carlito"/>
-          <w:b/>
-          <w:bCs/>
-          <w:color w:val="D86DCB" w:themeColor="accent5" w:themeTint="99"/>
-          <w:sz w:val="36"/>
-          <w:szCs w:val="36"/>
-        </w:rPr>
-      </w:pPr>
-      <w:r>
-        <w:rPr>
-          <w:rFonts w:ascii="Carlito" w:hAnsi="Carlito" w:cs="Carlito"/>
+          <w:rFonts w:ascii="Calibri" w:hAnsi="Calibri" w:cs="Calibri"/>
+          <w:b/>
+          <w:bCs/>
+          <w:color w:val="D86DCB" w:themeColor="accent5" w:themeTint="99"/>
+          <w:sz w:val="36"/>
+          <w:szCs w:val="36"/>
+        </w:rPr>
+      </w:pPr>
+      <w:r>
+        <w:rPr>
+          <w:rFonts w:ascii="Calibri" w:hAnsi="Calibri" w:cs="Calibri"/>
           <w:b/>
           <w:bCs/>
           <w:color w:val="D86DCB" w:themeColor="accent5" w:themeTint="99"/>
@@ -3992,17 +3992,17 @@
       <w:pPr>
         <w:jc w:val="both"/>
         <w:rPr>
-          <w:rFonts w:ascii="Carlito" w:hAnsi="Carlito" w:cs="Carlito"/>
-          <w:b/>
-          <w:bCs/>
-          <w:color w:val="D86DCB" w:themeColor="accent5" w:themeTint="99"/>
-          <w:sz w:val="36"/>
-          <w:szCs w:val="36"/>
-        </w:rPr>
-      </w:pPr>
-      <w:r>
-        <w:rPr>
-          <w:rFonts w:ascii="Carlito" w:hAnsi="Carlito" w:cs="Carlito"/>
+          <w:rFonts w:ascii="Calibri" w:hAnsi="Calibri" w:cs="Calibri"/>
+          <w:b/>
+          <w:bCs/>
+          <w:color w:val="D86DCB" w:themeColor="accent5" w:themeTint="99"/>
+          <w:sz w:val="36"/>
+          <w:szCs w:val="36"/>
+        </w:rPr>
+      </w:pPr>
+      <w:r>
+        <w:rPr>
+          <w:rFonts w:ascii="Calibri" w:hAnsi="Calibri" w:cs="Calibri"/>
           <w:b/>
           <w:bCs/>
           <w:color w:val="D86DCB" w:themeColor="accent5" w:themeTint="99"/>
@@ -4016,17 +4016,17 @@
       <w:pPr>
         <w:jc w:val="both"/>
         <w:rPr>
-          <w:rFonts w:ascii="Carlito" w:hAnsi="Carlito" w:cs="Carlito"/>
-          <w:b/>
-          <w:bCs/>
-          <w:color w:val="D86DCB" w:themeColor="accent5" w:themeTint="99"/>
-          <w:sz w:val="36"/>
-          <w:szCs w:val="36"/>
-        </w:rPr>
-      </w:pPr>
-      <w:r>
-        <w:rPr>
-          <w:rFonts w:ascii="Carlito" w:hAnsi="Carlito" w:cs="Carlito"/>
+          <w:rFonts w:ascii="Calibri" w:hAnsi="Calibri" w:cs="Calibri"/>
+          <w:b/>
+          <w:bCs/>
+          <w:color w:val="D86DCB" w:themeColor="accent5" w:themeTint="99"/>
+          <w:sz w:val="36"/>
+          <w:szCs w:val="36"/>
+        </w:rPr>
+      </w:pPr>
+      <w:r>
+        <w:rPr>
+          <w:rFonts w:ascii="Calibri" w:hAnsi="Calibri" w:cs="Calibri"/>
           <w:b/>
           <w:bCs/>
           <w:color w:val="D86DCB" w:themeColor="accent5" w:themeTint="99"/>
@@ -4040,17 +4040,17 @@
       <w:pPr>
         <w:jc w:val="both"/>
         <w:rPr>
-          <w:rFonts w:ascii="Carlito" w:hAnsi="Carlito" w:cs="Carlito"/>
-          <w:b/>
-          <w:bCs/>
-          <w:color w:val="D86DCB" w:themeColor="accent5" w:themeTint="99"/>
-          <w:sz w:val="36"/>
-          <w:szCs w:val="36"/>
-        </w:rPr>
-      </w:pPr>
-      <w:r>
-        <w:rPr>
-          <w:rFonts w:ascii="Carlito" w:hAnsi="Carlito" w:cs="Carlito"/>
+          <w:rFonts w:ascii="Calibri" w:hAnsi="Calibri" w:cs="Calibri"/>
+          <w:b/>
+          <w:bCs/>
+          <w:color w:val="D86DCB" w:themeColor="accent5" w:themeTint="99"/>
+          <w:sz w:val="36"/>
+          <w:szCs w:val="36"/>
+        </w:rPr>
+      </w:pPr>
+      <w:r>
+        <w:rPr>
+          <w:rFonts w:ascii="Calibri" w:hAnsi="Calibri" w:cs="Calibri"/>
           <w:b/>
           <w:bCs/>
           <w:color w:val="D86DCB" w:themeColor="accent5" w:themeTint="99"/>
@@ -4064,17 +4064,17 @@
       <w:pPr>
         <w:jc w:val="both"/>
         <w:rPr>
-          <w:rFonts w:ascii="Carlito" w:hAnsi="Carlito" w:cs="Carlito"/>
-          <w:b/>
-          <w:bCs/>
-          <w:color w:val="D86DCB" w:themeColor="accent5" w:themeTint="99"/>
-          <w:sz w:val="36"/>
-          <w:szCs w:val="36"/>
-        </w:rPr>
-      </w:pPr>
-      <w:r>
-        <w:rPr>
-          <w:rFonts w:ascii="Carlito" w:hAnsi="Carlito" w:cs="Carlito"/>
+          <w:rFonts w:ascii="Calibri" w:hAnsi="Calibri" w:cs="Calibri"/>
+          <w:b/>
+          <w:bCs/>
+          <w:color w:val="D86DCB" w:themeColor="accent5" w:themeTint="99"/>
+          <w:sz w:val="36"/>
+          <w:szCs w:val="36"/>
+        </w:rPr>
+      </w:pPr>
+      <w:r>
+        <w:rPr>
+          <w:rFonts w:ascii="Calibri" w:hAnsi="Calibri" w:cs="Calibri"/>
           <w:b/>
           <w:bCs/>
           <w:color w:val="D86DCB" w:themeColor="accent5" w:themeTint="99"/>
@@ -4088,17 +4088,17 @@
       <w:pPr>
         <w:jc w:val="both"/>
         <w:rPr>
-          <w:rFonts w:ascii="Carlito" w:hAnsi="Carlito" w:cs="Carlito"/>
-          <w:b/>
-          <w:bCs/>
-          <w:color w:val="D86DCB" w:themeColor="accent5" w:themeTint="99"/>
-          <w:sz w:val="36"/>
-          <w:szCs w:val="36"/>
-        </w:rPr>
-      </w:pPr>
-      <w:r>
-        <w:rPr>
-          <w:rFonts w:ascii="Carlito" w:hAnsi="Carlito" w:cs="Carlito"/>
+          <w:rFonts w:ascii="Calibri" w:hAnsi="Calibri" w:cs="Calibri"/>
+          <w:b/>
+          <w:bCs/>
+          <w:color w:val="D86DCB" w:themeColor="accent5" w:themeTint="99"/>
+          <w:sz w:val="36"/>
+          <w:szCs w:val="36"/>
+        </w:rPr>
+      </w:pPr>
+      <w:r>
+        <w:rPr>
+          <w:rFonts w:ascii="Calibri" w:hAnsi="Calibri" w:cs="Calibri"/>
           <w:b/>
           <w:bCs/>
           <w:color w:val="D86DCB" w:themeColor="accent5" w:themeTint="99"/>
@@ -4112,17 +4112,17 @@
       <w:pPr>
         <w:jc w:val="both"/>
         <w:rPr>
-          <w:rFonts w:ascii="Carlito" w:hAnsi="Carlito" w:cs="Carlito"/>
-          <w:b/>
-          <w:bCs/>
-          <w:color w:val="D86DCB" w:themeColor="accent5" w:themeTint="99"/>
-          <w:sz w:val="36"/>
-          <w:szCs w:val="36"/>
-        </w:rPr>
-      </w:pPr>
-      <w:r>
-        <w:rPr>
-          <w:rFonts w:ascii="Carlito" w:hAnsi="Carlito" w:cs="Carlito"/>
+          <w:rFonts w:ascii="Calibri" w:hAnsi="Calibri" w:cs="Calibri"/>
+          <w:b/>
+          <w:bCs/>
+          <w:color w:val="D86DCB" w:themeColor="accent5" w:themeTint="99"/>
+          <w:sz w:val="36"/>
+          <w:szCs w:val="36"/>
+        </w:rPr>
+      </w:pPr>
+      <w:r>
+        <w:rPr>
+          <w:rFonts w:ascii="Calibri" w:hAnsi="Calibri" w:cs="Calibri"/>
           <w:b/>
           <w:bCs/>
           <w:color w:val="D86DCB" w:themeColor="accent5" w:themeTint="99"/>
@@ -4136,17 +4136,17 @@
       <w:pPr>
         <w:jc w:val="both"/>
         <w:rPr>
-          <w:rFonts w:ascii="Carlito" w:hAnsi="Carlito" w:cs="Carlito"/>
-          <w:b/>
-          <w:bCs/>
-          <w:color w:val="D86DCB" w:themeColor="accent5" w:themeTint="99"/>
-          <w:sz w:val="36"/>
-          <w:szCs w:val="36"/>
-        </w:rPr>
-      </w:pPr>
-      <w:r>
-        <w:rPr>
-          <w:rFonts w:ascii="Carlito" w:hAnsi="Carlito" w:cs="Carlito"/>
+          <w:rFonts w:ascii="Calibri" w:hAnsi="Calibri" w:cs="Calibri"/>
+          <w:b/>
+          <w:bCs/>
+          <w:color w:val="D86DCB" w:themeColor="accent5" w:themeTint="99"/>
+          <w:sz w:val="36"/>
+          <w:szCs w:val="36"/>
+        </w:rPr>
+      </w:pPr>
+      <w:r>
+        <w:rPr>
+          <w:rFonts w:ascii="Calibri" w:hAnsi="Calibri" w:cs="Calibri"/>
           <w:b/>
           <w:bCs/>
           <w:color w:val="D86DCB" w:themeColor="accent5" w:themeTint="99"/>
@@ -4161,17 +4161,17 @@
       <w:pPr>
         <w:jc w:val="both"/>
         <w:rPr>
-          <w:rFonts w:ascii="Carlito" w:hAnsi="Carlito" w:cs="Carlito"/>
-          <w:b/>
-          <w:bCs/>
-          <w:color w:val="D86DCB" w:themeColor="accent5" w:themeTint="99"/>
-          <w:sz w:val="36"/>
-          <w:szCs w:val="36"/>
-        </w:rPr>
-      </w:pPr>
-      <w:r>
-        <w:rPr>
-          <w:rFonts w:ascii="Carlito" w:hAnsi="Carlito" w:cs="Carlito"/>
+          <w:rFonts w:ascii="Calibri" w:hAnsi="Calibri" w:cs="Calibri"/>
+          <w:b/>
+          <w:bCs/>
+          <w:color w:val="D86DCB" w:themeColor="accent5" w:themeTint="99"/>
+          <w:sz w:val="36"/>
+          <w:szCs w:val="36"/>
+        </w:rPr>
+      </w:pPr>
+      <w:r>
+        <w:rPr>
+          <w:rFonts w:ascii="Calibri" w:hAnsi="Calibri" w:cs="Calibri"/>
           <w:b/>
           <w:bCs/>
           <w:color w:val="D86DCB" w:themeColor="accent5" w:themeTint="99"/>
@@ -4185,17 +4185,17 @@
       <w:pPr>
         <w:jc w:val="both"/>
         <w:rPr>
-          <w:rFonts w:ascii="Carlito" w:hAnsi="Carlito" w:cs="Carlito"/>
-          <w:b/>
-          <w:bCs/>
-          <w:color w:val="D86DCB" w:themeColor="accent5" w:themeTint="99"/>
-          <w:sz w:val="36"/>
-          <w:szCs w:val="36"/>
-        </w:rPr>
-      </w:pPr>
-      <w:r>
-        <w:rPr>
-          <w:rFonts w:ascii="Carlito" w:hAnsi="Carlito" w:cs="Carlito"/>
+          <w:rFonts w:ascii="Calibri" w:hAnsi="Calibri" w:cs="Calibri"/>
+          <w:b/>
+          <w:bCs/>
+          <w:color w:val="D86DCB" w:themeColor="accent5" w:themeTint="99"/>
+          <w:sz w:val="36"/>
+          <w:szCs w:val="36"/>
+        </w:rPr>
+      </w:pPr>
+      <w:r>
+        <w:rPr>
+          <w:rFonts w:ascii="Calibri" w:hAnsi="Calibri" w:cs="Calibri"/>
           <w:b/>
           <w:bCs/>
           <w:color w:val="D86DCB" w:themeColor="accent5" w:themeTint="99"/>
@@ -4209,17 +4209,17 @@
       <w:pPr>
         <w:jc w:val="both"/>
         <w:rPr>
-          <w:rFonts w:ascii="Carlito" w:hAnsi="Carlito" w:cs="Carlito"/>
-          <w:b/>
-          <w:bCs/>
-          <w:color w:val="D86DCB" w:themeColor="accent5" w:themeTint="99"/>
-          <w:sz w:val="36"/>
-          <w:szCs w:val="36"/>
-        </w:rPr>
-      </w:pPr>
-      <w:r>
-        <w:rPr>
-          <w:rFonts w:ascii="Carlito" w:hAnsi="Carlito" w:cs="Carlito"/>
+          <w:rFonts w:ascii="Calibri" w:hAnsi="Calibri" w:cs="Calibri"/>
+          <w:b/>
+          <w:bCs/>
+          <w:color w:val="D86DCB" w:themeColor="accent5" w:themeTint="99"/>
+          <w:sz w:val="36"/>
+          <w:szCs w:val="36"/>
+        </w:rPr>
+      </w:pPr>
+      <w:r>
+        <w:rPr>
+          <w:rFonts w:ascii="Calibri" w:hAnsi="Calibri" w:cs="Calibri"/>
           <w:b/>
           <w:bCs/>
           <w:color w:val="D86DCB" w:themeColor="accent5" w:themeTint="99"/>
@@ -4233,24 +4233,24 @@
       <w:pPr>
         <w:jc w:val="both"/>
         <w:rPr>
-          <w:rFonts w:ascii="Carlito" w:hAnsi="Carlito" w:cs="Carlito"/>
-          <w:sz w:val="36"/>
-          <w:szCs w:val="36"/>
-        </w:rPr>
-      </w:pPr>
-    </w:p>
-    <w:p>
-      <w:pPr>
-        <w:jc w:val="both"/>
-        <w:rPr>
-          <w:rFonts w:ascii="Carlito" w:hAnsi="Carlito" w:cs="Carlito"/>
-          <w:sz w:val="36"/>
-          <w:szCs w:val="36"/>
-        </w:rPr>
-      </w:pPr>
-      <w:r>
-        <w:rPr>
-          <w:rFonts w:ascii="Carlito" w:hAnsi="Carlito" w:cs="Carlito"/>
+          <w:rFonts w:ascii="Calibri" w:hAnsi="Calibri" w:cs="Calibri"/>
+          <w:sz w:val="36"/>
+          <w:szCs w:val="36"/>
+        </w:rPr>
+      </w:pPr>
+    </w:p>
+    <w:p>
+      <w:pPr>
+        <w:jc w:val="both"/>
+        <w:rPr>
+          <w:rFonts w:ascii="Calibri" w:hAnsi="Calibri" w:cs="Calibri"/>
+          <w:sz w:val="36"/>
+          <w:szCs w:val="36"/>
+        </w:rPr>
+      </w:pPr>
+      <w:r>
+        <w:rPr>
+          <w:rFonts w:ascii="Calibri" w:hAnsi="Calibri" w:cs="Calibri"/>
           <w:sz w:val="36"/>
           <w:szCs w:val="36"/>
         </w:rPr>
@@ -4261,14 +4261,14 @@
       <w:pPr>
         <w:jc w:val="both"/>
         <w:rPr>
-          <w:rFonts w:ascii="Carlito" w:hAnsi="Carlito" w:cs="Carlito"/>
-          <w:sz w:val="36"/>
-          <w:szCs w:val="36"/>
-        </w:rPr>
-      </w:pPr>
-      <w:r>
-        <w:rPr>
-          <w:rFonts w:ascii="Carlito" w:hAnsi="Carlito" w:cs="Carlito"/>
+          <w:rFonts w:ascii="Calibri" w:hAnsi="Calibri" w:cs="Calibri"/>
+          <w:sz w:val="36"/>
+          <w:szCs w:val="36"/>
+        </w:rPr>
+      </w:pPr>
+      <w:r>
+        <w:rPr>
+          <w:rFonts w:ascii="Calibri" w:hAnsi="Calibri" w:cs="Calibri"/>
           <w:sz w:val="36"/>
           <w:szCs w:val="36"/>
         </w:rPr>
@@ -4276,7 +4276,7 @@
       </w:r>
       <w:r>
         <w:rPr>
-          <w:rFonts w:ascii="Carlito" w:hAnsi="Carlito" w:cs="Carlito"/>
+          <w:rFonts w:ascii="Calibri" w:hAnsi="Calibri" w:cs="Calibri"/>
           <w:sz w:val="36"/>
           <w:szCs w:val="36"/>
         </w:rPr>
@@ -4287,14 +4287,14 @@
       <w:pPr>
         <w:jc w:val="both"/>
         <w:rPr>
-          <w:rFonts w:ascii="Carlito" w:hAnsi="Carlito" w:cs="Carlito"/>
-          <w:sz w:val="36"/>
-          <w:szCs w:val="36"/>
-        </w:rPr>
-      </w:pPr>
-      <w:r>
-        <w:rPr>
-          <w:rFonts w:ascii="Carlito" w:hAnsi="Carlito" w:cs="Carlito"/>
+          <w:rFonts w:ascii="Calibri" w:hAnsi="Calibri" w:cs="Calibri"/>
+          <w:sz w:val="36"/>
+          <w:szCs w:val="36"/>
+        </w:rPr>
+      </w:pPr>
+      <w:r>
+        <w:rPr>
+          <w:rFonts w:ascii="Calibri" w:hAnsi="Calibri" w:cs="Calibri"/>
           <w:sz w:val="36"/>
           <w:szCs w:val="36"/>
         </w:rPr>
@@ -4302,7 +4302,7 @@
       </w:r>
       <w:r>
         <w:rPr>
-          <w:rFonts w:ascii="Carlito" w:hAnsi="Carlito" w:cs="Carlito"/>
+          <w:rFonts w:ascii="Calibri" w:hAnsi="Calibri" w:cs="Calibri"/>
           <w:sz w:val="36"/>
           <w:szCs w:val="36"/>
         </w:rPr>
@@ -4310,7 +4310,7 @@
       </w:r>
       <w:r>
         <w:rPr>
-          <w:rFonts w:ascii="Carlito" w:hAnsi="Carlito" w:cs="Carlito"/>
+          <w:rFonts w:ascii="Calibri" w:hAnsi="Calibri" w:cs="Calibri"/>
           <w:sz w:val="36"/>
           <w:szCs w:val="36"/>
         </w:rPr>
@@ -4322,14 +4322,14 @@
       <w:pPr>
         <w:jc w:val="both"/>
         <w:rPr>
-          <w:rFonts w:ascii="Carlito" w:hAnsi="Carlito" w:cs="Carlito"/>
-          <w:sz w:val="36"/>
-          <w:szCs w:val="36"/>
-        </w:rPr>
-      </w:pPr>
-      <w:r>
-        <w:rPr>
-          <w:rFonts w:ascii="Carlito" w:hAnsi="Carlito" w:cs="Carlito"/>
+          <w:rFonts w:ascii="Calibri" w:hAnsi="Calibri" w:cs="Calibri"/>
+          <w:sz w:val="36"/>
+          <w:szCs w:val="36"/>
+        </w:rPr>
+      </w:pPr>
+      <w:r>
+        <w:rPr>
+          <w:rFonts w:ascii="Calibri" w:hAnsi="Calibri" w:cs="Calibri"/>
           <w:sz w:val="36"/>
           <w:szCs w:val="36"/>
         </w:rPr>
@@ -4337,7 +4337,7 @@
       </w:r>
       <w:r>
         <w:rPr>
-          <w:rFonts w:ascii="Carlito" w:hAnsi="Carlito" w:cs="Carlito"/>
+          <w:rFonts w:ascii="Calibri" w:hAnsi="Calibri" w:cs="Calibri"/>
           <w:sz w:val="36"/>
           <w:szCs w:val="36"/>
         </w:rPr>
@@ -4348,14 +4348,14 @@
       <w:pPr>
         <w:jc w:val="both"/>
         <w:rPr>
-          <w:rFonts w:ascii="Carlito" w:hAnsi="Carlito" w:cs="Carlito"/>
-          <w:sz w:val="36"/>
-          <w:szCs w:val="36"/>
-        </w:rPr>
-      </w:pPr>
-      <w:r>
-        <w:rPr>
-          <w:rFonts w:ascii="Carlito" w:hAnsi="Carlito" w:cs="Carlito"/>
+          <w:rFonts w:ascii="Calibri" w:hAnsi="Calibri" w:cs="Calibri"/>
+          <w:sz w:val="36"/>
+          <w:szCs w:val="36"/>
+        </w:rPr>
+      </w:pPr>
+      <w:r>
+        <w:rPr>
+          <w:rFonts w:ascii="Calibri" w:hAnsi="Calibri" w:cs="Calibri"/>
           <w:sz w:val="36"/>
           <w:szCs w:val="36"/>
         </w:rPr>
@@ -4363,7 +4363,7 @@
       </w:r>
       <w:r>
         <w:rPr>
-          <w:rFonts w:ascii="Carlito" w:hAnsi="Carlito" w:cs="Carlito"/>
+          <w:rFonts w:ascii="Calibri" w:hAnsi="Calibri" w:cs="Calibri"/>
           <w:sz w:val="36"/>
           <w:szCs w:val="36"/>
         </w:rPr>
@@ -4374,14 +4374,14 @@
       <w:pPr>
         <w:jc w:val="both"/>
         <w:rPr>
-          <w:rFonts w:ascii="Carlito" w:hAnsi="Carlito" w:cs="Carlito"/>
-          <w:sz w:val="36"/>
-          <w:szCs w:val="36"/>
-        </w:rPr>
-      </w:pPr>
-      <w:r>
-        <w:rPr>
-          <w:rFonts w:ascii="Carlito" w:hAnsi="Carlito" w:cs="Carlito"/>
+          <w:rFonts w:ascii="Calibri" w:hAnsi="Calibri" w:cs="Calibri"/>
+          <w:sz w:val="36"/>
+          <w:szCs w:val="36"/>
+        </w:rPr>
+      </w:pPr>
+      <w:r>
+        <w:rPr>
+          <w:rFonts w:ascii="Calibri" w:hAnsi="Calibri" w:cs="Calibri"/>
           <w:sz w:val="36"/>
           <w:szCs w:val="36"/>
         </w:rPr>
@@ -4389,7 +4389,7 @@
       </w:r>
       <w:r>
         <w:rPr>
-          <w:rFonts w:ascii="Carlito" w:hAnsi="Carlito" w:cs="Carlito"/>
+          <w:rFonts w:ascii="Calibri" w:hAnsi="Calibri" w:cs="Calibri"/>
           <w:sz w:val="36"/>
           <w:szCs w:val="36"/>
         </w:rPr>
@@ -4397,7 +4397,7 @@
       </w:r>
       <w:r>
         <w:rPr>
-          <w:rFonts w:ascii="Carlito" w:hAnsi="Carlito" w:cs="Carlito"/>
+          <w:rFonts w:ascii="Calibri" w:hAnsi="Calibri" w:cs="Calibri"/>
           <w:sz w:val="36"/>
           <w:szCs w:val="36"/>
         </w:rPr>
@@ -4405,7 +4405,7 @@
       </w:r>
       <w:r>
         <w:rPr>
-          <w:rFonts w:ascii="Carlito" w:hAnsi="Carlito" w:cs="Carlito"/>
+          <w:rFonts w:ascii="Calibri" w:hAnsi="Calibri" w:cs="Calibri"/>
           <w:sz w:val="36"/>
           <w:szCs w:val="36"/>
         </w:rPr>
@@ -4413,7 +4413,7 @@
       </w:r>
       <w:r>
         <w:rPr>
-          <w:rFonts w:ascii="Carlito" w:hAnsi="Carlito" w:cs="Carlito"/>
+          <w:rFonts w:ascii="Calibri" w:hAnsi="Calibri" w:cs="Calibri"/>
           <w:sz w:val="36"/>
           <w:szCs w:val="36"/>
         </w:rPr>
@@ -4424,14 +4424,14 @@
       <w:pPr>
         <w:jc w:val="both"/>
         <w:rPr>
-          <w:rFonts w:ascii="Carlito" w:hAnsi="Carlito" w:cs="Carlito"/>
-          <w:sz w:val="36"/>
-          <w:szCs w:val="36"/>
-        </w:rPr>
-      </w:pPr>
-      <w:r>
-        <w:rPr>
-          <w:rFonts w:ascii="Carlito" w:hAnsi="Carlito" w:cs="Carlito"/>
+          <w:rFonts w:ascii="Calibri" w:hAnsi="Calibri" w:cs="Calibri"/>
+          <w:sz w:val="36"/>
+          <w:szCs w:val="36"/>
+        </w:rPr>
+      </w:pPr>
+      <w:r>
+        <w:rPr>
+          <w:rFonts w:ascii="Calibri" w:hAnsi="Calibri" w:cs="Calibri"/>
           <w:sz w:val="36"/>
           <w:szCs w:val="36"/>
         </w:rPr>
@@ -4439,7 +4439,7 @@
       </w:r>
       <w:r>
         <w:rPr>
-          <w:rFonts w:ascii="Carlito" w:hAnsi="Carlito" w:cs="Carlito"/>
+          <w:rFonts w:ascii="Calibri" w:hAnsi="Calibri" w:cs="Calibri"/>
           <w:sz w:val="36"/>
           <w:szCs w:val="36"/>
         </w:rPr>
@@ -4447,7 +4447,7 @@
       </w:r>
       <w:r>
         <w:rPr>
-          <w:rFonts w:ascii="Carlito" w:hAnsi="Carlito" w:cs="Carlito"/>
+          <w:rFonts w:ascii="Calibri" w:hAnsi="Calibri" w:cs="Calibri"/>
           <w:sz w:val="36"/>
           <w:szCs w:val="36"/>
         </w:rPr>
@@ -4458,17 +4458,17 @@
       <w:pPr>
         <w:jc w:val="both"/>
         <w:rPr>
-          <w:rFonts w:ascii="Carlito" w:hAnsi="Carlito" w:cs="Carlito"/>
-          <w:b/>
-          <w:bCs/>
-          <w:color w:val="D86DCB" w:themeColor="accent5" w:themeTint="99"/>
-          <w:sz w:val="36"/>
-          <w:szCs w:val="36"/>
-        </w:rPr>
-      </w:pPr>
-      <w:r>
-        <w:rPr>
-          <w:rFonts w:ascii="Carlito" w:hAnsi="Carlito" w:cs="Carlito"/>
+          <w:rFonts w:ascii="Calibri" w:hAnsi="Calibri" w:cs="Calibri"/>
+          <w:b/>
+          <w:bCs/>
+          <w:color w:val="D86DCB" w:themeColor="accent5" w:themeTint="99"/>
+          <w:sz w:val="36"/>
+          <w:szCs w:val="36"/>
+        </w:rPr>
+      </w:pPr>
+      <w:r>
+        <w:rPr>
+          <w:rFonts w:ascii="Calibri" w:hAnsi="Calibri" w:cs="Calibri"/>
           <w:b/>
           <w:bCs/>
           <w:color w:val="D86DCB" w:themeColor="accent5" w:themeTint="99"/>
@@ -4482,14 +4482,14 @@
       <w:pPr>
         <w:jc w:val="both"/>
         <w:rPr>
-          <w:rFonts w:ascii="Carlito" w:hAnsi="Carlito" w:cs="Carlito"/>
-          <w:sz w:val="36"/>
-          <w:szCs w:val="36"/>
-        </w:rPr>
-      </w:pPr>
-      <w:r>
-        <w:rPr>
-          <w:rFonts w:ascii="Carlito" w:hAnsi="Carlito" w:cs="Carlito"/>
+          <w:rFonts w:ascii="Calibri" w:hAnsi="Calibri" w:cs="Calibri"/>
+          <w:sz w:val="36"/>
+          <w:szCs w:val="36"/>
+        </w:rPr>
+      </w:pPr>
+      <w:r>
+        <w:rPr>
+          <w:rFonts w:ascii="Calibri" w:hAnsi="Calibri" w:cs="Calibri"/>
           <w:sz w:val="36"/>
           <w:szCs w:val="36"/>
         </w:rPr>
@@ -4497,7 +4497,7 @@
       </w:r>
       <w:r>
         <w:rPr>
-          <w:rFonts w:ascii="Carlito" w:hAnsi="Carlito" w:cs="Carlito"/>
+          <w:rFonts w:ascii="Calibri" w:hAnsi="Calibri" w:cs="Calibri"/>
           <w:b/>
           <w:bCs/>
           <w:sz w:val="36"/>
@@ -4507,7 +4507,7 @@
       </w:r>
       <w:r>
         <w:rPr>
-          <w:rFonts w:ascii="Carlito" w:hAnsi="Carlito" w:cs="Carlito"/>
+          <w:rFonts w:ascii="Calibri" w:hAnsi="Calibri" w:cs="Calibri"/>
           <w:sz w:val="36"/>
           <w:szCs w:val="36"/>
         </w:rPr>
@@ -4518,17 +4518,17 @@
       <w:pPr>
         <w:jc w:val="both"/>
         <w:rPr>
-          <w:rFonts w:ascii="Carlito" w:hAnsi="Carlito" w:cs="Carlito"/>
-          <w:b/>
-          <w:bCs/>
-          <w:color w:val="D86DCB" w:themeColor="accent5" w:themeTint="99"/>
-          <w:sz w:val="36"/>
-          <w:szCs w:val="36"/>
-        </w:rPr>
-      </w:pPr>
-      <w:r>
-        <w:rPr>
-          <w:rFonts w:ascii="Carlito" w:hAnsi="Carlito" w:cs="Carlito"/>
+          <w:rFonts w:ascii="Calibri" w:hAnsi="Calibri" w:cs="Calibri"/>
+          <w:b/>
+          <w:bCs/>
+          <w:color w:val="D86DCB" w:themeColor="accent5" w:themeTint="99"/>
+          <w:sz w:val="36"/>
+          <w:szCs w:val="36"/>
+        </w:rPr>
+      </w:pPr>
+      <w:r>
+        <w:rPr>
+          <w:rFonts w:ascii="Calibri" w:hAnsi="Calibri" w:cs="Calibri"/>
           <w:b/>
           <w:bCs/>
           <w:color w:val="D86DCB" w:themeColor="accent5" w:themeTint="99"/>
@@ -4542,17 +4542,17 @@
       <w:pPr>
         <w:jc w:val="both"/>
         <w:rPr>
-          <w:rFonts w:ascii="Carlito" w:hAnsi="Carlito" w:cs="Carlito"/>
-          <w:b/>
-          <w:bCs/>
-          <w:color w:val="D86DCB" w:themeColor="accent5" w:themeTint="99"/>
-          <w:sz w:val="36"/>
-          <w:szCs w:val="36"/>
-        </w:rPr>
-      </w:pPr>
-      <w:r>
-        <w:rPr>
-          <w:rFonts w:ascii="Carlito" w:hAnsi="Carlito" w:cs="Carlito"/>
+          <w:rFonts w:ascii="Calibri" w:hAnsi="Calibri" w:cs="Calibri"/>
+          <w:b/>
+          <w:bCs/>
+          <w:color w:val="D86DCB" w:themeColor="accent5" w:themeTint="99"/>
+          <w:sz w:val="36"/>
+          <w:szCs w:val="36"/>
+        </w:rPr>
+      </w:pPr>
+      <w:r>
+        <w:rPr>
+          <w:rFonts w:ascii="Calibri" w:hAnsi="Calibri" w:cs="Calibri"/>
           <w:b/>
           <w:bCs/>
           <w:color w:val="D86DCB" w:themeColor="accent5" w:themeTint="99"/>
@@ -4566,17 +4566,17 @@
       <w:pPr>
         <w:jc w:val="both"/>
         <w:rPr>
-          <w:rFonts w:ascii="Carlito" w:hAnsi="Carlito" w:cs="Carlito"/>
-          <w:b/>
-          <w:bCs/>
-          <w:color w:val="D86DCB" w:themeColor="accent5" w:themeTint="99"/>
-          <w:sz w:val="36"/>
-          <w:szCs w:val="36"/>
-        </w:rPr>
-      </w:pPr>
-      <w:r>
-        <w:rPr>
-          <w:rFonts w:ascii="Carlito" w:hAnsi="Carlito" w:cs="Carlito"/>
+          <w:rFonts w:ascii="Calibri" w:hAnsi="Calibri" w:cs="Calibri"/>
+          <w:b/>
+          <w:bCs/>
+          <w:color w:val="D86DCB" w:themeColor="accent5" w:themeTint="99"/>
+          <w:sz w:val="36"/>
+          <w:szCs w:val="36"/>
+        </w:rPr>
+      </w:pPr>
+      <w:r>
+        <w:rPr>
+          <w:rFonts w:ascii="Calibri" w:hAnsi="Calibri" w:cs="Calibri"/>
           <w:b/>
           <w:bCs/>
           <w:color w:val="D86DCB" w:themeColor="accent5" w:themeTint="99"/>
@@ -4590,17 +4590,17 @@
       <w:pPr>
         <w:jc w:val="both"/>
         <w:rPr>
-          <w:rFonts w:ascii="Carlito" w:hAnsi="Carlito" w:cs="Carlito"/>
-          <w:b/>
-          <w:bCs/>
-          <w:color w:val="D86DCB" w:themeColor="accent5" w:themeTint="99"/>
-          <w:sz w:val="36"/>
-          <w:szCs w:val="36"/>
-        </w:rPr>
-      </w:pPr>
-      <w:r>
-        <w:rPr>
-          <w:rFonts w:ascii="Carlito" w:hAnsi="Carlito" w:cs="Carlito"/>
+          <w:rFonts w:ascii="Calibri" w:hAnsi="Calibri" w:cs="Calibri"/>
+          <w:b/>
+          <w:bCs/>
+          <w:color w:val="D86DCB" w:themeColor="accent5" w:themeTint="99"/>
+          <w:sz w:val="36"/>
+          <w:szCs w:val="36"/>
+        </w:rPr>
+      </w:pPr>
+      <w:r>
+        <w:rPr>
+          <w:rFonts w:ascii="Calibri" w:hAnsi="Calibri" w:cs="Calibri"/>
           <w:b/>
           <w:bCs/>
           <w:color w:val="D86DCB" w:themeColor="accent5" w:themeTint="99"/>
@@ -4614,14 +4614,14 @@
       <w:pPr>
         <w:jc w:val="both"/>
         <w:rPr>
-          <w:rFonts w:ascii="Carlito" w:hAnsi="Carlito" w:cs="Carlito"/>
-          <w:sz w:val="36"/>
-          <w:szCs w:val="36"/>
-        </w:rPr>
-      </w:pPr>
-      <w:r>
-        <w:rPr>
-          <w:rFonts w:ascii="Carlito" w:hAnsi="Carlito" w:cs="Carlito"/>
+          <w:rFonts w:ascii="Calibri" w:hAnsi="Calibri" w:cs="Calibri"/>
+          <w:sz w:val="36"/>
+          <w:szCs w:val="36"/>
+        </w:rPr>
+      </w:pPr>
+      <w:r>
+        <w:rPr>
+          <w:rFonts w:ascii="Calibri" w:hAnsi="Calibri" w:cs="Calibri"/>
           <w:sz w:val="36"/>
           <w:szCs w:val="36"/>
         </w:rPr>
@@ -4630,7 +4630,7 @@
       </w:r>
       <w:r>
         <w:rPr>
-          <w:rFonts w:ascii="Carlito" w:hAnsi="Carlito" w:cs="Carlito"/>
+          <w:rFonts w:ascii="Calibri" w:hAnsi="Calibri" w:cs="Calibri"/>
           <w:b/>
           <w:bCs/>
           <w:sz w:val="36"/>
@@ -4640,7 +4640,7 @@
       </w:r>
       <w:r>
         <w:rPr>
-          <w:rFonts w:ascii="Carlito" w:hAnsi="Carlito" w:cs="Carlito"/>
+          <w:rFonts w:ascii="Calibri" w:hAnsi="Calibri" w:cs="Calibri"/>
           <w:sz w:val="36"/>
           <w:szCs w:val="36"/>
         </w:rPr>
@@ -4651,17 +4651,17 @@
       <w:pPr>
         <w:jc w:val="both"/>
         <w:rPr>
-          <w:rFonts w:ascii="Carlito" w:hAnsi="Carlito" w:cs="Carlito"/>
-          <w:b/>
-          <w:bCs/>
-          <w:color w:val="D86DCB" w:themeColor="accent5" w:themeTint="99"/>
-          <w:sz w:val="36"/>
-          <w:szCs w:val="36"/>
-        </w:rPr>
-      </w:pPr>
-      <w:r>
-        <w:rPr>
-          <w:rFonts w:ascii="Carlito" w:hAnsi="Carlito" w:cs="Carlito"/>
+          <w:rFonts w:ascii="Calibri" w:hAnsi="Calibri" w:cs="Calibri"/>
+          <w:b/>
+          <w:bCs/>
+          <w:color w:val="D86DCB" w:themeColor="accent5" w:themeTint="99"/>
+          <w:sz w:val="36"/>
+          <w:szCs w:val="36"/>
+        </w:rPr>
+      </w:pPr>
+      <w:r>
+        <w:rPr>
+          <w:rFonts w:ascii="Calibri" w:hAnsi="Calibri" w:cs="Calibri"/>
           <w:b/>
           <w:bCs/>
           <w:color w:val="D86DCB" w:themeColor="accent5" w:themeTint="99"/>
@@ -4675,17 +4675,17 @@
       <w:pPr>
         <w:jc w:val="both"/>
         <w:rPr>
-          <w:rFonts w:ascii="Carlito" w:hAnsi="Carlito" w:cs="Carlito"/>
-          <w:b/>
-          <w:bCs/>
-          <w:color w:val="D86DCB" w:themeColor="accent5" w:themeTint="99"/>
-          <w:sz w:val="36"/>
-          <w:szCs w:val="36"/>
-        </w:rPr>
-      </w:pPr>
-      <w:r>
-        <w:rPr>
-          <w:rFonts w:ascii="Carlito" w:hAnsi="Carlito" w:cs="Carlito"/>
+          <w:rFonts w:ascii="Calibri" w:hAnsi="Calibri" w:cs="Calibri"/>
+          <w:b/>
+          <w:bCs/>
+          <w:color w:val="D86DCB" w:themeColor="accent5" w:themeTint="99"/>
+          <w:sz w:val="36"/>
+          <w:szCs w:val="36"/>
+        </w:rPr>
+      </w:pPr>
+      <w:r>
+        <w:rPr>
+          <w:rFonts w:ascii="Calibri" w:hAnsi="Calibri" w:cs="Calibri"/>
           <w:b/>
           <w:bCs/>
           <w:color w:val="D86DCB" w:themeColor="accent5" w:themeTint="99"/>
@@ -4699,17 +4699,17 @@
       <w:pPr>
         <w:jc w:val="both"/>
         <w:rPr>
-          <w:rFonts w:ascii="Carlito" w:hAnsi="Carlito" w:cs="Carlito"/>
-          <w:b/>
-          <w:bCs/>
-          <w:color w:val="D86DCB" w:themeColor="accent5" w:themeTint="99"/>
-          <w:sz w:val="36"/>
-          <w:szCs w:val="36"/>
-        </w:rPr>
-      </w:pPr>
-      <w:r>
-        <w:rPr>
-          <w:rFonts w:ascii="Carlito" w:hAnsi="Carlito" w:cs="Carlito"/>
+          <w:rFonts w:ascii="Calibri" w:hAnsi="Calibri" w:cs="Calibri"/>
+          <w:b/>
+          <w:bCs/>
+          <w:color w:val="D86DCB" w:themeColor="accent5" w:themeTint="99"/>
+          <w:sz w:val="36"/>
+          <w:szCs w:val="36"/>
+        </w:rPr>
+      </w:pPr>
+      <w:r>
+        <w:rPr>
+          <w:rFonts w:ascii="Calibri" w:hAnsi="Calibri" w:cs="Calibri"/>
           <w:b/>
           <w:bCs/>
           <w:color w:val="D86DCB" w:themeColor="accent5" w:themeTint="99"/>
@@ -4723,14 +4723,14 @@
       <w:pPr>
         <w:jc w:val="both"/>
         <w:rPr>
-          <w:rFonts w:ascii="Carlito" w:hAnsi="Carlito" w:cs="Carlito"/>
-          <w:sz w:val="36"/>
-          <w:szCs w:val="36"/>
-        </w:rPr>
-      </w:pPr>
-      <w:r>
-        <w:rPr>
-          <w:rFonts w:ascii="Carlito" w:hAnsi="Carlito" w:cs="Carlito"/>
+          <w:rFonts w:ascii="Calibri" w:hAnsi="Calibri" w:cs="Calibri"/>
+          <w:sz w:val="36"/>
+          <w:szCs w:val="36"/>
+        </w:rPr>
+      </w:pPr>
+      <w:r>
+        <w:rPr>
+          <w:rFonts w:ascii="Calibri" w:hAnsi="Calibri" w:cs="Calibri"/>
           <w:sz w:val="36"/>
           <w:szCs w:val="36"/>
         </w:rPr>
@@ -4741,17 +4741,17 @@
       <w:pPr>
         <w:jc w:val="both"/>
         <w:rPr>
-          <w:rFonts w:ascii="Carlito" w:hAnsi="Carlito" w:cs="Carlito"/>
-          <w:b/>
-          <w:bCs/>
-          <w:color w:val="D86DCB" w:themeColor="accent5" w:themeTint="99"/>
-          <w:sz w:val="36"/>
-          <w:szCs w:val="36"/>
-        </w:rPr>
-      </w:pPr>
-      <w:r>
-        <w:rPr>
-          <w:rFonts w:ascii="Carlito" w:hAnsi="Carlito" w:cs="Carlito"/>
+          <w:rFonts w:ascii="Calibri" w:hAnsi="Calibri" w:cs="Calibri"/>
+          <w:b/>
+          <w:bCs/>
+          <w:color w:val="D86DCB" w:themeColor="accent5" w:themeTint="99"/>
+          <w:sz w:val="36"/>
+          <w:szCs w:val="36"/>
+        </w:rPr>
+      </w:pPr>
+      <w:r>
+        <w:rPr>
+          <w:rFonts w:ascii="Calibri" w:hAnsi="Calibri" w:cs="Calibri"/>
           <w:b/>
           <w:bCs/>
           <w:color w:val="D86DCB" w:themeColor="accent5" w:themeTint="99"/>
@@ -4765,17 +4765,17 @@
       <w:pPr>
         <w:jc w:val="both"/>
         <w:rPr>
-          <w:rFonts w:ascii="Carlito" w:hAnsi="Carlito" w:cs="Carlito"/>
-          <w:b/>
-          <w:bCs/>
-          <w:color w:val="D86DCB" w:themeColor="accent5" w:themeTint="99"/>
-          <w:sz w:val="36"/>
-          <w:szCs w:val="36"/>
-        </w:rPr>
-      </w:pPr>
-      <w:r>
-        <w:rPr>
-          <w:rFonts w:ascii="Carlito" w:hAnsi="Carlito" w:cs="Carlito"/>
+          <w:rFonts w:ascii="Calibri" w:hAnsi="Calibri" w:cs="Calibri"/>
+          <w:b/>
+          <w:bCs/>
+          <w:color w:val="D86DCB" w:themeColor="accent5" w:themeTint="99"/>
+          <w:sz w:val="36"/>
+          <w:szCs w:val="36"/>
+        </w:rPr>
+      </w:pPr>
+      <w:r>
+        <w:rPr>
+          <w:rFonts w:ascii="Calibri" w:hAnsi="Calibri" w:cs="Calibri"/>
           <w:b/>
           <w:bCs/>
           <w:color w:val="D86DCB" w:themeColor="accent5" w:themeTint="99"/>
@@ -4789,17 +4789,17 @@
       <w:pPr>
         <w:jc w:val="both"/>
         <w:rPr>
-          <w:rFonts w:ascii="Carlito" w:hAnsi="Carlito" w:cs="Carlito"/>
-          <w:b/>
-          <w:bCs/>
-          <w:color w:val="D86DCB" w:themeColor="accent5" w:themeTint="99"/>
-          <w:sz w:val="36"/>
-          <w:szCs w:val="36"/>
-        </w:rPr>
-      </w:pPr>
-      <w:r>
-        <w:rPr>
-          <w:rFonts w:ascii="Carlito" w:hAnsi="Carlito" w:cs="Carlito"/>
+          <w:rFonts w:ascii="Calibri" w:hAnsi="Calibri" w:cs="Calibri"/>
+          <w:b/>
+          <w:bCs/>
+          <w:color w:val="D86DCB" w:themeColor="accent5" w:themeTint="99"/>
+          <w:sz w:val="36"/>
+          <w:szCs w:val="36"/>
+        </w:rPr>
+      </w:pPr>
+      <w:r>
+        <w:rPr>
+          <w:rFonts w:ascii="Calibri" w:hAnsi="Calibri" w:cs="Calibri"/>
           <w:b/>
           <w:bCs/>
           <w:color w:val="D86DCB" w:themeColor="accent5" w:themeTint="99"/>
@@ -4813,26 +4813,26 @@
       <w:pPr>
         <w:jc w:val="both"/>
         <w:rPr>
-          <w:rFonts w:ascii="Carlito" w:hAnsi="Carlito" w:cs="Carlito"/>
-          <w:sz w:val="36"/>
-          <w:szCs w:val="36"/>
-        </w:rPr>
-      </w:pPr>
-    </w:p>
-    <w:p>
-      <w:pPr>
-        <w:jc w:val="both"/>
-        <w:rPr>
-          <w:rFonts w:ascii="Carlito" w:hAnsi="Carlito" w:cs="Carlito"/>
-          <w:b/>
-          <w:bCs/>
-          <w:sz w:val="36"/>
-          <w:szCs w:val="36"/>
-        </w:rPr>
-      </w:pPr>
-      <w:r>
-        <w:rPr>
-          <w:rFonts w:ascii="Carlito" w:hAnsi="Carlito" w:cs="Carlito"/>
+          <w:rFonts w:ascii="Calibri" w:hAnsi="Calibri" w:cs="Calibri"/>
+          <w:sz w:val="36"/>
+          <w:szCs w:val="36"/>
+        </w:rPr>
+      </w:pPr>
+    </w:p>
+    <w:p>
+      <w:pPr>
+        <w:jc w:val="both"/>
+        <w:rPr>
+          <w:rFonts w:ascii="Calibri" w:hAnsi="Calibri" w:cs="Calibri"/>
+          <w:b/>
+          <w:bCs/>
+          <w:sz w:val="36"/>
+          <w:szCs w:val="36"/>
+        </w:rPr>
+      </w:pPr>
+      <w:r>
+        <w:rPr>
+          <w:rFonts w:ascii="Calibri" w:hAnsi="Calibri" w:cs="Calibri"/>
           <w:b/>
           <w:bCs/>
           <w:sz w:val="36"/>
@@ -4845,14 +4845,14 @@
       <w:pPr>
         <w:jc w:val="both"/>
         <w:rPr>
-          <w:rFonts w:ascii="Carlito" w:hAnsi="Carlito" w:cs="Carlito"/>
-          <w:sz w:val="36"/>
-          <w:szCs w:val="36"/>
-        </w:rPr>
-      </w:pPr>
-      <w:r>
-        <w:rPr>
-          <w:rFonts w:ascii="Carlito" w:hAnsi="Carlito" w:cs="Carlito"/>
+          <w:rFonts w:ascii="Calibri" w:hAnsi="Calibri" w:cs="Calibri"/>
+          <w:sz w:val="36"/>
+          <w:szCs w:val="36"/>
+        </w:rPr>
+      </w:pPr>
+      <w:r>
+        <w:rPr>
+          <w:rFonts w:ascii="Calibri" w:hAnsi="Calibri" w:cs="Calibri"/>
           <w:sz w:val="36"/>
           <w:szCs w:val="36"/>
         </w:rPr>
@@ -4863,16 +4863,16 @@
       <w:pPr>
         <w:jc w:val="both"/>
         <w:rPr>
-          <w:rFonts w:ascii="Carlito" w:hAnsi="Carlito" w:cs="Carlito"/>
-          <w:b/>
-          <w:bCs/>
-          <w:sz w:val="36"/>
-          <w:szCs w:val="36"/>
-        </w:rPr>
-      </w:pPr>
-      <w:r>
-        <w:rPr>
-          <w:rFonts w:ascii="Carlito" w:hAnsi="Carlito" w:cs="Carlito"/>
+          <w:rFonts w:ascii="Calibri" w:hAnsi="Calibri" w:cs="Calibri"/>
+          <w:b/>
+          <w:bCs/>
+          <w:sz w:val="36"/>
+          <w:szCs w:val="36"/>
+        </w:rPr>
+      </w:pPr>
+      <w:r>
+        <w:rPr>
+          <w:rFonts w:ascii="Calibri" w:hAnsi="Calibri" w:cs="Calibri"/>
           <w:b/>
           <w:bCs/>
           <w:sz w:val="36"/>
@@ -4885,16 +4885,16 @@
       <w:pPr>
         <w:jc w:val="both"/>
         <w:rPr>
-          <w:rFonts w:ascii="Carlito" w:hAnsi="Carlito" w:cs="Carlito"/>
-          <w:b/>
-          <w:bCs/>
-          <w:sz w:val="36"/>
-          <w:szCs w:val="36"/>
-        </w:rPr>
-      </w:pPr>
-      <w:r>
-        <w:rPr>
-          <w:rFonts w:ascii="Carlito" w:hAnsi="Carlito" w:cs="Carlito"/>
+          <w:rFonts w:ascii="Calibri" w:hAnsi="Calibri" w:cs="Calibri"/>
+          <w:b/>
+          <w:bCs/>
+          <w:sz w:val="36"/>
+          <w:szCs w:val="36"/>
+        </w:rPr>
+      </w:pPr>
+      <w:r>
+        <w:rPr>
+          <w:rFonts w:ascii="Calibri" w:hAnsi="Calibri" w:cs="Calibri"/>
           <w:sz w:val="36"/>
           <w:szCs w:val="36"/>
         </w:rPr>
@@ -4902,7 +4902,7 @@
       </w:r>
       <w:r>
         <w:rPr>
-          <w:rFonts w:ascii="Carlito" w:hAnsi="Carlito" w:cs="Carlito"/>
+          <w:rFonts w:ascii="Calibri" w:hAnsi="Calibri" w:cs="Calibri"/>
           <w:b/>
           <w:bCs/>
           <w:sz w:val="36"/>
@@ -4912,7 +4912,7 @@
       </w:r>
       <w:r>
         <w:rPr>
-          <w:rFonts w:ascii="Carlito" w:hAnsi="Carlito" w:cs="Carlito"/>
+          <w:rFonts w:ascii="Calibri" w:hAnsi="Calibri" w:cs="Calibri"/>
           <w:sz w:val="36"/>
           <w:szCs w:val="36"/>
         </w:rPr>
@@ -4920,7 +4920,7 @@
       </w:r>
       <w:r>
         <w:rPr>
-          <w:rFonts w:ascii="Carlito" w:hAnsi="Carlito" w:cs="Carlito"/>
+          <w:rFonts w:ascii="Calibri" w:hAnsi="Calibri" w:cs="Calibri"/>
           <w:b/>
           <w:bCs/>
           <w:sz w:val="36"/>
@@ -4930,7 +4930,7 @@
       </w:r>
       <w:r>
         <w:rPr>
-          <w:rFonts w:ascii="Carlito" w:hAnsi="Carlito" w:cs="Carlito"/>
+          <w:rFonts w:ascii="Calibri" w:hAnsi="Calibri" w:cs="Calibri"/>
           <w:sz w:val="36"/>
           <w:szCs w:val="36"/>
         </w:rPr>
@@ -4938,7 +4938,7 @@
       </w:r>
       <w:r>
         <w:rPr>
-          <w:rFonts w:ascii="Carlito" w:hAnsi="Carlito" w:cs="Carlito"/>
+          <w:rFonts w:ascii="Calibri" w:hAnsi="Calibri" w:cs="Calibri"/>
           <w:b/>
           <w:bCs/>
           <w:sz w:val="36"/>
@@ -4951,14 +4951,14 @@
       <w:pPr>
         <w:jc w:val="both"/>
         <w:rPr>
-          <w:rFonts w:ascii="Carlito" w:hAnsi="Carlito" w:cs="Carlito"/>
-          <w:sz w:val="36"/>
-          <w:szCs w:val="36"/>
-        </w:rPr>
-      </w:pPr>
-      <w:r>
-        <w:rPr>
-          <w:rFonts w:ascii="Carlito" w:hAnsi="Carlito" w:cs="Carlito"/>
+          <w:rFonts w:ascii="Calibri" w:hAnsi="Calibri" w:cs="Calibri"/>
+          <w:sz w:val="36"/>
+          <w:szCs w:val="36"/>
+        </w:rPr>
+      </w:pPr>
+      <w:r>
+        <w:rPr>
+          <w:rFonts w:ascii="Calibri" w:hAnsi="Calibri" w:cs="Calibri"/>
           <w:sz w:val="36"/>
           <w:szCs w:val="36"/>
         </w:rPr>
@@ -4966,7 +4966,7 @@
       </w:r>
       <w:r>
         <w:rPr>
-          <w:rFonts w:ascii="Carlito" w:hAnsi="Carlito" w:cs="Carlito"/>
+          <w:rFonts w:ascii="Calibri" w:hAnsi="Calibri" w:cs="Calibri"/>
           <w:b/>
           <w:bCs/>
           <w:sz w:val="36"/>
@@ -4976,7 +4976,7 @@
       </w:r>
       <w:r>
         <w:rPr>
-          <w:rFonts w:ascii="Carlito" w:hAnsi="Carlito" w:cs="Carlito"/>
+          <w:rFonts w:ascii="Calibri" w:hAnsi="Calibri" w:cs="Calibri"/>
           <w:sz w:val="36"/>
           <w:szCs w:val="36"/>
         </w:rPr>
@@ -4984,7 +4984,7 @@
       </w:r>
       <w:r>
         <w:rPr>
-          <w:rFonts w:ascii="Carlito" w:hAnsi="Carlito" w:cs="Carlito"/>
+          <w:rFonts w:ascii="Calibri" w:hAnsi="Calibri" w:cs="Calibri"/>
           <w:b/>
           <w:bCs/>
           <w:sz w:val="36"/>
@@ -4994,7 +4994,7 @@
       </w:r>
       <w:r>
         <w:rPr>
-          <w:rFonts w:ascii="Carlito" w:hAnsi="Carlito" w:cs="Carlito"/>
+          <w:rFonts w:ascii="Calibri" w:hAnsi="Calibri" w:cs="Calibri"/>
           <w:sz w:val="36"/>
           <w:szCs w:val="36"/>
         </w:rPr>
@@ -5002,7 +5002,7 @@
       </w:r>
       <w:r>
         <w:rPr>
-          <w:rFonts w:ascii="Carlito" w:hAnsi="Carlito" w:cs="Carlito"/>
+          <w:rFonts w:ascii="Calibri" w:hAnsi="Calibri" w:cs="Calibri"/>
           <w:b/>
           <w:bCs/>
           <w:sz w:val="36"/>
@@ -5012,7 +5012,7 @@
       </w:r>
       <w:r>
         <w:rPr>
-          <w:rFonts w:ascii="Carlito" w:hAnsi="Carlito" w:cs="Carlito"/>
+          <w:rFonts w:ascii="Calibri" w:hAnsi="Calibri" w:cs="Calibri"/>
           <w:sz w:val="36"/>
           <w:szCs w:val="36"/>
         </w:rPr>
@@ -5020,7 +5020,7 @@
       </w:r>
       <w:r>
         <w:rPr>
-          <w:rFonts w:ascii="Carlito" w:hAnsi="Carlito" w:cs="Carlito"/>
+          <w:rFonts w:ascii="Calibri" w:hAnsi="Calibri" w:cs="Calibri"/>
           <w:b/>
           <w:bCs/>
           <w:sz w:val="36"/>
@@ -5030,7 +5030,7 @@
       </w:r>
       <w:r>
         <w:rPr>
-          <w:rFonts w:ascii="Carlito" w:hAnsi="Carlito" w:cs="Carlito"/>
+          <w:rFonts w:ascii="Calibri" w:hAnsi="Calibri" w:cs="Calibri"/>
           <w:sz w:val="36"/>
           <w:szCs w:val="36"/>
         </w:rPr>
@@ -5038,7 +5038,7 @@
       </w:r>
       <w:r>
         <w:rPr>
-          <w:rFonts w:ascii="Carlito" w:hAnsi="Carlito" w:cs="Carlito"/>
+          <w:rFonts w:ascii="Calibri" w:hAnsi="Calibri" w:cs="Calibri"/>
           <w:b/>
           <w:bCs/>
           <w:sz w:val="36"/>
@@ -5048,7 +5048,7 @@
       </w:r>
       <w:r>
         <w:rPr>
-          <w:rFonts w:ascii="Carlito" w:hAnsi="Carlito" w:cs="Carlito"/>
+          <w:rFonts w:ascii="Calibri" w:hAnsi="Calibri" w:cs="Calibri"/>
           <w:sz w:val="36"/>
           <w:szCs w:val="36"/>
         </w:rPr>
@@ -5056,7 +5056,7 @@
       </w:r>
       <w:r>
         <w:rPr>
-          <w:rFonts w:ascii="Carlito" w:hAnsi="Carlito" w:cs="Carlito"/>
+          <w:rFonts w:ascii="Calibri" w:hAnsi="Calibri" w:cs="Calibri"/>
           <w:b/>
           <w:bCs/>
           <w:sz w:val="36"/>
@@ -5066,7 +5066,7 @@
       </w:r>
       <w:r>
         <w:rPr>
-          <w:rFonts w:ascii="Carlito" w:hAnsi="Carlito" w:cs="Carlito"/>
+          <w:rFonts w:ascii="Calibri" w:hAnsi="Calibri" w:cs="Calibri"/>
           <w:sz w:val="36"/>
           <w:szCs w:val="36"/>
         </w:rPr>
@@ -5074,7 +5074,7 @@
       </w:r>
       <w:r>
         <w:rPr>
-          <w:rFonts w:ascii="Carlito" w:hAnsi="Carlito" w:cs="Carlito"/>
+          <w:rFonts w:ascii="Calibri" w:hAnsi="Calibri" w:cs="Calibri"/>
           <w:b/>
           <w:bCs/>
           <w:sz w:val="36"/>
@@ -5084,7 +5084,7 @@
       </w:r>
       <w:r>
         <w:rPr>
-          <w:rFonts w:ascii="Carlito" w:hAnsi="Carlito" w:cs="Carlito"/>
+          <w:rFonts w:ascii="Calibri" w:hAnsi="Calibri" w:cs="Calibri"/>
           <w:sz w:val="36"/>
           <w:szCs w:val="36"/>
         </w:rPr>
@@ -5092,7 +5092,7 @@
       </w:r>
       <w:r>
         <w:rPr>
-          <w:rFonts w:ascii="Carlito" w:hAnsi="Carlito" w:cs="Carlito"/>
+          <w:rFonts w:ascii="Calibri" w:hAnsi="Calibri" w:cs="Calibri"/>
           <w:b/>
           <w:bCs/>
           <w:sz w:val="36"/>
@@ -5102,7 +5102,7 @@
       </w:r>
       <w:r>
         <w:rPr>
-          <w:rFonts w:ascii="Carlito" w:hAnsi="Carlito" w:cs="Carlito"/>
+          <w:rFonts w:ascii="Calibri" w:hAnsi="Calibri" w:cs="Calibri"/>
           <w:sz w:val="36"/>
           <w:szCs w:val="36"/>
         </w:rPr>
@@ -5110,7 +5110,7 @@
       </w:r>
       <w:r>
         <w:rPr>
-          <w:rFonts w:ascii="Carlito" w:hAnsi="Carlito" w:cs="Carlito"/>
+          <w:rFonts w:ascii="Calibri" w:hAnsi="Calibri" w:cs="Calibri"/>
           <w:b/>
           <w:bCs/>
           <w:sz w:val="36"/>
@@ -5120,7 +5120,7 @@
       </w:r>
       <w:r>
         <w:rPr>
-          <w:rFonts w:ascii="Carlito" w:hAnsi="Carlito" w:cs="Carlito"/>
+          <w:rFonts w:ascii="Calibri" w:hAnsi="Calibri" w:cs="Calibri"/>
           <w:sz w:val="36"/>
           <w:szCs w:val="36"/>
         </w:rPr>
@@ -5128,7 +5128,7 @@
       </w:r>
       <w:r>
         <w:rPr>
-          <w:rFonts w:ascii="Carlito" w:hAnsi="Carlito" w:cs="Carlito"/>
+          <w:rFonts w:ascii="Calibri" w:hAnsi="Calibri" w:cs="Calibri"/>
           <w:sz w:val="36"/>
           <w:szCs w:val="36"/>
         </w:rPr>
@@ -5140,14 +5140,14 @@
       <w:pPr>
         <w:jc w:val="both"/>
         <w:rPr>
-          <w:rFonts w:ascii="Carlito" w:hAnsi="Carlito" w:cs="Carlito"/>
-          <w:sz w:val="36"/>
-          <w:szCs w:val="36"/>
-        </w:rPr>
-      </w:pPr>
-      <w:r>
-        <w:rPr>
-          <w:rFonts w:ascii="Carlito" w:hAnsi="Carlito" w:cs="Carlito"/>
+          <w:rFonts w:ascii="Calibri" w:hAnsi="Calibri" w:cs="Calibri"/>
+          <w:sz w:val="36"/>
+          <w:szCs w:val="36"/>
+        </w:rPr>
+      </w:pPr>
+      <w:r>
+        <w:rPr>
+          <w:rFonts w:ascii="Calibri" w:hAnsi="Calibri" w:cs="Calibri"/>
           <w:sz w:val="36"/>
           <w:szCs w:val="36"/>
         </w:rPr>
@@ -5155,7 +5155,7 @@
       </w:r>
       <w:r>
         <w:rPr>
-          <w:rFonts w:ascii="Carlito" w:hAnsi="Carlito" w:cs="Carlito"/>
+          <w:rFonts w:ascii="Calibri" w:hAnsi="Calibri" w:cs="Calibri"/>
           <w:b/>
           <w:bCs/>
           <w:sz w:val="36"/>
@@ -5165,7 +5165,7 @@
       </w:r>
       <w:r>
         <w:rPr>
-          <w:rFonts w:ascii="Carlito" w:hAnsi="Carlito" w:cs="Carlito"/>
+          <w:rFonts w:ascii="Calibri" w:hAnsi="Calibri" w:cs="Calibri"/>
           <w:sz w:val="36"/>
           <w:szCs w:val="36"/>
         </w:rPr>
@@ -5173,7 +5173,7 @@
       </w:r>
       <w:r>
         <w:rPr>
-          <w:rFonts w:ascii="Carlito" w:hAnsi="Carlito" w:cs="Carlito"/>
+          <w:rFonts w:ascii="Calibri" w:hAnsi="Calibri" w:cs="Calibri"/>
           <w:b/>
           <w:bCs/>
           <w:sz w:val="36"/>
@@ -5183,7 +5183,7 @@
       </w:r>
       <w:r>
         <w:rPr>
-          <w:rFonts w:ascii="Carlito" w:hAnsi="Carlito" w:cs="Carlito"/>
+          <w:rFonts w:ascii="Calibri" w:hAnsi="Calibri" w:cs="Calibri"/>
           <w:sz w:val="36"/>
           <w:szCs w:val="36"/>
         </w:rPr>
@@ -5191,7 +5191,7 @@
       </w:r>
       <w:r>
         <w:rPr>
-          <w:rFonts w:ascii="Carlito" w:hAnsi="Carlito" w:cs="Carlito"/>
+          <w:rFonts w:ascii="Calibri" w:hAnsi="Calibri" w:cs="Calibri"/>
           <w:b/>
           <w:bCs/>
           <w:sz w:val="36"/>
@@ -5201,7 +5201,7 @@
       </w:r>
       <w:r>
         <w:rPr>
-          <w:rFonts w:ascii="Carlito" w:hAnsi="Carlito" w:cs="Carlito"/>
+          <w:rFonts w:ascii="Calibri" w:hAnsi="Calibri" w:cs="Calibri"/>
           <w:sz w:val="36"/>
           <w:szCs w:val="36"/>
         </w:rPr>
@@ -5212,14 +5212,14 @@
       <w:pPr>
         <w:jc w:val="both"/>
         <w:rPr>
-          <w:rFonts w:ascii="Carlito" w:hAnsi="Carlito" w:cs="Carlito"/>
-          <w:sz w:val="36"/>
-          <w:szCs w:val="36"/>
-        </w:rPr>
-      </w:pPr>
-      <w:r>
-        <w:rPr>
-          <w:rFonts w:ascii="Carlito" w:hAnsi="Carlito" w:cs="Carlito"/>
+          <w:rFonts w:ascii="Calibri" w:hAnsi="Calibri" w:cs="Calibri"/>
+          <w:sz w:val="36"/>
+          <w:szCs w:val="36"/>
+        </w:rPr>
+      </w:pPr>
+      <w:r>
+        <w:rPr>
+          <w:rFonts w:ascii="Calibri" w:hAnsi="Calibri" w:cs="Calibri"/>
           <w:sz w:val="36"/>
           <w:szCs w:val="36"/>
         </w:rPr>
@@ -5227,7 +5227,7 @@
       </w:r>
       <w:r>
         <w:rPr>
-          <w:rFonts w:ascii="Carlito" w:hAnsi="Carlito" w:cs="Carlito"/>
+          <w:rFonts w:ascii="Calibri" w:hAnsi="Calibri" w:cs="Calibri"/>
           <w:b/>
           <w:bCs/>
           <w:sz w:val="36"/>
@@ -5237,7 +5237,7 @@
       </w:r>
       <w:r>
         <w:rPr>
-          <w:rFonts w:ascii="Carlito" w:hAnsi="Carlito" w:cs="Carlito"/>
+          <w:rFonts w:ascii="Calibri" w:hAnsi="Calibri" w:cs="Calibri"/>
           <w:sz w:val="36"/>
           <w:szCs w:val="36"/>
         </w:rPr>
@@ -5248,17 +5248,17 @@
       <w:pPr>
         <w:jc w:val="both"/>
         <w:rPr>
-          <w:rFonts w:ascii="Carlito" w:hAnsi="Carlito" w:cs="Carlito"/>
-          <w:b/>
-          <w:bCs/>
-          <w:color w:val="D86DCB" w:themeColor="accent5" w:themeTint="99"/>
-          <w:sz w:val="36"/>
-          <w:szCs w:val="36"/>
-        </w:rPr>
-      </w:pPr>
-      <w:r>
-        <w:rPr>
-          <w:rFonts w:ascii="Carlito" w:hAnsi="Carlito" w:cs="Carlito"/>
+          <w:rFonts w:ascii="Calibri" w:hAnsi="Calibri" w:cs="Calibri"/>
+          <w:b/>
+          <w:bCs/>
+          <w:color w:val="D86DCB" w:themeColor="accent5" w:themeTint="99"/>
+          <w:sz w:val="36"/>
+          <w:szCs w:val="36"/>
+        </w:rPr>
+      </w:pPr>
+      <w:r>
+        <w:rPr>
+          <w:rFonts w:ascii="Calibri" w:hAnsi="Calibri" w:cs="Calibri"/>
           <w:b/>
           <w:bCs/>
           <w:color w:val="D86DCB" w:themeColor="accent5" w:themeTint="99"/>
@@ -5272,17 +5272,17 @@
       <w:pPr>
         <w:jc w:val="both"/>
         <w:rPr>
-          <w:rFonts w:ascii="Carlito" w:hAnsi="Carlito" w:cs="Carlito"/>
-          <w:b/>
-          <w:bCs/>
-          <w:color w:val="D86DCB" w:themeColor="accent5" w:themeTint="99"/>
-          <w:sz w:val="36"/>
-          <w:szCs w:val="36"/>
-        </w:rPr>
-      </w:pPr>
-      <w:r>
-        <w:rPr>
-          <w:rFonts w:ascii="Carlito" w:hAnsi="Carlito" w:cs="Carlito"/>
+          <w:rFonts w:ascii="Calibri" w:hAnsi="Calibri" w:cs="Calibri"/>
+          <w:b/>
+          <w:bCs/>
+          <w:color w:val="D86DCB" w:themeColor="accent5" w:themeTint="99"/>
+          <w:sz w:val="36"/>
+          <w:szCs w:val="36"/>
+        </w:rPr>
+      </w:pPr>
+      <w:r>
+        <w:rPr>
+          <w:rFonts w:ascii="Calibri" w:hAnsi="Calibri" w:cs="Calibri"/>
           <w:b/>
           <w:bCs/>
           <w:color w:val="D86DCB" w:themeColor="accent5" w:themeTint="99"/>
@@ -5296,17 +5296,17 @@
       <w:pPr>
         <w:jc w:val="both"/>
         <w:rPr>
-          <w:rFonts w:ascii="Carlito" w:hAnsi="Carlito" w:cs="Carlito"/>
-          <w:b/>
-          <w:bCs/>
-          <w:color w:val="D86DCB" w:themeColor="accent5" w:themeTint="99"/>
-          <w:sz w:val="36"/>
-          <w:szCs w:val="36"/>
-        </w:rPr>
-      </w:pPr>
-      <w:r>
-        <w:rPr>
-          <w:rFonts w:ascii="Carlito" w:hAnsi="Carlito" w:cs="Carlito"/>
+          <w:rFonts w:ascii="Calibri" w:hAnsi="Calibri" w:cs="Calibri"/>
+          <w:b/>
+          <w:bCs/>
+          <w:color w:val="D86DCB" w:themeColor="accent5" w:themeTint="99"/>
+          <w:sz w:val="36"/>
+          <w:szCs w:val="36"/>
+        </w:rPr>
+      </w:pPr>
+      <w:r>
+        <w:rPr>
+          <w:rFonts w:ascii="Calibri" w:hAnsi="Calibri" w:cs="Calibri"/>
           <w:b/>
           <w:bCs/>
           <w:color w:val="D86DCB" w:themeColor="accent5" w:themeTint="99"/>
@@ -5320,17 +5320,17 @@
       <w:pPr>
         <w:jc w:val="both"/>
         <w:rPr>
-          <w:rFonts w:ascii="Carlito" w:hAnsi="Carlito" w:cs="Carlito"/>
-          <w:b/>
-          <w:bCs/>
-          <w:color w:val="D86DCB" w:themeColor="accent5" w:themeTint="99"/>
-          <w:sz w:val="36"/>
-          <w:szCs w:val="36"/>
-        </w:rPr>
-      </w:pPr>
-      <w:r>
-        <w:rPr>
-          <w:rFonts w:ascii="Carlito" w:hAnsi="Carlito" w:cs="Carlito"/>
+          <w:rFonts w:ascii="Calibri" w:hAnsi="Calibri" w:cs="Calibri"/>
+          <w:b/>
+          <w:bCs/>
+          <w:color w:val="D86DCB" w:themeColor="accent5" w:themeTint="99"/>
+          <w:sz w:val="36"/>
+          <w:szCs w:val="36"/>
+        </w:rPr>
+      </w:pPr>
+      <w:r>
+        <w:rPr>
+          <w:rFonts w:ascii="Calibri" w:hAnsi="Calibri" w:cs="Calibri"/>
           <w:b/>
           <w:bCs/>
           <w:color w:val="D86DCB" w:themeColor="accent5" w:themeTint="99"/>
@@ -5344,17 +5344,17 @@
       <w:pPr>
         <w:jc w:val="both"/>
         <w:rPr>
-          <w:rFonts w:ascii="Carlito" w:hAnsi="Carlito" w:cs="Carlito"/>
-          <w:b/>
-          <w:bCs/>
-          <w:color w:val="D86DCB" w:themeColor="accent5" w:themeTint="99"/>
-          <w:sz w:val="36"/>
-          <w:szCs w:val="36"/>
-        </w:rPr>
-      </w:pPr>
-      <w:r>
-        <w:rPr>
-          <w:rFonts w:ascii="Carlito" w:hAnsi="Carlito" w:cs="Carlito"/>
+          <w:rFonts w:ascii="Calibri" w:hAnsi="Calibri" w:cs="Calibri"/>
+          <w:b/>
+          <w:bCs/>
+          <w:color w:val="D86DCB" w:themeColor="accent5" w:themeTint="99"/>
+          <w:sz w:val="36"/>
+          <w:szCs w:val="36"/>
+        </w:rPr>
+      </w:pPr>
+      <w:r>
+        <w:rPr>
+          <w:rFonts w:ascii="Calibri" w:hAnsi="Calibri" w:cs="Calibri"/>
           <w:b/>
           <w:bCs/>
           <w:color w:val="D86DCB" w:themeColor="accent5" w:themeTint="99"/>
@@ -5368,17 +5368,17 @@
       <w:pPr>
         <w:jc w:val="both"/>
         <w:rPr>
-          <w:rFonts w:ascii="Carlito" w:hAnsi="Carlito" w:cs="Carlito"/>
-          <w:b/>
-          <w:bCs/>
-          <w:color w:val="D86DCB" w:themeColor="accent5" w:themeTint="99"/>
-          <w:sz w:val="36"/>
-          <w:szCs w:val="36"/>
-        </w:rPr>
-      </w:pPr>
-      <w:r>
-        <w:rPr>
-          <w:rFonts w:ascii="Carlito" w:hAnsi="Carlito" w:cs="Carlito"/>
+          <w:rFonts w:ascii="Calibri" w:hAnsi="Calibri" w:cs="Calibri"/>
+          <w:b/>
+          <w:bCs/>
+          <w:color w:val="D86DCB" w:themeColor="accent5" w:themeTint="99"/>
+          <w:sz w:val="36"/>
+          <w:szCs w:val="36"/>
+        </w:rPr>
+      </w:pPr>
+      <w:r>
+        <w:rPr>
+          <w:rFonts w:ascii="Calibri" w:hAnsi="Calibri" w:cs="Calibri"/>
           <w:b/>
           <w:bCs/>
           <w:color w:val="D86DCB" w:themeColor="accent5" w:themeTint="99"/>
@@ -5392,17 +5392,17 @@
       <w:pPr>
         <w:jc w:val="both"/>
         <w:rPr>
-          <w:rFonts w:ascii="Carlito" w:hAnsi="Carlito" w:cs="Carlito"/>
-          <w:b/>
-          <w:bCs/>
-          <w:color w:val="D86DCB" w:themeColor="accent5" w:themeTint="99"/>
-          <w:sz w:val="36"/>
-          <w:szCs w:val="36"/>
-        </w:rPr>
-      </w:pPr>
-      <w:r>
-        <w:rPr>
-          <w:rFonts w:ascii="Carlito" w:hAnsi="Carlito" w:cs="Carlito"/>
+          <w:rFonts w:ascii="Calibri" w:hAnsi="Calibri" w:cs="Calibri"/>
+          <w:b/>
+          <w:bCs/>
+          <w:color w:val="D86DCB" w:themeColor="accent5" w:themeTint="99"/>
+          <w:sz w:val="36"/>
+          <w:szCs w:val="36"/>
+        </w:rPr>
+      </w:pPr>
+      <w:r>
+        <w:rPr>
+          <w:rFonts w:ascii="Calibri" w:hAnsi="Calibri" w:cs="Calibri"/>
           <w:b/>
           <w:bCs/>
           <w:color w:val="D86DCB" w:themeColor="accent5" w:themeTint="99"/>
@@ -5416,17 +5416,17 @@
       <w:pPr>
         <w:jc w:val="both"/>
         <w:rPr>
-          <w:rFonts w:ascii="Carlito" w:hAnsi="Carlito" w:cs="Carlito"/>
-          <w:b/>
-          <w:bCs/>
-          <w:color w:val="D86DCB" w:themeColor="accent5" w:themeTint="99"/>
-          <w:sz w:val="36"/>
-          <w:szCs w:val="36"/>
-        </w:rPr>
-      </w:pPr>
-      <w:r>
-        <w:rPr>
-          <w:rFonts w:ascii="Carlito" w:hAnsi="Carlito" w:cs="Carlito"/>
+          <w:rFonts w:ascii="Calibri" w:hAnsi="Calibri" w:cs="Calibri"/>
+          <w:b/>
+          <w:bCs/>
+          <w:color w:val="D86DCB" w:themeColor="accent5" w:themeTint="99"/>
+          <w:sz w:val="36"/>
+          <w:szCs w:val="36"/>
+        </w:rPr>
+      </w:pPr>
+      <w:r>
+        <w:rPr>
+          <w:rFonts w:ascii="Calibri" w:hAnsi="Calibri" w:cs="Calibri"/>
           <w:b/>
           <w:bCs/>
           <w:color w:val="D86DCB" w:themeColor="accent5" w:themeTint="99"/>
@@ -5440,17 +5440,17 @@
       <w:pPr>
         <w:jc w:val="both"/>
         <w:rPr>
-          <w:rFonts w:ascii="Carlito" w:hAnsi="Carlito" w:cs="Carlito"/>
-          <w:b/>
-          <w:bCs/>
-          <w:color w:val="D86DCB" w:themeColor="accent5" w:themeTint="99"/>
-          <w:sz w:val="36"/>
-          <w:szCs w:val="36"/>
-        </w:rPr>
-      </w:pPr>
-      <w:r>
-        <w:rPr>
-          <w:rFonts w:ascii="Carlito" w:hAnsi="Carlito" w:cs="Carlito"/>
+          <w:rFonts w:ascii="Calibri" w:hAnsi="Calibri" w:cs="Calibri"/>
+          <w:b/>
+          <w:bCs/>
+          <w:color w:val="D86DCB" w:themeColor="accent5" w:themeTint="99"/>
+          <w:sz w:val="36"/>
+          <w:szCs w:val="36"/>
+        </w:rPr>
+      </w:pPr>
+      <w:r>
+        <w:rPr>
+          <w:rFonts w:ascii="Calibri" w:hAnsi="Calibri" w:cs="Calibri"/>
           <w:b/>
           <w:bCs/>
           <w:color w:val="D86DCB" w:themeColor="accent5" w:themeTint="99"/>
@@ -5464,17 +5464,17 @@
       <w:pPr>
         <w:jc w:val="both"/>
         <w:rPr>
-          <w:rFonts w:ascii="Carlito" w:hAnsi="Carlito" w:cs="Carlito"/>
-          <w:b/>
-          <w:bCs/>
-          <w:color w:val="D86DCB" w:themeColor="accent5" w:themeTint="99"/>
-          <w:sz w:val="36"/>
-          <w:szCs w:val="36"/>
-        </w:rPr>
-      </w:pPr>
-      <w:r>
-        <w:rPr>
-          <w:rFonts w:ascii="Carlito" w:hAnsi="Carlito" w:cs="Carlito"/>
+          <w:rFonts w:ascii="Calibri" w:hAnsi="Calibri" w:cs="Calibri"/>
+          <w:b/>
+          <w:bCs/>
+          <w:color w:val="D86DCB" w:themeColor="accent5" w:themeTint="99"/>
+          <w:sz w:val="36"/>
+          <w:szCs w:val="36"/>
+        </w:rPr>
+      </w:pPr>
+      <w:r>
+        <w:rPr>
+          <w:rFonts w:ascii="Calibri" w:hAnsi="Calibri" w:cs="Calibri"/>
           <w:b/>
           <w:bCs/>
           <w:color w:val="D86DCB" w:themeColor="accent5" w:themeTint="99"/>
@@ -5488,17 +5488,17 @@
       <w:pPr>
         <w:jc w:val="both"/>
         <w:rPr>
-          <w:rFonts w:ascii="Carlito" w:hAnsi="Carlito" w:cs="Carlito"/>
-          <w:b/>
-          <w:bCs/>
-          <w:color w:val="D86DCB" w:themeColor="accent5" w:themeTint="99"/>
-          <w:sz w:val="36"/>
-          <w:szCs w:val="36"/>
-        </w:rPr>
-      </w:pPr>
-      <w:r>
-        <w:rPr>
-          <w:rFonts w:ascii="Carlito" w:hAnsi="Carlito" w:cs="Carlito"/>
+          <w:rFonts w:ascii="Calibri" w:hAnsi="Calibri" w:cs="Calibri"/>
+          <w:b/>
+          <w:bCs/>
+          <w:color w:val="D86DCB" w:themeColor="accent5" w:themeTint="99"/>
+          <w:sz w:val="36"/>
+          <w:szCs w:val="36"/>
+        </w:rPr>
+      </w:pPr>
+      <w:r>
+        <w:rPr>
+          <w:rFonts w:ascii="Calibri" w:hAnsi="Calibri" w:cs="Calibri"/>
           <w:b/>
           <w:bCs/>
           <w:color w:val="D86DCB" w:themeColor="accent5" w:themeTint="99"/>
@@ -5512,17 +5512,17 @@
       <w:pPr>
         <w:jc w:val="both"/>
         <w:rPr>
-          <w:rFonts w:ascii="Carlito" w:hAnsi="Carlito" w:cs="Carlito"/>
-          <w:b/>
-          <w:bCs/>
-          <w:color w:val="D86DCB" w:themeColor="accent5" w:themeTint="99"/>
-          <w:sz w:val="36"/>
-          <w:szCs w:val="36"/>
-        </w:rPr>
-      </w:pPr>
-      <w:r>
-        <w:rPr>
-          <w:rFonts w:ascii="Carlito" w:hAnsi="Carlito" w:cs="Carlito"/>
+          <w:rFonts w:ascii="Calibri" w:hAnsi="Calibri" w:cs="Calibri"/>
+          <w:b/>
+          <w:bCs/>
+          <w:color w:val="D86DCB" w:themeColor="accent5" w:themeTint="99"/>
+          <w:sz w:val="36"/>
+          <w:szCs w:val="36"/>
+        </w:rPr>
+      </w:pPr>
+      <w:r>
+        <w:rPr>
+          <w:rFonts w:ascii="Calibri" w:hAnsi="Calibri" w:cs="Calibri"/>
           <w:b/>
           <w:bCs/>
           <w:color w:val="D86DCB" w:themeColor="accent5" w:themeTint="99"/>
@@ -5536,17 +5536,17 @@
       <w:pPr>
         <w:jc w:val="both"/>
         <w:rPr>
-          <w:rFonts w:ascii="Carlito" w:hAnsi="Carlito" w:cs="Carlito"/>
-          <w:b/>
-          <w:bCs/>
-          <w:color w:val="D86DCB" w:themeColor="accent5" w:themeTint="99"/>
-          <w:sz w:val="36"/>
-          <w:szCs w:val="36"/>
-        </w:rPr>
-      </w:pPr>
-      <w:r>
-        <w:rPr>
-          <w:rFonts w:ascii="Carlito" w:hAnsi="Carlito" w:cs="Carlito"/>
+          <w:rFonts w:ascii="Calibri" w:hAnsi="Calibri" w:cs="Calibri"/>
+          <w:b/>
+          <w:bCs/>
+          <w:color w:val="D86DCB" w:themeColor="accent5" w:themeTint="99"/>
+          <w:sz w:val="36"/>
+          <w:szCs w:val="36"/>
+        </w:rPr>
+      </w:pPr>
+      <w:r>
+        <w:rPr>
+          <w:rFonts w:ascii="Calibri" w:hAnsi="Calibri" w:cs="Calibri"/>
           <w:b/>
           <w:bCs/>
           <w:color w:val="D86DCB" w:themeColor="accent5" w:themeTint="99"/>
@@ -5560,17 +5560,17 @@
       <w:pPr>
         <w:jc w:val="both"/>
         <w:rPr>
-          <w:rFonts w:ascii="Carlito" w:hAnsi="Carlito" w:cs="Carlito"/>
-          <w:b/>
-          <w:bCs/>
-          <w:color w:val="D86DCB" w:themeColor="accent5" w:themeTint="99"/>
-          <w:sz w:val="36"/>
-          <w:szCs w:val="36"/>
-        </w:rPr>
-      </w:pPr>
-      <w:r>
-        <w:rPr>
-          <w:rFonts w:ascii="Carlito" w:hAnsi="Carlito" w:cs="Carlito"/>
+          <w:rFonts w:ascii="Calibri" w:hAnsi="Calibri" w:cs="Calibri"/>
+          <w:b/>
+          <w:bCs/>
+          <w:color w:val="D86DCB" w:themeColor="accent5" w:themeTint="99"/>
+          <w:sz w:val="36"/>
+          <w:szCs w:val="36"/>
+        </w:rPr>
+      </w:pPr>
+      <w:r>
+        <w:rPr>
+          <w:rFonts w:ascii="Calibri" w:hAnsi="Calibri" w:cs="Calibri"/>
           <w:b/>
           <w:bCs/>
           <w:color w:val="D86DCB" w:themeColor="accent5" w:themeTint="99"/>
@@ -5584,17 +5584,17 @@
       <w:pPr>
         <w:jc w:val="both"/>
         <w:rPr>
-          <w:rFonts w:ascii="Carlito" w:hAnsi="Carlito" w:cs="Carlito"/>
-          <w:b/>
-          <w:bCs/>
-          <w:color w:val="D86DCB" w:themeColor="accent5" w:themeTint="99"/>
-          <w:sz w:val="36"/>
-          <w:szCs w:val="36"/>
-        </w:rPr>
-      </w:pPr>
-      <w:r>
-        <w:rPr>
-          <w:rFonts w:ascii="Carlito" w:hAnsi="Carlito" w:cs="Carlito"/>
+          <w:rFonts w:ascii="Calibri" w:hAnsi="Calibri" w:cs="Calibri"/>
+          <w:b/>
+          <w:bCs/>
+          <w:color w:val="D86DCB" w:themeColor="accent5" w:themeTint="99"/>
+          <w:sz w:val="36"/>
+          <w:szCs w:val="36"/>
+        </w:rPr>
+      </w:pPr>
+      <w:r>
+        <w:rPr>
+          <w:rFonts w:ascii="Calibri" w:hAnsi="Calibri" w:cs="Calibri"/>
           <w:b/>
           <w:bCs/>
           <w:color w:val="D86DCB" w:themeColor="accent5" w:themeTint="99"/>
@@ -5609,17 +5609,17 @@
       <w:pPr>
         <w:jc w:val="both"/>
         <w:rPr>
-          <w:rFonts w:ascii="Carlito" w:hAnsi="Carlito" w:cs="Carlito"/>
-          <w:b/>
-          <w:bCs/>
-          <w:color w:val="D86DCB" w:themeColor="accent5" w:themeTint="99"/>
-          <w:sz w:val="36"/>
-          <w:szCs w:val="36"/>
-        </w:rPr>
-      </w:pPr>
-      <w:r>
-        <w:rPr>
-          <w:rFonts w:ascii="Carlito" w:hAnsi="Carlito" w:cs="Carlito"/>
+          <w:rFonts w:ascii="Calibri" w:hAnsi="Calibri" w:cs="Calibri"/>
+          <w:b/>
+          <w:bCs/>
+          <w:color w:val="D86DCB" w:themeColor="accent5" w:themeTint="99"/>
+          <w:sz w:val="36"/>
+          <w:szCs w:val="36"/>
+        </w:rPr>
+      </w:pPr>
+      <w:r>
+        <w:rPr>
+          <w:rFonts w:ascii="Calibri" w:hAnsi="Calibri" w:cs="Calibri"/>
           <w:b/>
           <w:bCs/>
           <w:color w:val="D86DCB" w:themeColor="accent5" w:themeTint="99"/>
@@ -5633,17 +5633,17 @@
       <w:pPr>
         <w:jc w:val="both"/>
         <w:rPr>
-          <w:rFonts w:ascii="Carlito" w:hAnsi="Carlito" w:cs="Carlito"/>
-          <w:b/>
-          <w:bCs/>
-          <w:color w:val="D86DCB" w:themeColor="accent5" w:themeTint="99"/>
-          <w:sz w:val="36"/>
-          <w:szCs w:val="36"/>
-        </w:rPr>
-      </w:pPr>
-      <w:r>
-        <w:rPr>
-          <w:rFonts w:ascii="Carlito" w:hAnsi="Carlito" w:cs="Carlito"/>
+          <w:rFonts w:ascii="Calibri" w:hAnsi="Calibri" w:cs="Calibri"/>
+          <w:b/>
+          <w:bCs/>
+          <w:color w:val="D86DCB" w:themeColor="accent5" w:themeTint="99"/>
+          <w:sz w:val="36"/>
+          <w:szCs w:val="36"/>
+        </w:rPr>
+      </w:pPr>
+      <w:r>
+        <w:rPr>
+          <w:rFonts w:ascii="Calibri" w:hAnsi="Calibri" w:cs="Calibri"/>
           <w:b/>
           <w:bCs/>
           <w:color w:val="D86DCB" w:themeColor="accent5" w:themeTint="99"/>
@@ -5657,17 +5657,17 @@
       <w:pPr>
         <w:jc w:val="both"/>
         <w:rPr>
-          <w:rFonts w:ascii="Carlito" w:hAnsi="Carlito" w:cs="Carlito"/>
-          <w:b/>
-          <w:bCs/>
-          <w:color w:val="D86DCB" w:themeColor="accent5" w:themeTint="99"/>
-          <w:sz w:val="36"/>
-          <w:szCs w:val="36"/>
-        </w:rPr>
-      </w:pPr>
-      <w:r>
-        <w:rPr>
-          <w:rFonts w:ascii="Carlito" w:hAnsi="Carlito" w:cs="Carlito"/>
+          <w:rFonts w:ascii="Calibri" w:hAnsi="Calibri" w:cs="Calibri"/>
+          <w:b/>
+          <w:bCs/>
+          <w:color w:val="D86DCB" w:themeColor="accent5" w:themeTint="99"/>
+          <w:sz w:val="36"/>
+          <w:szCs w:val="36"/>
+        </w:rPr>
+      </w:pPr>
+      <w:r>
+        <w:rPr>
+          <w:rFonts w:ascii="Calibri" w:hAnsi="Calibri" w:cs="Calibri"/>
           <w:b/>
           <w:bCs/>
           <w:color w:val="D86DCB" w:themeColor="accent5" w:themeTint="99"/>
@@ -5681,17 +5681,17 @@
       <w:pPr>
         <w:jc w:val="both"/>
         <w:rPr>
-          <w:rFonts w:ascii="Carlito" w:hAnsi="Carlito" w:cs="Carlito"/>
-          <w:b/>
-          <w:bCs/>
-          <w:color w:val="D86DCB" w:themeColor="accent5" w:themeTint="99"/>
-          <w:sz w:val="36"/>
-          <w:szCs w:val="36"/>
-        </w:rPr>
-      </w:pPr>
-      <w:r>
-        <w:rPr>
-          <w:rFonts w:ascii="Carlito" w:hAnsi="Carlito" w:cs="Carlito"/>
+          <w:rFonts w:ascii="Calibri" w:hAnsi="Calibri" w:cs="Calibri"/>
+          <w:b/>
+          <w:bCs/>
+          <w:color w:val="D86DCB" w:themeColor="accent5" w:themeTint="99"/>
+          <w:sz w:val="36"/>
+          <w:szCs w:val="36"/>
+        </w:rPr>
+      </w:pPr>
+      <w:r>
+        <w:rPr>
+          <w:rFonts w:ascii="Calibri" w:hAnsi="Calibri" w:cs="Calibri"/>
           <w:b/>
           <w:bCs/>
           <w:color w:val="D86DCB" w:themeColor="accent5" w:themeTint="99"/>
@@ -5705,17 +5705,17 @@
       <w:pPr>
         <w:jc w:val="both"/>
         <w:rPr>
-          <w:rFonts w:ascii="Carlito" w:hAnsi="Carlito" w:cs="Carlito"/>
-          <w:b/>
-          <w:bCs/>
-          <w:color w:val="D86DCB" w:themeColor="accent5" w:themeTint="99"/>
-          <w:sz w:val="36"/>
-          <w:szCs w:val="36"/>
-        </w:rPr>
-      </w:pPr>
-      <w:r>
-        <w:rPr>
-          <w:rFonts w:ascii="Carlito" w:hAnsi="Carlito" w:cs="Carlito"/>
+          <w:rFonts w:ascii="Calibri" w:hAnsi="Calibri" w:cs="Calibri"/>
+          <w:b/>
+          <w:bCs/>
+          <w:color w:val="D86DCB" w:themeColor="accent5" w:themeTint="99"/>
+          <w:sz w:val="36"/>
+          <w:szCs w:val="36"/>
+        </w:rPr>
+      </w:pPr>
+      <w:r>
+        <w:rPr>
+          <w:rFonts w:ascii="Calibri" w:hAnsi="Calibri" w:cs="Calibri"/>
           <w:b/>
           <w:bCs/>
           <w:color w:val="D86DCB" w:themeColor="accent5" w:themeTint="99"/>
@@ -5729,17 +5729,17 @@
       <w:pPr>
         <w:jc w:val="both"/>
         <w:rPr>
-          <w:rFonts w:ascii="Carlito" w:hAnsi="Carlito" w:cs="Carlito"/>
-          <w:b/>
-          <w:bCs/>
-          <w:color w:val="D86DCB" w:themeColor="accent5" w:themeTint="99"/>
-          <w:sz w:val="36"/>
-          <w:szCs w:val="36"/>
-        </w:rPr>
-      </w:pPr>
-      <w:r>
-        <w:rPr>
-          <w:rFonts w:ascii="Carlito" w:hAnsi="Carlito" w:cs="Carlito"/>
+          <w:rFonts w:ascii="Calibri" w:hAnsi="Calibri" w:cs="Calibri"/>
+          <w:b/>
+          <w:bCs/>
+          <w:color w:val="D86DCB" w:themeColor="accent5" w:themeTint="99"/>
+          <w:sz w:val="36"/>
+          <w:szCs w:val="36"/>
+        </w:rPr>
+      </w:pPr>
+      <w:r>
+        <w:rPr>
+          <w:rFonts w:ascii="Calibri" w:hAnsi="Calibri" w:cs="Calibri"/>
           <w:b/>
           <w:bCs/>
           <w:color w:val="D86DCB" w:themeColor="accent5" w:themeTint="99"/>
@@ -5753,17 +5753,17 @@
       <w:pPr>
         <w:jc w:val="both"/>
         <w:rPr>
-          <w:rFonts w:ascii="Carlito" w:hAnsi="Carlito" w:cs="Carlito"/>
-          <w:b/>
-          <w:bCs/>
-          <w:color w:val="D86DCB" w:themeColor="accent5" w:themeTint="99"/>
-          <w:sz w:val="36"/>
-          <w:szCs w:val="36"/>
-        </w:rPr>
-      </w:pPr>
-      <w:r>
-        <w:rPr>
-          <w:rFonts w:ascii="Carlito" w:hAnsi="Carlito" w:cs="Carlito"/>
+          <w:rFonts w:ascii="Calibri" w:hAnsi="Calibri" w:cs="Calibri"/>
+          <w:b/>
+          <w:bCs/>
+          <w:color w:val="D86DCB" w:themeColor="accent5" w:themeTint="99"/>
+          <w:sz w:val="36"/>
+          <w:szCs w:val="36"/>
+        </w:rPr>
+      </w:pPr>
+      <w:r>
+        <w:rPr>
+          <w:rFonts w:ascii="Calibri" w:hAnsi="Calibri" w:cs="Calibri"/>
           <w:b/>
           <w:bCs/>
           <w:color w:val="D86DCB" w:themeColor="accent5" w:themeTint="99"/>
@@ -5777,17 +5777,17 @@
       <w:pPr>
         <w:jc w:val="both"/>
         <w:rPr>
-          <w:rFonts w:ascii="Carlito" w:hAnsi="Carlito" w:cs="Carlito"/>
-          <w:b/>
-          <w:bCs/>
-          <w:color w:val="D86DCB" w:themeColor="accent5" w:themeTint="99"/>
-          <w:sz w:val="36"/>
-          <w:szCs w:val="36"/>
-        </w:rPr>
-      </w:pPr>
-      <w:r>
-        <w:rPr>
-          <w:rFonts w:ascii="Carlito" w:hAnsi="Carlito" w:cs="Carlito"/>
+          <w:rFonts w:ascii="Calibri" w:hAnsi="Calibri" w:cs="Calibri"/>
+          <w:b/>
+          <w:bCs/>
+          <w:color w:val="D86DCB" w:themeColor="accent5" w:themeTint="99"/>
+          <w:sz w:val="36"/>
+          <w:szCs w:val="36"/>
+        </w:rPr>
+      </w:pPr>
+      <w:r>
+        <w:rPr>
+          <w:rFonts w:ascii="Calibri" w:hAnsi="Calibri" w:cs="Calibri"/>
           <w:b/>
           <w:bCs/>
           <w:color w:val="D86DCB" w:themeColor="accent5" w:themeTint="99"/>
@@ -5801,17 +5801,17 @@
       <w:pPr>
         <w:jc w:val="both"/>
         <w:rPr>
-          <w:rFonts w:ascii="Carlito" w:hAnsi="Carlito" w:cs="Carlito"/>
-          <w:b/>
-          <w:bCs/>
-          <w:color w:val="D86DCB" w:themeColor="accent5" w:themeTint="99"/>
-          <w:sz w:val="36"/>
-          <w:szCs w:val="36"/>
-        </w:rPr>
-      </w:pPr>
-      <w:r>
-        <w:rPr>
-          <w:rFonts w:ascii="Carlito" w:hAnsi="Carlito" w:cs="Carlito"/>
+          <w:rFonts w:ascii="Calibri" w:hAnsi="Calibri" w:cs="Calibri"/>
+          <w:b/>
+          <w:bCs/>
+          <w:color w:val="D86DCB" w:themeColor="accent5" w:themeTint="99"/>
+          <w:sz w:val="36"/>
+          <w:szCs w:val="36"/>
+        </w:rPr>
+      </w:pPr>
+      <w:r>
+        <w:rPr>
+          <w:rFonts w:ascii="Calibri" w:hAnsi="Calibri" w:cs="Calibri"/>
           <w:b/>
           <w:bCs/>
           <w:color w:val="D86DCB" w:themeColor="accent5" w:themeTint="99"/>
@@ -5825,17 +5825,17 @@
       <w:pPr>
         <w:jc w:val="both"/>
         <w:rPr>
-          <w:rFonts w:ascii="Carlito" w:hAnsi="Carlito" w:cs="Carlito"/>
-          <w:b/>
-          <w:bCs/>
-          <w:color w:val="D86DCB" w:themeColor="accent5" w:themeTint="99"/>
-          <w:sz w:val="36"/>
-          <w:szCs w:val="36"/>
-        </w:rPr>
-      </w:pPr>
-      <w:r>
-        <w:rPr>
-          <w:rFonts w:ascii="Carlito" w:hAnsi="Carlito" w:cs="Carlito"/>
+          <w:rFonts w:ascii="Calibri" w:hAnsi="Calibri" w:cs="Calibri"/>
+          <w:b/>
+          <w:bCs/>
+          <w:color w:val="D86DCB" w:themeColor="accent5" w:themeTint="99"/>
+          <w:sz w:val="36"/>
+          <w:szCs w:val="36"/>
+        </w:rPr>
+      </w:pPr>
+      <w:r>
+        <w:rPr>
+          <w:rFonts w:ascii="Calibri" w:hAnsi="Calibri" w:cs="Calibri"/>
           <w:b/>
           <w:bCs/>
           <w:color w:val="D86DCB" w:themeColor="accent5" w:themeTint="99"/>
@@ -5849,17 +5849,17 @@
       <w:pPr>
         <w:jc w:val="both"/>
         <w:rPr>
-          <w:rFonts w:ascii="Carlito" w:hAnsi="Carlito" w:cs="Carlito"/>
-          <w:b/>
-          <w:bCs/>
-          <w:color w:val="D86DCB" w:themeColor="accent5" w:themeTint="99"/>
-          <w:sz w:val="36"/>
-          <w:szCs w:val="36"/>
-        </w:rPr>
-      </w:pPr>
-      <w:r>
-        <w:rPr>
-          <w:rFonts w:ascii="Carlito" w:hAnsi="Carlito" w:cs="Carlito"/>
+          <w:rFonts w:ascii="Calibri" w:hAnsi="Calibri" w:cs="Calibri"/>
+          <w:b/>
+          <w:bCs/>
+          <w:color w:val="D86DCB" w:themeColor="accent5" w:themeTint="99"/>
+          <w:sz w:val="36"/>
+          <w:szCs w:val="36"/>
+        </w:rPr>
+      </w:pPr>
+      <w:r>
+        <w:rPr>
+          <w:rFonts w:ascii="Calibri" w:hAnsi="Calibri" w:cs="Calibri"/>
           <w:b/>
           <w:bCs/>
           <w:color w:val="D86DCB" w:themeColor="accent5" w:themeTint="99"/>
@@ -5873,17 +5873,17 @@
       <w:pPr>
         <w:jc w:val="both"/>
         <w:rPr>
-          <w:rFonts w:ascii="Carlito" w:hAnsi="Carlito" w:cs="Carlito"/>
-          <w:b/>
-          <w:bCs/>
-          <w:color w:val="D86DCB" w:themeColor="accent5" w:themeTint="99"/>
-          <w:sz w:val="36"/>
-          <w:szCs w:val="36"/>
-        </w:rPr>
-      </w:pPr>
-      <w:r>
-        <w:rPr>
-          <w:rFonts w:ascii="Carlito" w:hAnsi="Carlito" w:cs="Carlito"/>
+          <w:rFonts w:ascii="Calibri" w:hAnsi="Calibri" w:cs="Calibri"/>
+          <w:b/>
+          <w:bCs/>
+          <w:color w:val="D86DCB" w:themeColor="accent5" w:themeTint="99"/>
+          <w:sz w:val="36"/>
+          <w:szCs w:val="36"/>
+        </w:rPr>
+      </w:pPr>
+      <w:r>
+        <w:rPr>
+          <w:rFonts w:ascii="Calibri" w:hAnsi="Calibri" w:cs="Calibri"/>
           <w:b/>
           <w:bCs/>
           <w:color w:val="D86DCB" w:themeColor="accent5" w:themeTint="99"/>
@@ -5897,17 +5897,17 @@
       <w:pPr>
         <w:jc w:val="both"/>
         <w:rPr>
-          <w:rFonts w:ascii="Carlito" w:hAnsi="Carlito" w:cs="Carlito"/>
-          <w:b/>
-          <w:bCs/>
-          <w:color w:val="D86DCB" w:themeColor="accent5" w:themeTint="99"/>
-          <w:sz w:val="36"/>
-          <w:szCs w:val="36"/>
-        </w:rPr>
-      </w:pPr>
-      <w:r>
-        <w:rPr>
-          <w:rFonts w:ascii="Carlito" w:hAnsi="Carlito" w:cs="Carlito"/>
+          <w:rFonts w:ascii="Calibri" w:hAnsi="Calibri" w:cs="Calibri"/>
+          <w:b/>
+          <w:bCs/>
+          <w:color w:val="D86DCB" w:themeColor="accent5" w:themeTint="99"/>
+          <w:sz w:val="36"/>
+          <w:szCs w:val="36"/>
+        </w:rPr>
+      </w:pPr>
+      <w:r>
+        <w:rPr>
+          <w:rFonts w:ascii="Calibri" w:hAnsi="Calibri" w:cs="Calibri"/>
           <w:b/>
           <w:bCs/>
           <w:color w:val="D86DCB" w:themeColor="accent5" w:themeTint="99"/>
@@ -5921,17 +5921,17 @@
       <w:pPr>
         <w:jc w:val="both"/>
         <w:rPr>
-          <w:rFonts w:ascii="Carlito" w:hAnsi="Carlito" w:cs="Carlito"/>
-          <w:b/>
-          <w:bCs/>
-          <w:color w:val="D86DCB" w:themeColor="accent5" w:themeTint="99"/>
-          <w:sz w:val="36"/>
-          <w:szCs w:val="36"/>
-        </w:rPr>
-      </w:pPr>
-      <w:r>
-        <w:rPr>
-          <w:rFonts w:ascii="Carlito" w:hAnsi="Carlito" w:cs="Carlito"/>
+          <w:rFonts w:ascii="Calibri" w:hAnsi="Calibri" w:cs="Calibri"/>
+          <w:b/>
+          <w:bCs/>
+          <w:color w:val="D86DCB" w:themeColor="accent5" w:themeTint="99"/>
+          <w:sz w:val="36"/>
+          <w:szCs w:val="36"/>
+        </w:rPr>
+      </w:pPr>
+      <w:r>
+        <w:rPr>
+          <w:rFonts w:ascii="Calibri" w:hAnsi="Calibri" w:cs="Calibri"/>
           <w:b/>
           <w:bCs/>
           <w:color w:val="D86DCB" w:themeColor="accent5" w:themeTint="99"/>
@@ -5945,17 +5945,17 @@
       <w:pPr>
         <w:jc w:val="both"/>
         <w:rPr>
-          <w:rFonts w:ascii="Carlito" w:hAnsi="Carlito" w:cs="Carlito"/>
-          <w:b/>
-          <w:bCs/>
-          <w:color w:val="D86DCB" w:themeColor="accent5" w:themeTint="99"/>
-          <w:sz w:val="36"/>
-          <w:szCs w:val="36"/>
-        </w:rPr>
-      </w:pPr>
-      <w:r>
-        <w:rPr>
-          <w:rFonts w:ascii="Carlito" w:hAnsi="Carlito" w:cs="Carlito"/>
+          <w:rFonts w:ascii="Calibri" w:hAnsi="Calibri" w:cs="Calibri"/>
+          <w:b/>
+          <w:bCs/>
+          <w:color w:val="D86DCB" w:themeColor="accent5" w:themeTint="99"/>
+          <w:sz w:val="36"/>
+          <w:szCs w:val="36"/>
+        </w:rPr>
+      </w:pPr>
+      <w:r>
+        <w:rPr>
+          <w:rFonts w:ascii="Calibri" w:hAnsi="Calibri" w:cs="Calibri"/>
           <w:b/>
           <w:bCs/>
           <w:color w:val="D86DCB" w:themeColor="accent5" w:themeTint="99"/>
@@ -5969,17 +5969,17 @@
       <w:pPr>
         <w:jc w:val="both"/>
         <w:rPr>
-          <w:rFonts w:ascii="Carlito" w:hAnsi="Carlito" w:cs="Carlito"/>
-          <w:b/>
-          <w:bCs/>
-          <w:color w:val="D86DCB" w:themeColor="accent5" w:themeTint="99"/>
-          <w:sz w:val="36"/>
-          <w:szCs w:val="36"/>
-        </w:rPr>
-      </w:pPr>
-      <w:r>
-        <w:rPr>
-          <w:rFonts w:ascii="Carlito" w:hAnsi="Carlito" w:cs="Carlito"/>
+          <w:rFonts w:ascii="Calibri" w:hAnsi="Calibri" w:cs="Calibri"/>
+          <w:b/>
+          <w:bCs/>
+          <w:color w:val="D86DCB" w:themeColor="accent5" w:themeTint="99"/>
+          <w:sz w:val="36"/>
+          <w:szCs w:val="36"/>
+        </w:rPr>
+      </w:pPr>
+      <w:r>
+        <w:rPr>
+          <w:rFonts w:ascii="Calibri" w:hAnsi="Calibri" w:cs="Calibri"/>
           <w:b/>
           <w:bCs/>
           <w:color w:val="D86DCB" w:themeColor="accent5" w:themeTint="99"/>
@@ -5993,17 +5993,17 @@
       <w:pPr>
         <w:jc w:val="both"/>
         <w:rPr>
-          <w:rFonts w:ascii="Carlito" w:hAnsi="Carlito" w:cs="Carlito"/>
-          <w:b/>
-          <w:bCs/>
-          <w:color w:val="D86DCB" w:themeColor="accent5" w:themeTint="99"/>
-          <w:sz w:val="36"/>
-          <w:szCs w:val="36"/>
-        </w:rPr>
-      </w:pPr>
-      <w:r>
-        <w:rPr>
-          <w:rFonts w:ascii="Carlito" w:hAnsi="Carlito" w:cs="Carlito"/>
+          <w:rFonts w:ascii="Calibri" w:hAnsi="Calibri" w:cs="Calibri"/>
+          <w:b/>
+          <w:bCs/>
+          <w:color w:val="D86DCB" w:themeColor="accent5" w:themeTint="99"/>
+          <w:sz w:val="36"/>
+          <w:szCs w:val="36"/>
+        </w:rPr>
+      </w:pPr>
+      <w:r>
+        <w:rPr>
+          <w:rFonts w:ascii="Calibri" w:hAnsi="Calibri" w:cs="Calibri"/>
           <w:b/>
           <w:bCs/>
           <w:color w:val="D86DCB" w:themeColor="accent5" w:themeTint="99"/>
@@ -6017,17 +6017,17 @@
       <w:pPr>
         <w:jc w:val="both"/>
         <w:rPr>
-          <w:rFonts w:ascii="Carlito" w:hAnsi="Carlito" w:cs="Carlito"/>
-          <w:b/>
-          <w:bCs/>
-          <w:color w:val="D86DCB" w:themeColor="accent5" w:themeTint="99"/>
-          <w:sz w:val="36"/>
-          <w:szCs w:val="36"/>
-        </w:rPr>
-      </w:pPr>
-      <w:r>
-        <w:rPr>
-          <w:rFonts w:ascii="Carlito" w:hAnsi="Carlito" w:cs="Carlito"/>
+          <w:rFonts w:ascii="Calibri" w:hAnsi="Calibri" w:cs="Calibri"/>
+          <w:b/>
+          <w:bCs/>
+          <w:color w:val="D86DCB" w:themeColor="accent5" w:themeTint="99"/>
+          <w:sz w:val="36"/>
+          <w:szCs w:val="36"/>
+        </w:rPr>
+      </w:pPr>
+      <w:r>
+        <w:rPr>
+          <w:rFonts w:ascii="Calibri" w:hAnsi="Calibri" w:cs="Calibri"/>
           <w:b/>
           <w:bCs/>
           <w:color w:val="D86DCB" w:themeColor="accent5" w:themeTint="99"/>
@@ -6041,17 +6041,17 @@
       <w:pPr>
         <w:jc w:val="both"/>
         <w:rPr>
-          <w:rFonts w:ascii="Carlito" w:hAnsi="Carlito" w:cs="Carlito"/>
-          <w:b/>
-          <w:bCs/>
-          <w:color w:val="D86DCB" w:themeColor="accent5" w:themeTint="99"/>
-          <w:sz w:val="36"/>
-          <w:szCs w:val="36"/>
-        </w:rPr>
-      </w:pPr>
-      <w:r>
-        <w:rPr>
-          <w:rFonts w:ascii="Carlito" w:hAnsi="Carlito" w:cs="Carlito"/>
+          <w:rFonts w:ascii="Calibri" w:hAnsi="Calibri" w:cs="Calibri"/>
+          <w:b/>
+          <w:bCs/>
+          <w:color w:val="D86DCB" w:themeColor="accent5" w:themeTint="99"/>
+          <w:sz w:val="36"/>
+          <w:szCs w:val="36"/>
+        </w:rPr>
+      </w:pPr>
+      <w:r>
+        <w:rPr>
+          <w:rFonts w:ascii="Calibri" w:hAnsi="Calibri" w:cs="Calibri"/>
           <w:b/>
           <w:bCs/>
           <w:color w:val="D86DCB" w:themeColor="accent5" w:themeTint="99"/>
@@ -6065,17 +6065,17 @@
       <w:pPr>
         <w:jc w:val="both"/>
         <w:rPr>
-          <w:rFonts w:ascii="Carlito" w:hAnsi="Carlito" w:cs="Carlito"/>
-          <w:b/>
-          <w:bCs/>
-          <w:color w:val="D86DCB" w:themeColor="accent5" w:themeTint="99"/>
-          <w:sz w:val="36"/>
-          <w:szCs w:val="36"/>
-        </w:rPr>
-      </w:pPr>
-      <w:r>
-        <w:rPr>
-          <w:rFonts w:ascii="Carlito" w:hAnsi="Carlito" w:cs="Carlito"/>
+          <w:rFonts w:ascii="Calibri" w:hAnsi="Calibri" w:cs="Calibri"/>
+          <w:b/>
+          <w:bCs/>
+          <w:color w:val="D86DCB" w:themeColor="accent5" w:themeTint="99"/>
+          <w:sz w:val="36"/>
+          <w:szCs w:val="36"/>
+        </w:rPr>
+      </w:pPr>
+      <w:r>
+        <w:rPr>
+          <w:rFonts w:ascii="Calibri" w:hAnsi="Calibri" w:cs="Calibri"/>
           <w:b/>
           <w:bCs/>
           <w:color w:val="D86DCB" w:themeColor="accent5" w:themeTint="99"/>
@@ -6089,17 +6089,17 @@
       <w:pPr>
         <w:jc w:val="both"/>
         <w:rPr>
-          <w:rFonts w:ascii="Carlito" w:hAnsi="Carlito" w:cs="Carlito"/>
-          <w:b/>
-          <w:bCs/>
-          <w:color w:val="D86DCB" w:themeColor="accent5" w:themeTint="99"/>
-          <w:sz w:val="36"/>
-          <w:szCs w:val="36"/>
-        </w:rPr>
-      </w:pPr>
-      <w:r>
-        <w:rPr>
-          <w:rFonts w:ascii="Carlito" w:hAnsi="Carlito" w:cs="Carlito"/>
+          <w:rFonts w:ascii="Calibri" w:hAnsi="Calibri" w:cs="Calibri"/>
+          <w:b/>
+          <w:bCs/>
+          <w:color w:val="D86DCB" w:themeColor="accent5" w:themeTint="99"/>
+          <w:sz w:val="36"/>
+          <w:szCs w:val="36"/>
+        </w:rPr>
+      </w:pPr>
+      <w:r>
+        <w:rPr>
+          <w:rFonts w:ascii="Calibri" w:hAnsi="Calibri" w:cs="Calibri"/>
           <w:b/>
           <w:bCs/>
           <w:color w:val="D86DCB" w:themeColor="accent5" w:themeTint="99"/>
@@ -6114,17 +6114,17 @@
       <w:pPr>
         <w:jc w:val="both"/>
         <w:rPr>
-          <w:rFonts w:ascii="Carlito" w:hAnsi="Carlito" w:cs="Carlito"/>
-          <w:b/>
-          <w:bCs/>
-          <w:color w:val="D86DCB" w:themeColor="accent5" w:themeTint="99"/>
-          <w:sz w:val="36"/>
-          <w:szCs w:val="36"/>
-        </w:rPr>
-      </w:pPr>
-      <w:r>
-        <w:rPr>
-          <w:rFonts w:ascii="Carlito" w:hAnsi="Carlito" w:cs="Carlito"/>
+          <w:rFonts w:ascii="Calibri" w:hAnsi="Calibri" w:cs="Calibri"/>
+          <w:b/>
+          <w:bCs/>
+          <w:color w:val="D86DCB" w:themeColor="accent5" w:themeTint="99"/>
+          <w:sz w:val="36"/>
+          <w:szCs w:val="36"/>
+        </w:rPr>
+      </w:pPr>
+      <w:r>
+        <w:rPr>
+          <w:rFonts w:ascii="Calibri" w:hAnsi="Calibri" w:cs="Calibri"/>
           <w:b/>
           <w:bCs/>
           <w:color w:val="D86DCB" w:themeColor="accent5" w:themeTint="99"/>
@@ -6138,17 +6138,17 @@
       <w:pPr>
         <w:jc w:val="both"/>
         <w:rPr>
-          <w:rFonts w:ascii="Carlito" w:hAnsi="Carlito" w:cs="Carlito"/>
-          <w:b/>
-          <w:bCs/>
-          <w:color w:val="D86DCB" w:themeColor="accent5" w:themeTint="99"/>
-          <w:sz w:val="36"/>
-          <w:szCs w:val="36"/>
-        </w:rPr>
-      </w:pPr>
-      <w:r>
-        <w:rPr>
-          <w:rFonts w:ascii="Carlito" w:hAnsi="Carlito" w:cs="Carlito"/>
+          <w:rFonts w:ascii="Calibri" w:hAnsi="Calibri" w:cs="Calibri"/>
+          <w:b/>
+          <w:bCs/>
+          <w:color w:val="D86DCB" w:themeColor="accent5" w:themeTint="99"/>
+          <w:sz w:val="36"/>
+          <w:szCs w:val="36"/>
+        </w:rPr>
+      </w:pPr>
+      <w:r>
+        <w:rPr>
+          <w:rFonts w:ascii="Calibri" w:hAnsi="Calibri" w:cs="Calibri"/>
           <w:b/>
           <w:bCs/>
           <w:color w:val="D86DCB" w:themeColor="accent5" w:themeTint="99"/>
@@ -6162,17 +6162,17 @@
       <w:pPr>
         <w:jc w:val="both"/>
         <w:rPr>
-          <w:rFonts w:ascii="Carlito" w:hAnsi="Carlito" w:cs="Carlito"/>
-          <w:b/>
-          <w:bCs/>
-          <w:color w:val="D86DCB" w:themeColor="accent5" w:themeTint="99"/>
-          <w:sz w:val="36"/>
-          <w:szCs w:val="36"/>
-        </w:rPr>
-      </w:pPr>
-      <w:r>
-        <w:rPr>
-          <w:rFonts w:ascii="Carlito" w:hAnsi="Carlito" w:cs="Carlito"/>
+          <w:rFonts w:ascii="Calibri" w:hAnsi="Calibri" w:cs="Calibri"/>
+          <w:b/>
+          <w:bCs/>
+          <w:color w:val="D86DCB" w:themeColor="accent5" w:themeTint="99"/>
+          <w:sz w:val="36"/>
+          <w:szCs w:val="36"/>
+        </w:rPr>
+      </w:pPr>
+      <w:r>
+        <w:rPr>
+          <w:rFonts w:ascii="Calibri" w:hAnsi="Calibri" w:cs="Calibri"/>
           <w:b/>
           <w:bCs/>
           <w:color w:val="D86DCB" w:themeColor="accent5" w:themeTint="99"/>
@@ -6186,17 +6186,17 @@
       <w:pPr>
         <w:jc w:val="both"/>
         <w:rPr>
-          <w:rFonts w:ascii="Carlito" w:hAnsi="Carlito" w:cs="Carlito"/>
-          <w:b/>
-          <w:bCs/>
-          <w:color w:val="D86DCB" w:themeColor="accent5" w:themeTint="99"/>
-          <w:sz w:val="36"/>
-          <w:szCs w:val="36"/>
-        </w:rPr>
-      </w:pPr>
-      <w:r>
-        <w:rPr>
-          <w:rFonts w:ascii="Carlito" w:hAnsi="Carlito" w:cs="Carlito"/>
+          <w:rFonts w:ascii="Calibri" w:hAnsi="Calibri" w:cs="Calibri"/>
+          <w:b/>
+          <w:bCs/>
+          <w:color w:val="D86DCB" w:themeColor="accent5" w:themeTint="99"/>
+          <w:sz w:val="36"/>
+          <w:szCs w:val="36"/>
+        </w:rPr>
+      </w:pPr>
+      <w:r>
+        <w:rPr>
+          <w:rFonts w:ascii="Calibri" w:hAnsi="Calibri" w:cs="Calibri"/>
           <w:b/>
           <w:bCs/>
           <w:color w:val="D86DCB" w:themeColor="accent5" w:themeTint="99"/>
@@ -6210,17 +6210,17 @@
       <w:pPr>
         <w:jc w:val="both"/>
         <w:rPr>
-          <w:rFonts w:ascii="Carlito" w:hAnsi="Carlito" w:cs="Carlito"/>
-          <w:b/>
-          <w:bCs/>
-          <w:color w:val="D86DCB" w:themeColor="accent5" w:themeTint="99"/>
-          <w:sz w:val="36"/>
-          <w:szCs w:val="36"/>
-        </w:rPr>
-      </w:pPr>
-      <w:r>
-        <w:rPr>
-          <w:rFonts w:ascii="Carlito" w:hAnsi="Carlito" w:cs="Carlito"/>
+          <w:rFonts w:ascii="Calibri" w:hAnsi="Calibri" w:cs="Calibri"/>
+          <w:b/>
+          <w:bCs/>
+          <w:color w:val="D86DCB" w:themeColor="accent5" w:themeTint="99"/>
+          <w:sz w:val="36"/>
+          <w:szCs w:val="36"/>
+        </w:rPr>
+      </w:pPr>
+      <w:r>
+        <w:rPr>
+          <w:rFonts w:ascii="Calibri" w:hAnsi="Calibri" w:cs="Calibri"/>
           <w:b/>
           <w:bCs/>
           <w:color w:val="D86DCB" w:themeColor="accent5" w:themeTint="99"/>
@@ -6234,17 +6234,17 @@
       <w:pPr>
         <w:jc w:val="both"/>
         <w:rPr>
-          <w:rFonts w:ascii="Carlito" w:hAnsi="Carlito" w:cs="Carlito"/>
-          <w:b/>
-          <w:bCs/>
-          <w:color w:val="D86DCB" w:themeColor="accent5" w:themeTint="99"/>
-          <w:sz w:val="36"/>
-          <w:szCs w:val="36"/>
-        </w:rPr>
-      </w:pPr>
-      <w:r>
-        <w:rPr>
-          <w:rFonts w:ascii="Carlito" w:hAnsi="Carlito" w:cs="Carlito"/>
+          <w:rFonts w:ascii="Calibri" w:hAnsi="Calibri" w:cs="Calibri"/>
+          <w:b/>
+          <w:bCs/>
+          <w:color w:val="D86DCB" w:themeColor="accent5" w:themeTint="99"/>
+          <w:sz w:val="36"/>
+          <w:szCs w:val="36"/>
+        </w:rPr>
+      </w:pPr>
+      <w:r>
+        <w:rPr>
+          <w:rFonts w:ascii="Calibri" w:hAnsi="Calibri" w:cs="Calibri"/>
           <w:b/>
           <w:bCs/>
           <w:color w:val="D86DCB" w:themeColor="accent5" w:themeTint="99"/>
@@ -6258,17 +6258,17 @@
       <w:pPr>
         <w:jc w:val="both"/>
         <w:rPr>
-          <w:rFonts w:ascii="Carlito" w:hAnsi="Carlito" w:cs="Carlito"/>
-          <w:b/>
-          <w:bCs/>
-          <w:color w:val="D86DCB" w:themeColor="accent5" w:themeTint="99"/>
-          <w:sz w:val="36"/>
-          <w:szCs w:val="36"/>
-        </w:rPr>
-      </w:pPr>
-      <w:r>
-        <w:rPr>
-          <w:rFonts w:ascii="Carlito" w:hAnsi="Carlito" w:cs="Carlito"/>
+          <w:rFonts w:ascii="Calibri" w:hAnsi="Calibri" w:cs="Calibri"/>
+          <w:b/>
+          <w:bCs/>
+          <w:color w:val="D86DCB" w:themeColor="accent5" w:themeTint="99"/>
+          <w:sz w:val="36"/>
+          <w:szCs w:val="36"/>
+        </w:rPr>
+      </w:pPr>
+      <w:r>
+        <w:rPr>
+          <w:rFonts w:ascii="Calibri" w:hAnsi="Calibri" w:cs="Calibri"/>
           <w:b/>
           <w:bCs/>
           <w:color w:val="D86DCB" w:themeColor="accent5" w:themeTint="99"/>
@@ -6282,17 +6282,17 @@
       <w:pPr>
         <w:jc w:val="both"/>
         <w:rPr>
-          <w:rFonts w:ascii="Carlito" w:hAnsi="Carlito" w:cs="Carlito"/>
-          <w:b/>
-          <w:bCs/>
-          <w:color w:val="D86DCB" w:themeColor="accent5" w:themeTint="99"/>
-          <w:sz w:val="36"/>
-          <w:szCs w:val="36"/>
-        </w:rPr>
-      </w:pPr>
-      <w:r>
-        <w:rPr>
-          <w:rFonts w:ascii="Carlito" w:hAnsi="Carlito" w:cs="Carlito"/>
+          <w:rFonts w:ascii="Calibri" w:hAnsi="Calibri" w:cs="Calibri"/>
+          <w:b/>
+          <w:bCs/>
+          <w:color w:val="D86DCB" w:themeColor="accent5" w:themeTint="99"/>
+          <w:sz w:val="36"/>
+          <w:szCs w:val="36"/>
+        </w:rPr>
+      </w:pPr>
+      <w:r>
+        <w:rPr>
+          <w:rFonts w:ascii="Calibri" w:hAnsi="Calibri" w:cs="Calibri"/>
           <w:b/>
           <w:bCs/>
           <w:color w:val="D86DCB" w:themeColor="accent5" w:themeTint="99"/>
@@ -6306,17 +6306,17 @@
       <w:pPr>
         <w:jc w:val="both"/>
         <w:rPr>
-          <w:rFonts w:ascii="Carlito" w:hAnsi="Carlito" w:cs="Carlito"/>
-          <w:b/>
-          <w:bCs/>
-          <w:color w:val="D86DCB" w:themeColor="accent5" w:themeTint="99"/>
-          <w:sz w:val="36"/>
-          <w:szCs w:val="36"/>
-        </w:rPr>
-      </w:pPr>
-      <w:r>
-        <w:rPr>
-          <w:rFonts w:ascii="Carlito" w:hAnsi="Carlito" w:cs="Carlito"/>
+          <w:rFonts w:ascii="Calibri" w:hAnsi="Calibri" w:cs="Calibri"/>
+          <w:b/>
+          <w:bCs/>
+          <w:color w:val="D86DCB" w:themeColor="accent5" w:themeTint="99"/>
+          <w:sz w:val="36"/>
+          <w:szCs w:val="36"/>
+        </w:rPr>
+      </w:pPr>
+      <w:r>
+        <w:rPr>
+          <w:rFonts w:ascii="Calibri" w:hAnsi="Calibri" w:cs="Calibri"/>
           <w:b/>
           <w:bCs/>
           <w:color w:val="D86DCB" w:themeColor="accent5" w:themeTint="99"/>
@@ -6330,17 +6330,17 @@
       <w:pPr>
         <w:jc w:val="both"/>
         <w:rPr>
-          <w:rFonts w:ascii="Carlito" w:hAnsi="Carlito" w:cs="Carlito"/>
-          <w:b/>
-          <w:bCs/>
-          <w:color w:val="D86DCB" w:themeColor="accent5" w:themeTint="99"/>
-          <w:sz w:val="36"/>
-          <w:szCs w:val="36"/>
-        </w:rPr>
-      </w:pPr>
-      <w:r>
-        <w:rPr>
-          <w:rFonts w:ascii="Carlito" w:hAnsi="Carlito" w:cs="Carlito"/>
+          <w:rFonts w:ascii="Calibri" w:hAnsi="Calibri" w:cs="Calibri"/>
+          <w:b/>
+          <w:bCs/>
+          <w:color w:val="D86DCB" w:themeColor="accent5" w:themeTint="99"/>
+          <w:sz w:val="36"/>
+          <w:szCs w:val="36"/>
+        </w:rPr>
+      </w:pPr>
+      <w:r>
+        <w:rPr>
+          <w:rFonts w:ascii="Calibri" w:hAnsi="Calibri" w:cs="Calibri"/>
           <w:b/>
           <w:bCs/>
           <w:color w:val="D86DCB" w:themeColor="accent5" w:themeTint="99"/>
@@ -6354,17 +6354,17 @@
       <w:pPr>
         <w:jc w:val="both"/>
         <w:rPr>
-          <w:rFonts w:ascii="Carlito" w:hAnsi="Carlito" w:cs="Carlito"/>
-          <w:b/>
-          <w:bCs/>
-          <w:color w:val="D86DCB" w:themeColor="accent5" w:themeTint="99"/>
-          <w:sz w:val="36"/>
-          <w:szCs w:val="36"/>
-        </w:rPr>
-      </w:pPr>
-      <w:r>
-        <w:rPr>
-          <w:rFonts w:ascii="Carlito" w:hAnsi="Carlito" w:cs="Carlito"/>
+          <w:rFonts w:ascii="Calibri" w:hAnsi="Calibri" w:cs="Calibri"/>
+          <w:b/>
+          <w:bCs/>
+          <w:color w:val="D86DCB" w:themeColor="accent5" w:themeTint="99"/>
+          <w:sz w:val="36"/>
+          <w:szCs w:val="36"/>
+        </w:rPr>
+      </w:pPr>
+      <w:r>
+        <w:rPr>
+          <w:rFonts w:ascii="Calibri" w:hAnsi="Calibri" w:cs="Calibri"/>
           <w:b/>
           <w:bCs/>
           <w:color w:val="D86DCB" w:themeColor="accent5" w:themeTint="99"/>
@@ -6378,17 +6378,17 @@
       <w:pPr>
         <w:jc w:val="both"/>
         <w:rPr>
-          <w:rFonts w:ascii="Carlito" w:hAnsi="Carlito" w:cs="Carlito"/>
-          <w:b/>
-          <w:bCs/>
-          <w:color w:val="D86DCB" w:themeColor="accent5" w:themeTint="99"/>
-          <w:sz w:val="36"/>
-          <w:szCs w:val="36"/>
-        </w:rPr>
-      </w:pPr>
-      <w:r>
-        <w:rPr>
-          <w:rFonts w:ascii="Carlito" w:hAnsi="Carlito" w:cs="Carlito"/>
+          <w:rFonts w:ascii="Calibri" w:hAnsi="Calibri" w:cs="Calibri"/>
+          <w:b/>
+          <w:bCs/>
+          <w:color w:val="D86DCB" w:themeColor="accent5" w:themeTint="99"/>
+          <w:sz w:val="36"/>
+          <w:szCs w:val="36"/>
+        </w:rPr>
+      </w:pPr>
+      <w:r>
+        <w:rPr>
+          <w:rFonts w:ascii="Calibri" w:hAnsi="Calibri" w:cs="Calibri"/>
           <w:b/>
           <w:bCs/>
           <w:color w:val="D86DCB" w:themeColor="accent5" w:themeTint="99"/>
@@ -6402,17 +6402,17 @@
       <w:pPr>
         <w:jc w:val="both"/>
         <w:rPr>
-          <w:rFonts w:ascii="Carlito" w:hAnsi="Carlito" w:cs="Carlito"/>
-          <w:b/>
-          <w:bCs/>
-          <w:color w:val="D86DCB" w:themeColor="accent5" w:themeTint="99"/>
-          <w:sz w:val="36"/>
-          <w:szCs w:val="36"/>
-        </w:rPr>
-      </w:pPr>
-      <w:r>
-        <w:rPr>
-          <w:rFonts w:ascii="Carlito" w:hAnsi="Carlito" w:cs="Carlito"/>
+          <w:rFonts w:ascii="Calibri" w:hAnsi="Calibri" w:cs="Calibri"/>
+          <w:b/>
+          <w:bCs/>
+          <w:color w:val="D86DCB" w:themeColor="accent5" w:themeTint="99"/>
+          <w:sz w:val="36"/>
+          <w:szCs w:val="36"/>
+        </w:rPr>
+      </w:pPr>
+      <w:r>
+        <w:rPr>
+          <w:rFonts w:ascii="Calibri" w:hAnsi="Calibri" w:cs="Calibri"/>
           <w:b/>
           <w:bCs/>
           <w:color w:val="D86DCB" w:themeColor="accent5" w:themeTint="99"/>
@@ -6426,17 +6426,17 @@
       <w:pPr>
         <w:jc w:val="both"/>
         <w:rPr>
-          <w:rFonts w:ascii="Carlito" w:hAnsi="Carlito" w:cs="Carlito"/>
-          <w:b/>
-          <w:bCs/>
-          <w:color w:val="D86DCB" w:themeColor="accent5" w:themeTint="99"/>
-          <w:sz w:val="36"/>
-          <w:szCs w:val="36"/>
-        </w:rPr>
-      </w:pPr>
-      <w:r>
-        <w:rPr>
-          <w:rFonts w:ascii="Carlito" w:hAnsi="Carlito" w:cs="Carlito"/>
+          <w:rFonts w:ascii="Calibri" w:hAnsi="Calibri" w:cs="Calibri"/>
+          <w:b/>
+          <w:bCs/>
+          <w:color w:val="D86DCB" w:themeColor="accent5" w:themeTint="99"/>
+          <w:sz w:val="36"/>
+          <w:szCs w:val="36"/>
+        </w:rPr>
+      </w:pPr>
+      <w:r>
+        <w:rPr>
+          <w:rFonts w:ascii="Calibri" w:hAnsi="Calibri" w:cs="Calibri"/>
           <w:b/>
           <w:bCs/>
           <w:color w:val="D86DCB" w:themeColor="accent5" w:themeTint="99"/>
@@ -6450,17 +6450,17 @@
       <w:pPr>
         <w:jc w:val="both"/>
         <w:rPr>
-          <w:rFonts w:ascii="Carlito" w:hAnsi="Carlito" w:cs="Carlito"/>
-          <w:b/>
-          <w:bCs/>
-          <w:color w:val="D86DCB" w:themeColor="accent5" w:themeTint="99"/>
-          <w:sz w:val="36"/>
-          <w:szCs w:val="36"/>
-        </w:rPr>
-      </w:pPr>
-      <w:r>
-        <w:rPr>
-          <w:rFonts w:ascii="Carlito" w:hAnsi="Carlito" w:cs="Carlito"/>
+          <w:rFonts w:ascii="Calibri" w:hAnsi="Calibri" w:cs="Calibri"/>
+          <w:b/>
+          <w:bCs/>
+          <w:color w:val="D86DCB" w:themeColor="accent5" w:themeTint="99"/>
+          <w:sz w:val="36"/>
+          <w:szCs w:val="36"/>
+        </w:rPr>
+      </w:pPr>
+      <w:r>
+        <w:rPr>
+          <w:rFonts w:ascii="Calibri" w:hAnsi="Calibri" w:cs="Calibri"/>
           <w:b/>
           <w:bCs/>
           <w:color w:val="D86DCB" w:themeColor="accent5" w:themeTint="99"/>
@@ -6474,17 +6474,17 @@
       <w:pPr>
         <w:jc w:val="both"/>
         <w:rPr>
-          <w:rFonts w:ascii="Carlito" w:hAnsi="Carlito" w:cs="Carlito"/>
-          <w:b/>
-          <w:bCs/>
-          <w:color w:val="D86DCB" w:themeColor="accent5" w:themeTint="99"/>
-          <w:sz w:val="36"/>
-          <w:szCs w:val="36"/>
-        </w:rPr>
-      </w:pPr>
-      <w:r>
-        <w:rPr>
-          <w:rFonts w:ascii="Carlito" w:hAnsi="Carlito" w:cs="Carlito"/>
+          <w:rFonts w:ascii="Calibri" w:hAnsi="Calibri" w:cs="Calibri"/>
+          <w:b/>
+          <w:bCs/>
+          <w:color w:val="D86DCB" w:themeColor="accent5" w:themeTint="99"/>
+          <w:sz w:val="36"/>
+          <w:szCs w:val="36"/>
+        </w:rPr>
+      </w:pPr>
+      <w:r>
+        <w:rPr>
+          <w:rFonts w:ascii="Calibri" w:hAnsi="Calibri" w:cs="Calibri"/>
           <w:b/>
           <w:bCs/>
           <w:color w:val="D86DCB" w:themeColor="accent5" w:themeTint="99"/>
@@ -6498,17 +6498,17 @@
       <w:pPr>
         <w:jc w:val="both"/>
         <w:rPr>
-          <w:rFonts w:ascii="Carlito" w:hAnsi="Carlito" w:cs="Carlito"/>
-          <w:b/>
-          <w:bCs/>
-          <w:color w:val="D86DCB" w:themeColor="accent5" w:themeTint="99"/>
-          <w:sz w:val="36"/>
-          <w:szCs w:val="36"/>
-        </w:rPr>
-      </w:pPr>
-      <w:r>
-        <w:rPr>
-          <w:rFonts w:ascii="Carlito" w:hAnsi="Carlito" w:cs="Carlito"/>
+          <w:rFonts w:ascii="Calibri" w:hAnsi="Calibri" w:cs="Calibri"/>
+          <w:b/>
+          <w:bCs/>
+          <w:color w:val="D86DCB" w:themeColor="accent5" w:themeTint="99"/>
+          <w:sz w:val="36"/>
+          <w:szCs w:val="36"/>
+        </w:rPr>
+      </w:pPr>
+      <w:r>
+        <w:rPr>
+          <w:rFonts w:ascii="Calibri" w:hAnsi="Calibri" w:cs="Calibri"/>
           <w:b/>
           <w:bCs/>
           <w:color w:val="D86DCB" w:themeColor="accent5" w:themeTint="99"/>
@@ -6522,17 +6522,17 @@
       <w:pPr>
         <w:jc w:val="both"/>
         <w:rPr>
-          <w:rFonts w:ascii="Carlito" w:hAnsi="Carlito" w:cs="Carlito"/>
-          <w:sz w:val="36"/>
-          <w:szCs w:val="36"/>
-        </w:rPr>
-      </w:pPr>
-    </w:p>
-    <w:p>
-      <w:pPr>
-        <w:jc w:val="both"/>
-        <w:rPr>
-          <w:rFonts w:ascii="Carlito" w:hAnsi="Carlito" w:cs="Carlito"/>
+          <w:rFonts w:ascii="Calibri" w:hAnsi="Calibri" w:cs="Calibri"/>
+          <w:sz w:val="36"/>
+          <w:szCs w:val="36"/>
+        </w:rPr>
+      </w:pPr>
+    </w:p>
+    <w:p>
+      <w:pPr>
+        <w:jc w:val="both"/>
+        <w:rPr>
+          <w:rFonts w:ascii="Calibri" w:hAnsi="Calibri" w:cs="Calibri"/>
           <w:sz w:val="36"/>
           <w:szCs w:val="36"/>
         </w:rPr>
